--- a/docs/files/artea/artea_6M2026_en.docx
+++ b/docs/files/artea/artea_6M2026_en.docx
@@ -4482,24 +4482,10 @@
         <w:rPr>
           <w:sz w:val="24"/>
         </w:rPr>
-        <w:t xml:space="preserve">☐ </w:t>
+        <w:t xml:space="preserve">☑ </w:t>
       </w:r>
       <w:r>
         <w:t>Yes, the company is not in the list of sanctions (add a screenshot)</w:t>
-      </w:r>
-    </w:p>
-    <w:p>
-      <w:pPr>
-        <w:spacing w:after="0"/>
-        <w:ind w:left="397"/>
-      </w:pPr>
-      <w:r>
-        <w:rPr>
-          <w:b/>
-          <w:color w:val="B42318"/>
-          <w:sz w:val="19"/>
-        </w:rPr>
-        <w:t>Needs review</w:t>
       </w:r>
     </w:p>
     <w:p>
@@ -4519,7 +4505,7 @@
           <w:color w:val="333333"/>
           <w:sz w:val="19"/>
         </w:rPr>
-        <w:t>Automatic check against the EU, UN, US OFAC and UK consolidated sanctions lists.</w:t>
+        <w:t>Not found on the EU, UN, UK, US OFAC consolidated sanctions lists (automatic check 2026-10-22).</w:t>
       </w:r>
     </w:p>
     <w:p>

--- a/docs/files/artea/artea_6M2026_en.docx
+++ b/docs/files/artea/artea_6M2026_en.docx
@@ -2,112 +2,287 @@
 <file path=word/document.xml><?xml version="1.0" encoding="utf-8"?>
 <w:document xmlns:wpc="http://schemas.microsoft.com/office/word/2010/wordprocessingCanvas" xmlns:mo="http://schemas.microsoft.com/office/mac/office/2008/main" xmlns:mc="http://schemas.openxmlformats.org/markup-compatibility/2006" xmlns:mv="urn:schemas-microsoft-com:mac:vml" xmlns:o="urn:schemas-microsoft-com:office:office" xmlns:r="http://schemas.openxmlformats.org/officeDocument/2006/relationships" xmlns:m="http://schemas.openxmlformats.org/officeDocument/2006/math" xmlns:v="urn:schemas-microsoft-com:vml" xmlns:wp14="http://schemas.microsoft.com/office/word/2010/wordprocessingDrawing" xmlns:wp="http://schemas.openxmlformats.org/drawingml/2006/wordprocessingDrawing" xmlns:w10="urn:schemas-microsoft-com:office:word" xmlns:w="http://schemas.openxmlformats.org/wordprocessingml/2006/main" xmlns:w14="http://schemas.microsoft.com/office/word/2010/wordml" xmlns:wpg="http://schemas.microsoft.com/office/word/2010/wordprocessingGroup" xmlns:wpi="http://schemas.microsoft.com/office/word/2010/wordprocessingInk" xmlns:wne="http://schemas.microsoft.com/office/word/2006/wordml" xmlns:wps="http://schemas.microsoft.com/office/word/2010/wordprocessingShape" mc:Ignorable="w14 wp14">
   <w:body>
+    <w:tbl>
+      <w:tblPr>
+        <w:tblW w:w="9639" w:type="dxa"/>
+        <w:tblBorders>
+          <w:top w:val="nil"/>
+          <w:left w:val="nil"/>
+          <w:bottom w:val="nil"/>
+          <w:right w:val="nil"/>
+          <w:insideH w:val="nil"/>
+          <w:insideV w:val="nil"/>
+        </w:tblBorders>
+        <w:tblLayout w:type="fixed"/>
+        <w:tblCellMar>
+          <w:top w:w="260" w:type="dxa"/>
+          <w:left w:w="280" w:type="dxa"/>
+          <w:bottom w:w="260" w:type="dxa"/>
+          <w:right w:w="280" w:type="dxa"/>
+        </w:tblCellMar>
+        <w:tblLook w:firstColumn="1" w:firstRow="1" w:lastColumn="0" w:lastRow="0" w:noHBand="0" w:noVBand="1" w:val="04A0"/>
+      </w:tblPr>
+      <w:tblGrid>
+        <w:gridCol w:w="7030"/>
+        <w:gridCol w:w="2608"/>
+      </w:tblGrid>
+      <w:tr>
+        <w:tc>
+          <w:tcPr>
+            <w:tcW w:type="dxa" w:w="7030"/>
+            <w:shd w:val="clear" w:color="auto" w:fill="1F4E79"/>
+          </w:tcPr>
+          <w:p>
+            <w:pPr>
+              <w:spacing w:before="0" w:after="0"/>
+            </w:pPr>
+            <w:r>
+              <w:rPr>
+                <w:b/>
+                <w:caps/>
+                <w:color w:val="AFC6DD"/>
+                <w:sz w:val="17"/>
+              </w:rPr>
+              <w:t>Issuer review · 6M2026</w:t>
+            </w:r>
+          </w:p>
+          <w:p>
+            <w:pPr>
+              <w:spacing w:before="40" w:after="0"/>
+            </w:pPr>
+            <w:r>
+              <w:rPr>
+                <w:b/>
+                <w:color w:val="FFFFFF"/>
+                <w:sz w:val="52"/>
+              </w:rPr>
+              <w:t>Artea bankas</w:t>
+            </w:r>
+          </w:p>
+        </w:tc>
+        <w:tc>
+          <w:tcPr>
+            <w:tcW w:type="dxa" w:w="2608"/>
+            <w:shd w:val="clear" w:color="auto" w:fill="1F4E79"/>
+          </w:tcPr>
+          <w:p>
+            <w:pPr>
+              <w:spacing w:before="280" w:after="0"/>
+              <w:jc w:val="right"/>
+            </w:pPr>
+            <w:r>
+              <w:rPr>
+                <w:b/>
+                <w:color w:val="1B7F3B"/>
+                <w:sz w:val="19"/>
+                <w:shd w:val="clear" w:color="auto" w:fill="E3F3E8"/>
+              </w:rPr>
+              <w:t xml:space="preserve">  ●  OK  </w:t>
+            </w:r>
+          </w:p>
+        </w:tc>
+      </w:tr>
+    </w:tbl>
     <w:p>
       <w:pPr>
-        <w:spacing w:after="0"/>
+        <w:pBdr>
+          <w:top w:val="single" w:sz="12" w:color="2A78D6" w:space="0"/>
+        </w:pBdr>
+        <w:spacing w:before="0" w:after="200" w:line="120" w:lineRule="auto"/>
       </w:pPr>
-      <w:r>
-        <w:rPr>
-          <w:b/>
-          <w:color w:val="1F4E79"/>
-          <w:sz w:val="48"/>
-        </w:rPr>
-        <w:t>Artea bankas</w:t>
-      </w:r>
-    </w:p>
-    <w:p>
-      <w:r>
-        <w:rPr>
-          <w:color w:val="5F6B7A"/>
-          <w:sz w:val="24"/>
-        </w:rPr>
-        <w:t>Issuer review · 6M2026</w:t>
-      </w:r>
-    </w:p>
-    <w:p>
-      <w:pPr>
-        <w:spacing w:after="0"/>
-      </w:pPr>
-      <w:r>
-        <w:rPr>
-          <w:b/>
-          <w:sz w:val="19"/>
-        </w:rPr>
-        <w:t xml:space="preserve">Analysis date: </w:t>
-      </w:r>
-      <w:r>
-        <w:rPr>
-          <w:b w:val="0"/>
-          <w:sz w:val="19"/>
-        </w:rPr>
-        <w:t>2026-10-22</w:t>
-      </w:r>
-    </w:p>
-    <w:p>
-      <w:pPr>
-        <w:spacing w:after="0"/>
-      </w:pPr>
-      <w:r>
-        <w:rPr>
-          <w:b/>
-          <w:sz w:val="19"/>
-        </w:rPr>
-        <w:t xml:space="preserve">Rating: </w:t>
-      </w:r>
-      <w:r>
-        <w:rPr>
-          <w:b w:val="0"/>
-          <w:sz w:val="19"/>
-        </w:rPr>
-        <w:t>Moody's (2026-04-21): long-term deposits upgraded to A3, senior unsecured Baa1 affirmed, outlook changed from stable to positive</w:t>
-      </w:r>
-      <w:hyperlink r:id="rId10">
-        <w:r>
-          <w:rPr>
-            <w:color w:val="2A78D6"/>
-            <w:vertAlign w:val="superscript"/>
-            <w:sz w:val="16"/>
-          </w:rPr>
-          <w:t xml:space="preserve">1</w:t>
-        </w:r>
-      </w:hyperlink>
-    </w:p>
-    <w:p>
-      <w:pPr>
-        <w:spacing w:after="0"/>
-      </w:pPr>
-      <w:r>
-        <w:rPr>
-          <w:b/>
-          <w:sz w:val="19"/>
-        </w:rPr>
-        <w:t xml:space="preserve">Next report: </w:t>
-      </w:r>
-      <w:r>
-        <w:rPr>
-          <w:b w:val="0"/>
-          <w:sz w:val="19"/>
-        </w:rPr>
-        <w:t>9M 2026 interim report - 2026-10-28</w:t>
-      </w:r>
     </w:p>
     <w:tbl>
       <w:tblPr>
-        <w:tblW w:type="auto" w:w="0"/>
+        <w:tblW w:w="9639" w:type="dxa"/>
+        <w:tblBorders>
+          <w:top w:val="nil"/>
+          <w:left w:val="nil"/>
+          <w:bottom w:val="nil"/>
+          <w:right w:val="nil"/>
+          <w:insideH w:val="nil"/>
+          <w:insideV w:val="nil"/>
+        </w:tblBorders>
+        <w:tblLayout w:type="fixed"/>
+        <w:tblCellMar>
+          <w:top w:w="0" w:type="dxa"/>
+          <w:left w:w="0" w:type="dxa"/>
+          <w:bottom w:w="120" w:type="dxa"/>
+          <w:right w:w="160" w:type="dxa"/>
+        </w:tblCellMar>
         <w:tblLook w:firstColumn="1" w:firstRow="1" w:lastColumn="0" w:lastRow="0" w:noHBand="0" w:noVBand="1" w:val="04A0"/>
       </w:tblPr>
       <w:tblGrid>
-        <w:gridCol w:w="9972"/>
+        <w:gridCol w:w="3213"/>
+        <w:gridCol w:w="3213"/>
+        <w:gridCol w:w="3213"/>
+      </w:tblGrid>
+      <w:tr>
+        <w:tc>
+          <w:tcPr>
+            <w:tcW w:type="dxa" w:w="3213"/>
+            <w:tcBorders>
+              <w:top w:val="nil"/>
+              <w:left w:val="nil"/>
+              <w:bottom w:val="single" w:sz="4" w:color="C9D3DE" w:space="0"/>
+              <w:right w:val="nil"/>
+            </w:tcBorders>
+          </w:tcPr>
+          <w:p>
+            <w:pPr>
+              <w:spacing w:before="0" w:after="20"/>
+            </w:pPr>
+            <w:r>
+              <w:rPr>
+                <w:b/>
+                <w:caps/>
+                <w:color w:val="5F6B7A"/>
+                <w:sz w:val="15"/>
+              </w:rPr>
+              <w:t>Analysis date</w:t>
+            </w:r>
+          </w:p>
+          <w:p>
+            <w:pPr>
+              <w:spacing w:before="0" w:after="0"/>
+            </w:pPr>
+            <w:r>
+              <w:rPr>
+                <w:b w:val="0"/>
+                <w:sz w:val="19"/>
+              </w:rPr>
+              <w:t>2026-10-22</w:t>
+            </w:r>
+          </w:p>
+        </w:tc>
+        <w:tc>
+          <w:tcPr>
+            <w:tcW w:type="dxa" w:w="3213"/>
+            <w:tcBorders>
+              <w:top w:val="nil"/>
+              <w:left w:val="nil"/>
+              <w:bottom w:val="single" w:sz="4" w:color="C9D3DE" w:space="0"/>
+              <w:right w:val="nil"/>
+            </w:tcBorders>
+          </w:tcPr>
+          <w:p>
+            <w:pPr>
+              <w:spacing w:before="0" w:after="20"/>
+            </w:pPr>
+            <w:r>
+              <w:rPr>
+                <w:b/>
+                <w:caps/>
+                <w:color w:val="5F6B7A"/>
+                <w:sz w:val="15"/>
+              </w:rPr>
+              <w:t>Rating</w:t>
+            </w:r>
+          </w:p>
+          <w:p>
+            <w:pPr>
+              <w:spacing w:before="0" w:after="0"/>
+            </w:pPr>
+            <w:r>
+              <w:rPr>
+                <w:b w:val="0"/>
+                <w:sz w:val="19"/>
+              </w:rPr>
+              <w:t>Moody's (2026-04-21): long-term deposits upgraded to A3, senior unsecured Baa1 affirmed, outlook changed from stable to positive</w:t>
+            </w:r>
+            <w:hyperlink r:id="rId12">
+              <w:r>
+                <w:rPr>
+                  <w:color w:val="2A78D6"/>
+                  <w:vertAlign w:val="superscript"/>
+                  <w:sz w:val="16"/>
+                </w:rPr>
+                <w:t xml:space="preserve">1</w:t>
+              </w:r>
+            </w:hyperlink>
+          </w:p>
+        </w:tc>
+        <w:tc>
+          <w:tcPr>
+            <w:tcW w:type="dxa" w:w="3213"/>
+            <w:tcBorders>
+              <w:top w:val="nil"/>
+              <w:left w:val="nil"/>
+              <w:bottom w:val="single" w:sz="4" w:color="C9D3DE" w:space="0"/>
+              <w:right w:val="nil"/>
+            </w:tcBorders>
+          </w:tcPr>
+          <w:p>
+            <w:pPr>
+              <w:spacing w:before="0" w:after="20"/>
+            </w:pPr>
+            <w:r>
+              <w:rPr>
+                <w:b/>
+                <w:caps/>
+                <w:color w:val="5F6B7A"/>
+                <w:sz w:val="15"/>
+              </w:rPr>
+              <w:t>Next report</w:t>
+            </w:r>
+          </w:p>
+          <w:p>
+            <w:pPr>
+              <w:spacing w:before="0" w:after="0"/>
+            </w:pPr>
+            <w:r>
+              <w:rPr>
+                <w:b w:val="0"/>
+                <w:sz w:val="19"/>
+              </w:rPr>
+              <w:t>9M 2026 interim report - 2026-10-28</w:t>
+            </w:r>
+          </w:p>
+        </w:tc>
+      </w:tr>
+    </w:tbl>
+    <w:p>
+      <w:pPr>
+        <w:spacing w:before="0" w:after="80"/>
+      </w:pPr>
+    </w:p>
+    <w:tbl>
+      <w:tblPr>
+        <w:tblW w:w="9639" w:type="dxa"/>
+        <w:tblBorders>
+          <w:top w:val="nil"/>
+          <w:left w:val="nil"/>
+          <w:bottom w:val="nil"/>
+          <w:right w:val="nil"/>
+          <w:insideH w:val="nil"/>
+          <w:insideV w:val="nil"/>
+        </w:tblBorders>
+        <w:tblLayout w:type="fixed"/>
+        <w:tblCellMar>
+          <w:top w:w="180" w:type="dxa"/>
+          <w:left w:w="260" w:type="dxa"/>
+          <w:bottom w:w="200" w:type="dxa"/>
+          <w:right w:w="260" w:type="dxa"/>
+        </w:tblCellMar>
+        <w:tblLook w:firstColumn="1" w:firstRow="1" w:lastColumn="0" w:lastRow="0" w:noHBand="0" w:noVBand="1" w:val="04A0"/>
+      </w:tblPr>
+      <w:tblGrid>
+        <w:gridCol w:w="9639"/>
       </w:tblGrid>
       <w:tr>
         <w:tc>
           <w:tcPr>
             <w:tcW w:type="dxa" w:w="9638"/>
+            <w:tcBorders>
+              <w:top w:val="nil"/>
+              <w:left w:val="single" w:sz="24" w:color="1B7F3B" w:space="0"/>
+              <w:bottom w:val="nil"/>
+              <w:right w:val="nil"/>
+            </w:tcBorders>
             <w:shd w:val="clear" w:color="auto" w:fill="E3F3E8"/>
           </w:tcPr>
           <w:p>
             <w:pPr>
-              <w:spacing w:before="60" w:after="60"/>
+              <w:spacing w:before="0" w:after="0" w:line="276" w:lineRule="auto"/>
             </w:pPr>
             <w:r>
               <w:rPr>
@@ -125,7 +300,7 @@
               </w:rPr>
               <w:t xml:space="preserve"> 1H profit EUR 23.2m versus 31.9m a year ago; ROE 7.8%</w:t>
             </w:r>
-            <w:hyperlink r:id="rId11">
+            <w:hyperlink r:id="rId13">
               <w:r>
                 <w:rPr>
                   <w:color w:val="2A78D6"/>
@@ -143,7 +318,7 @@
               </w:rPr>
               <w:t>. Capital (21.5%) and liquidity (LCR 179%) have headroom, and Moody's upgraded the rating in April 2026</w:t>
             </w:r>
-            <w:hyperlink r:id="rId11">
+            <w:hyperlink r:id="rId13">
               <w:r>
                 <w:rPr>
                   <w:color w:val="2A78D6"/>
@@ -167,63 +342,101 @@
     </w:tbl>
     <w:p>
       <w:pPr>
-        <w:spacing w:after="0"/>
+        <w:spacing w:before="0" w:after="120"/>
       </w:pPr>
     </w:p>
     <w:tbl>
       <w:tblPr>
-        <w:tblW w:type="auto" w:w="0"/>
-        <w:jc w:val="center"/>
+        <w:tblW w:w="9639" w:type="dxa"/>
+        <w:tblBorders>
+          <w:top w:val="nil"/>
+          <w:left w:val="nil"/>
+          <w:bottom w:val="nil"/>
+          <w:right w:val="nil"/>
+          <w:insideH w:val="nil"/>
+          <w:insideV w:val="nil"/>
+        </w:tblBorders>
+        <w:tblLayout w:type="fixed"/>
+        <w:tblCellMar>
+          <w:top w:w="150" w:type="dxa"/>
+          <w:left w:w="170" w:type="dxa"/>
+          <w:bottom w:w="150" w:type="dxa"/>
+          <w:right w:w="100" w:type="dxa"/>
+        </w:tblCellMar>
         <w:tblLook w:firstColumn="1" w:firstRow="1" w:lastColumn="0" w:lastRow="0" w:noHBand="0" w:noVBand="1" w:val="04A0"/>
-        <w:tblBorders>
-          <w:top w:val="single" w:sz="4" w:color="FFFFFF"/>
-          <w:left w:val="nil"/>
-          <w:bottom w:val="single" w:sz="4" w:color="FFFFFF"/>
-          <w:right w:val="nil"/>
-          <w:insideH w:val="single" w:sz="4" w:color="FFFFFF"/>
-          <w:insideV w:val="nil"/>
-        </w:tblBorders>
       </w:tblPr>
       <w:tblGrid>
-        <w:gridCol w:w="2493"/>
-        <w:gridCol w:w="2493"/>
-        <w:gridCol w:w="2493"/>
-        <w:gridCol w:w="2493"/>
+        <w:gridCol w:w="2260"/>
+        <w:gridCol w:w="198"/>
+        <w:gridCol w:w="2260"/>
+        <w:gridCol w:w="198"/>
+        <w:gridCol w:w="2260"/>
+        <w:gridCol w:w="198"/>
+        <w:gridCol w:w="2260"/>
       </w:tblGrid>
       <w:tr>
         <w:tc>
           <w:tcPr>
-            <w:tcW w:type="dxa" w:w="2493"/>
-            <w:shd w:val="clear" w:color="auto" w:fill="EAF1F8"/>
+            <w:tcW w:type="dxa" w:w="2261"/>
+            <w:tcBorders>
+              <w:top w:val="single" w:sz="18" w:color="2A78D6" w:space="0"/>
+              <w:left w:val="single" w:sz="4" w:color="C9D3DE" w:space="0"/>
+              <w:bottom w:val="single" w:sz="4" w:color="C9D3DE" w:space="0"/>
+              <w:right w:val="single" w:sz="4" w:color="C9D3DE" w:space="0"/>
+            </w:tcBorders>
           </w:tcPr>
           <w:p>
-            <w:r/>
+            <w:pPr>
+              <w:spacing w:before="0" w:after="60"/>
+            </w:pPr>
             <w:r>
               <w:rPr>
+                <w:b/>
+                <w:caps/>
                 <w:color w:val="5F6B7A"/>
-                <w:sz w:val="16"/>
+                <w:sz w:val="14"/>
               </w:rPr>
-              <w:t>Net profit (6M2026)</w:t>
+              <w:t>Net profit</w:t>
+            </w:r>
+            <w:r>
+              <w:rPr>
+                <w:b w:val="0"/>
+                <w:color w:val="5F6B7A"/>
+                <w:sz w:val="14"/>
+              </w:rPr>
+              <w:t xml:space="preserve">  ·  6M2026</w:t>
             </w:r>
           </w:p>
           <w:p>
             <w:pPr>
-              <w:spacing w:after="0"/>
+              <w:spacing w:before="0" w:after="20"/>
             </w:pPr>
             <w:r>
               <w:rPr>
                 <w:b/>
                 <w:color w:val="1F4E79"/>
-                <w:sz w:val="26"/>
+                <w:sz w:val="34"/>
               </w:rPr>
-              <w:t>23.2 EUR m</w:t>
+              <w:t>23.2</w:t>
+            </w:r>
+            <w:r>
+              <w:rPr>
+                <w:b w:val="0"/>
+                <w:color w:val="5F6B7A"/>
+                <w:sz w:val="18"/>
+              </w:rPr>
+              <w:t xml:space="preserve"> EUR m</w:t>
             </w:r>
           </w:p>
           <w:p>
+            <w:pPr>
+              <w:spacing w:before="0" w:after="0"/>
+            </w:pPr>
             <w:r>
               <w:rPr>
+                <w:b w:val="0"/>
                 <w:color w:val="5F6B7A"/>
-                <w:sz w:val="16"/>
+                <w:sz w:val="15"/>
               </w:rPr>
               <w:t>▼ 27.3 % vs 6M2025</w:t>
             </w:r>
@@ -231,37 +444,72 @@
         </w:tc>
         <w:tc>
           <w:tcPr>
-            <w:tcW w:type="dxa" w:w="2493"/>
-            <w:shd w:val="clear" w:color="auto" w:fill="EAF1F8"/>
+            <w:tcW w:type="dxa" w:w="198"/>
+          </w:tcPr>
+          <w:p/>
+        </w:tc>
+        <w:tc>
+          <w:tcPr>
+            <w:tcW w:type="dxa" w:w="2261"/>
+            <w:tcBorders>
+              <w:top w:val="single" w:sz="18" w:color="2A78D6" w:space="0"/>
+              <w:left w:val="single" w:sz="4" w:color="C9D3DE" w:space="0"/>
+              <w:bottom w:val="single" w:sz="4" w:color="C9D3DE" w:space="0"/>
+              <w:right w:val="single" w:sz="4" w:color="C9D3DE" w:space="0"/>
+            </w:tcBorders>
           </w:tcPr>
           <w:p>
-            <w:r/>
+            <w:pPr>
+              <w:spacing w:before="0" w:after="60"/>
+            </w:pPr>
             <w:r>
               <w:rPr>
+                <w:b/>
+                <w:caps/>
                 <w:color w:val="5F6B7A"/>
-                <w:sz w:val="16"/>
+                <w:sz w:val="14"/>
               </w:rPr>
-              <w:t>ROE (6M2026)</w:t>
+              <w:t>ROE</w:t>
+            </w:r>
+            <w:r>
+              <w:rPr>
+                <w:b w:val="0"/>
+                <w:color w:val="5F6B7A"/>
+                <w:sz w:val="14"/>
+              </w:rPr>
+              <w:t xml:space="preserve">  ·  6M2026</w:t>
             </w:r>
           </w:p>
           <w:p>
             <w:pPr>
-              <w:spacing w:after="0"/>
+              <w:spacing w:before="0" w:after="20"/>
             </w:pPr>
             <w:r>
               <w:rPr>
                 <w:b/>
                 <w:color w:val="1F4E79"/>
-                <w:sz w:val="26"/>
+                <w:sz w:val="34"/>
               </w:rPr>
-              <w:t>7.8%</w:t>
+              <w:t>7.8</w:t>
+            </w:r>
+            <w:r>
+              <w:rPr>
+                <w:b w:val="0"/>
+                <w:color w:val="5F6B7A"/>
+                <w:sz w:val="18"/>
+              </w:rPr>
+              <w:t xml:space="preserve"> %</w:t>
             </w:r>
           </w:p>
           <w:p>
+            <w:pPr>
+              <w:spacing w:before="0" w:after="0"/>
+            </w:pPr>
             <w:r>
               <w:rPr>
+                <w:b w:val="0"/>
                 <w:color w:val="5F6B7A"/>
-                <w:sz w:val="16"/>
+                <w:sz w:val="15"/>
               </w:rPr>
               <w:t>▼ 3.3 p. p. vs 6M2025</w:t>
             </w:r>
@@ -269,37 +517,72 @@
         </w:tc>
         <w:tc>
           <w:tcPr>
-            <w:tcW w:type="dxa" w:w="2493"/>
-            <w:shd w:val="clear" w:color="auto" w:fill="EAF1F8"/>
+            <w:tcW w:type="dxa" w:w="198"/>
+          </w:tcPr>
+          <w:p/>
+        </w:tc>
+        <w:tc>
+          <w:tcPr>
+            <w:tcW w:type="dxa" w:w="2261"/>
+            <w:tcBorders>
+              <w:top w:val="single" w:sz="18" w:color="2A78D6" w:space="0"/>
+              <w:left w:val="single" w:sz="4" w:color="C9D3DE" w:space="0"/>
+              <w:bottom w:val="single" w:sz="4" w:color="C9D3DE" w:space="0"/>
+              <w:right w:val="single" w:sz="4" w:color="C9D3DE" w:space="0"/>
+            </w:tcBorders>
           </w:tcPr>
           <w:p>
-            <w:r/>
+            <w:pPr>
+              <w:spacing w:before="0" w:after="60"/>
+            </w:pPr>
             <w:r>
               <w:rPr>
+                <w:b/>
+                <w:caps/>
                 <w:color w:val="5F6B7A"/>
-                <w:sz w:val="16"/>
+                <w:sz w:val="14"/>
               </w:rPr>
-              <w:t>Total capital ratio (6M2026)</w:t>
+              <w:t>Total capital ratio</w:t>
+            </w:r>
+            <w:r>
+              <w:rPr>
+                <w:b w:val="0"/>
+                <w:color w:val="5F6B7A"/>
+                <w:sz w:val="14"/>
+              </w:rPr>
+              <w:t xml:space="preserve">  ·  6M2026</w:t>
             </w:r>
           </w:p>
           <w:p>
             <w:pPr>
-              <w:spacing w:after="0"/>
+              <w:spacing w:before="0" w:after="20"/>
             </w:pPr>
             <w:r>
               <w:rPr>
                 <w:b/>
                 <w:color w:val="1F4E79"/>
-                <w:sz w:val="26"/>
+                <w:sz w:val="34"/>
               </w:rPr>
-              <w:t>21.5%</w:t>
+              <w:t>21.5</w:t>
+            </w:r>
+            <w:r>
+              <w:rPr>
+                <w:b w:val="0"/>
+                <w:color w:val="5F6B7A"/>
+                <w:sz w:val="18"/>
+              </w:rPr>
+              <w:t xml:space="preserve"> %</w:t>
             </w:r>
           </w:p>
           <w:p>
+            <w:pPr>
+              <w:spacing w:before="0" w:after="0"/>
+            </w:pPr>
             <w:r>
               <w:rPr>
+                <w:b w:val="0"/>
                 <w:color w:val="5F6B7A"/>
-                <w:sz w:val="16"/>
+                <w:sz w:val="15"/>
               </w:rPr>
               <w:t>▲ 0.35 p. p. vs FY2025</w:t>
             </w:r>
@@ -307,37 +590,72 @@
         </w:tc>
         <w:tc>
           <w:tcPr>
-            <w:tcW w:type="dxa" w:w="2493"/>
-            <w:shd w:val="clear" w:color="auto" w:fill="EAF1F8"/>
+            <w:tcW w:type="dxa" w:w="198"/>
+          </w:tcPr>
+          <w:p/>
+        </w:tc>
+        <w:tc>
+          <w:tcPr>
+            <w:tcW w:type="dxa" w:w="2261"/>
+            <w:tcBorders>
+              <w:top w:val="single" w:sz="18" w:color="2A78D6" w:space="0"/>
+              <w:left w:val="single" w:sz="4" w:color="C9D3DE" w:space="0"/>
+              <w:bottom w:val="single" w:sz="4" w:color="C9D3DE" w:space="0"/>
+              <w:right w:val="single" w:sz="4" w:color="C9D3DE" w:space="0"/>
+            </w:tcBorders>
           </w:tcPr>
           <w:p>
-            <w:r/>
+            <w:pPr>
+              <w:spacing w:before="0" w:after="60"/>
+            </w:pPr>
             <w:r>
               <w:rPr>
+                <w:b/>
+                <w:caps/>
                 <w:color w:val="5F6B7A"/>
-                <w:sz w:val="16"/>
+                <w:sz w:val="14"/>
               </w:rPr>
-              <w:t>LCR (6M2026)</w:t>
+              <w:t>LCR</w:t>
+            </w:r>
+            <w:r>
+              <w:rPr>
+                <w:b w:val="0"/>
+                <w:color w:val="5F6B7A"/>
+                <w:sz w:val="14"/>
+              </w:rPr>
+              <w:t xml:space="preserve">  ·  6M2026</w:t>
             </w:r>
           </w:p>
           <w:p>
             <w:pPr>
-              <w:spacing w:after="0"/>
+              <w:spacing w:before="0" w:after="20"/>
             </w:pPr>
             <w:r>
               <w:rPr>
                 <w:b/>
                 <w:color w:val="1F4E79"/>
-                <w:sz w:val="26"/>
+                <w:sz w:val="34"/>
               </w:rPr>
-              <w:t>179%</w:t>
+              <w:t>179</w:t>
+            </w:r>
+            <w:r>
+              <w:rPr>
+                <w:b w:val="0"/>
+                <w:color w:val="5F6B7A"/>
+                <w:sz w:val="18"/>
+              </w:rPr>
+              <w:t xml:space="preserve"> %</w:t>
             </w:r>
           </w:p>
           <w:p>
+            <w:pPr>
+              <w:spacing w:before="0" w:after="0"/>
+            </w:pPr>
             <w:r>
               <w:rPr>
+                <w:b w:val="0"/>
                 <w:color w:val="5F6B7A"/>
-                <w:sz w:val="16"/>
+                <w:sz w:val="15"/>
               </w:rPr>
               <w:t>▼ 29 p. p. vs FY2025</w:t>
             </w:r>
@@ -347,11 +665,29 @@
     </w:tbl>
     <w:p>
       <w:pPr>
-        <w:spacing w:before="280" w:after="80"/>
+        <w:spacing w:before="0" w:after="40"/>
+      </w:pPr>
+    </w:p>
+    <w:p>
+      <w:pPr>
+        <w:keepNext/>
         <w:pBdr>
-          <w:bottom w:val="single" w:sz="6" w:color="C9D3DE" w:space="2"/>
+          <w:bottom w:val="single" w:sz="8" w:color="1F4E79" w:space="4"/>
         </w:pBdr>
+        <w:tabs>
+          <w:tab w:pos="482" w:val="left"/>
+        </w:tabs>
+        <w:spacing w:before="360" w:after="160"/>
       </w:pPr>
+      <w:r>
+        <w:rPr>
+          <w:b/>
+          <w:color w:val="2A78D6"/>
+          <w:sz w:val="18"/>
+        </w:rPr>
+        <w:t>01</w:t>
+        <w:tab/>
+      </w:r>
       <w:r>
         <w:rPr>
           <w:b/>
@@ -363,9 +699,21 @@
     </w:p>
     <w:p>
       <w:pPr>
-        <w:pStyle w:val="ListBullet"/>
-        <w:spacing w:after="60"/>
+        <w:tabs>
+          <w:tab w:pos="255" w:val="left"/>
+        </w:tabs>
+        <w:spacing w:before="0" w:after="80"/>
+        <w:ind w:left="255" w:hanging="255"/>
       </w:pPr>
+      <w:r>
+        <w:rPr>
+          <w:b/>
+          <w:color w:val="2A78D6"/>
+          <w:sz w:val="20"/>
+        </w:rPr>
+        <w:t>▪</w:t>
+        <w:tab/>
+      </w:r>
       <w:r>
         <w:rPr>
           <w:b/>
@@ -378,7 +726,7 @@
         </w:rPr>
         <w:t xml:space="preserve"> 1H net profit EUR 23.2m (31.9m a year ago), ROE 7.8% (11.1%). Net interest income rose 6% to EUR 72.5m, but costs grew faster: cost/income 56.8%</w:t>
       </w:r>
-      <w:hyperlink r:id="rId11">
+      <w:hyperlink r:id="rId13">
         <w:r>
           <w:rPr>
             <w:color w:val="2A78D6"/>
@@ -397,9 +745,21 @@
     </w:p>
     <w:p>
       <w:pPr>
-        <w:pStyle w:val="ListBullet"/>
-        <w:spacing w:after="60"/>
+        <w:tabs>
+          <w:tab w:pos="255" w:val="left"/>
+        </w:tabs>
+        <w:spacing w:before="0" w:after="80"/>
+        <w:ind w:left="255" w:hanging="255"/>
       </w:pPr>
+      <w:r>
+        <w:rPr>
+          <w:b/>
+          <w:color w:val="2A78D6"/>
+          <w:sz w:val="20"/>
+        </w:rPr>
+        <w:t>▪</w:t>
+        <w:tab/>
+      </w:r>
       <w:r>
         <w:rPr>
           <w:b/>
@@ -412,7 +772,7 @@
         </w:rPr>
         <w:t xml:space="preserve"> cost of risk 0.01% (0.24%), stage 3 loans 2.4% (calculated by the tool)</w:t>
       </w:r>
-      <w:hyperlink r:id="rId11">
+      <w:hyperlink r:id="rId13">
         <w:r>
           <w:rPr>
             <w:color w:val="2A78D6"/>
@@ -431,9 +791,21 @@
     </w:p>
     <w:p>
       <w:pPr>
-        <w:pStyle w:val="ListBullet"/>
-        <w:spacing w:after="60"/>
+        <w:tabs>
+          <w:tab w:pos="255" w:val="left"/>
+        </w:tabs>
+        <w:spacing w:before="0" w:after="80"/>
+        <w:ind w:left="255" w:hanging="255"/>
       </w:pPr>
+      <w:r>
+        <w:rPr>
+          <w:b/>
+          <w:color w:val="2A78D6"/>
+          <w:sz w:val="20"/>
+        </w:rPr>
+        <w:t>▪</w:t>
+        <w:tab/>
+      </w:r>
       <w:r>
         <w:rPr>
           <w:b/>
@@ -446,7 +818,7 @@
         </w:rPr>
         <w:t xml:space="preserve"> on 2026-04-21 Moody's raised the deposit rating to A3; senior unsecured debt Baa1, outlook positive</w:t>
       </w:r>
-      <w:hyperlink r:id="rId10">
+      <w:hyperlink r:id="rId12">
         <w:r>
           <w:rPr>
             <w:color w:val="2A78D6"/>
@@ -465,9 +837,21 @@
     </w:p>
     <w:p>
       <w:pPr>
-        <w:pStyle w:val="ListBullet"/>
-        <w:spacing w:after="60"/>
+        <w:tabs>
+          <w:tab w:pos="255" w:val="left"/>
+        </w:tabs>
+        <w:spacing w:before="0" w:after="80"/>
+        <w:ind w:left="255" w:hanging="255"/>
       </w:pPr>
+      <w:r>
+        <w:rPr>
+          <w:b/>
+          <w:color w:val="2A78D6"/>
+          <w:sz w:val="20"/>
+        </w:rPr>
+        <w:t>▪</w:t>
+        <w:tab/>
+      </w:r>
       <w:r>
         <w:rPr>
           <w:b/>
@@ -480,7 +864,7 @@
         </w:rPr>
         <w:t xml:space="preserve"> Tesonet Global plans to raise its stake to 31.68% and seek control (ECB approval, by Q1 2027); Tomas Varenbergas appointed acting CEO</w:t>
       </w:r>
-      <w:hyperlink r:id="rId11">
+      <w:hyperlink r:id="rId13">
         <w:r>
           <w:rPr>
             <w:color w:val="2A78D6"/>
@@ -499,11 +883,24 @@
     </w:p>
     <w:p>
       <w:pPr>
-        <w:spacing w:before="280" w:after="80"/>
+        <w:keepNext/>
         <w:pBdr>
-          <w:bottom w:val="single" w:sz="6" w:color="C9D3DE" w:space="2"/>
+          <w:bottom w:val="single" w:sz="8" w:color="1F4E79" w:space="4"/>
         </w:pBdr>
+        <w:tabs>
+          <w:tab w:pos="482" w:val="left"/>
+        </w:tabs>
+        <w:spacing w:before="360" w:after="160"/>
       </w:pPr>
+      <w:r>
+        <w:rPr>
+          <w:b/>
+          <w:color w:val="2A78D6"/>
+          <w:sz w:val="18"/>
+        </w:rPr>
+        <w:t>02</w:t>
+        <w:tab/>
+      </w:r>
       <w:r>
         <w:rPr>
           <w:b/>
@@ -515,37 +912,53 @@
     </w:p>
     <w:tbl>
       <w:tblPr>
-        <w:tblW w:type="auto" w:w="0"/>
+        <w:tblW w:w="9639" w:type="dxa"/>
+        <w:tblBorders>
+          <w:top w:val="nil"/>
+          <w:left w:val="nil"/>
+          <w:bottom w:val="nil"/>
+          <w:right w:val="nil"/>
+          <w:insideH w:val="nil"/>
+          <w:insideV w:val="nil"/>
+        </w:tblBorders>
+        <w:tblLayout w:type="fixed"/>
+        <w:tblCellMar>
+          <w:top w:w="70" w:type="dxa"/>
+          <w:left w:w="100" w:type="dxa"/>
+          <w:bottom w:w="70" w:type="dxa"/>
+          <w:right w:w="100" w:type="dxa"/>
+        </w:tblCellMar>
         <w:tblLook w:firstColumn="1" w:firstRow="1" w:lastColumn="0" w:lastRow="0" w:noHBand="0" w:noVBand="1" w:val="04A0"/>
-        <w:tblBorders>
-          <w:top w:val="single" w:sz="4" w:color="C9D3DE"/>
-          <w:left w:val="nil"/>
-          <w:bottom w:val="single" w:sz="4" w:color="C9D3DE"/>
-          <w:right w:val="nil"/>
-          <w:insideH w:val="single" w:sz="4" w:color="C9D3DE"/>
-          <w:insideV w:val="nil"/>
-        </w:tblBorders>
       </w:tblPr>
       <w:tblGrid>
-        <w:gridCol w:w="1994"/>
-        <w:gridCol w:w="1994"/>
-        <w:gridCol w:w="1994"/>
-        <w:gridCol w:w="1994"/>
-        <w:gridCol w:w="1994"/>
+        <w:gridCol w:w="1701"/>
+        <w:gridCol w:w="2608"/>
+        <w:gridCol w:w="963"/>
+        <w:gridCol w:w="1304"/>
+        <w:gridCol w:w="3061"/>
       </w:tblGrid>
       <w:tr>
         <w:tc>
           <w:tcPr>
             <w:tcW w:type="dxa" w:w="1701"/>
-            <w:shd w:val="clear" w:color="auto" w:fill="1F4E79"/>
+            <w:tcBorders>
+              <w:top w:val="single" w:sz="12" w:color="1F4E79" w:space="0"/>
+              <w:left w:val="nil"/>
+              <w:bottom w:val="single" w:sz="4" w:color="C9D3DE" w:space="0"/>
+              <w:right w:val="nil"/>
+            </w:tcBorders>
+            <w:shd w:val="clear" w:color="auto" w:fill="EAF1F8"/>
           </w:tcPr>
           <w:p>
-            <w:r/>
+            <w:pPr>
+              <w:spacing w:before="0" w:after="0"/>
+            </w:pPr>
             <w:r>
               <w:rPr>
                 <w:b/>
-                <w:color w:val="FFFFFF"/>
-                <w:sz w:val="17"/>
+                <w:caps/>
+                <w:color w:val="1F4E79"/>
+                <w:sz w:val="16"/>
               </w:rPr>
               <w:t>ISIN</w:t>
             </w:r>
@@ -554,15 +967,24 @@
         <w:tc>
           <w:tcPr>
             <w:tcW w:type="dxa" w:w="2608"/>
-            <w:shd w:val="clear" w:color="auto" w:fill="1F4E79"/>
+            <w:tcBorders>
+              <w:top w:val="single" w:sz="12" w:color="1F4E79" w:space="0"/>
+              <w:left w:val="nil"/>
+              <w:bottom w:val="single" w:sz="4" w:color="C9D3DE" w:space="0"/>
+              <w:right w:val="nil"/>
+            </w:tcBorders>
+            <w:shd w:val="clear" w:color="auto" w:fill="EAF1F8"/>
           </w:tcPr>
           <w:p>
-            <w:r/>
+            <w:pPr>
+              <w:spacing w:before="0" w:after="0"/>
+            </w:pPr>
             <w:r>
               <w:rPr>
                 <w:b/>
-                <w:color w:val="FFFFFF"/>
-                <w:sz w:val="17"/>
+                <w:caps/>
+                <w:color w:val="1F4E79"/>
+                <w:sz w:val="16"/>
               </w:rPr>
               <w:t>Instrument</w:t>
             </w:r>
@@ -571,18 +993,25 @@
         <w:tc>
           <w:tcPr>
             <w:tcW w:type="dxa" w:w="964"/>
-            <w:shd w:val="clear" w:color="auto" w:fill="1F4E79"/>
+            <w:tcBorders>
+              <w:top w:val="single" w:sz="12" w:color="1F4E79" w:space="0"/>
+              <w:left w:val="nil"/>
+              <w:bottom w:val="single" w:sz="4" w:color="C9D3DE" w:space="0"/>
+              <w:right w:val="nil"/>
+            </w:tcBorders>
+            <w:shd w:val="clear" w:color="auto" w:fill="EAF1F8"/>
           </w:tcPr>
           <w:p>
             <w:pPr>
+              <w:spacing w:before="0" w:after="0"/>
               <w:jc w:val="right"/>
             </w:pPr>
-            <w:r/>
             <w:r>
               <w:rPr>
                 <w:b/>
-                <w:color w:val="FFFFFF"/>
-                <w:sz w:val="17"/>
+                <w:caps/>
+                <w:color w:val="1F4E79"/>
+                <w:sz w:val="16"/>
               </w:rPr>
               <w:t>Coupon</w:t>
             </w:r>
@@ -591,15 +1020,24 @@
         <w:tc>
           <w:tcPr>
             <w:tcW w:type="dxa" w:w="1304"/>
-            <w:shd w:val="clear" w:color="auto" w:fill="1F4E79"/>
+            <w:tcBorders>
+              <w:top w:val="single" w:sz="12" w:color="1F4E79" w:space="0"/>
+              <w:left w:val="nil"/>
+              <w:bottom w:val="single" w:sz="4" w:color="C9D3DE" w:space="0"/>
+              <w:right w:val="nil"/>
+            </w:tcBorders>
+            <w:shd w:val="clear" w:color="auto" w:fill="EAF1F8"/>
           </w:tcPr>
           <w:p>
-            <w:r/>
+            <w:pPr>
+              <w:spacing w:before="0" w:after="0"/>
+            </w:pPr>
             <w:r>
               <w:rPr>
                 <w:b/>
-                <w:color w:val="FFFFFF"/>
-                <w:sz w:val="17"/>
+                <w:caps/>
+                <w:color w:val="1F4E79"/>
+                <w:sz w:val="16"/>
               </w:rPr>
               <w:t>Maturity</w:t>
             </w:r>
@@ -608,15 +1046,24 @@
         <w:tc>
           <w:tcPr>
             <w:tcW w:type="dxa" w:w="3061"/>
-            <w:shd w:val="clear" w:color="auto" w:fill="1F4E79"/>
+            <w:tcBorders>
+              <w:top w:val="single" w:sz="12" w:color="1F4E79" w:space="0"/>
+              <w:left w:val="nil"/>
+              <w:bottom w:val="single" w:sz="4" w:color="C9D3DE" w:space="0"/>
+              <w:right w:val="nil"/>
+            </w:tcBorders>
+            <w:shd w:val="clear" w:color="auto" w:fill="EAF1F8"/>
           </w:tcPr>
           <w:p>
-            <w:r/>
+            <w:pPr>
+              <w:spacing w:before="0" w:after="0"/>
+            </w:pPr>
             <w:r>
               <w:rPr>
                 <w:b/>
-                <w:color w:val="FFFFFF"/>
-                <w:sz w:val="17"/>
+                <w:caps/>
+                <w:color w:val="1F4E79"/>
+                <w:sz w:val="16"/>
               </w:rPr>
               <w:t>Note</w:t>
             </w:r>
@@ -627,12 +1074,17 @@
         <w:tc>
           <w:tcPr>
             <w:tcW w:type="dxa" w:w="1701"/>
+            <w:tcBorders>
+              <w:top w:val="nil"/>
+              <w:left w:val="nil"/>
+              <w:bottom w:val="single" w:sz="4" w:color="DDE3EA" w:space="0"/>
+              <w:right w:val="nil"/>
+            </w:tcBorders>
           </w:tcPr>
           <w:p>
             <w:pPr>
-              <w:spacing w:after="0"/>
+              <w:spacing w:before="0" w:after="0"/>
             </w:pPr>
-            <w:r/>
             <w:r>
               <w:rPr>
                 <w:b w:val="0"/>
@@ -645,12 +1097,17 @@
         <w:tc>
           <w:tcPr>
             <w:tcW w:type="dxa" w:w="2608"/>
+            <w:tcBorders>
+              <w:top w:val="nil"/>
+              <w:left w:val="nil"/>
+              <w:bottom w:val="single" w:sz="4" w:color="DDE3EA" w:space="0"/>
+              <w:right w:val="nil"/>
+            </w:tcBorders>
           </w:tcPr>
           <w:p>
             <w:pPr>
-              <w:spacing w:after="0"/>
+              <w:spacing w:before="0" w:after="0"/>
             </w:pPr>
-            <w:r/>
             <w:r>
               <w:rPr>
                 <w:b w:val="0"/>
@@ -663,13 +1120,18 @@
         <w:tc>
           <w:tcPr>
             <w:tcW w:type="dxa" w:w="964"/>
+            <w:tcBorders>
+              <w:top w:val="nil"/>
+              <w:left w:val="nil"/>
+              <w:bottom w:val="single" w:sz="4" w:color="DDE3EA" w:space="0"/>
+              <w:right w:val="nil"/>
+            </w:tcBorders>
           </w:tcPr>
           <w:p>
             <w:pPr>
-              <w:spacing w:after="0"/>
+              <w:spacing w:before="0" w:after="0"/>
               <w:jc w:val="right"/>
             </w:pPr>
-            <w:r/>
             <w:r>
               <w:rPr>
                 <w:b w:val="0"/>
@@ -682,12 +1144,17 @@
         <w:tc>
           <w:tcPr>
             <w:tcW w:type="dxa" w:w="1304"/>
+            <w:tcBorders>
+              <w:top w:val="nil"/>
+              <w:left w:val="nil"/>
+              <w:bottom w:val="single" w:sz="4" w:color="DDE3EA" w:space="0"/>
+              <w:right w:val="nil"/>
+            </w:tcBorders>
           </w:tcPr>
           <w:p>
             <w:pPr>
-              <w:spacing w:after="0"/>
+              <w:spacing w:before="0" w:after="0"/>
             </w:pPr>
-            <w:r/>
             <w:r>
               <w:rPr>
                 <w:b w:val="0"/>
@@ -700,12 +1167,17 @@
         <w:tc>
           <w:tcPr>
             <w:tcW w:type="dxa" w:w="3061"/>
+            <w:tcBorders>
+              <w:top w:val="nil"/>
+              <w:left w:val="nil"/>
+              <w:bottom w:val="single" w:sz="4" w:color="DDE3EA" w:space="0"/>
+              <w:right w:val="nil"/>
+            </w:tcBorders>
           </w:tcPr>
           <w:p>
             <w:pPr>
-              <w:spacing w:after="0"/>
+              <w:spacing w:before="0" w:after="0"/>
             </w:pPr>
-            <w:r/>
             <w:r>
               <w:rPr>
                 <w:b w:val="0"/>
@@ -720,13 +1192,17 @@
         <w:tc>
           <w:tcPr>
             <w:tcW w:type="dxa" w:w="1701"/>
-            <w:shd w:val="clear" w:color="auto" w:fill="F6F8FA"/>
+            <w:tcBorders>
+              <w:top w:val="nil"/>
+              <w:left w:val="nil"/>
+              <w:bottom w:val="single" w:sz="4" w:color="DDE3EA" w:space="0"/>
+              <w:right w:val="nil"/>
+            </w:tcBorders>
           </w:tcPr>
           <w:p>
             <w:pPr>
-              <w:spacing w:after="0"/>
+              <w:spacing w:before="0" w:after="0"/>
             </w:pPr>
-            <w:r/>
             <w:r>
               <w:rPr>
                 <w:b w:val="0"/>
@@ -739,13 +1215,17 @@
         <w:tc>
           <w:tcPr>
             <w:tcW w:type="dxa" w:w="2608"/>
-            <w:shd w:val="clear" w:color="auto" w:fill="F6F8FA"/>
+            <w:tcBorders>
+              <w:top w:val="nil"/>
+              <w:left w:val="nil"/>
+              <w:bottom w:val="single" w:sz="4" w:color="DDE3EA" w:space="0"/>
+              <w:right w:val="nil"/>
+            </w:tcBorders>
           </w:tcPr>
           <w:p>
             <w:pPr>
-              <w:spacing w:after="0"/>
+              <w:spacing w:before="0" w:after="0"/>
             </w:pPr>
-            <w:r/>
             <w:r>
               <w:rPr>
                 <w:b w:val="0"/>
@@ -758,14 +1238,18 @@
         <w:tc>
           <w:tcPr>
             <w:tcW w:type="dxa" w:w="964"/>
-            <w:shd w:val="clear" w:color="auto" w:fill="F6F8FA"/>
+            <w:tcBorders>
+              <w:top w:val="nil"/>
+              <w:left w:val="nil"/>
+              <w:bottom w:val="single" w:sz="4" w:color="DDE3EA" w:space="0"/>
+              <w:right w:val="nil"/>
+            </w:tcBorders>
           </w:tcPr>
           <w:p>
             <w:pPr>
-              <w:spacing w:after="0"/>
+              <w:spacing w:before="0" w:after="0"/>
               <w:jc w:val="right"/>
             </w:pPr>
-            <w:r/>
             <w:r>
               <w:rPr>
                 <w:b w:val="0"/>
@@ -778,13 +1262,17 @@
         <w:tc>
           <w:tcPr>
             <w:tcW w:type="dxa" w:w="1304"/>
-            <w:shd w:val="clear" w:color="auto" w:fill="F6F8FA"/>
+            <w:tcBorders>
+              <w:top w:val="nil"/>
+              <w:left w:val="nil"/>
+              <w:bottom w:val="single" w:sz="4" w:color="DDE3EA" w:space="0"/>
+              <w:right w:val="nil"/>
+            </w:tcBorders>
           </w:tcPr>
           <w:p>
             <w:pPr>
-              <w:spacing w:after="0"/>
+              <w:spacing w:before="0" w:after="0"/>
             </w:pPr>
-            <w:r/>
             <w:r>
               <w:rPr>
                 <w:b w:val="0"/>
@@ -797,13 +1285,17 @@
         <w:tc>
           <w:tcPr>
             <w:tcW w:type="dxa" w:w="3061"/>
-            <w:shd w:val="clear" w:color="auto" w:fill="F6F8FA"/>
+            <w:tcBorders>
+              <w:top w:val="nil"/>
+              <w:left w:val="nil"/>
+              <w:bottom w:val="single" w:sz="4" w:color="DDE3EA" w:space="0"/>
+              <w:right w:val="nil"/>
+            </w:tcBorders>
           </w:tcPr>
           <w:p>
             <w:pPr>
-              <w:spacing w:after="0"/>
+              <w:spacing w:before="0" w:after="0"/>
             </w:pPr>
-            <w:r/>
             <w:r>
               <w:rPr>
                 <w:b w:val="0"/>
@@ -818,12 +1310,17 @@
         <w:tc>
           <w:tcPr>
             <w:tcW w:type="dxa" w:w="1701"/>
+            <w:tcBorders>
+              <w:top w:val="nil"/>
+              <w:left w:val="nil"/>
+              <w:bottom w:val="single" w:sz="4" w:color="DDE3EA" w:space="0"/>
+              <w:right w:val="nil"/>
+            </w:tcBorders>
           </w:tcPr>
           <w:p>
             <w:pPr>
-              <w:spacing w:after="0"/>
+              <w:spacing w:before="0" w:after="0"/>
             </w:pPr>
-            <w:r/>
             <w:r>
               <w:rPr>
                 <w:b w:val="0"/>
@@ -836,12 +1333,17 @@
         <w:tc>
           <w:tcPr>
             <w:tcW w:type="dxa" w:w="2608"/>
+            <w:tcBorders>
+              <w:top w:val="nil"/>
+              <w:left w:val="nil"/>
+              <w:bottom w:val="single" w:sz="4" w:color="DDE3EA" w:space="0"/>
+              <w:right w:val="nil"/>
+            </w:tcBorders>
           </w:tcPr>
           <w:p>
             <w:pPr>
-              <w:spacing w:after="0"/>
+              <w:spacing w:before="0" w:after="0"/>
             </w:pPr>
-            <w:r/>
             <w:r>
               <w:rPr>
                 <w:b w:val="0"/>
@@ -854,13 +1356,18 @@
         <w:tc>
           <w:tcPr>
             <w:tcW w:type="dxa" w:w="964"/>
+            <w:tcBorders>
+              <w:top w:val="nil"/>
+              <w:left w:val="nil"/>
+              <w:bottom w:val="single" w:sz="4" w:color="DDE3EA" w:space="0"/>
+              <w:right w:val="nil"/>
+            </w:tcBorders>
           </w:tcPr>
           <w:p>
             <w:pPr>
-              <w:spacing w:after="0"/>
+              <w:spacing w:before="0" w:after="0"/>
               <w:jc w:val="right"/>
             </w:pPr>
-            <w:r/>
             <w:r>
               <w:rPr>
                 <w:b w:val="0"/>
@@ -873,12 +1380,17 @@
         <w:tc>
           <w:tcPr>
             <w:tcW w:type="dxa" w:w="1304"/>
+            <w:tcBorders>
+              <w:top w:val="nil"/>
+              <w:left w:val="nil"/>
+              <w:bottom w:val="single" w:sz="4" w:color="DDE3EA" w:space="0"/>
+              <w:right w:val="nil"/>
+            </w:tcBorders>
           </w:tcPr>
           <w:p>
             <w:pPr>
-              <w:spacing w:after="0"/>
+              <w:spacing w:before="0" w:after="0"/>
             </w:pPr>
-            <w:r/>
             <w:r>
               <w:rPr>
                 <w:b w:val="0"/>
@@ -891,12 +1403,17 @@
         <w:tc>
           <w:tcPr>
             <w:tcW w:type="dxa" w:w="3061"/>
+            <w:tcBorders>
+              <w:top w:val="nil"/>
+              <w:left w:val="nil"/>
+              <w:bottom w:val="single" w:sz="4" w:color="DDE3EA" w:space="0"/>
+              <w:right w:val="nil"/>
+            </w:tcBorders>
           </w:tcPr>
           <w:p>
             <w:pPr>
-              <w:spacing w:after="0"/>
+              <w:spacing w:before="0" w:after="0"/>
             </w:pPr>
-            <w:r/>
             <w:r>
               <w:rPr>
                 <w:b w:val="0"/>
@@ -911,13 +1428,17 @@
         <w:tc>
           <w:tcPr>
             <w:tcW w:type="dxa" w:w="1701"/>
-            <w:shd w:val="clear" w:color="auto" w:fill="F6F8FA"/>
+            <w:tcBorders>
+              <w:top w:val="nil"/>
+              <w:left w:val="nil"/>
+              <w:bottom w:val="single" w:sz="4" w:color="DDE3EA" w:space="0"/>
+              <w:right w:val="nil"/>
+            </w:tcBorders>
           </w:tcPr>
           <w:p>
             <w:pPr>
-              <w:spacing w:after="0"/>
+              <w:spacing w:before="0" w:after="0"/>
             </w:pPr>
-            <w:r/>
             <w:r>
               <w:rPr>
                 <w:b w:val="0"/>
@@ -930,13 +1451,17 @@
         <w:tc>
           <w:tcPr>
             <w:tcW w:type="dxa" w:w="2608"/>
-            <w:shd w:val="clear" w:color="auto" w:fill="F6F8FA"/>
+            <w:tcBorders>
+              <w:top w:val="nil"/>
+              <w:left w:val="nil"/>
+              <w:bottom w:val="single" w:sz="4" w:color="DDE3EA" w:space="0"/>
+              <w:right w:val="nil"/>
+            </w:tcBorders>
           </w:tcPr>
           <w:p>
             <w:pPr>
-              <w:spacing w:after="0"/>
+              <w:spacing w:before="0" w:after="0"/>
             </w:pPr>
-            <w:r/>
             <w:r>
               <w:rPr>
                 <w:b w:val="0"/>
@@ -949,14 +1474,18 @@
         <w:tc>
           <w:tcPr>
             <w:tcW w:type="dxa" w:w="964"/>
-            <w:shd w:val="clear" w:color="auto" w:fill="F6F8FA"/>
+            <w:tcBorders>
+              <w:top w:val="nil"/>
+              <w:left w:val="nil"/>
+              <w:bottom w:val="single" w:sz="4" w:color="DDE3EA" w:space="0"/>
+              <w:right w:val="nil"/>
+            </w:tcBorders>
           </w:tcPr>
           <w:p>
             <w:pPr>
-              <w:spacing w:after="0"/>
+              <w:spacing w:before="0" w:after="0"/>
               <w:jc w:val="right"/>
             </w:pPr>
-            <w:r/>
             <w:r>
               <w:rPr>
                 <w:b w:val="0"/>
@@ -969,13 +1498,17 @@
         <w:tc>
           <w:tcPr>
             <w:tcW w:type="dxa" w:w="1304"/>
-            <w:shd w:val="clear" w:color="auto" w:fill="F6F8FA"/>
+            <w:tcBorders>
+              <w:top w:val="nil"/>
+              <w:left w:val="nil"/>
+              <w:bottom w:val="single" w:sz="4" w:color="DDE3EA" w:space="0"/>
+              <w:right w:val="nil"/>
+            </w:tcBorders>
           </w:tcPr>
           <w:p>
             <w:pPr>
-              <w:spacing w:after="0"/>
+              <w:spacing w:before="0" w:after="0"/>
             </w:pPr>
-            <w:r/>
             <w:r>
               <w:rPr>
                 <w:b w:val="0"/>
@@ -988,13 +1521,17 @@
         <w:tc>
           <w:tcPr>
             <w:tcW w:type="dxa" w:w="3061"/>
-            <w:shd w:val="clear" w:color="auto" w:fill="F6F8FA"/>
+            <w:tcBorders>
+              <w:top w:val="nil"/>
+              <w:left w:val="nil"/>
+              <w:bottom w:val="single" w:sz="4" w:color="DDE3EA" w:space="0"/>
+              <w:right w:val="nil"/>
+            </w:tcBorders>
           </w:tcPr>
           <w:p>
             <w:pPr>
-              <w:spacing w:after="0"/>
+              <w:spacing w:before="0" w:after="0"/>
             </w:pPr>
-            <w:r/>
             <w:r>
               <w:rPr>
                 <w:b w:val="0"/>
@@ -1009,12 +1546,17 @@
         <w:tc>
           <w:tcPr>
             <w:tcW w:type="dxa" w:w="1701"/>
+            <w:tcBorders>
+              <w:top w:val="nil"/>
+              <w:left w:val="nil"/>
+              <w:bottom w:val="single" w:sz="4" w:color="DDE3EA" w:space="0"/>
+              <w:right w:val="nil"/>
+            </w:tcBorders>
           </w:tcPr>
           <w:p>
             <w:pPr>
-              <w:spacing w:after="0"/>
+              <w:spacing w:before="0" w:after="0"/>
             </w:pPr>
-            <w:r/>
             <w:r>
               <w:rPr>
                 <w:b w:val="0"/>
@@ -1027,12 +1569,17 @@
         <w:tc>
           <w:tcPr>
             <w:tcW w:type="dxa" w:w="2608"/>
+            <w:tcBorders>
+              <w:top w:val="nil"/>
+              <w:left w:val="nil"/>
+              <w:bottom w:val="single" w:sz="4" w:color="DDE3EA" w:space="0"/>
+              <w:right w:val="nil"/>
+            </w:tcBorders>
           </w:tcPr>
           <w:p>
             <w:pPr>
-              <w:spacing w:after="0"/>
+              <w:spacing w:before="0" w:after="0"/>
             </w:pPr>
-            <w:r/>
             <w:r>
               <w:rPr>
                 <w:b w:val="0"/>
@@ -1045,13 +1592,18 @@
         <w:tc>
           <w:tcPr>
             <w:tcW w:type="dxa" w:w="964"/>
+            <w:tcBorders>
+              <w:top w:val="nil"/>
+              <w:left w:val="nil"/>
+              <w:bottom w:val="single" w:sz="4" w:color="DDE3EA" w:space="0"/>
+              <w:right w:val="nil"/>
+            </w:tcBorders>
           </w:tcPr>
           <w:p>
             <w:pPr>
-              <w:spacing w:after="0"/>
+              <w:spacing w:before="0" w:after="0"/>
               <w:jc w:val="right"/>
             </w:pPr>
-            <w:r/>
             <w:r>
               <w:rPr>
                 <w:b w:val="0"/>
@@ -1064,12 +1616,17 @@
         <w:tc>
           <w:tcPr>
             <w:tcW w:type="dxa" w:w="1304"/>
+            <w:tcBorders>
+              <w:top w:val="nil"/>
+              <w:left w:val="nil"/>
+              <w:bottom w:val="single" w:sz="4" w:color="DDE3EA" w:space="0"/>
+              <w:right w:val="nil"/>
+            </w:tcBorders>
           </w:tcPr>
           <w:p>
             <w:pPr>
-              <w:spacing w:after="0"/>
+              <w:spacing w:before="0" w:after="0"/>
             </w:pPr>
-            <w:r/>
             <w:r>
               <w:rPr>
                 <w:b w:val="0"/>
@@ -1082,12 +1639,17 @@
         <w:tc>
           <w:tcPr>
             <w:tcW w:type="dxa" w:w="3061"/>
+            <w:tcBorders>
+              <w:top w:val="nil"/>
+              <w:left w:val="nil"/>
+              <w:bottom w:val="single" w:sz="4" w:color="DDE3EA" w:space="0"/>
+              <w:right w:val="nil"/>
+            </w:tcBorders>
           </w:tcPr>
           <w:p>
             <w:pPr>
-              <w:spacing w:after="0"/>
+              <w:spacing w:before="0" w:after="0"/>
             </w:pPr>
-            <w:r/>
             <w:r>
               <w:rPr>
                 <w:b w:val="0"/>
@@ -1101,11 +1663,29 @@
     </w:tbl>
     <w:p>
       <w:pPr>
-        <w:spacing w:before="280" w:after="80"/>
+        <w:spacing w:before="0" w:after="40"/>
+      </w:pPr>
+    </w:p>
+    <w:p>
+      <w:pPr>
+        <w:keepNext/>
         <w:pBdr>
-          <w:bottom w:val="single" w:sz="6" w:color="C9D3DE" w:space="2"/>
+          <w:bottom w:val="single" w:sz="8" w:color="1F4E79" w:space="4"/>
         </w:pBdr>
+        <w:tabs>
+          <w:tab w:pos="482" w:val="left"/>
+        </w:tabs>
+        <w:spacing w:before="360" w:after="160"/>
       </w:pPr>
+      <w:r>
+        <w:rPr>
+          <w:b/>
+          <w:color w:val="2A78D6"/>
+          <w:sz w:val="18"/>
+        </w:rPr>
+        <w:t>03</w:t>
+        <w:tab/>
+      </w:r>
       <w:r>
         <w:rPr>
           <w:b/>
@@ -1117,38 +1697,54 @@
     </w:p>
     <w:tbl>
       <w:tblPr>
-        <w:tblW w:type="auto" w:w="0"/>
+        <w:tblW w:w="9639" w:type="dxa"/>
+        <w:tblBorders>
+          <w:top w:val="nil"/>
+          <w:left w:val="nil"/>
+          <w:bottom w:val="nil"/>
+          <w:right w:val="nil"/>
+          <w:insideH w:val="nil"/>
+          <w:insideV w:val="nil"/>
+        </w:tblBorders>
+        <w:tblLayout w:type="fixed"/>
+        <w:tblCellMar>
+          <w:top w:w="70" w:type="dxa"/>
+          <w:left w:w="100" w:type="dxa"/>
+          <w:bottom w:w="70" w:type="dxa"/>
+          <w:right w:w="100" w:type="dxa"/>
+        </w:tblCellMar>
         <w:tblLook w:firstColumn="1" w:firstRow="1" w:lastColumn="0" w:lastRow="0" w:noHBand="0" w:noVBand="1" w:val="04A0"/>
-        <w:tblBorders>
-          <w:top w:val="single" w:sz="4" w:color="C9D3DE"/>
-          <w:left w:val="nil"/>
-          <w:bottom w:val="single" w:sz="4" w:color="C9D3DE"/>
-          <w:right w:val="nil"/>
-          <w:insideH w:val="single" w:sz="4" w:color="C9D3DE"/>
-          <w:insideV w:val="nil"/>
-        </w:tblBorders>
       </w:tblPr>
       <w:tblGrid>
-        <w:gridCol w:w="1662"/>
-        <w:gridCol w:w="1662"/>
-        <w:gridCol w:w="1662"/>
-        <w:gridCol w:w="1662"/>
-        <w:gridCol w:w="1662"/>
-        <w:gridCol w:w="1662"/>
+        <w:gridCol w:w="2864"/>
+        <w:gridCol w:w="1156"/>
+        <w:gridCol w:w="1156"/>
+        <w:gridCol w:w="1156"/>
+        <w:gridCol w:w="1156"/>
+        <w:gridCol w:w="2148"/>
       </w:tblGrid>
       <w:tr>
         <w:tc>
           <w:tcPr>
-            <w:tcW w:type="dxa" w:w="2948"/>
-            <w:shd w:val="clear" w:color="auto" w:fill="1F4E79"/>
+            <w:tcW w:type="dxa" w:w="2864"/>
+            <w:tcBorders>
+              <w:top w:val="single" w:sz="12" w:color="1F4E79" w:space="0"/>
+              <w:left w:val="nil"/>
+              <w:bottom w:val="single" w:sz="4" w:color="C9D3DE" w:space="0"/>
+              <w:right w:val="nil"/>
+            </w:tcBorders>
+            <w:shd w:val="clear" w:color="auto" w:fill="EAF1F8"/>
           </w:tcPr>
           <w:p>
-            <w:r/>
+            <w:pPr>
+              <w:spacing w:before="0" w:after="0"/>
+            </w:pPr>
             <w:r>
               <w:rPr>
                 <w:b/>
-                <w:color w:val="FFFFFF"/>
-                <w:sz w:val="17"/>
+                <w:caps/>
+                <w:color w:val="1F4E79"/>
+                <w:sz w:val="16"/>
               </w:rPr>
               <w:t>Metric</w:t>
             </w:r>
@@ -1156,19 +1752,26 @@
         </w:tc>
         <w:tc>
           <w:tcPr>
-            <w:tcW w:type="dxa" w:w="1191"/>
-            <w:shd w:val="clear" w:color="auto" w:fill="1F4E79"/>
+            <w:tcW w:type="dxa" w:w="1157"/>
+            <w:tcBorders>
+              <w:top w:val="single" w:sz="12" w:color="1F4E79" w:space="0"/>
+              <w:left w:val="nil"/>
+              <w:bottom w:val="single" w:sz="4" w:color="C9D3DE" w:space="0"/>
+              <w:right w:val="nil"/>
+            </w:tcBorders>
+            <w:shd w:val="clear" w:color="auto" w:fill="EAF1F8"/>
           </w:tcPr>
           <w:p>
             <w:pPr>
+              <w:spacing w:before="0" w:after="0"/>
               <w:jc w:val="right"/>
             </w:pPr>
-            <w:r/>
             <w:r>
               <w:rPr>
                 <w:b/>
-                <w:color w:val="FFFFFF"/>
-                <w:sz w:val="17"/>
+                <w:caps/>
+                <w:color w:val="1F4E79"/>
+                <w:sz w:val="16"/>
               </w:rPr>
               <w:t>FY2024</w:t>
             </w:r>
@@ -1176,19 +1779,26 @@
         </w:tc>
         <w:tc>
           <w:tcPr>
-            <w:tcW w:type="dxa" w:w="1191"/>
-            <w:shd w:val="clear" w:color="auto" w:fill="1F4E79"/>
+            <w:tcW w:type="dxa" w:w="1157"/>
+            <w:tcBorders>
+              <w:top w:val="single" w:sz="12" w:color="1F4E79" w:space="0"/>
+              <w:left w:val="nil"/>
+              <w:bottom w:val="single" w:sz="4" w:color="C9D3DE" w:space="0"/>
+              <w:right w:val="nil"/>
+            </w:tcBorders>
+            <w:shd w:val="clear" w:color="auto" w:fill="EAF1F8"/>
           </w:tcPr>
           <w:p>
             <w:pPr>
+              <w:spacing w:before="0" w:after="0"/>
               <w:jc w:val="right"/>
             </w:pPr>
-            <w:r/>
             <w:r>
               <w:rPr>
                 <w:b/>
-                <w:color w:val="FFFFFF"/>
-                <w:sz w:val="17"/>
+                <w:caps/>
+                <w:color w:val="1F4E79"/>
+                <w:sz w:val="16"/>
               </w:rPr>
               <w:t>FY2025</w:t>
             </w:r>
@@ -1196,19 +1806,26 @@
         </w:tc>
         <w:tc>
           <w:tcPr>
-            <w:tcW w:type="dxa" w:w="1191"/>
-            <w:shd w:val="clear" w:color="auto" w:fill="1F4E79"/>
+            <w:tcW w:type="dxa" w:w="1157"/>
+            <w:tcBorders>
+              <w:top w:val="single" w:sz="12" w:color="1F4E79" w:space="0"/>
+              <w:left w:val="nil"/>
+              <w:bottom w:val="single" w:sz="4" w:color="C9D3DE" w:space="0"/>
+              <w:right w:val="nil"/>
+            </w:tcBorders>
+            <w:shd w:val="clear" w:color="auto" w:fill="EAF1F8"/>
           </w:tcPr>
           <w:p>
             <w:pPr>
+              <w:spacing w:before="0" w:after="0"/>
               <w:jc w:val="right"/>
             </w:pPr>
-            <w:r/>
             <w:r>
               <w:rPr>
                 <w:b/>
-                <w:color w:val="FFFFFF"/>
-                <w:sz w:val="17"/>
+                <w:caps/>
+                <w:color w:val="1F4E79"/>
+                <w:sz w:val="16"/>
               </w:rPr>
               <w:t>6M2025</w:t>
             </w:r>
@@ -1216,19 +1833,26 @@
         </w:tc>
         <w:tc>
           <w:tcPr>
-            <w:tcW w:type="dxa" w:w="1191"/>
-            <w:shd w:val="clear" w:color="auto" w:fill="1F4E79"/>
+            <w:tcW w:type="dxa" w:w="1157"/>
+            <w:tcBorders>
+              <w:top w:val="single" w:sz="12" w:color="1F4E79" w:space="0"/>
+              <w:left w:val="nil"/>
+              <w:bottom w:val="single" w:sz="4" w:color="C9D3DE" w:space="0"/>
+              <w:right w:val="nil"/>
+            </w:tcBorders>
+            <w:shd w:val="clear" w:color="auto" w:fill="EAF1F8"/>
           </w:tcPr>
           <w:p>
             <w:pPr>
+              <w:spacing w:before="0" w:after="0"/>
               <w:jc w:val="right"/>
             </w:pPr>
-            <w:r/>
             <w:r>
               <w:rPr>
                 <w:b/>
-                <w:color w:val="FFFFFF"/>
-                <w:sz w:val="17"/>
+                <w:caps/>
+                <w:color w:val="1F4E79"/>
+                <w:sz w:val="16"/>
               </w:rPr>
               <w:t>6M2026</w:t>
             </w:r>
@@ -1236,19 +1860,26 @@
         </w:tc>
         <w:tc>
           <w:tcPr>
-            <w:tcW w:type="dxa" w:w="2211"/>
-            <w:shd w:val="clear" w:color="auto" w:fill="1F4E79"/>
+            <w:tcW w:type="dxa" w:w="2148"/>
+            <w:tcBorders>
+              <w:top w:val="single" w:sz="12" w:color="1F4E79" w:space="0"/>
+              <w:left w:val="nil"/>
+              <w:bottom w:val="single" w:sz="4" w:color="C9D3DE" w:space="0"/>
+              <w:right w:val="nil"/>
+            </w:tcBorders>
+            <w:shd w:val="clear" w:color="auto" w:fill="EAF1F8"/>
           </w:tcPr>
           <w:p>
             <w:pPr>
+              <w:spacing w:before="0" w:after="0"/>
               <w:jc w:val="right"/>
             </w:pPr>
-            <w:r/>
             <w:r>
               <w:rPr>
                 <w:b/>
-                <w:color w:val="FFFFFF"/>
-                <w:sz w:val="17"/>
+                <w:caps/>
+                <w:color w:val="1F4E79"/>
+                <w:sz w:val="16"/>
               </w:rPr>
               <w:t>Change</w:t>
             </w:r>
@@ -1258,13 +1889,18 @@
       <w:tr>
         <w:tc>
           <w:tcPr>
-            <w:tcW w:type="dxa" w:w="2948"/>
+            <w:tcW w:type="dxa" w:w="2864"/>
+            <w:tcBorders>
+              <w:top w:val="nil"/>
+              <w:left w:val="nil"/>
+              <w:bottom w:val="single" w:sz="4" w:color="DDE3EA" w:space="0"/>
+              <w:right w:val="nil"/>
+            </w:tcBorders>
           </w:tcPr>
           <w:p>
             <w:pPr>
-              <w:spacing w:after="0"/>
+              <w:spacing w:before="0" w:after="0"/>
             </w:pPr>
-            <w:r/>
             <w:r>
               <w:rPr>
                 <w:b w:val="0"/>
@@ -1272,7 +1908,7 @@
               </w:rPr>
               <w:t>Net profit, EUR m</w:t>
             </w:r>
-            <w:hyperlink r:id="rId12">
+            <w:hyperlink r:id="rId14">
               <w:r>
                 <w:rPr>
                   <w:color w:val="2A78D6"/>
@@ -1289,7 +1925,7 @@
               </w:rPr>
               <w:t>,</w:t>
             </w:r>
-            <w:hyperlink r:id="rId13">
+            <w:hyperlink r:id="rId15">
               <w:r>
                 <w:rPr>
                   <w:color w:val="2A78D6"/>
@@ -1306,7 +1942,7 @@
               </w:rPr>
               <w:t>,</w:t>
             </w:r>
-            <w:hyperlink r:id="rId14">
+            <w:hyperlink r:id="rId16">
               <w:r>
                 <w:rPr>
                   <w:color w:val="2A78D6"/>
@@ -1320,14 +1956,19 @@
         </w:tc>
         <w:tc>
           <w:tcPr>
-            <w:tcW w:type="dxa" w:w="1191"/>
+            <w:tcW w:type="dxa" w:w="1157"/>
+            <w:tcBorders>
+              <w:top w:val="nil"/>
+              <w:left w:val="nil"/>
+              <w:bottom w:val="single" w:sz="4" w:color="DDE3EA" w:space="0"/>
+              <w:right w:val="nil"/>
+            </w:tcBorders>
           </w:tcPr>
           <w:p>
             <w:pPr>
-              <w:spacing w:after="0"/>
+              <w:spacing w:before="0" w:after="0"/>
               <w:jc w:val="right"/>
             </w:pPr>
-            <w:r/>
             <w:r>
               <w:rPr>
                 <w:b w:val="0"/>
@@ -1339,14 +1980,19 @@
         </w:tc>
         <w:tc>
           <w:tcPr>
-            <w:tcW w:type="dxa" w:w="1191"/>
+            <w:tcW w:type="dxa" w:w="1157"/>
+            <w:tcBorders>
+              <w:top w:val="nil"/>
+              <w:left w:val="nil"/>
+              <w:bottom w:val="single" w:sz="4" w:color="DDE3EA" w:space="0"/>
+              <w:right w:val="nil"/>
+            </w:tcBorders>
           </w:tcPr>
           <w:p>
             <w:pPr>
-              <w:spacing w:after="0"/>
+              <w:spacing w:before="0" w:after="0"/>
               <w:jc w:val="right"/>
             </w:pPr>
-            <w:r/>
             <w:r>
               <w:rPr>
                 <w:b w:val="0"/>
@@ -1358,14 +2004,19 @@
         </w:tc>
         <w:tc>
           <w:tcPr>
-            <w:tcW w:type="dxa" w:w="1191"/>
+            <w:tcW w:type="dxa" w:w="1157"/>
+            <w:tcBorders>
+              <w:top w:val="nil"/>
+              <w:left w:val="nil"/>
+              <w:bottom w:val="single" w:sz="4" w:color="DDE3EA" w:space="0"/>
+              <w:right w:val="nil"/>
+            </w:tcBorders>
           </w:tcPr>
           <w:p>
             <w:pPr>
-              <w:spacing w:after="0"/>
+              <w:spacing w:before="0" w:after="0"/>
               <w:jc w:val="right"/>
             </w:pPr>
-            <w:r/>
             <w:r>
               <w:rPr>
                 <w:b w:val="0"/>
@@ -1377,14 +2028,19 @@
         </w:tc>
         <w:tc>
           <w:tcPr>
-            <w:tcW w:type="dxa" w:w="1191"/>
+            <w:tcW w:type="dxa" w:w="1157"/>
+            <w:tcBorders>
+              <w:top w:val="nil"/>
+              <w:left w:val="nil"/>
+              <w:bottom w:val="single" w:sz="4" w:color="DDE3EA" w:space="0"/>
+              <w:right w:val="nil"/>
+            </w:tcBorders>
           </w:tcPr>
           <w:p>
             <w:pPr>
-              <w:spacing w:after="0"/>
+              <w:spacing w:before="0" w:after="0"/>
               <w:jc w:val="right"/>
             </w:pPr>
-            <w:r/>
             <w:r>
               <w:rPr>
                 <w:b w:val="0"/>
@@ -1396,14 +2052,19 @@
         </w:tc>
         <w:tc>
           <w:tcPr>
-            <w:tcW w:type="dxa" w:w="2211"/>
+            <w:tcW w:type="dxa" w:w="2148"/>
+            <w:tcBorders>
+              <w:top w:val="nil"/>
+              <w:left w:val="nil"/>
+              <w:bottom w:val="single" w:sz="4" w:color="DDE3EA" w:space="0"/>
+              <w:right w:val="nil"/>
+            </w:tcBorders>
           </w:tcPr>
           <w:p>
             <w:pPr>
-              <w:spacing w:after="0"/>
+              <w:spacing w:before="0" w:after="0"/>
               <w:jc w:val="right"/>
             </w:pPr>
-            <w:r/>
             <w:r>
               <w:rPr>
                 <w:b/>
@@ -1418,14 +2079,18 @@
       <w:tr>
         <w:tc>
           <w:tcPr>
-            <w:tcW w:type="dxa" w:w="2948"/>
-            <w:shd w:val="clear" w:color="auto" w:fill="F6F8FA"/>
+            <w:tcW w:type="dxa" w:w="2864"/>
+            <w:tcBorders>
+              <w:top w:val="nil"/>
+              <w:left w:val="nil"/>
+              <w:bottom w:val="single" w:sz="4" w:color="DDE3EA" w:space="0"/>
+              <w:right w:val="nil"/>
+            </w:tcBorders>
           </w:tcPr>
           <w:p>
             <w:pPr>
-              <w:spacing w:after="0"/>
+              <w:spacing w:before="0" w:after="0"/>
             </w:pPr>
-            <w:r/>
             <w:r>
               <w:rPr>
                 <w:b w:val="0"/>
@@ -1433,7 +2098,7 @@
               </w:rPr>
               <w:t>Net interest income, EUR m</w:t>
             </w:r>
-            <w:hyperlink r:id="rId12">
+            <w:hyperlink r:id="rId14">
               <w:r>
                 <w:rPr>
                   <w:color w:val="2A78D6"/>
@@ -1450,7 +2115,7 @@
               </w:rPr>
               <w:t>,</w:t>
             </w:r>
-            <w:hyperlink r:id="rId13">
+            <w:hyperlink r:id="rId15">
               <w:r>
                 <w:rPr>
                   <w:color w:val="2A78D6"/>
@@ -1467,7 +2132,7 @@
               </w:rPr>
               <w:t>,</w:t>
             </w:r>
-            <w:hyperlink r:id="rId14">
+            <w:hyperlink r:id="rId16">
               <w:r>
                 <w:rPr>
                   <w:color w:val="2A78D6"/>
@@ -1481,15 +2146,19 @@
         </w:tc>
         <w:tc>
           <w:tcPr>
-            <w:tcW w:type="dxa" w:w="1191"/>
-            <w:shd w:val="clear" w:color="auto" w:fill="F6F8FA"/>
+            <w:tcW w:type="dxa" w:w="1157"/>
+            <w:tcBorders>
+              <w:top w:val="nil"/>
+              <w:left w:val="nil"/>
+              <w:bottom w:val="single" w:sz="4" w:color="DDE3EA" w:space="0"/>
+              <w:right w:val="nil"/>
+            </w:tcBorders>
           </w:tcPr>
           <w:p>
             <w:pPr>
-              <w:spacing w:after="0"/>
+              <w:spacing w:before="0" w:after="0"/>
               <w:jc w:val="right"/>
             </w:pPr>
-            <w:r/>
             <w:r>
               <w:rPr>
                 <w:b w:val="0"/>
@@ -1501,15 +2170,19 @@
         </w:tc>
         <w:tc>
           <w:tcPr>
-            <w:tcW w:type="dxa" w:w="1191"/>
-            <w:shd w:val="clear" w:color="auto" w:fill="F6F8FA"/>
+            <w:tcW w:type="dxa" w:w="1157"/>
+            <w:tcBorders>
+              <w:top w:val="nil"/>
+              <w:left w:val="nil"/>
+              <w:bottom w:val="single" w:sz="4" w:color="DDE3EA" w:space="0"/>
+              <w:right w:val="nil"/>
+            </w:tcBorders>
           </w:tcPr>
           <w:p>
             <w:pPr>
-              <w:spacing w:after="0"/>
+              <w:spacing w:before="0" w:after="0"/>
               <w:jc w:val="right"/>
             </w:pPr>
-            <w:r/>
             <w:r>
               <w:rPr>
                 <w:b w:val="0"/>
@@ -1521,15 +2194,19 @@
         </w:tc>
         <w:tc>
           <w:tcPr>
-            <w:tcW w:type="dxa" w:w="1191"/>
-            <w:shd w:val="clear" w:color="auto" w:fill="F6F8FA"/>
+            <w:tcW w:type="dxa" w:w="1157"/>
+            <w:tcBorders>
+              <w:top w:val="nil"/>
+              <w:left w:val="nil"/>
+              <w:bottom w:val="single" w:sz="4" w:color="DDE3EA" w:space="0"/>
+              <w:right w:val="nil"/>
+            </w:tcBorders>
           </w:tcPr>
           <w:p>
             <w:pPr>
-              <w:spacing w:after="0"/>
+              <w:spacing w:before="0" w:after="0"/>
               <w:jc w:val="right"/>
             </w:pPr>
-            <w:r/>
             <w:r>
               <w:rPr>
                 <w:b w:val="0"/>
@@ -1541,15 +2218,19 @@
         </w:tc>
         <w:tc>
           <w:tcPr>
-            <w:tcW w:type="dxa" w:w="1191"/>
-            <w:shd w:val="clear" w:color="auto" w:fill="F6F8FA"/>
+            <w:tcW w:type="dxa" w:w="1157"/>
+            <w:tcBorders>
+              <w:top w:val="nil"/>
+              <w:left w:val="nil"/>
+              <w:bottom w:val="single" w:sz="4" w:color="DDE3EA" w:space="0"/>
+              <w:right w:val="nil"/>
+            </w:tcBorders>
           </w:tcPr>
           <w:p>
             <w:pPr>
-              <w:spacing w:after="0"/>
+              <w:spacing w:before="0" w:after="0"/>
               <w:jc w:val="right"/>
             </w:pPr>
-            <w:r/>
             <w:r>
               <w:rPr>
                 <w:b w:val="0"/>
@@ -1561,15 +2242,19 @@
         </w:tc>
         <w:tc>
           <w:tcPr>
-            <w:tcW w:type="dxa" w:w="2211"/>
-            <w:shd w:val="clear" w:color="auto" w:fill="F6F8FA"/>
+            <w:tcW w:type="dxa" w:w="2148"/>
+            <w:tcBorders>
+              <w:top w:val="nil"/>
+              <w:left w:val="nil"/>
+              <w:bottom w:val="single" w:sz="4" w:color="DDE3EA" w:space="0"/>
+              <w:right w:val="nil"/>
+            </w:tcBorders>
           </w:tcPr>
           <w:p>
             <w:pPr>
-              <w:spacing w:after="0"/>
+              <w:spacing w:before="0" w:after="0"/>
               <w:jc w:val="right"/>
             </w:pPr>
-            <w:r/>
             <w:r>
               <w:rPr>
                 <w:b/>
@@ -1584,13 +2269,18 @@
       <w:tr>
         <w:tc>
           <w:tcPr>
-            <w:tcW w:type="dxa" w:w="2948"/>
+            <w:tcW w:type="dxa" w:w="2864"/>
+            <w:tcBorders>
+              <w:top w:val="nil"/>
+              <w:left w:val="nil"/>
+              <w:bottom w:val="single" w:sz="4" w:color="DDE3EA" w:space="0"/>
+              <w:right w:val="nil"/>
+            </w:tcBorders>
           </w:tcPr>
           <w:p>
             <w:pPr>
-              <w:spacing w:after="0"/>
+              <w:spacing w:before="0" w:after="0"/>
             </w:pPr>
-            <w:r/>
             <w:r>
               <w:rPr>
                 <w:b w:val="0"/>
@@ -1598,7 +2288,7 @@
               </w:rPr>
               <w:t>Total operating income, EUR m</w:t>
             </w:r>
-            <w:hyperlink r:id="rId12">
+            <w:hyperlink r:id="rId14">
               <w:r>
                 <w:rPr>
                   <w:color w:val="2A78D6"/>
@@ -1615,7 +2305,7 @@
               </w:rPr>
               <w:t>,</w:t>
             </w:r>
-            <w:hyperlink r:id="rId14">
+            <w:hyperlink r:id="rId16">
               <w:r>
                 <w:rPr>
                   <w:color w:val="2A78D6"/>
@@ -1629,14 +2319,19 @@
         </w:tc>
         <w:tc>
           <w:tcPr>
-            <w:tcW w:type="dxa" w:w="1191"/>
+            <w:tcW w:type="dxa" w:w="1157"/>
+            <w:tcBorders>
+              <w:top w:val="nil"/>
+              <w:left w:val="nil"/>
+              <w:bottom w:val="single" w:sz="4" w:color="DDE3EA" w:space="0"/>
+              <w:right w:val="nil"/>
+            </w:tcBorders>
           </w:tcPr>
           <w:p>
             <w:pPr>
-              <w:spacing w:after="0"/>
+              <w:spacing w:before="0" w:after="0"/>
               <w:jc w:val="right"/>
             </w:pPr>
-            <w:r/>
             <w:r>
               <w:rPr>
                 <w:b w:val="0"/>
@@ -1648,14 +2343,19 @@
         </w:tc>
         <w:tc>
           <w:tcPr>
-            <w:tcW w:type="dxa" w:w="1191"/>
+            <w:tcW w:type="dxa" w:w="1157"/>
+            <w:tcBorders>
+              <w:top w:val="nil"/>
+              <w:left w:val="nil"/>
+              <w:bottom w:val="single" w:sz="4" w:color="DDE3EA" w:space="0"/>
+              <w:right w:val="nil"/>
+            </w:tcBorders>
           </w:tcPr>
           <w:p>
             <w:pPr>
-              <w:spacing w:after="0"/>
+              <w:spacing w:before="0" w:after="0"/>
               <w:jc w:val="right"/>
             </w:pPr>
-            <w:r/>
             <w:r>
               <w:rPr>
                 <w:b w:val="0"/>
@@ -1667,14 +2367,19 @@
         </w:tc>
         <w:tc>
           <w:tcPr>
-            <w:tcW w:type="dxa" w:w="1191"/>
+            <w:tcW w:type="dxa" w:w="1157"/>
+            <w:tcBorders>
+              <w:top w:val="nil"/>
+              <w:left w:val="nil"/>
+              <w:bottom w:val="single" w:sz="4" w:color="DDE3EA" w:space="0"/>
+              <w:right w:val="nil"/>
+            </w:tcBorders>
           </w:tcPr>
           <w:p>
             <w:pPr>
-              <w:spacing w:after="0"/>
+              <w:spacing w:before="0" w:after="0"/>
               <w:jc w:val="right"/>
             </w:pPr>
-            <w:r/>
             <w:r>
               <w:rPr>
                 <w:b w:val="0"/>
@@ -1686,14 +2391,19 @@
         </w:tc>
         <w:tc>
           <w:tcPr>
-            <w:tcW w:type="dxa" w:w="1191"/>
+            <w:tcW w:type="dxa" w:w="1157"/>
+            <w:tcBorders>
+              <w:top w:val="nil"/>
+              <w:left w:val="nil"/>
+              <w:bottom w:val="single" w:sz="4" w:color="DDE3EA" w:space="0"/>
+              <w:right w:val="nil"/>
+            </w:tcBorders>
           </w:tcPr>
           <w:p>
             <w:pPr>
-              <w:spacing w:after="0"/>
+              <w:spacing w:before="0" w:after="0"/>
               <w:jc w:val="right"/>
             </w:pPr>
-            <w:r/>
             <w:r>
               <w:rPr>
                 <w:b w:val="0"/>
@@ -1705,14 +2415,19 @@
         </w:tc>
         <w:tc>
           <w:tcPr>
-            <w:tcW w:type="dxa" w:w="2211"/>
+            <w:tcW w:type="dxa" w:w="2148"/>
+            <w:tcBorders>
+              <w:top w:val="nil"/>
+              <w:left w:val="nil"/>
+              <w:bottom w:val="single" w:sz="4" w:color="DDE3EA" w:space="0"/>
+              <w:right w:val="nil"/>
+            </w:tcBorders>
           </w:tcPr>
           <w:p>
             <w:pPr>
-              <w:spacing w:after="0"/>
+              <w:spacing w:before="0" w:after="0"/>
               <w:jc w:val="right"/>
             </w:pPr>
-            <w:r/>
             <w:r>
               <w:rPr>
                 <w:b/>
@@ -1727,14 +2442,18 @@
       <w:tr>
         <w:tc>
           <w:tcPr>
-            <w:tcW w:type="dxa" w:w="2948"/>
-            <w:shd w:val="clear" w:color="auto" w:fill="F6F8FA"/>
+            <w:tcW w:type="dxa" w:w="2864"/>
+            <w:tcBorders>
+              <w:top w:val="nil"/>
+              <w:left w:val="nil"/>
+              <w:bottom w:val="single" w:sz="4" w:color="DDE3EA" w:space="0"/>
+              <w:right w:val="nil"/>
+            </w:tcBorders>
           </w:tcPr>
           <w:p>
             <w:pPr>
-              <w:spacing w:after="0"/>
+              <w:spacing w:before="0" w:after="0"/>
             </w:pPr>
-            <w:r/>
             <w:r>
               <w:rPr>
                 <w:b w:val="0"/>
@@ -1742,155 +2461,7 @@
               </w:rPr>
               <w:t>Cost/income ratio</w:t>
             </w:r>
-            <w:hyperlink r:id="rId15">
-              <w:r>
-                <w:rPr>
-                  <w:color w:val="2A78D6"/>
-                  <w:vertAlign w:val="superscript"/>
-                  <w:sz w:val="14"/>
-                </w:rPr>
-                <w:t xml:space="preserve">9</w:t>
-              </w:r>
-            </w:hyperlink>
-            <w:r>
-              <w:rPr>
-                <w:color w:val="2A78D6"/>
-                <w:vertAlign w:val="superscript"/>
-              </w:rPr>
-              <w:t>,</w:t>
-            </w:r>
-            <w:hyperlink r:id="rId11">
-              <w:r>
-                <w:rPr>
-                  <w:color w:val="2A78D6"/>
-                  <w:vertAlign w:val="superscript"/>
-                  <w:sz w:val="14"/>
-                </w:rPr>
-                <w:t xml:space="preserve">2</w:t>
-              </w:r>
-            </w:hyperlink>
-          </w:p>
-        </w:tc>
-        <w:tc>
-          <w:tcPr>
-            <w:tcW w:type="dxa" w:w="1191"/>
-            <w:shd w:val="clear" w:color="auto" w:fill="F6F8FA"/>
-          </w:tcPr>
-          <w:p>
-            <w:pPr>
-              <w:spacing w:after="0"/>
-              <w:jc w:val="right"/>
-            </w:pPr>
-            <w:r/>
-            <w:r>
-              <w:rPr>
-                <w:b w:val="0"/>
-                <w:sz w:val="17"/>
-              </w:rPr>
-              <w:t>47.1%*</w:t>
-            </w:r>
-          </w:p>
-        </w:tc>
-        <w:tc>
-          <w:tcPr>
-            <w:tcW w:type="dxa" w:w="1191"/>
-            <w:shd w:val="clear" w:color="auto" w:fill="F6F8FA"/>
-          </w:tcPr>
-          <w:p>
-            <w:pPr>
-              <w:spacing w:after="0"/>
-              <w:jc w:val="right"/>
-            </w:pPr>
-            <w:r/>
-            <w:r>
-              <w:rPr>
-                <w:b w:val="0"/>
-                <w:sz w:val="17"/>
-              </w:rPr>
-              <w:t>58.8%*</w:t>
-            </w:r>
-          </w:p>
-        </w:tc>
-        <w:tc>
-          <w:tcPr>
-            <w:tcW w:type="dxa" w:w="1191"/>
-            <w:shd w:val="clear" w:color="auto" w:fill="F6F8FA"/>
-          </w:tcPr>
-          <w:p>
-            <w:pPr>
-              <w:spacing w:after="0"/>
-              <w:jc w:val="right"/>
-            </w:pPr>
-            <w:r/>
-            <w:r>
-              <w:rPr>
-                <w:b w:val="0"/>
-                <w:sz w:val="17"/>
-              </w:rPr>
-              <w:t>55.2%*</w:t>
-            </w:r>
-          </w:p>
-        </w:tc>
-        <w:tc>
-          <w:tcPr>
-            <w:tcW w:type="dxa" w:w="1191"/>
-            <w:shd w:val="clear" w:color="auto" w:fill="FDF1D8"/>
-          </w:tcPr>
-          <w:p>
-            <w:pPr>
-              <w:spacing w:after="0"/>
-              <w:jc w:val="right"/>
-            </w:pPr>
-            <w:r/>
-            <w:r>
-              <w:rPr>
-                <w:b/>
-                <w:sz w:val="17"/>
-              </w:rPr>
-              <w:t>56.8%*</w:t>
-            </w:r>
-          </w:p>
-        </w:tc>
-        <w:tc>
-          <w:tcPr>
-            <w:tcW w:type="dxa" w:w="2211"/>
-            <w:shd w:val="clear" w:color="auto" w:fill="F6F8FA"/>
-          </w:tcPr>
-          <w:p>
-            <w:pPr>
-              <w:spacing w:after="0"/>
-              <w:jc w:val="right"/>
-            </w:pPr>
-            <w:r/>
-            <w:r>
-              <w:rPr>
-                <w:b/>
-                <w:color w:val="B42318"/>
-                <w:sz w:val="17"/>
-              </w:rPr>
-              <w:t>▲ 1.6 p. p. vs 6M2025</w:t>
-            </w:r>
-          </w:p>
-        </w:tc>
-      </w:tr>
-      <w:tr>
-        <w:tc>
-          <w:tcPr>
-            <w:tcW w:type="dxa" w:w="2948"/>
-          </w:tcPr>
-          <w:p>
-            <w:pPr>
-              <w:spacing w:after="0"/>
-            </w:pPr>
-            <w:r/>
-            <w:r>
-              <w:rPr>
-                <w:b w:val="0"/>
-                <w:sz w:val="17"/>
-              </w:rPr>
-              <w:t>ROE</w:t>
-            </w:r>
-            <w:hyperlink r:id="rId15">
+            <w:hyperlink r:id="rId17">
               <w:r>
                 <w:rPr>
                   <w:color w:val="2A78D6"/>
@@ -1914,7 +2485,164 @@
                   <w:vertAlign w:val="superscript"/>
                   <w:sz w:val="14"/>
                 </w:rPr>
-                <w:t xml:space="preserve">7</w:t>
+                <w:t xml:space="preserve">2</w:t>
+              </w:r>
+            </w:hyperlink>
+          </w:p>
+        </w:tc>
+        <w:tc>
+          <w:tcPr>
+            <w:tcW w:type="dxa" w:w="1157"/>
+            <w:tcBorders>
+              <w:top w:val="nil"/>
+              <w:left w:val="nil"/>
+              <w:bottom w:val="single" w:sz="4" w:color="DDE3EA" w:space="0"/>
+              <w:right w:val="nil"/>
+            </w:tcBorders>
+          </w:tcPr>
+          <w:p>
+            <w:pPr>
+              <w:spacing w:before="0" w:after="0"/>
+              <w:jc w:val="right"/>
+            </w:pPr>
+            <w:r>
+              <w:rPr>
+                <w:b w:val="0"/>
+                <w:sz w:val="17"/>
+              </w:rPr>
+              <w:t>47.1%*</w:t>
+            </w:r>
+          </w:p>
+        </w:tc>
+        <w:tc>
+          <w:tcPr>
+            <w:tcW w:type="dxa" w:w="1157"/>
+            <w:tcBorders>
+              <w:top w:val="nil"/>
+              <w:left w:val="nil"/>
+              <w:bottom w:val="single" w:sz="4" w:color="DDE3EA" w:space="0"/>
+              <w:right w:val="nil"/>
+            </w:tcBorders>
+          </w:tcPr>
+          <w:p>
+            <w:pPr>
+              <w:spacing w:before="0" w:after="0"/>
+              <w:jc w:val="right"/>
+            </w:pPr>
+            <w:r>
+              <w:rPr>
+                <w:b w:val="0"/>
+                <w:sz w:val="17"/>
+              </w:rPr>
+              <w:t>58.8%*</w:t>
+            </w:r>
+          </w:p>
+        </w:tc>
+        <w:tc>
+          <w:tcPr>
+            <w:tcW w:type="dxa" w:w="1157"/>
+            <w:tcBorders>
+              <w:top w:val="nil"/>
+              <w:left w:val="nil"/>
+              <w:bottom w:val="single" w:sz="4" w:color="DDE3EA" w:space="0"/>
+              <w:right w:val="nil"/>
+            </w:tcBorders>
+          </w:tcPr>
+          <w:p>
+            <w:pPr>
+              <w:spacing w:before="0" w:after="0"/>
+              <w:jc w:val="right"/>
+            </w:pPr>
+            <w:r>
+              <w:rPr>
+                <w:b w:val="0"/>
+                <w:sz w:val="17"/>
+              </w:rPr>
+              <w:t>55.2%*</w:t>
+            </w:r>
+          </w:p>
+        </w:tc>
+        <w:tc>
+          <w:tcPr>
+            <w:tcW w:type="dxa" w:w="1157"/>
+            <w:tcBorders>
+              <w:top w:val="nil"/>
+              <w:left w:val="nil"/>
+              <w:bottom w:val="single" w:sz="4" w:color="DDE3EA" w:space="0"/>
+              <w:right w:val="nil"/>
+            </w:tcBorders>
+            <w:shd w:val="clear" w:color="auto" w:fill="FDF1D8"/>
+          </w:tcPr>
+          <w:p>
+            <w:pPr>
+              <w:spacing w:before="0" w:after="0"/>
+              <w:jc w:val="right"/>
+            </w:pPr>
+            <w:r>
+              <w:rPr>
+                <w:b/>
+                <w:sz w:val="17"/>
+              </w:rPr>
+              <w:t>56.8%*</w:t>
+            </w:r>
+          </w:p>
+        </w:tc>
+        <w:tc>
+          <w:tcPr>
+            <w:tcW w:type="dxa" w:w="2148"/>
+            <w:tcBorders>
+              <w:top w:val="nil"/>
+              <w:left w:val="nil"/>
+              <w:bottom w:val="single" w:sz="4" w:color="DDE3EA" w:space="0"/>
+              <w:right w:val="nil"/>
+            </w:tcBorders>
+          </w:tcPr>
+          <w:p>
+            <w:pPr>
+              <w:spacing w:before="0" w:after="0"/>
+              <w:jc w:val="right"/>
+            </w:pPr>
+            <w:r>
+              <w:rPr>
+                <w:b/>
+                <w:color w:val="B42318"/>
+                <w:sz w:val="17"/>
+              </w:rPr>
+              <w:t>▲ 1.6 p. p. vs 6M2025</w:t>
+            </w:r>
+          </w:p>
+        </w:tc>
+      </w:tr>
+      <w:tr>
+        <w:tc>
+          <w:tcPr>
+            <w:tcW w:type="dxa" w:w="2864"/>
+            <w:tcBorders>
+              <w:top w:val="nil"/>
+              <w:left w:val="nil"/>
+              <w:bottom w:val="single" w:sz="4" w:color="DDE3EA" w:space="0"/>
+              <w:right w:val="nil"/>
+            </w:tcBorders>
+          </w:tcPr>
+          <w:p>
+            <w:pPr>
+              <w:spacing w:before="0" w:after="0"/>
+            </w:pPr>
+            <w:r>
+              <w:rPr>
+                <w:b w:val="0"/>
+                <w:sz w:val="17"/>
+              </w:rPr>
+              <w:t>ROE</w:t>
+            </w:r>
+            <w:hyperlink r:id="rId17">
+              <w:r>
+                <w:rPr>
+                  <w:color w:val="2A78D6"/>
+                  <w:vertAlign w:val="superscript"/>
+                  <w:sz w:val="14"/>
+                </w:rPr>
+                <w:t xml:space="preserve">9</w:t>
               </w:r>
             </w:hyperlink>
             <w:r>
@@ -1924,135 +2652,7 @@
               </w:rPr>
               <w:t>,</w:t>
             </w:r>
-            <w:hyperlink r:id="rId11">
-              <w:r>
-                <w:rPr>
-                  <w:color w:val="2A78D6"/>
-                  <w:vertAlign w:val="superscript"/>
-                  <w:sz w:val="14"/>
-                </w:rPr>
-                <w:t xml:space="preserve">2</w:t>
-              </w:r>
-            </w:hyperlink>
-          </w:p>
-        </w:tc>
-        <w:tc>
-          <w:tcPr>
-            <w:tcW w:type="dxa" w:w="1191"/>
-          </w:tcPr>
-          <w:p>
-            <w:pPr>
-              <w:spacing w:after="0"/>
-              <w:jc w:val="right"/>
-            </w:pPr>
-            <w:r/>
-            <w:r>
-              <w:rPr>
-                <w:b w:val="0"/>
-                <w:sz w:val="17"/>
-              </w:rPr>
-              <w:t>14.0%*</w:t>
-            </w:r>
-          </w:p>
-        </w:tc>
-        <w:tc>
-          <w:tcPr>
-            <w:tcW w:type="dxa" w:w="1191"/>
-          </w:tcPr>
-          <w:p>
-            <w:pPr>
-              <w:spacing w:after="0"/>
-              <w:jc w:val="right"/>
-            </w:pPr>
-            <w:r/>
-            <w:r>
-              <w:rPr>
-                <w:b w:val="0"/>
-                <w:sz w:val="17"/>
-              </w:rPr>
-              <w:t>10.4%*</w:t>
-            </w:r>
-          </w:p>
-        </w:tc>
-        <w:tc>
-          <w:tcPr>
-            <w:tcW w:type="dxa" w:w="1191"/>
-          </w:tcPr>
-          <w:p>
-            <w:pPr>
-              <w:spacing w:after="0"/>
-              <w:jc w:val="right"/>
-            </w:pPr>
-            <w:r/>
-            <w:r>
-              <w:rPr>
-                <w:b w:val="0"/>
-                <w:sz w:val="17"/>
-              </w:rPr>
-              <w:t>11.1%*</w:t>
-            </w:r>
-          </w:p>
-        </w:tc>
-        <w:tc>
-          <w:tcPr>
-            <w:tcW w:type="dxa" w:w="1191"/>
-            <w:shd w:val="clear" w:color="auto" w:fill="FDE7E5"/>
-          </w:tcPr>
-          <w:p>
-            <w:pPr>
-              <w:spacing w:after="0"/>
-              <w:jc w:val="right"/>
-            </w:pPr>
-            <w:r/>
-            <w:r>
-              <w:rPr>
-                <w:b/>
-                <w:sz w:val="17"/>
-              </w:rPr>
-              <w:t>7.8%*</w:t>
-            </w:r>
-          </w:p>
-        </w:tc>
-        <w:tc>
-          <w:tcPr>
-            <w:tcW w:type="dxa" w:w="2211"/>
-          </w:tcPr>
-          <w:p>
-            <w:pPr>
-              <w:spacing w:after="0"/>
-              <w:jc w:val="right"/>
-            </w:pPr>
-            <w:r/>
-            <w:r>
-              <w:rPr>
-                <w:b/>
-                <w:color w:val="B42318"/>
-                <w:sz w:val="17"/>
-              </w:rPr>
-              <w:t>▼ 3.3 p. p. vs 6M2025</w:t>
-            </w:r>
-          </w:p>
-        </w:tc>
-      </w:tr>
-      <w:tr>
-        <w:tc>
-          <w:tcPr>
-            <w:tcW w:type="dxa" w:w="2948"/>
-            <w:shd w:val="clear" w:color="auto" w:fill="F6F8FA"/>
-          </w:tcPr>
-          <w:p>
-            <w:pPr>
-              <w:spacing w:after="0"/>
-            </w:pPr>
-            <w:r/>
-            <w:r>
-              <w:rPr>
-                <w:b w:val="0"/>
-                <w:sz w:val="17"/>
-              </w:rPr>
-              <w:t>Cost of risk</w:t>
-            </w:r>
-            <w:hyperlink r:id="rId13">
+            <w:hyperlink r:id="rId15">
               <w:r>
                 <w:rPr>
                   <w:color w:val="2A78D6"/>
@@ -2069,7 +2669,7 @@
               </w:rPr>
               <w:t>,</w:t>
             </w:r>
-            <w:hyperlink r:id="rId11">
+            <w:hyperlink r:id="rId13">
               <w:r>
                 <w:rPr>
                   <w:color w:val="2A78D6"/>
@@ -2083,15 +2683,193 @@
         </w:tc>
         <w:tc>
           <w:tcPr>
-            <w:tcW w:type="dxa" w:w="1191"/>
-            <w:shd w:val="clear" w:color="auto" w:fill="F6F8FA"/>
+            <w:tcW w:type="dxa" w:w="1157"/>
+            <w:tcBorders>
+              <w:top w:val="nil"/>
+              <w:left w:val="nil"/>
+              <w:bottom w:val="single" w:sz="4" w:color="DDE3EA" w:space="0"/>
+              <w:right w:val="nil"/>
+            </w:tcBorders>
           </w:tcPr>
           <w:p>
             <w:pPr>
-              <w:spacing w:after="0"/>
+              <w:spacing w:before="0" w:after="0"/>
               <w:jc w:val="right"/>
             </w:pPr>
-            <w:r/>
+            <w:r>
+              <w:rPr>
+                <w:b w:val="0"/>
+                <w:sz w:val="17"/>
+              </w:rPr>
+              <w:t>14.0%*</w:t>
+            </w:r>
+          </w:p>
+        </w:tc>
+        <w:tc>
+          <w:tcPr>
+            <w:tcW w:type="dxa" w:w="1157"/>
+            <w:tcBorders>
+              <w:top w:val="nil"/>
+              <w:left w:val="nil"/>
+              <w:bottom w:val="single" w:sz="4" w:color="DDE3EA" w:space="0"/>
+              <w:right w:val="nil"/>
+            </w:tcBorders>
+          </w:tcPr>
+          <w:p>
+            <w:pPr>
+              <w:spacing w:before="0" w:after="0"/>
+              <w:jc w:val="right"/>
+            </w:pPr>
+            <w:r>
+              <w:rPr>
+                <w:b w:val="0"/>
+                <w:sz w:val="17"/>
+              </w:rPr>
+              <w:t>10.4%*</w:t>
+            </w:r>
+          </w:p>
+        </w:tc>
+        <w:tc>
+          <w:tcPr>
+            <w:tcW w:type="dxa" w:w="1157"/>
+            <w:tcBorders>
+              <w:top w:val="nil"/>
+              <w:left w:val="nil"/>
+              <w:bottom w:val="single" w:sz="4" w:color="DDE3EA" w:space="0"/>
+              <w:right w:val="nil"/>
+            </w:tcBorders>
+          </w:tcPr>
+          <w:p>
+            <w:pPr>
+              <w:spacing w:before="0" w:after="0"/>
+              <w:jc w:val="right"/>
+            </w:pPr>
+            <w:r>
+              <w:rPr>
+                <w:b w:val="0"/>
+                <w:sz w:val="17"/>
+              </w:rPr>
+              <w:t>11.1%*</w:t>
+            </w:r>
+          </w:p>
+        </w:tc>
+        <w:tc>
+          <w:tcPr>
+            <w:tcW w:type="dxa" w:w="1157"/>
+            <w:tcBorders>
+              <w:top w:val="nil"/>
+              <w:left w:val="nil"/>
+              <w:bottom w:val="single" w:sz="4" w:color="DDE3EA" w:space="0"/>
+              <w:right w:val="nil"/>
+            </w:tcBorders>
+            <w:shd w:val="clear" w:color="auto" w:fill="FDE7E5"/>
+          </w:tcPr>
+          <w:p>
+            <w:pPr>
+              <w:spacing w:before="0" w:after="0"/>
+              <w:jc w:val="right"/>
+            </w:pPr>
+            <w:r>
+              <w:rPr>
+                <w:b/>
+                <w:sz w:val="17"/>
+              </w:rPr>
+              <w:t>7.8%*</w:t>
+            </w:r>
+          </w:p>
+        </w:tc>
+        <w:tc>
+          <w:tcPr>
+            <w:tcW w:type="dxa" w:w="2148"/>
+            <w:tcBorders>
+              <w:top w:val="nil"/>
+              <w:left w:val="nil"/>
+              <w:bottom w:val="single" w:sz="4" w:color="DDE3EA" w:space="0"/>
+              <w:right w:val="nil"/>
+            </w:tcBorders>
+          </w:tcPr>
+          <w:p>
+            <w:pPr>
+              <w:spacing w:before="0" w:after="0"/>
+              <w:jc w:val="right"/>
+            </w:pPr>
+            <w:r>
+              <w:rPr>
+                <w:b/>
+                <w:color w:val="B42318"/>
+                <w:sz w:val="17"/>
+              </w:rPr>
+              <w:t>▼ 3.3 p. p. vs 6M2025</w:t>
+            </w:r>
+          </w:p>
+        </w:tc>
+      </w:tr>
+      <w:tr>
+        <w:tc>
+          <w:tcPr>
+            <w:tcW w:type="dxa" w:w="2864"/>
+            <w:tcBorders>
+              <w:top w:val="nil"/>
+              <w:left w:val="nil"/>
+              <w:bottom w:val="single" w:sz="4" w:color="DDE3EA" w:space="0"/>
+              <w:right w:val="nil"/>
+            </w:tcBorders>
+          </w:tcPr>
+          <w:p>
+            <w:pPr>
+              <w:spacing w:before="0" w:after="0"/>
+            </w:pPr>
+            <w:r>
+              <w:rPr>
+                <w:b w:val="0"/>
+                <w:sz w:val="17"/>
+              </w:rPr>
+              <w:t>Cost of risk</w:t>
+            </w:r>
+            <w:hyperlink r:id="rId15">
+              <w:r>
+                <w:rPr>
+                  <w:color w:val="2A78D6"/>
+                  <w:vertAlign w:val="superscript"/>
+                  <w:sz w:val="14"/>
+                </w:rPr>
+                <w:t xml:space="preserve">7</w:t>
+              </w:r>
+            </w:hyperlink>
+            <w:r>
+              <w:rPr>
+                <w:color w:val="2A78D6"/>
+                <w:vertAlign w:val="superscript"/>
+              </w:rPr>
+              <w:t>,</w:t>
+            </w:r>
+            <w:hyperlink r:id="rId13">
+              <w:r>
+                <w:rPr>
+                  <w:color w:val="2A78D6"/>
+                  <w:vertAlign w:val="superscript"/>
+                  <w:sz w:val="14"/>
+                </w:rPr>
+                <w:t xml:space="preserve">2</w:t>
+              </w:r>
+            </w:hyperlink>
+          </w:p>
+        </w:tc>
+        <w:tc>
+          <w:tcPr>
+            <w:tcW w:type="dxa" w:w="1157"/>
+            <w:tcBorders>
+              <w:top w:val="nil"/>
+              <w:left w:val="nil"/>
+              <w:bottom w:val="single" w:sz="4" w:color="DDE3EA" w:space="0"/>
+              <w:right w:val="nil"/>
+            </w:tcBorders>
+          </w:tcPr>
+          <w:p>
+            <w:pPr>
+              <w:spacing w:before="0" w:after="0"/>
+              <w:jc w:val="right"/>
+            </w:pPr>
             <w:r>
               <w:rPr>
                 <w:b w:val="0"/>
@@ -2103,15 +2881,19 @@
         </w:tc>
         <w:tc>
           <w:tcPr>
-            <w:tcW w:type="dxa" w:w="1191"/>
-            <w:shd w:val="clear" w:color="auto" w:fill="F6F8FA"/>
+            <w:tcW w:type="dxa" w:w="1157"/>
+            <w:tcBorders>
+              <w:top w:val="nil"/>
+              <w:left w:val="nil"/>
+              <w:bottom w:val="single" w:sz="4" w:color="DDE3EA" w:space="0"/>
+              <w:right w:val="nil"/>
+            </w:tcBorders>
           </w:tcPr>
           <w:p>
             <w:pPr>
-              <w:spacing w:after="0"/>
+              <w:spacing w:before="0" w:after="0"/>
               <w:jc w:val="right"/>
             </w:pPr>
-            <w:r/>
             <w:r>
               <w:rPr>
                 <w:b w:val="0"/>
@@ -2123,15 +2905,19 @@
         </w:tc>
         <w:tc>
           <w:tcPr>
-            <w:tcW w:type="dxa" w:w="1191"/>
-            <w:shd w:val="clear" w:color="auto" w:fill="F6F8FA"/>
+            <w:tcW w:type="dxa" w:w="1157"/>
+            <w:tcBorders>
+              <w:top w:val="nil"/>
+              <w:left w:val="nil"/>
+              <w:bottom w:val="single" w:sz="4" w:color="DDE3EA" w:space="0"/>
+              <w:right w:val="nil"/>
+            </w:tcBorders>
           </w:tcPr>
           <w:p>
             <w:pPr>
-              <w:spacing w:after="0"/>
+              <w:spacing w:before="0" w:after="0"/>
               <w:jc w:val="right"/>
             </w:pPr>
-            <w:r/>
             <w:r>
               <w:rPr>
                 <w:b w:val="0"/>
@@ -2143,15 +2929,19 @@
         </w:tc>
         <w:tc>
           <w:tcPr>
-            <w:tcW w:type="dxa" w:w="1191"/>
-            <w:shd w:val="clear" w:color="auto" w:fill="F6F8FA"/>
+            <w:tcW w:type="dxa" w:w="1157"/>
+            <w:tcBorders>
+              <w:top w:val="nil"/>
+              <w:left w:val="nil"/>
+              <w:bottom w:val="single" w:sz="4" w:color="DDE3EA" w:space="0"/>
+              <w:right w:val="nil"/>
+            </w:tcBorders>
           </w:tcPr>
           <w:p>
             <w:pPr>
-              <w:spacing w:after="0"/>
+              <w:spacing w:before="0" w:after="0"/>
               <w:jc w:val="right"/>
             </w:pPr>
-            <w:r/>
             <w:r>
               <w:rPr>
                 <w:b w:val="0"/>
@@ -2163,15 +2953,19 @@
         </w:tc>
         <w:tc>
           <w:tcPr>
-            <w:tcW w:type="dxa" w:w="2211"/>
-            <w:shd w:val="clear" w:color="auto" w:fill="F6F8FA"/>
+            <w:tcW w:type="dxa" w:w="2148"/>
+            <w:tcBorders>
+              <w:top w:val="nil"/>
+              <w:left w:val="nil"/>
+              <w:bottom w:val="single" w:sz="4" w:color="DDE3EA" w:space="0"/>
+              <w:right w:val="nil"/>
+            </w:tcBorders>
           </w:tcPr>
           <w:p>
             <w:pPr>
-              <w:spacing w:after="0"/>
+              <w:spacing w:before="0" w:after="0"/>
               <w:jc w:val="right"/>
             </w:pPr>
-            <w:r/>
             <w:r>
               <w:rPr>
                 <w:b/>
@@ -2186,13 +2980,18 @@
       <w:tr>
         <w:tc>
           <w:tcPr>
-            <w:tcW w:type="dxa" w:w="2948"/>
+            <w:tcW w:type="dxa" w:w="2864"/>
+            <w:tcBorders>
+              <w:top w:val="nil"/>
+              <w:left w:val="nil"/>
+              <w:bottom w:val="single" w:sz="4" w:color="DDE3EA" w:space="0"/>
+              <w:right w:val="nil"/>
+            </w:tcBorders>
           </w:tcPr>
           <w:p>
             <w:pPr>
-              <w:spacing w:after="0"/>
+              <w:spacing w:before="0" w:after="0"/>
             </w:pPr>
-            <w:r/>
             <w:r>
               <w:rPr>
                 <w:b w:val="0"/>
@@ -2200,7 +2999,7 @@
               </w:rPr>
               <w:t>Net interest margin</w:t>
             </w:r>
-            <w:hyperlink r:id="rId15">
+            <w:hyperlink r:id="rId17">
               <w:r>
                 <w:rPr>
                   <w:color w:val="2A78D6"/>
@@ -2217,7 +3016,7 @@
               </w:rPr>
               <w:t>,</w:t>
             </w:r>
-            <w:hyperlink r:id="rId10">
+            <w:hyperlink r:id="rId12">
               <w:r>
                 <w:rPr>
                   <w:color w:val="2A78D6"/>
@@ -2231,14 +3030,19 @@
         </w:tc>
         <w:tc>
           <w:tcPr>
-            <w:tcW w:type="dxa" w:w="1191"/>
+            <w:tcW w:type="dxa" w:w="1157"/>
+            <w:tcBorders>
+              <w:top w:val="nil"/>
+              <w:left w:val="nil"/>
+              <w:bottom w:val="single" w:sz="4" w:color="DDE3EA" w:space="0"/>
+              <w:right w:val="nil"/>
+            </w:tcBorders>
           </w:tcPr>
           <w:p>
             <w:pPr>
-              <w:spacing w:after="0"/>
+              <w:spacing w:before="0" w:after="0"/>
               <w:jc w:val="right"/>
             </w:pPr>
-            <w:r/>
             <w:r>
               <w:rPr>
                 <w:b w:val="0"/>
@@ -2250,14 +3054,19 @@
         </w:tc>
         <w:tc>
           <w:tcPr>
-            <w:tcW w:type="dxa" w:w="1191"/>
+            <w:tcW w:type="dxa" w:w="1157"/>
+            <w:tcBorders>
+              <w:top w:val="nil"/>
+              <w:left w:val="nil"/>
+              <w:bottom w:val="single" w:sz="4" w:color="DDE3EA" w:space="0"/>
+              <w:right w:val="nil"/>
+            </w:tcBorders>
           </w:tcPr>
           <w:p>
             <w:pPr>
-              <w:spacing w:after="0"/>
+              <w:spacing w:before="0" w:after="0"/>
               <w:jc w:val="right"/>
             </w:pPr>
-            <w:r/>
             <w:r>
               <w:rPr>
                 <w:b w:val="0"/>
@@ -2269,14 +3078,19 @@
         </w:tc>
         <w:tc>
           <w:tcPr>
-            <w:tcW w:type="dxa" w:w="1191"/>
+            <w:tcW w:type="dxa" w:w="1157"/>
+            <w:tcBorders>
+              <w:top w:val="nil"/>
+              <w:left w:val="nil"/>
+              <w:bottom w:val="single" w:sz="4" w:color="DDE3EA" w:space="0"/>
+              <w:right w:val="nil"/>
+            </w:tcBorders>
           </w:tcPr>
           <w:p>
             <w:pPr>
-              <w:spacing w:after="0"/>
+              <w:spacing w:before="0" w:after="0"/>
               <w:jc w:val="right"/>
             </w:pPr>
-            <w:r/>
             <w:r>
               <w:rPr>
                 <w:b w:val="0"/>
@@ -2288,14 +3102,19 @@
         </w:tc>
         <w:tc>
           <w:tcPr>
-            <w:tcW w:type="dxa" w:w="1191"/>
+            <w:tcW w:type="dxa" w:w="1157"/>
+            <w:tcBorders>
+              <w:top w:val="nil"/>
+              <w:left w:val="nil"/>
+              <w:bottom w:val="single" w:sz="4" w:color="DDE3EA" w:space="0"/>
+              <w:right w:val="nil"/>
+            </w:tcBorders>
           </w:tcPr>
           <w:p>
             <w:pPr>
-              <w:spacing w:after="0"/>
+              <w:spacing w:before="0" w:after="0"/>
               <w:jc w:val="right"/>
             </w:pPr>
-            <w:r/>
             <w:r>
               <w:rPr>
                 <w:b w:val="0"/>
@@ -2307,14 +3126,19 @@
         </w:tc>
         <w:tc>
           <w:tcPr>
-            <w:tcW w:type="dxa" w:w="2211"/>
+            <w:tcW w:type="dxa" w:w="2148"/>
+            <w:tcBorders>
+              <w:top w:val="nil"/>
+              <w:left w:val="nil"/>
+              <w:bottom w:val="single" w:sz="4" w:color="DDE3EA" w:space="0"/>
+              <w:right w:val="nil"/>
+            </w:tcBorders>
           </w:tcPr>
           <w:p>
             <w:pPr>
-              <w:spacing w:after="0"/>
+              <w:spacing w:before="0" w:after="0"/>
               <w:jc w:val="right"/>
             </w:pPr>
-            <w:r/>
             <w:r>
               <w:rPr>
                 <w:b/>
@@ -2329,14 +3153,18 @@
       <w:tr>
         <w:tc>
           <w:tcPr>
-            <w:tcW w:type="dxa" w:w="2948"/>
-            <w:shd w:val="clear" w:color="auto" w:fill="F6F8FA"/>
+            <w:tcW w:type="dxa" w:w="2864"/>
+            <w:tcBorders>
+              <w:top w:val="nil"/>
+              <w:left w:val="nil"/>
+              <w:bottom w:val="single" w:sz="4" w:color="DDE3EA" w:space="0"/>
+              <w:right w:val="nil"/>
+            </w:tcBorders>
           </w:tcPr>
           <w:p>
             <w:pPr>
-              <w:spacing w:after="0"/>
+              <w:spacing w:before="0" w:after="0"/>
             </w:pPr>
-            <w:r/>
             <w:r>
               <w:rPr>
                 <w:b w:val="0"/>
@@ -2344,7 +3172,7 @@
               </w:rPr>
               <w:t>Loans to customers, EUR m</w:t>
             </w:r>
-            <w:hyperlink r:id="rId16">
+            <w:hyperlink r:id="rId18">
               <w:r>
                 <w:rPr>
                   <w:color w:val="2A78D6"/>
@@ -2361,7 +3189,7 @@
               </w:rPr>
               <w:t>,</w:t>
             </w:r>
-            <w:hyperlink r:id="rId17">
+            <w:hyperlink r:id="rId19">
               <w:r>
                 <w:rPr>
                   <w:color w:val="2A78D6"/>
@@ -2375,15 +3203,19 @@
         </w:tc>
         <w:tc>
           <w:tcPr>
-            <w:tcW w:type="dxa" w:w="1191"/>
-            <w:shd w:val="clear" w:color="auto" w:fill="F6F8FA"/>
+            <w:tcW w:type="dxa" w:w="1157"/>
+            <w:tcBorders>
+              <w:top w:val="nil"/>
+              <w:left w:val="nil"/>
+              <w:bottom w:val="single" w:sz="4" w:color="DDE3EA" w:space="0"/>
+              <w:right w:val="nil"/>
+            </w:tcBorders>
           </w:tcPr>
           <w:p>
             <w:pPr>
-              <w:spacing w:after="0"/>
+              <w:spacing w:before="0" w:after="0"/>
               <w:jc w:val="right"/>
             </w:pPr>
-            <w:r/>
             <w:r>
               <w:rPr>
                 <w:b w:val="0"/>
@@ -2395,15 +3227,19 @@
         </w:tc>
         <w:tc>
           <w:tcPr>
-            <w:tcW w:type="dxa" w:w="1191"/>
-            <w:shd w:val="clear" w:color="auto" w:fill="F6F8FA"/>
+            <w:tcW w:type="dxa" w:w="1157"/>
+            <w:tcBorders>
+              <w:top w:val="nil"/>
+              <w:left w:val="nil"/>
+              <w:bottom w:val="single" w:sz="4" w:color="DDE3EA" w:space="0"/>
+              <w:right w:val="nil"/>
+            </w:tcBorders>
           </w:tcPr>
           <w:p>
             <w:pPr>
-              <w:spacing w:after="0"/>
+              <w:spacing w:before="0" w:after="0"/>
               <w:jc w:val="right"/>
             </w:pPr>
-            <w:r/>
             <w:r>
               <w:rPr>
                 <w:b w:val="0"/>
@@ -2415,15 +3251,19 @@
         </w:tc>
         <w:tc>
           <w:tcPr>
-            <w:tcW w:type="dxa" w:w="1191"/>
-            <w:shd w:val="clear" w:color="auto" w:fill="F6F8FA"/>
+            <w:tcW w:type="dxa" w:w="1157"/>
+            <w:tcBorders>
+              <w:top w:val="nil"/>
+              <w:left w:val="nil"/>
+              <w:bottom w:val="single" w:sz="4" w:color="DDE3EA" w:space="0"/>
+              <w:right w:val="nil"/>
+            </w:tcBorders>
           </w:tcPr>
           <w:p>
             <w:pPr>
-              <w:spacing w:after="0"/>
+              <w:spacing w:before="0" w:after="0"/>
               <w:jc w:val="right"/>
             </w:pPr>
-            <w:r/>
             <w:r>
               <w:rPr>
                 <w:b w:val="0"/>
@@ -2435,15 +3275,19 @@
         </w:tc>
         <w:tc>
           <w:tcPr>
-            <w:tcW w:type="dxa" w:w="1191"/>
-            <w:shd w:val="clear" w:color="auto" w:fill="F6F8FA"/>
+            <w:tcW w:type="dxa" w:w="1157"/>
+            <w:tcBorders>
+              <w:top w:val="nil"/>
+              <w:left w:val="nil"/>
+              <w:bottom w:val="single" w:sz="4" w:color="DDE3EA" w:space="0"/>
+              <w:right w:val="nil"/>
+            </w:tcBorders>
           </w:tcPr>
           <w:p>
             <w:pPr>
-              <w:spacing w:after="0"/>
+              <w:spacing w:before="0" w:after="0"/>
               <w:jc w:val="right"/>
             </w:pPr>
-            <w:r/>
             <w:r>
               <w:rPr>
                 <w:b w:val="0"/>
@@ -2455,15 +3299,19 @@
         </w:tc>
         <w:tc>
           <w:tcPr>
-            <w:tcW w:type="dxa" w:w="2211"/>
-            <w:shd w:val="clear" w:color="auto" w:fill="F6F8FA"/>
+            <w:tcW w:type="dxa" w:w="2148"/>
+            <w:tcBorders>
+              <w:top w:val="nil"/>
+              <w:left w:val="nil"/>
+              <w:bottom w:val="single" w:sz="4" w:color="DDE3EA" w:space="0"/>
+              <w:right w:val="nil"/>
+            </w:tcBorders>
           </w:tcPr>
           <w:p>
             <w:pPr>
-              <w:spacing w:after="0"/>
+              <w:spacing w:before="0" w:after="0"/>
               <w:jc w:val="right"/>
             </w:pPr>
-            <w:r/>
             <w:r>
               <w:rPr>
                 <w:b/>
@@ -2478,13 +3326,18 @@
       <w:tr>
         <w:tc>
           <w:tcPr>
-            <w:tcW w:type="dxa" w:w="2948"/>
+            <w:tcW w:type="dxa" w:w="2864"/>
+            <w:tcBorders>
+              <w:top w:val="nil"/>
+              <w:left w:val="nil"/>
+              <w:bottom w:val="single" w:sz="4" w:color="DDE3EA" w:space="0"/>
+              <w:right w:val="nil"/>
+            </w:tcBorders>
           </w:tcPr>
           <w:p>
             <w:pPr>
-              <w:spacing w:after="0"/>
+              <w:spacing w:before="0" w:after="0"/>
             </w:pPr>
-            <w:r/>
             <w:r>
               <w:rPr>
                 <w:b w:val="0"/>
@@ -2492,7 +3345,7 @@
               </w:rPr>
               <w:t>Customer deposits, EUR m</w:t>
             </w:r>
-            <w:hyperlink r:id="rId18">
+            <w:hyperlink r:id="rId20">
               <w:r>
                 <w:rPr>
                   <w:color w:val="2A78D6"/>
@@ -2509,7 +3362,7 @@
               </w:rPr>
               <w:t>,</w:t>
             </w:r>
-            <w:hyperlink r:id="rId19">
+            <w:hyperlink r:id="rId21">
               <w:r>
                 <w:rPr>
                   <w:color w:val="2A78D6"/>
@@ -2523,14 +3376,19 @@
         </w:tc>
         <w:tc>
           <w:tcPr>
-            <w:tcW w:type="dxa" w:w="1191"/>
+            <w:tcW w:type="dxa" w:w="1157"/>
+            <w:tcBorders>
+              <w:top w:val="nil"/>
+              <w:left w:val="nil"/>
+              <w:bottom w:val="single" w:sz="4" w:color="DDE3EA" w:space="0"/>
+              <w:right w:val="nil"/>
+            </w:tcBorders>
           </w:tcPr>
           <w:p>
             <w:pPr>
-              <w:spacing w:after="0"/>
+              <w:spacing w:before="0" w:after="0"/>
               <w:jc w:val="right"/>
             </w:pPr>
-            <w:r/>
             <w:r>
               <w:rPr>
                 <w:b w:val="0"/>
@@ -2542,14 +3400,19 @@
         </w:tc>
         <w:tc>
           <w:tcPr>
-            <w:tcW w:type="dxa" w:w="1191"/>
+            <w:tcW w:type="dxa" w:w="1157"/>
+            <w:tcBorders>
+              <w:top w:val="nil"/>
+              <w:left w:val="nil"/>
+              <w:bottom w:val="single" w:sz="4" w:color="DDE3EA" w:space="0"/>
+              <w:right w:val="nil"/>
+            </w:tcBorders>
           </w:tcPr>
           <w:p>
             <w:pPr>
-              <w:spacing w:after="0"/>
+              <w:spacing w:before="0" w:after="0"/>
               <w:jc w:val="right"/>
             </w:pPr>
-            <w:r/>
             <w:r>
               <w:rPr>
                 <w:b w:val="0"/>
@@ -2561,14 +3424,19 @@
         </w:tc>
         <w:tc>
           <w:tcPr>
-            <w:tcW w:type="dxa" w:w="1191"/>
+            <w:tcW w:type="dxa" w:w="1157"/>
+            <w:tcBorders>
+              <w:top w:val="nil"/>
+              <w:left w:val="nil"/>
+              <w:bottom w:val="single" w:sz="4" w:color="DDE3EA" w:space="0"/>
+              <w:right w:val="nil"/>
+            </w:tcBorders>
           </w:tcPr>
           <w:p>
             <w:pPr>
-              <w:spacing w:after="0"/>
+              <w:spacing w:before="0" w:after="0"/>
               <w:jc w:val="right"/>
             </w:pPr>
-            <w:r/>
             <w:r>
               <w:rPr>
                 <w:b w:val="0"/>
@@ -2580,14 +3448,19 @@
         </w:tc>
         <w:tc>
           <w:tcPr>
-            <w:tcW w:type="dxa" w:w="1191"/>
+            <w:tcW w:type="dxa" w:w="1157"/>
+            <w:tcBorders>
+              <w:top w:val="nil"/>
+              <w:left w:val="nil"/>
+              <w:bottom w:val="single" w:sz="4" w:color="DDE3EA" w:space="0"/>
+              <w:right w:val="nil"/>
+            </w:tcBorders>
           </w:tcPr>
           <w:p>
             <w:pPr>
-              <w:spacing w:after="0"/>
+              <w:spacing w:before="0" w:after="0"/>
               <w:jc w:val="right"/>
             </w:pPr>
-            <w:r/>
             <w:r>
               <w:rPr>
                 <w:b w:val="0"/>
@@ -2599,14 +3472,19 @@
         </w:tc>
         <w:tc>
           <w:tcPr>
-            <w:tcW w:type="dxa" w:w="2211"/>
+            <w:tcW w:type="dxa" w:w="2148"/>
+            <w:tcBorders>
+              <w:top w:val="nil"/>
+              <w:left w:val="nil"/>
+              <w:bottom w:val="single" w:sz="4" w:color="DDE3EA" w:space="0"/>
+              <w:right w:val="nil"/>
+            </w:tcBorders>
           </w:tcPr>
           <w:p>
             <w:pPr>
-              <w:spacing w:after="0"/>
+              <w:spacing w:before="0" w:after="0"/>
               <w:jc w:val="right"/>
             </w:pPr>
-            <w:r/>
             <w:r>
               <w:rPr>
                 <w:b/>
@@ -2621,14 +3499,18 @@
       <w:tr>
         <w:tc>
           <w:tcPr>
-            <w:tcW w:type="dxa" w:w="2948"/>
-            <w:shd w:val="clear" w:color="auto" w:fill="F6F8FA"/>
+            <w:tcW w:type="dxa" w:w="2864"/>
+            <w:tcBorders>
+              <w:top w:val="nil"/>
+              <w:left w:val="nil"/>
+              <w:bottom w:val="single" w:sz="4" w:color="DDE3EA" w:space="0"/>
+              <w:right w:val="nil"/>
+            </w:tcBorders>
           </w:tcPr>
           <w:p>
             <w:pPr>
-              <w:spacing w:after="0"/>
+              <w:spacing w:before="0" w:after="0"/>
             </w:pPr>
-            <w:r/>
             <w:r>
               <w:rPr>
                 <w:b w:val="0"/>
@@ -2636,7 +3518,7 @@
               </w:rPr>
               <w:t>Total capital ratio</w:t>
             </w:r>
-            <w:hyperlink r:id="rId15">
+            <w:hyperlink r:id="rId17">
               <w:r>
                 <w:rPr>
                   <w:color w:val="2A78D6"/>
@@ -2653,7 +3535,7 @@
               </w:rPr>
               <w:t>,</w:t>
             </w:r>
-            <w:hyperlink r:id="rId11">
+            <w:hyperlink r:id="rId13">
               <w:r>
                 <w:rPr>
                   <w:color w:val="2A78D6"/>
@@ -2667,15 +3549,19 @@
         </w:tc>
         <w:tc>
           <w:tcPr>
-            <w:tcW w:type="dxa" w:w="1191"/>
-            <w:shd w:val="clear" w:color="auto" w:fill="F6F8FA"/>
+            <w:tcW w:type="dxa" w:w="1157"/>
+            <w:tcBorders>
+              <w:top w:val="nil"/>
+              <w:left w:val="nil"/>
+              <w:bottom w:val="single" w:sz="4" w:color="DDE3EA" w:space="0"/>
+              <w:right w:val="nil"/>
+            </w:tcBorders>
           </w:tcPr>
           <w:p>
             <w:pPr>
-              <w:spacing w:after="0"/>
+              <w:spacing w:before="0" w:after="0"/>
               <w:jc w:val="right"/>
             </w:pPr>
-            <w:r/>
             <w:r>
               <w:rPr>
                 <w:b w:val="0"/>
@@ -2687,15 +3573,19 @@
         </w:tc>
         <w:tc>
           <w:tcPr>
-            <w:tcW w:type="dxa" w:w="1191"/>
-            <w:shd w:val="clear" w:color="auto" w:fill="F6F8FA"/>
+            <w:tcW w:type="dxa" w:w="1157"/>
+            <w:tcBorders>
+              <w:top w:val="nil"/>
+              <w:left w:val="nil"/>
+              <w:bottom w:val="single" w:sz="4" w:color="DDE3EA" w:space="0"/>
+              <w:right w:val="nil"/>
+            </w:tcBorders>
           </w:tcPr>
           <w:p>
             <w:pPr>
-              <w:spacing w:after="0"/>
+              <w:spacing w:before="0" w:after="0"/>
               <w:jc w:val="right"/>
             </w:pPr>
-            <w:r/>
             <w:r>
               <w:rPr>
                 <w:b w:val="0"/>
@@ -2707,15 +3597,19 @@
         </w:tc>
         <w:tc>
           <w:tcPr>
-            <w:tcW w:type="dxa" w:w="1191"/>
-            <w:shd w:val="clear" w:color="auto" w:fill="F6F8FA"/>
+            <w:tcW w:type="dxa" w:w="1157"/>
+            <w:tcBorders>
+              <w:top w:val="nil"/>
+              <w:left w:val="nil"/>
+              <w:bottom w:val="single" w:sz="4" w:color="DDE3EA" w:space="0"/>
+              <w:right w:val="nil"/>
+            </w:tcBorders>
           </w:tcPr>
           <w:p>
             <w:pPr>
-              <w:spacing w:after="0"/>
+              <w:spacing w:before="0" w:after="0"/>
               <w:jc w:val="right"/>
             </w:pPr>
-            <w:r/>
             <w:r>
               <w:rPr>
                 <w:b w:val="0"/>
@@ -2727,15 +3621,20 @@
         </w:tc>
         <w:tc>
           <w:tcPr>
-            <w:tcW w:type="dxa" w:w="1191"/>
+            <w:tcW w:type="dxa" w:w="1157"/>
+            <w:tcBorders>
+              <w:top w:val="nil"/>
+              <w:left w:val="nil"/>
+              <w:bottom w:val="single" w:sz="4" w:color="DDE3EA" w:space="0"/>
+              <w:right w:val="nil"/>
+            </w:tcBorders>
             <w:shd w:val="clear" w:color="auto" w:fill="E3F3E8"/>
           </w:tcPr>
           <w:p>
             <w:pPr>
-              <w:spacing w:after="0"/>
+              <w:spacing w:before="0" w:after="0"/>
               <w:jc w:val="right"/>
             </w:pPr>
-            <w:r/>
             <w:r>
               <w:rPr>
                 <w:b/>
@@ -2747,15 +3646,19 @@
         </w:tc>
         <w:tc>
           <w:tcPr>
-            <w:tcW w:type="dxa" w:w="2211"/>
-            <w:shd w:val="clear" w:color="auto" w:fill="F6F8FA"/>
+            <w:tcW w:type="dxa" w:w="2148"/>
+            <w:tcBorders>
+              <w:top w:val="nil"/>
+              <w:left w:val="nil"/>
+              <w:bottom w:val="single" w:sz="4" w:color="DDE3EA" w:space="0"/>
+              <w:right w:val="nil"/>
+            </w:tcBorders>
           </w:tcPr>
           <w:p>
             <w:pPr>
-              <w:spacing w:after="0"/>
+              <w:spacing w:before="0" w:after="0"/>
               <w:jc w:val="right"/>
             </w:pPr>
-            <w:r/>
             <w:r>
               <w:rPr>
                 <w:b/>
@@ -2770,13 +3673,18 @@
       <w:tr>
         <w:tc>
           <w:tcPr>
-            <w:tcW w:type="dxa" w:w="2948"/>
+            <w:tcW w:type="dxa" w:w="2864"/>
+            <w:tcBorders>
+              <w:top w:val="nil"/>
+              <w:left w:val="nil"/>
+              <w:bottom w:val="single" w:sz="4" w:color="DDE3EA" w:space="0"/>
+              <w:right w:val="nil"/>
+            </w:tcBorders>
           </w:tcPr>
           <w:p>
             <w:pPr>
-              <w:spacing w:after="0"/>
+              <w:spacing w:before="0" w:after="0"/>
             </w:pPr>
-            <w:r/>
             <w:r>
               <w:rPr>
                 <w:b w:val="0"/>
@@ -2784,7 +3692,7 @@
               </w:rPr>
               <w:t>MREL (% of TREA)</w:t>
             </w:r>
-            <w:hyperlink r:id="rId20">
+            <w:hyperlink r:id="rId22">
               <w:r>
                 <w:rPr>
                   <w:color w:val="2A78D6"/>
@@ -2801,7 +3709,7 @@
               </w:rPr>
               <w:t>,</w:t>
             </w:r>
-            <w:hyperlink r:id="rId10">
+            <w:hyperlink r:id="rId12">
               <w:r>
                 <w:rPr>
                   <w:color w:val="2A78D6"/>
@@ -2815,14 +3723,19 @@
         </w:tc>
         <w:tc>
           <w:tcPr>
-            <w:tcW w:type="dxa" w:w="1191"/>
+            <w:tcW w:type="dxa" w:w="1157"/>
+            <w:tcBorders>
+              <w:top w:val="nil"/>
+              <w:left w:val="nil"/>
+              <w:bottom w:val="single" w:sz="4" w:color="DDE3EA" w:space="0"/>
+              <w:right w:val="nil"/>
+            </w:tcBorders>
           </w:tcPr>
           <w:p>
             <w:pPr>
-              <w:spacing w:after="0"/>
+              <w:spacing w:before="0" w:after="0"/>
               <w:jc w:val="right"/>
             </w:pPr>
-            <w:r/>
             <w:r>
               <w:rPr>
                 <w:b w:val="0"/>
@@ -2834,14 +3747,19 @@
         </w:tc>
         <w:tc>
           <w:tcPr>
-            <w:tcW w:type="dxa" w:w="1191"/>
+            <w:tcW w:type="dxa" w:w="1157"/>
+            <w:tcBorders>
+              <w:top w:val="nil"/>
+              <w:left w:val="nil"/>
+              <w:bottom w:val="single" w:sz="4" w:color="DDE3EA" w:space="0"/>
+              <w:right w:val="nil"/>
+            </w:tcBorders>
           </w:tcPr>
           <w:p>
             <w:pPr>
-              <w:spacing w:after="0"/>
+              <w:spacing w:before="0" w:after="0"/>
               <w:jc w:val="right"/>
             </w:pPr>
-            <w:r/>
             <w:r>
               <w:rPr>
                 <w:b w:val="0"/>
@@ -2853,14 +3771,19 @@
         </w:tc>
         <w:tc>
           <w:tcPr>
-            <w:tcW w:type="dxa" w:w="1191"/>
+            <w:tcW w:type="dxa" w:w="1157"/>
+            <w:tcBorders>
+              <w:top w:val="nil"/>
+              <w:left w:val="nil"/>
+              <w:bottom w:val="single" w:sz="4" w:color="DDE3EA" w:space="0"/>
+              <w:right w:val="nil"/>
+            </w:tcBorders>
           </w:tcPr>
           <w:p>
             <w:pPr>
-              <w:spacing w:after="0"/>
+              <w:spacing w:before="0" w:after="0"/>
               <w:jc w:val="right"/>
             </w:pPr>
-            <w:r/>
             <w:r>
               <w:rPr>
                 <w:b w:val="0"/>
@@ -2872,14 +3795,19 @@
         </w:tc>
         <w:tc>
           <w:tcPr>
-            <w:tcW w:type="dxa" w:w="1191"/>
+            <w:tcW w:type="dxa" w:w="1157"/>
+            <w:tcBorders>
+              <w:top w:val="nil"/>
+              <w:left w:val="nil"/>
+              <w:bottom w:val="single" w:sz="4" w:color="DDE3EA" w:space="0"/>
+              <w:right w:val="nil"/>
+            </w:tcBorders>
           </w:tcPr>
           <w:p>
             <w:pPr>
-              <w:spacing w:after="0"/>
+              <w:spacing w:before="0" w:after="0"/>
               <w:jc w:val="right"/>
             </w:pPr>
-            <w:r/>
             <w:r>
               <w:rPr>
                 <w:b w:val="0"/>
@@ -2891,14 +3819,19 @@
         </w:tc>
         <w:tc>
           <w:tcPr>
-            <w:tcW w:type="dxa" w:w="2211"/>
+            <w:tcW w:type="dxa" w:w="2148"/>
+            <w:tcBorders>
+              <w:top w:val="nil"/>
+              <w:left w:val="nil"/>
+              <w:bottom w:val="single" w:sz="4" w:color="DDE3EA" w:space="0"/>
+              <w:right w:val="nil"/>
+            </w:tcBorders>
           </w:tcPr>
           <w:p>
             <w:pPr>
-              <w:spacing w:after="0"/>
+              <w:spacing w:before="0" w:after="0"/>
               <w:jc w:val="right"/>
             </w:pPr>
-            <w:r/>
             <w:r>
               <w:rPr>
                 <w:b/>
@@ -2913,14 +3846,18 @@
       <w:tr>
         <w:tc>
           <w:tcPr>
-            <w:tcW w:type="dxa" w:w="2948"/>
-            <w:shd w:val="clear" w:color="auto" w:fill="F6F8FA"/>
+            <w:tcW w:type="dxa" w:w="2864"/>
+            <w:tcBorders>
+              <w:top w:val="nil"/>
+              <w:left w:val="nil"/>
+              <w:bottom w:val="single" w:sz="4" w:color="DDE3EA" w:space="0"/>
+              <w:right w:val="nil"/>
+            </w:tcBorders>
           </w:tcPr>
           <w:p>
             <w:pPr>
-              <w:spacing w:after="0"/>
+              <w:spacing w:before="0" w:after="0"/>
             </w:pPr>
-            <w:r/>
             <w:r>
               <w:rPr>
                 <w:b w:val="0"/>
@@ -2928,7 +3865,7 @@
               </w:rPr>
               <w:t>LCR</w:t>
             </w:r>
-            <w:hyperlink r:id="rId13">
+            <w:hyperlink r:id="rId15">
               <w:r>
                 <w:rPr>
                   <w:color w:val="2A78D6"/>
@@ -2945,7 +3882,7 @@
               </w:rPr>
               <w:t>,</w:t>
             </w:r>
-            <w:hyperlink r:id="rId11">
+            <w:hyperlink r:id="rId13">
               <w:r>
                 <w:rPr>
                   <w:color w:val="2A78D6"/>
@@ -2959,15 +3896,19 @@
         </w:tc>
         <w:tc>
           <w:tcPr>
-            <w:tcW w:type="dxa" w:w="1191"/>
-            <w:shd w:val="clear" w:color="auto" w:fill="F6F8FA"/>
+            <w:tcW w:type="dxa" w:w="1157"/>
+            <w:tcBorders>
+              <w:top w:val="nil"/>
+              <w:left w:val="nil"/>
+              <w:bottom w:val="single" w:sz="4" w:color="DDE3EA" w:space="0"/>
+              <w:right w:val="nil"/>
+            </w:tcBorders>
           </w:tcPr>
           <w:p>
             <w:pPr>
-              <w:spacing w:after="0"/>
+              <w:spacing w:before="0" w:after="0"/>
               <w:jc w:val="right"/>
             </w:pPr>
-            <w:r/>
             <w:r>
               <w:rPr>
                 <w:b w:val="0"/>
@@ -2979,15 +3920,19 @@
         </w:tc>
         <w:tc>
           <w:tcPr>
-            <w:tcW w:type="dxa" w:w="1191"/>
-            <w:shd w:val="clear" w:color="auto" w:fill="F6F8FA"/>
+            <w:tcW w:type="dxa" w:w="1157"/>
+            <w:tcBorders>
+              <w:top w:val="nil"/>
+              <w:left w:val="nil"/>
+              <w:bottom w:val="single" w:sz="4" w:color="DDE3EA" w:space="0"/>
+              <w:right w:val="nil"/>
+            </w:tcBorders>
           </w:tcPr>
           <w:p>
             <w:pPr>
-              <w:spacing w:after="0"/>
+              <w:spacing w:before="0" w:after="0"/>
               <w:jc w:val="right"/>
             </w:pPr>
-            <w:r/>
             <w:r>
               <w:rPr>
                 <w:b w:val="0"/>
@@ -2999,15 +3944,19 @@
         </w:tc>
         <w:tc>
           <w:tcPr>
-            <w:tcW w:type="dxa" w:w="1191"/>
-            <w:shd w:val="clear" w:color="auto" w:fill="F6F8FA"/>
+            <w:tcW w:type="dxa" w:w="1157"/>
+            <w:tcBorders>
+              <w:top w:val="nil"/>
+              <w:left w:val="nil"/>
+              <w:bottom w:val="single" w:sz="4" w:color="DDE3EA" w:space="0"/>
+              <w:right w:val="nil"/>
+            </w:tcBorders>
           </w:tcPr>
           <w:p>
             <w:pPr>
-              <w:spacing w:after="0"/>
+              <w:spacing w:before="0" w:after="0"/>
               <w:jc w:val="right"/>
             </w:pPr>
-            <w:r/>
             <w:r>
               <w:rPr>
                 <w:b w:val="0"/>
@@ -3019,15 +3968,20 @@
         </w:tc>
         <w:tc>
           <w:tcPr>
-            <w:tcW w:type="dxa" w:w="1191"/>
+            <w:tcW w:type="dxa" w:w="1157"/>
+            <w:tcBorders>
+              <w:top w:val="nil"/>
+              <w:left w:val="nil"/>
+              <w:bottom w:val="single" w:sz="4" w:color="DDE3EA" w:space="0"/>
+              <w:right w:val="nil"/>
+            </w:tcBorders>
             <w:shd w:val="clear" w:color="auto" w:fill="E3F3E8"/>
           </w:tcPr>
           <w:p>
             <w:pPr>
-              <w:spacing w:after="0"/>
+              <w:spacing w:before="0" w:after="0"/>
               <w:jc w:val="right"/>
             </w:pPr>
-            <w:r/>
             <w:r>
               <w:rPr>
                 <w:b/>
@@ -3039,15 +3993,19 @@
         </w:tc>
         <w:tc>
           <w:tcPr>
-            <w:tcW w:type="dxa" w:w="2211"/>
-            <w:shd w:val="clear" w:color="auto" w:fill="F6F8FA"/>
+            <w:tcW w:type="dxa" w:w="2148"/>
+            <w:tcBorders>
+              <w:top w:val="nil"/>
+              <w:left w:val="nil"/>
+              <w:bottom w:val="single" w:sz="4" w:color="DDE3EA" w:space="0"/>
+              <w:right w:val="nil"/>
+            </w:tcBorders>
           </w:tcPr>
           <w:p>
             <w:pPr>
-              <w:spacing w:after="0"/>
+              <w:spacing w:before="0" w:after="0"/>
               <w:jc w:val="right"/>
             </w:pPr>
-            <w:r/>
             <w:r>
               <w:rPr>
                 <w:b/>
@@ -3062,13 +4020,18 @@
       <w:tr>
         <w:tc>
           <w:tcPr>
-            <w:tcW w:type="dxa" w:w="2948"/>
+            <w:tcW w:type="dxa" w:w="2864"/>
+            <w:tcBorders>
+              <w:top w:val="nil"/>
+              <w:left w:val="nil"/>
+              <w:bottom w:val="single" w:sz="4" w:color="DDE3EA" w:space="0"/>
+              <w:right w:val="nil"/>
+            </w:tcBorders>
           </w:tcPr>
           <w:p>
             <w:pPr>
-              <w:spacing w:after="0"/>
+              <w:spacing w:before="0" w:after="0"/>
             </w:pPr>
-            <w:r/>
             <w:r>
               <w:rPr>
                 <w:b w:val="0"/>
@@ -3076,7 +4039,7 @@
               </w:rPr>
               <w:t>NPL ratio</w:t>
             </w:r>
-            <w:hyperlink r:id="rId16">
+            <w:hyperlink r:id="rId18">
               <w:r>
                 <w:rPr>
                   <w:color w:val="2A78D6"/>
@@ -3093,7 +4056,7 @@
               </w:rPr>
               <w:t>,</w:t>
             </w:r>
-            <w:hyperlink r:id="rId17">
+            <w:hyperlink r:id="rId19">
               <w:r>
                 <w:rPr>
                   <w:color w:val="2A78D6"/>
@@ -3107,14 +4070,19 @@
         </w:tc>
         <w:tc>
           <w:tcPr>
-            <w:tcW w:type="dxa" w:w="1191"/>
+            <w:tcW w:type="dxa" w:w="1157"/>
+            <w:tcBorders>
+              <w:top w:val="nil"/>
+              <w:left w:val="nil"/>
+              <w:bottom w:val="single" w:sz="4" w:color="DDE3EA" w:space="0"/>
+              <w:right w:val="nil"/>
+            </w:tcBorders>
           </w:tcPr>
           <w:p>
             <w:pPr>
-              <w:spacing w:after="0"/>
+              <w:spacing w:before="0" w:after="0"/>
               <w:jc w:val="right"/>
             </w:pPr>
-            <w:r/>
             <w:r>
               <w:rPr>
                 <w:b w:val="0"/>
@@ -3126,14 +4094,19 @@
         </w:tc>
         <w:tc>
           <w:tcPr>
-            <w:tcW w:type="dxa" w:w="1191"/>
+            <w:tcW w:type="dxa" w:w="1157"/>
+            <w:tcBorders>
+              <w:top w:val="nil"/>
+              <w:left w:val="nil"/>
+              <w:bottom w:val="single" w:sz="4" w:color="DDE3EA" w:space="0"/>
+              <w:right w:val="nil"/>
+            </w:tcBorders>
           </w:tcPr>
           <w:p>
             <w:pPr>
-              <w:spacing w:after="0"/>
+              <w:spacing w:before="0" w:after="0"/>
               <w:jc w:val="right"/>
             </w:pPr>
-            <w:r/>
             <w:r>
               <w:rPr>
                 <w:b w:val="0"/>
@@ -3145,14 +4118,19 @@
         </w:tc>
         <w:tc>
           <w:tcPr>
-            <w:tcW w:type="dxa" w:w="1191"/>
+            <w:tcW w:type="dxa" w:w="1157"/>
+            <w:tcBorders>
+              <w:top w:val="nil"/>
+              <w:left w:val="nil"/>
+              <w:bottom w:val="single" w:sz="4" w:color="DDE3EA" w:space="0"/>
+              <w:right w:val="nil"/>
+            </w:tcBorders>
           </w:tcPr>
           <w:p>
             <w:pPr>
-              <w:spacing w:after="0"/>
+              <w:spacing w:before="0" w:after="0"/>
               <w:jc w:val="right"/>
             </w:pPr>
-            <w:r/>
             <w:r>
               <w:rPr>
                 <w:b w:val="0"/>
@@ -3164,15 +4142,20 @@
         </w:tc>
         <w:tc>
           <w:tcPr>
-            <w:tcW w:type="dxa" w:w="1191"/>
+            <w:tcW w:type="dxa" w:w="1157"/>
+            <w:tcBorders>
+              <w:top w:val="nil"/>
+              <w:left w:val="nil"/>
+              <w:bottom w:val="single" w:sz="4" w:color="DDE3EA" w:space="0"/>
+              <w:right w:val="nil"/>
+            </w:tcBorders>
             <w:shd w:val="clear" w:color="auto" w:fill="FDF1D8"/>
           </w:tcPr>
           <w:p>
             <w:pPr>
-              <w:spacing w:after="0"/>
+              <w:spacing w:before="0" w:after="0"/>
               <w:jc w:val="right"/>
             </w:pPr>
-            <w:r/>
             <w:r>
               <w:rPr>
                 <w:b/>
@@ -3184,14 +4167,19 @@
         </w:tc>
         <w:tc>
           <w:tcPr>
-            <w:tcW w:type="dxa" w:w="2211"/>
+            <w:tcW w:type="dxa" w:w="2148"/>
+            <w:tcBorders>
+              <w:top w:val="nil"/>
+              <w:left w:val="nil"/>
+              <w:bottom w:val="single" w:sz="4" w:color="DDE3EA" w:space="0"/>
+              <w:right w:val="nil"/>
+            </w:tcBorders>
           </w:tcPr>
           <w:p>
             <w:pPr>
-              <w:spacing w:after="0"/>
+              <w:spacing w:before="0" w:after="0"/>
               <w:jc w:val="right"/>
             </w:pPr>
-            <w:r/>
             <w:r>
               <w:rPr>
                 <w:b/>
@@ -3206,14 +4194,18 @@
       <w:tr>
         <w:tc>
           <w:tcPr>
-            <w:tcW w:type="dxa" w:w="2948"/>
-            <w:shd w:val="clear" w:color="auto" w:fill="F6F8FA"/>
+            <w:tcW w:type="dxa" w:w="2864"/>
+            <w:tcBorders>
+              <w:top w:val="nil"/>
+              <w:left w:val="nil"/>
+              <w:bottom w:val="single" w:sz="4" w:color="DDE3EA" w:space="0"/>
+              <w:right w:val="nil"/>
+            </w:tcBorders>
           </w:tcPr>
           <w:p>
             <w:pPr>
-              <w:spacing w:after="0"/>
+              <w:spacing w:before="0" w:after="0"/>
             </w:pPr>
-            <w:r/>
             <w:r>
               <w:rPr>
                 <w:b w:val="0"/>
@@ -3221,7 +4213,7 @@
               </w:rPr>
               <w:t>Dividend per share, EUR</w:t>
             </w:r>
-            <w:hyperlink r:id="rId21">
+            <w:hyperlink r:id="rId23">
               <w:r>
                 <w:rPr>
                   <w:color w:val="2A78D6"/>
@@ -3235,15 +4227,19 @@
         </w:tc>
         <w:tc>
           <w:tcPr>
-            <w:tcW w:type="dxa" w:w="1191"/>
-            <w:shd w:val="clear" w:color="auto" w:fill="F6F8FA"/>
+            <w:tcW w:type="dxa" w:w="1157"/>
+            <w:tcBorders>
+              <w:top w:val="nil"/>
+              <w:left w:val="nil"/>
+              <w:bottom w:val="single" w:sz="4" w:color="DDE3EA" w:space="0"/>
+              <w:right w:val="nil"/>
+            </w:tcBorders>
           </w:tcPr>
           <w:p>
             <w:pPr>
-              <w:spacing w:after="0"/>
+              <w:spacing w:before="0" w:after="0"/>
               <w:jc w:val="right"/>
             </w:pPr>
-            <w:r/>
             <w:r>
               <w:rPr>
                 <w:b w:val="0"/>
@@ -3255,15 +4251,19 @@
         </w:tc>
         <w:tc>
           <w:tcPr>
-            <w:tcW w:type="dxa" w:w="1191"/>
-            <w:shd w:val="clear" w:color="auto" w:fill="F6F8FA"/>
+            <w:tcW w:type="dxa" w:w="1157"/>
+            <w:tcBorders>
+              <w:top w:val="nil"/>
+              <w:left w:val="nil"/>
+              <w:bottom w:val="single" w:sz="4" w:color="DDE3EA" w:space="0"/>
+              <w:right w:val="nil"/>
+            </w:tcBorders>
           </w:tcPr>
           <w:p>
             <w:pPr>
-              <w:spacing w:after="0"/>
+              <w:spacing w:before="0" w:after="0"/>
               <w:jc w:val="right"/>
             </w:pPr>
-            <w:r/>
             <w:r>
               <w:rPr>
                 <w:b w:val="0"/>
@@ -3275,15 +4275,19 @@
         </w:tc>
         <w:tc>
           <w:tcPr>
-            <w:tcW w:type="dxa" w:w="1191"/>
-            <w:shd w:val="clear" w:color="auto" w:fill="F6F8FA"/>
+            <w:tcW w:type="dxa" w:w="1157"/>
+            <w:tcBorders>
+              <w:top w:val="nil"/>
+              <w:left w:val="nil"/>
+              <w:bottom w:val="single" w:sz="4" w:color="DDE3EA" w:space="0"/>
+              <w:right w:val="nil"/>
+            </w:tcBorders>
           </w:tcPr>
           <w:p>
             <w:pPr>
-              <w:spacing w:after="0"/>
+              <w:spacing w:before="0" w:after="0"/>
               <w:jc w:val="right"/>
             </w:pPr>
-            <w:r/>
             <w:r>
               <w:rPr>
                 <w:b w:val="0"/>
@@ -3295,15 +4299,19 @@
         </w:tc>
         <w:tc>
           <w:tcPr>
-            <w:tcW w:type="dxa" w:w="1191"/>
-            <w:shd w:val="clear" w:color="auto" w:fill="F6F8FA"/>
+            <w:tcW w:type="dxa" w:w="1157"/>
+            <w:tcBorders>
+              <w:top w:val="nil"/>
+              <w:left w:val="nil"/>
+              <w:bottom w:val="single" w:sz="4" w:color="DDE3EA" w:space="0"/>
+              <w:right w:val="nil"/>
+            </w:tcBorders>
           </w:tcPr>
           <w:p>
             <w:pPr>
-              <w:spacing w:after="0"/>
+              <w:spacing w:before="0" w:after="0"/>
               <w:jc w:val="right"/>
             </w:pPr>
-            <w:r/>
             <w:r>
               <w:rPr>
                 <w:b w:val="0"/>
@@ -3315,15 +4323,19 @@
         </w:tc>
         <w:tc>
           <w:tcPr>
-            <w:tcW w:type="dxa" w:w="2211"/>
-            <w:shd w:val="clear" w:color="auto" w:fill="F6F8FA"/>
+            <w:tcW w:type="dxa" w:w="2148"/>
+            <w:tcBorders>
+              <w:top w:val="nil"/>
+              <w:left w:val="nil"/>
+              <w:bottom w:val="single" w:sz="4" w:color="DDE3EA" w:space="0"/>
+              <w:right w:val="nil"/>
+            </w:tcBorders>
           </w:tcPr>
           <w:p>
             <w:pPr>
-              <w:spacing w:after="0"/>
+              <w:spacing w:before="0" w:after="0"/>
               <w:jc w:val="right"/>
             </w:pPr>
-            <w:r/>
             <w:r>
               <w:rPr>
                 <w:b/>
@@ -3337,9 +4349,17 @@
       </w:tr>
     </w:tbl>
     <w:p>
+      <w:pPr>
+        <w:spacing w:before="0" w:after="40"/>
+      </w:pPr>
+    </w:p>
+    <w:p>
+      <w:pPr>
+        <w:spacing w:before="40" w:after="60"/>
+      </w:pPr>
       <w:r>
         <w:rPr>
-          <w:i/>
+          <w:b w:val="0"/>
           <w:color w:val="5F6B7A"/>
           <w:sz w:val="16"/>
         </w:rPr>
@@ -3347,9 +4367,12 @@
       </w:r>
     </w:p>
     <w:p>
+      <w:pPr>
+        <w:spacing w:before="40" w:after="60"/>
+      </w:pPr>
       <w:r>
         <w:rPr>
-          <w:i/>
+          <w:b w:val="0"/>
           <w:color w:val="5F6B7A"/>
           <w:sz w:val="16"/>
         </w:rPr>
@@ -3373,7 +4396,7 @@
                     <pic:cNvPicPr/>
                   </pic:nvPicPr>
                   <pic:blipFill>
-                    <a:blip r:embed="rId22"/>
+                    <a:blip r:embed="rId24"/>
                     <a:stretch>
                       <a:fillRect/>
                     </a:stretch>
@@ -3394,11 +4417,24 @@
     </w:p>
     <w:p>
       <w:pPr>
-        <w:spacing w:before="280" w:after="80"/>
+        <w:keepNext/>
         <w:pBdr>
-          <w:bottom w:val="single" w:sz="6" w:color="C9D3DE" w:space="2"/>
+          <w:bottom w:val="single" w:sz="8" w:color="1F4E79" w:space="4"/>
         </w:pBdr>
+        <w:tabs>
+          <w:tab w:pos="482" w:val="left"/>
+        </w:tabs>
+        <w:spacing w:before="360" w:after="160"/>
       </w:pPr>
+      <w:r>
+        <w:rPr>
+          <w:b/>
+          <w:color w:val="2A78D6"/>
+          <w:sz w:val="18"/>
+        </w:rPr>
+        <w:t>04</w:t>
+        <w:tab/>
+      </w:r>
       <w:r>
         <w:rPr>
           <w:b/>
@@ -3410,16 +4446,28 @@
     </w:p>
     <w:p>
       <w:pPr>
-        <w:pStyle w:val="ListBullet"/>
-        <w:spacing w:after="60"/>
+        <w:tabs>
+          <w:tab w:pos="255" w:val="left"/>
+        </w:tabs>
+        <w:spacing w:before="0" w:after="80"/>
+        <w:ind w:left="255" w:hanging="255"/>
       </w:pPr>
+      <w:r>
+        <w:rPr>
+          <w:b/>
+          <w:color w:val="2A78D6"/>
+          <w:sz w:val="20"/>
+        </w:rPr>
+        <w:t>▪</w:t>
+        <w:tab/>
+      </w:r>
       <w:r>
         <w:rPr>
           <w:b w:val="0"/>
         </w:rPr>
         <w:t>Loans grew 8% year on year to over EUR 3.9bn; deposits EUR 4,061m (+15%)</w:t>
       </w:r>
-      <w:hyperlink r:id="rId11">
+      <w:hyperlink r:id="rId13">
         <w:r>
           <w:rPr>
             <w:color w:val="2A78D6"/>
@@ -3438,16 +4486,28 @@
     </w:p>
     <w:p>
       <w:pPr>
-        <w:pStyle w:val="ListBullet"/>
-        <w:spacing w:after="60"/>
+        <w:tabs>
+          <w:tab w:pos="255" w:val="left"/>
+        </w:tabs>
+        <w:spacing w:before="0" w:after="80"/>
+        <w:ind w:left="255" w:hanging="255"/>
       </w:pPr>
+      <w:r>
+        <w:rPr>
+          <w:b/>
+          <w:color w:val="2A78D6"/>
+          <w:sz w:val="20"/>
+        </w:rPr>
+        <w:t>▪</w:t>
+        <w:tab/>
+      </w:r>
       <w:r>
         <w:rPr>
           <w:b w:val="0"/>
         </w:rPr>
         <w:t>Net interest margin 2.4% (2.9% a year ago), falling with lower interest rates</w:t>
       </w:r>
-      <w:hyperlink r:id="rId10">
+      <w:hyperlink r:id="rId12">
         <w:r>
           <w:rPr>
             <w:color w:val="2A78D6"/>
@@ -3466,16 +4526,28 @@
     </w:p>
     <w:p>
       <w:pPr>
-        <w:pStyle w:val="ListBullet"/>
-        <w:spacing w:after="60"/>
+        <w:tabs>
+          <w:tab w:pos="255" w:val="left"/>
+        </w:tabs>
+        <w:spacing w:before="0" w:after="80"/>
+        <w:ind w:left="255" w:hanging="255"/>
       </w:pPr>
+      <w:r>
+        <w:rPr>
+          <w:b/>
+          <w:color w:val="2A78D6"/>
+          <w:sz w:val="20"/>
+        </w:rPr>
+        <w:t>▪</w:t>
+        <w:tab/>
+      </w:r>
       <w:r>
         <w:rPr>
           <w:b w:val="0"/>
         </w:rPr>
         <w:t>The core banking system replacement is under way; in 2025 the bank rebranded as Artea</w:t>
       </w:r>
-      <w:hyperlink r:id="rId13">
+      <w:hyperlink r:id="rId15">
         <w:r>
           <w:rPr>
             <w:color w:val="2A78D6"/>
@@ -3494,11 +4566,24 @@
     </w:p>
     <w:p>
       <w:pPr>
-        <w:spacing w:before="280" w:after="80"/>
+        <w:keepNext/>
         <w:pBdr>
-          <w:bottom w:val="single" w:sz="6" w:color="C9D3DE" w:space="2"/>
+          <w:bottom w:val="single" w:sz="8" w:color="1F4E79" w:space="4"/>
         </w:pBdr>
+        <w:tabs>
+          <w:tab w:pos="482" w:val="left"/>
+        </w:tabs>
+        <w:spacing w:before="360" w:after="160"/>
       </w:pPr>
+      <w:r>
+        <w:rPr>
+          <w:b/>
+          <w:color w:val="2A78D6"/>
+          <w:sz w:val="18"/>
+        </w:rPr>
+        <w:t>05</w:t>
+        <w:tab/>
+      </w:r>
       <w:r>
         <w:rPr>
           <w:b/>
@@ -3510,9 +4595,21 @@
     </w:p>
     <w:p>
       <w:pPr>
-        <w:pStyle w:val="ListBullet"/>
-        <w:spacing w:after="60"/>
+        <w:tabs>
+          <w:tab w:pos="255" w:val="left"/>
+        </w:tabs>
+        <w:spacing w:before="0" w:after="80"/>
+        <w:ind w:left="255" w:hanging="255"/>
       </w:pPr>
+      <w:r>
+        <w:rPr>
+          <w:b/>
+          <w:color w:val="2A78D6"/>
+          <w:sz w:val="20"/>
+        </w:rPr>
+        <w:t>▪</w:t>
+        <w:tab/>
+      </w:r>
       <w:r>
         <w:rPr>
           <w:b/>
@@ -3525,7 +4622,7 @@
         </w:rPr>
         <w:t xml:space="preserve"> 78.8m), ROE 10.4% (14.0%); net interest income EUR 138.3m (−14%)</w:t>
       </w:r>
-      <w:hyperlink r:id="rId13">
+      <w:hyperlink r:id="rId15">
         <w:r>
           <w:rPr>
             <w:color w:val="2A78D6"/>
@@ -3544,16 +4641,28 @@
     </w:p>
     <w:p>
       <w:pPr>
-        <w:pStyle w:val="ListBullet"/>
-        <w:spacing w:after="60"/>
+        <w:tabs>
+          <w:tab w:pos="255" w:val="left"/>
+        </w:tabs>
+        <w:spacing w:before="0" w:after="80"/>
+        <w:ind w:left="255" w:hanging="255"/>
       </w:pPr>
+      <w:r>
+        <w:rPr>
+          <w:b/>
+          <w:color w:val="2A78D6"/>
+          <w:sz w:val="20"/>
+        </w:rPr>
+        <w:t>▪</w:t>
+        <w:tab/>
+      </w:r>
       <w:r>
         <w:rPr>
           <w:b w:val="0"/>
         </w:rPr>
         <w:t>Total capital ratio 21.5% (YE2025 21.15%), MREL 23.59% of TREA, LCR 179%</w:t>
       </w:r>
-      <w:hyperlink r:id="rId11">
+      <w:hyperlink r:id="rId13">
         <w:r>
           <w:rPr>
             <w:color w:val="2A78D6"/>
@@ -3572,16 +4681,28 @@
     </w:p>
     <w:p>
       <w:pPr>
-        <w:pStyle w:val="ListBullet"/>
-        <w:spacing w:after="60"/>
+        <w:tabs>
+          <w:tab w:pos="255" w:val="left"/>
+        </w:tabs>
+        <w:spacing w:before="0" w:after="80"/>
+        <w:ind w:left="255" w:hanging="255"/>
       </w:pPr>
+      <w:r>
+        <w:rPr>
+          <w:b/>
+          <w:color w:val="2A78D6"/>
+          <w:sz w:val="20"/>
+        </w:rPr>
+        <w:t>▪</w:t>
+        <w:tab/>
+      </w:r>
       <w:r>
         <w:rPr>
           <w:b w:val="0"/>
         </w:rPr>
         <w:t>Dividend for 2025 EUR 0.047 per share (EUR 30.4m), for 2024 EUR 0.061; a share buyback (EUR 2.6m) was completed in January 2026</w:t>
       </w:r>
-      <w:hyperlink r:id="rId21">
+      <w:hyperlink r:id="rId23">
         <w:r>
           <w:rPr>
             <w:color w:val="2A78D6"/>
@@ -3600,11 +4721,24 @@
     </w:p>
     <w:p>
       <w:pPr>
-        <w:spacing w:before="280" w:after="80"/>
+        <w:keepNext/>
         <w:pBdr>
-          <w:bottom w:val="single" w:sz="6" w:color="C9D3DE" w:space="2"/>
+          <w:bottom w:val="single" w:sz="8" w:color="1F4E79" w:space="4"/>
         </w:pBdr>
+        <w:tabs>
+          <w:tab w:pos="482" w:val="left"/>
+        </w:tabs>
+        <w:spacing w:before="360" w:after="160"/>
       </w:pPr>
+      <w:r>
+        <w:rPr>
+          <w:b/>
+          <w:color w:val="2A78D6"/>
+          <w:sz w:val="18"/>
+        </w:rPr>
+        <w:t>06</w:t>
+        <w:tab/>
+      </w:r>
       <w:r>
         <w:rPr>
           <w:b/>
@@ -3616,36 +4750,52 @@
     </w:p>
     <w:tbl>
       <w:tblPr>
-        <w:tblW w:type="auto" w:w="0"/>
+        <w:tblW w:w="9638" w:type="dxa"/>
+        <w:tblBorders>
+          <w:top w:val="nil"/>
+          <w:left w:val="nil"/>
+          <w:bottom w:val="nil"/>
+          <w:right w:val="nil"/>
+          <w:insideH w:val="nil"/>
+          <w:insideV w:val="nil"/>
+        </w:tblBorders>
+        <w:tblLayout w:type="fixed"/>
+        <w:tblCellMar>
+          <w:top w:w="70" w:type="dxa"/>
+          <w:left w:w="100" w:type="dxa"/>
+          <w:bottom w:w="70" w:type="dxa"/>
+          <w:right w:w="100" w:type="dxa"/>
+        </w:tblCellMar>
         <w:tblLook w:firstColumn="1" w:firstRow="1" w:lastColumn="0" w:lastRow="0" w:noHBand="0" w:noVBand="1" w:val="04A0"/>
-        <w:tblBorders>
-          <w:top w:val="single" w:sz="4" w:color="C9D3DE"/>
-          <w:left w:val="nil"/>
-          <w:bottom w:val="single" w:sz="4" w:color="C9D3DE"/>
-          <w:right w:val="nil"/>
-          <w:insideH w:val="single" w:sz="4" w:color="C9D3DE"/>
-          <w:insideV w:val="nil"/>
-        </w:tblBorders>
       </w:tblPr>
       <w:tblGrid>
-        <w:gridCol w:w="2493"/>
-        <w:gridCol w:w="2493"/>
-        <w:gridCol w:w="2493"/>
-        <w:gridCol w:w="2493"/>
+        <w:gridCol w:w="2577"/>
+        <w:gridCol w:w="2577"/>
+        <w:gridCol w:w="3138"/>
+        <w:gridCol w:w="1344"/>
       </w:tblGrid>
       <w:tr>
         <w:tc>
           <w:tcPr>
-            <w:tcW w:type="dxa" w:w="2608"/>
-            <w:shd w:val="clear" w:color="auto" w:fill="1F4E79"/>
+            <w:tcW w:type="dxa" w:w="2578"/>
+            <w:tcBorders>
+              <w:top w:val="single" w:sz="12" w:color="1F4E79" w:space="0"/>
+              <w:left w:val="nil"/>
+              <w:bottom w:val="single" w:sz="4" w:color="C9D3DE" w:space="0"/>
+              <w:right w:val="nil"/>
+            </w:tcBorders>
+            <w:shd w:val="clear" w:color="auto" w:fill="EAF1F8"/>
           </w:tcPr>
           <w:p>
-            <w:r/>
+            <w:pPr>
+              <w:spacing w:before="0" w:after="0"/>
+            </w:pPr>
             <w:r>
               <w:rPr>
                 <w:b/>
-                <w:color w:val="FFFFFF"/>
-                <w:sz w:val="17"/>
+                <w:caps/>
+                <w:color w:val="1F4E79"/>
+                <w:sz w:val="16"/>
               </w:rPr>
               <w:t>Plan / target</w:t>
             </w:r>
@@ -3653,16 +4803,25 @@
         </w:tc>
         <w:tc>
           <w:tcPr>
-            <w:tcW w:type="dxa" w:w="2608"/>
-            <w:shd w:val="clear" w:color="auto" w:fill="1F4E79"/>
+            <w:tcW w:type="dxa" w:w="2578"/>
+            <w:tcBorders>
+              <w:top w:val="single" w:sz="12" w:color="1F4E79" w:space="0"/>
+              <w:left w:val="nil"/>
+              <w:bottom w:val="single" w:sz="4" w:color="C9D3DE" w:space="0"/>
+              <w:right w:val="nil"/>
+            </w:tcBorders>
+            <w:shd w:val="clear" w:color="auto" w:fill="EAF1F8"/>
           </w:tcPr>
           <w:p>
-            <w:r/>
+            <w:pPr>
+              <w:spacing w:before="0" w:after="0"/>
+            </w:pPr>
             <w:r>
               <w:rPr>
                 <w:b/>
-                <w:color w:val="FFFFFF"/>
-                <w:sz w:val="17"/>
+                <w:caps/>
+                <w:color w:val="1F4E79"/>
+                <w:sz w:val="16"/>
               </w:rPr>
               <w:t>Outcome</w:t>
             </w:r>
@@ -3670,16 +4829,25 @@
         </w:tc>
         <w:tc>
           <w:tcPr>
-            <w:tcW w:type="dxa" w:w="3175"/>
-            <w:shd w:val="clear" w:color="auto" w:fill="1F4E79"/>
+            <w:tcW w:type="dxa" w:w="3138"/>
+            <w:tcBorders>
+              <w:top w:val="single" w:sz="12" w:color="1F4E79" w:space="0"/>
+              <w:left w:val="nil"/>
+              <w:bottom w:val="single" w:sz="4" w:color="C9D3DE" w:space="0"/>
+              <w:right w:val="nil"/>
+            </w:tcBorders>
+            <w:shd w:val="clear" w:color="auto" w:fill="EAF1F8"/>
           </w:tcPr>
           <w:p>
-            <w:r/>
+            <w:pPr>
+              <w:spacing w:before="0" w:after="0"/>
+            </w:pPr>
             <w:r>
               <w:rPr>
                 <w:b/>
-                <w:color w:val="FFFFFF"/>
-                <w:sz w:val="17"/>
+                <w:caps/>
+                <w:color w:val="1F4E79"/>
+                <w:sz w:val="16"/>
               </w:rPr>
               <w:t>What changed and why</w:t>
             </w:r>
@@ -3687,16 +4855,25 @@
         </w:tc>
         <w:tc>
           <w:tcPr>
-            <w:tcW w:type="dxa" w:w="1361"/>
-            <w:shd w:val="clear" w:color="auto" w:fill="1F4E79"/>
+            <w:tcW w:type="dxa" w:w="1345"/>
+            <w:tcBorders>
+              <w:top w:val="single" w:sz="12" w:color="1F4E79" w:space="0"/>
+              <w:left w:val="nil"/>
+              <w:bottom w:val="single" w:sz="4" w:color="C9D3DE" w:space="0"/>
+              <w:right w:val="nil"/>
+            </w:tcBorders>
+            <w:shd w:val="clear" w:color="auto" w:fill="EAF1F8"/>
           </w:tcPr>
           <w:p>
-            <w:r/>
+            <w:pPr>
+              <w:spacing w:before="0" w:after="0"/>
+            </w:pPr>
             <w:r>
               <w:rPr>
                 <w:b/>
-                <w:color w:val="FFFFFF"/>
-                <w:sz w:val="17"/>
+                <w:caps/>
+                <w:color w:val="1F4E79"/>
+                <w:sz w:val="16"/>
               </w:rPr>
               <w:t>Status</w:t>
             </w:r>
@@ -3706,13 +4883,18 @@
       <w:tr>
         <w:tc>
           <w:tcPr>
-            <w:tcW w:type="dxa" w:w="2608"/>
+            <w:tcW w:type="dxa" w:w="2578"/>
+            <w:tcBorders>
+              <w:top w:val="nil"/>
+              <w:left w:val="nil"/>
+              <w:bottom w:val="single" w:sz="4" w:color="DDE3EA" w:space="0"/>
+              <w:right w:val="nil"/>
+            </w:tcBorders>
           </w:tcPr>
           <w:p>
             <w:pPr>
-              <w:spacing w:after="0"/>
+              <w:spacing w:before="0" w:after="0"/>
             </w:pPr>
-            <w:r/>
             <w:r>
               <w:rPr>
                 <w:b w:val="0"/>
@@ -3724,13 +4906,18 @@
         </w:tc>
         <w:tc>
           <w:tcPr>
-            <w:tcW w:type="dxa" w:w="2608"/>
+            <w:tcW w:type="dxa" w:w="2578"/>
+            <w:tcBorders>
+              <w:top w:val="nil"/>
+              <w:left w:val="nil"/>
+              <w:bottom w:val="single" w:sz="4" w:color="DDE3EA" w:space="0"/>
+              <w:right w:val="nil"/>
+            </w:tcBorders>
           </w:tcPr>
           <w:p>
             <w:pPr>
-              <w:spacing w:after="0"/>
+              <w:spacing w:before="0" w:after="0"/>
             </w:pPr>
-            <w:r/>
             <w:r>
               <w:rPr>
                 <w:b w:val="0"/>
@@ -3738,7 +4925,7 @@
               </w:rPr>
               <w:t>6M 2026 ROE 7.8%</w:t>
             </w:r>
-            <w:hyperlink r:id="rId23">
+            <w:hyperlink r:id="rId25">
               <w:r>
                 <w:rPr>
                   <w:color w:val="2A78D6"/>
@@ -3755,7 +4942,7 @@
               </w:rPr>
               <w:t>,</w:t>
             </w:r>
-            <w:hyperlink r:id="rId24">
+            <w:hyperlink r:id="rId26">
               <w:r>
                 <w:rPr>
                   <w:color w:val="2A78D6"/>
@@ -3772,7 +4959,7 @@
               </w:rPr>
               <w:t>,</w:t>
             </w:r>
-            <w:hyperlink r:id="rId11">
+            <w:hyperlink r:id="rId13">
               <w:r>
                 <w:rPr>
                   <w:color w:val="2A78D6"/>
@@ -3786,13 +4973,18 @@
         </w:tc>
         <w:tc>
           <w:tcPr>
-            <w:tcW w:type="dxa" w:w="3175"/>
+            <w:tcW w:type="dxa" w:w="3138"/>
+            <w:tcBorders>
+              <w:top w:val="nil"/>
+              <w:left w:val="nil"/>
+              <w:bottom w:val="single" w:sz="4" w:color="DDE3EA" w:space="0"/>
+              <w:right w:val="nil"/>
+            </w:tcBorders>
           </w:tcPr>
           <w:p>
             <w:pPr>
-              <w:spacing w:after="0"/>
+              <w:spacing w:before="0" w:after="0"/>
             </w:pPr>
-            <w:r/>
             <w:r>
               <w:rPr>
                 <w:b w:val="0"/>
@@ -3800,7 +4992,7 @@
               </w:rPr>
               <w:t>Still far from the target: the margin is falling and costs are up (core system change, rebranding)</w:t>
             </w:r>
-            <w:hyperlink r:id="rId11">
+            <w:hyperlink r:id="rId13">
               <w:r>
                 <w:rPr>
                   <w:color w:val="2A78D6"/>
@@ -3817,7 +5009,7 @@
               </w:rPr>
               <w:t>,</w:t>
             </w:r>
-            <w:hyperlink r:id="rId13">
+            <w:hyperlink r:id="rId15">
               <w:r>
                 <w:rPr>
                   <w:color w:val="2A78D6"/>
@@ -3838,14 +5030,19 @@
         </w:tc>
         <w:tc>
           <w:tcPr>
-            <w:tcW w:type="dxa" w:w="1361"/>
+            <w:tcW w:type="dxa" w:w="1345"/>
+            <w:tcBorders>
+              <w:top w:val="nil"/>
+              <w:left w:val="nil"/>
+              <w:bottom w:val="single" w:sz="4" w:color="DDE3EA" w:space="0"/>
+              <w:right w:val="nil"/>
+            </w:tcBorders>
             <w:shd w:val="clear" w:color="auto" w:fill="EAF1F8"/>
           </w:tcPr>
           <w:p>
             <w:pPr>
-              <w:spacing w:after="0"/>
+              <w:spacing w:before="0" w:after="0"/>
             </w:pPr>
-            <w:r/>
             <w:r>
               <w:rPr>
                 <w:b/>
@@ -3859,14 +5056,18 @@
       <w:tr>
         <w:tc>
           <w:tcPr>
-            <w:tcW w:type="dxa" w:w="2608"/>
-            <w:shd w:val="clear" w:color="auto" w:fill="F6F8FA"/>
+            <w:tcW w:type="dxa" w:w="2578"/>
+            <w:tcBorders>
+              <w:top w:val="nil"/>
+              <w:left w:val="nil"/>
+              <w:bottom w:val="single" w:sz="4" w:color="DDE3EA" w:space="0"/>
+              <w:right w:val="nil"/>
+            </w:tcBorders>
           </w:tcPr>
           <w:p>
             <w:pPr>
-              <w:spacing w:after="0"/>
+              <w:spacing w:before="0" w:after="0"/>
             </w:pPr>
-            <w:r/>
             <w:r>
               <w:rPr>
                 <w:b w:val="0"/>
@@ -3878,14 +5079,18 @@
         </w:tc>
         <w:tc>
           <w:tcPr>
-            <w:tcW w:type="dxa" w:w="2608"/>
-            <w:shd w:val="clear" w:color="auto" w:fill="F6F8FA"/>
+            <w:tcW w:type="dxa" w:w="2578"/>
+            <w:tcBorders>
+              <w:top w:val="nil"/>
+              <w:left w:val="nil"/>
+              <w:bottom w:val="single" w:sz="4" w:color="DDE3EA" w:space="0"/>
+              <w:right w:val="nil"/>
+            </w:tcBorders>
           </w:tcPr>
           <w:p>
             <w:pPr>
-              <w:spacing w:after="0"/>
+              <w:spacing w:before="0" w:after="0"/>
             </w:pPr>
-            <w:r/>
             <w:r>
               <w:rPr>
                 <w:b w:val="0"/>
@@ -3893,7 +5098,7 @@
               </w:rPr>
               <w:t>52.2% of 2025 profit paid as dividends</w:t>
             </w:r>
-            <w:hyperlink r:id="rId25">
+            <w:hyperlink r:id="rId27">
               <w:r>
                 <w:rPr>
                   <w:color w:val="2A78D6"/>
@@ -3910,7 +5115,7 @@
               </w:rPr>
               <w:t>,</w:t>
             </w:r>
-            <w:hyperlink r:id="rId13">
+            <w:hyperlink r:id="rId15">
               <w:r>
                 <w:rPr>
                   <w:color w:val="2A78D6"/>
@@ -3927,7 +5132,7 @@
               </w:rPr>
               <w:t>,</w:t>
             </w:r>
-            <w:hyperlink r:id="rId21">
+            <w:hyperlink r:id="rId23">
               <w:r>
                 <w:rPr>
                   <w:color w:val="2A78D6"/>
@@ -3941,14 +5146,18 @@
         </w:tc>
         <w:tc>
           <w:tcPr>
-            <w:tcW w:type="dxa" w:w="3175"/>
-            <w:shd w:val="clear" w:color="auto" w:fill="F6F8FA"/>
+            <w:tcW w:type="dxa" w:w="3138"/>
+            <w:tcBorders>
+              <w:top w:val="nil"/>
+              <w:left w:val="nil"/>
+              <w:bottom w:val="single" w:sz="4" w:color="DDE3EA" w:space="0"/>
+              <w:right w:val="nil"/>
+            </w:tcBorders>
           </w:tcPr>
           <w:p>
             <w:pPr>
-              <w:spacing w:after="0"/>
+              <w:spacing w:before="0" w:after="0"/>
             </w:pPr>
-            <w:r/>
             <w:r>
               <w:rPr>
                 <w:b w:val="0"/>
@@ -3956,7 +5165,7 @@
               </w:rPr>
               <w:t>Met</w:t>
             </w:r>
-            <w:hyperlink r:id="rId21">
+            <w:hyperlink r:id="rId23">
               <w:r>
                 <w:rPr>
                   <w:color w:val="2A78D6"/>
@@ -3977,14 +5186,19 @@
         </w:tc>
         <w:tc>
           <w:tcPr>
-            <w:tcW w:type="dxa" w:w="1361"/>
+            <w:tcW w:type="dxa" w:w="1345"/>
+            <w:tcBorders>
+              <w:top w:val="nil"/>
+              <w:left w:val="nil"/>
+              <w:bottom w:val="single" w:sz="4" w:color="DDE3EA" w:space="0"/>
+              <w:right w:val="nil"/>
+            </w:tcBorders>
             <w:shd w:val="clear" w:color="auto" w:fill="E3F3E8"/>
           </w:tcPr>
           <w:p>
             <w:pPr>
-              <w:spacing w:after="0"/>
+              <w:spacing w:before="0" w:after="0"/>
             </w:pPr>
-            <w:r/>
             <w:r>
               <w:rPr>
                 <w:b/>
@@ -3998,13 +5212,18 @@
       <w:tr>
         <w:tc>
           <w:tcPr>
-            <w:tcW w:type="dxa" w:w="2608"/>
+            <w:tcW w:type="dxa" w:w="2578"/>
+            <w:tcBorders>
+              <w:top w:val="nil"/>
+              <w:left w:val="nil"/>
+              <w:bottom w:val="single" w:sz="4" w:color="DDE3EA" w:space="0"/>
+              <w:right w:val="nil"/>
+            </w:tcBorders>
           </w:tcPr>
           <w:p>
             <w:pPr>
-              <w:spacing w:after="0"/>
+              <w:spacing w:before="0" w:after="0"/>
             </w:pPr>
-            <w:r/>
             <w:r>
               <w:rPr>
                 <w:b w:val="0"/>
@@ -4016,13 +5235,18 @@
         </w:tc>
         <w:tc>
           <w:tcPr>
-            <w:tcW w:type="dxa" w:w="2608"/>
+            <w:tcW w:type="dxa" w:w="2578"/>
+            <w:tcBorders>
+              <w:top w:val="nil"/>
+              <w:left w:val="nil"/>
+              <w:bottom w:val="single" w:sz="4" w:color="DDE3EA" w:space="0"/>
+              <w:right w:val="nil"/>
+            </w:tcBorders>
           </w:tcPr>
           <w:p>
             <w:pPr>
-              <w:spacing w:after="0"/>
+              <w:spacing w:before="0" w:after="0"/>
             </w:pPr>
-            <w:r/>
             <w:r>
               <w:rPr>
                 <w:b w:val="0"/>
@@ -4030,7 +5254,7 @@
               </w:rPr>
               <w:t>Total loans +8% year on year (1H)</w:t>
             </w:r>
-            <w:hyperlink r:id="rId26">
+            <w:hyperlink r:id="rId28">
               <w:r>
                 <w:rPr>
                   <w:color w:val="2A78D6"/>
@@ -4047,7 +5271,7 @@
               </w:rPr>
               <w:t>,</w:t>
             </w:r>
-            <w:hyperlink r:id="rId11">
+            <w:hyperlink r:id="rId13">
               <w:r>
                 <w:rPr>
                   <w:color w:val="2A78D6"/>
@@ -4061,13 +5285,18 @@
         </w:tc>
         <w:tc>
           <w:tcPr>
-            <w:tcW w:type="dxa" w:w="3175"/>
+            <w:tcW w:type="dxa" w:w="3138"/>
+            <w:tcBorders>
+              <w:top w:val="nil"/>
+              <w:left w:val="nil"/>
+              <w:bottom w:val="single" w:sz="4" w:color="DDE3EA" w:space="0"/>
+              <w:right w:val="nil"/>
+            </w:tcBorders>
           </w:tcPr>
           <w:p>
             <w:pPr>
-              <w:spacing w:after="0"/>
+              <w:spacing w:before="0" w:after="0"/>
             </w:pPr>
-            <w:r/>
             <w:r>
               <w:rPr>
                 <w:b w:val="0"/>
@@ -4075,7 +5304,7 @@
               </w:rPr>
               <w:t>In progress; corporate loan growth is not shown separately</w:t>
             </w:r>
-            <w:hyperlink r:id="rId11">
+            <w:hyperlink r:id="rId13">
               <w:r>
                 <w:rPr>
                   <w:color w:val="2A78D6"/>
@@ -4096,14 +5325,19 @@
         </w:tc>
         <w:tc>
           <w:tcPr>
-            <w:tcW w:type="dxa" w:w="1361"/>
+            <w:tcW w:type="dxa" w:w="1345"/>
+            <w:tcBorders>
+              <w:top w:val="nil"/>
+              <w:left w:val="nil"/>
+              <w:bottom w:val="single" w:sz="4" w:color="DDE3EA" w:space="0"/>
+              <w:right w:val="nil"/>
+            </w:tcBorders>
             <w:shd w:val="clear" w:color="auto" w:fill="EAF1F8"/>
           </w:tcPr>
           <w:p>
             <w:pPr>
-              <w:spacing w:after="0"/>
+              <w:spacing w:before="0" w:after="0"/>
             </w:pPr>
-            <w:r/>
             <w:r>
               <w:rPr>
                 <w:b/>
@@ -4117,11 +5351,29 @@
     </w:tbl>
     <w:p>
       <w:pPr>
-        <w:spacing w:before="280" w:after="80"/>
+        <w:spacing w:before="0" w:after="40"/>
+      </w:pPr>
+    </w:p>
+    <w:p>
+      <w:pPr>
+        <w:keepNext/>
         <w:pBdr>
-          <w:bottom w:val="single" w:sz="6" w:color="C9D3DE" w:space="2"/>
+          <w:bottom w:val="single" w:sz="8" w:color="1F4E79" w:space="4"/>
         </w:pBdr>
+        <w:tabs>
+          <w:tab w:pos="482" w:val="left"/>
+        </w:tabs>
+        <w:spacing w:before="360" w:after="160"/>
       </w:pPr>
+      <w:r>
+        <w:rPr>
+          <w:b/>
+          <w:color w:val="2A78D6"/>
+          <w:sz w:val="18"/>
+        </w:rPr>
+        <w:t>07</w:t>
+        <w:tab/>
+      </w:r>
       <w:r>
         <w:rPr>
           <w:b/>
@@ -4133,9 +5385,21 @@
     </w:p>
     <w:p>
       <w:pPr>
-        <w:pStyle w:val="ListBullet"/>
-        <w:spacing w:after="60"/>
+        <w:tabs>
+          <w:tab w:pos="255" w:val="left"/>
+        </w:tabs>
+        <w:spacing w:before="0" w:after="80"/>
+        <w:ind w:left="255" w:hanging="255"/>
       </w:pPr>
+      <w:r>
+        <w:rPr>
+          <w:b/>
+          <w:color w:val="2A78D6"/>
+          <w:sz w:val="20"/>
+        </w:rPr>
+        <w:t>▪</w:t>
+        <w:tab/>
+      </w:r>
       <w:r>
         <w:rPr>
           <w:b/>
@@ -4148,7 +5412,7 @@
         </w:rPr>
         <w:t xml:space="preserve"> three EUR 300m senior preferred bonds, 4.85% due 2028-12-05, 3.74% due 2029-07-10 and 4.60% due 2030-06-25; a 10.75% subordinated bond due 2033 (EUR 50m); and an 8.75% AT1 (EUR 50m, date in the issuer table 2029-10-17)</w:t>
       </w:r>
-      <w:hyperlink r:id="rId25">
+      <w:hyperlink r:id="rId27">
         <w:r>
           <w:rPr>
             <w:color w:val="2A78D6"/>
@@ -4167,9 +5431,21 @@
     </w:p>
     <w:p>
       <w:pPr>
-        <w:pStyle w:val="ListBullet"/>
-        <w:spacing w:after="60"/>
+        <w:tabs>
+          <w:tab w:pos="255" w:val="left"/>
+        </w:tabs>
+        <w:spacing w:before="0" w:after="80"/>
+        <w:ind w:left="255" w:hanging="255"/>
       </w:pPr>
+      <w:r>
+        <w:rPr>
+          <w:b/>
+          <w:color w:val="2A78D6"/>
+          <w:sz w:val="20"/>
+        </w:rPr>
+        <w:t>▪</w:t>
+        <w:tab/>
+      </w:r>
       <w:r>
         <w:rPr>
           <w:b/>
@@ -4182,7 +5458,7 @@
         </w:rPr>
         <w:t xml:space="preserve"> senior debt Baa1 with a positive outlook, which is good news for all bonds held</w:t>
       </w:r>
-      <w:hyperlink r:id="rId10">
+      <w:hyperlink r:id="rId12">
         <w:r>
           <w:rPr>
             <w:color w:val="2A78D6"/>
@@ -4201,9 +5477,21 @@
     </w:p>
     <w:p>
       <w:pPr>
-        <w:pStyle w:val="ListBullet"/>
-        <w:spacing w:after="60"/>
+        <w:tabs>
+          <w:tab w:pos="255" w:val="left"/>
+        </w:tabs>
+        <w:spacing w:before="0" w:after="80"/>
+        <w:ind w:left="255" w:hanging="255"/>
       </w:pPr>
+      <w:r>
+        <w:rPr>
+          <w:b/>
+          <w:color w:val="2A78D6"/>
+          <w:sz w:val="20"/>
+        </w:rPr>
+        <w:t>▪</w:t>
+        <w:tab/>
+      </w:r>
       <w:r>
         <w:rPr>
           <w:b/>
@@ -4216,7 +5504,7 @@
         </w:rPr>
         <w:t xml:space="preserve"> total capital of 21.5% and MREL of 23.59% have headroom; no new bonds were issued in 1H 2026</w:t>
       </w:r>
-      <w:hyperlink r:id="rId11">
+      <w:hyperlink r:id="rId13">
         <w:r>
           <w:rPr>
             <w:color w:val="2A78D6"/>
@@ -4235,9 +5523,21 @@
     </w:p>
     <w:p>
       <w:pPr>
-        <w:pStyle w:val="ListBullet"/>
-        <w:spacing w:after="60"/>
+        <w:tabs>
+          <w:tab w:pos="255" w:val="left"/>
+        </w:tabs>
+        <w:spacing w:before="0" w:after="80"/>
+        <w:ind w:left="255" w:hanging="255"/>
       </w:pPr>
+      <w:r>
+        <w:rPr>
+          <w:b/>
+          <w:color w:val="2A78D6"/>
+          <w:sz w:val="20"/>
+        </w:rPr>
+        <w:t>▪</w:t>
+        <w:tab/>
+      </w:r>
       <w:r>
         <w:rPr>
           <w:b/>
@@ -4250,7 +5550,7 @@
         </w:rPr>
         <w:t xml:space="preserve"> if Tesonet gains control (ECB approval needed), the strategic owner changes; change-of-control terms of the bonds were not found in public sources</w:t>
       </w:r>
-      <w:hyperlink r:id="rId10">
+      <w:hyperlink r:id="rId12">
         <w:r>
           <w:rPr>
             <w:color w:val="2A78D6"/>
@@ -4269,9 +5569,21 @@
     </w:p>
     <w:p>
       <w:pPr>
-        <w:pStyle w:val="ListBullet"/>
-        <w:spacing w:after="60"/>
+        <w:tabs>
+          <w:tab w:pos="255" w:val="left"/>
+        </w:tabs>
+        <w:spacing w:before="0" w:after="80"/>
+        <w:ind w:left="255" w:hanging="255"/>
       </w:pPr>
+      <w:r>
+        <w:rPr>
+          <w:b/>
+          <w:color w:val="2A78D6"/>
+          <w:sz w:val="20"/>
+        </w:rPr>
+        <w:t>▪</w:t>
+        <w:tab/>
+      </w:r>
       <w:r>
         <w:rPr>
           <w:b/>
@@ -4287,11 +5599,181 @@
     </w:p>
     <w:p>
       <w:pPr>
-        <w:spacing w:before="280" w:after="80"/>
+        <w:keepNext/>
         <w:pBdr>
-          <w:bottom w:val="single" w:sz="6" w:color="C9D3DE" w:space="2"/>
+          <w:bottom w:val="single" w:sz="8" w:color="1F4E79" w:space="4"/>
         </w:pBdr>
+        <w:tabs>
+          <w:tab w:pos="482" w:val="left"/>
+        </w:tabs>
+        <w:spacing w:before="360" w:after="160"/>
       </w:pPr>
+      <w:r>
+        <w:rPr>
+          <w:b/>
+          <w:color w:val="2A78D6"/>
+          <w:sz w:val="18"/>
+        </w:rPr>
+        <w:t>08</w:t>
+        <w:tab/>
+      </w:r>
+      <w:r>
+        <w:rPr>
+          <w:b/>
+          <w:color w:val="1F4E79"/>
+          <w:sz w:val="28"/>
+        </w:rPr>
+        <w:t>In the press</w:t>
+      </w:r>
+    </w:p>
+    <w:p>
+      <w:pPr>
+        <w:spacing w:before="40" w:after="60"/>
+      </w:pPr>
+      <w:r>
+        <w:rPr>
+          <w:b w:val="0"/>
+          <w:color w:val="5F6B7A"/>
+          <w:sz w:val="18"/>
+        </w:rPr>
+        <w:t>Automatic news scan (Google News, LT), 2026-07-24 – 2026-10-22: 5 articles.</w:t>
+      </w:r>
+    </w:p>
+    <w:tbl>
+      <w:tblPr>
+        <w:tblW w:w="9639" w:type="dxa"/>
+        <w:tblBorders>
+          <w:top w:val="nil"/>
+          <w:left w:val="nil"/>
+          <w:bottom w:val="nil"/>
+          <w:right w:val="nil"/>
+          <w:insideH w:val="nil"/>
+          <w:insideV w:val="nil"/>
+        </w:tblBorders>
+        <w:tblLayout w:type="fixed"/>
+        <w:tblCellMar>
+          <w:top w:w="80" w:type="dxa"/>
+          <w:left w:w="0" w:type="dxa"/>
+          <w:bottom w:w="80" w:type="dxa"/>
+          <w:right w:w="120" w:type="dxa"/>
+        </w:tblCellMar>
+        <w:tblLook w:firstColumn="1" w:firstRow="1" w:lastColumn="0" w:lastRow="0" w:noHBand="0" w:noVBand="1" w:val="04A0"/>
+      </w:tblPr>
+      <w:tblGrid>
+        <w:gridCol w:w="1020"/>
+        <w:gridCol w:w="1360"/>
+        <w:gridCol w:w="7257"/>
+      </w:tblGrid>
+      <w:tr>
+        <w:tc>
+          <w:tcPr>
+            <w:tcW w:type="dxa" w:w="1020"/>
+            <w:tcBorders>
+              <w:top w:val="nil"/>
+              <w:left w:val="nil"/>
+              <w:bottom w:val="single" w:sz="4" w:color="E3E8EE" w:space="0"/>
+              <w:right w:val="nil"/>
+            </w:tcBorders>
+          </w:tcPr>
+          <w:p>
+            <w:pPr>
+              <w:spacing w:before="0" w:after="0"/>
+            </w:pPr>
+            <w:r>
+              <w:rPr>
+                <w:b w:val="0"/>
+                <w:color w:val="1A1A1A"/>
+                <w:sz w:val="17"/>
+              </w:rPr>
+              <w:t>2026-10-08</w:t>
+            </w:r>
+          </w:p>
+        </w:tc>
+        <w:tc>
+          <w:tcPr>
+            <w:tcW w:type="dxa" w:w="1361"/>
+            <w:tcBorders>
+              <w:top w:val="nil"/>
+              <w:left w:val="nil"/>
+              <w:bottom w:val="single" w:sz="4" w:color="E3E8EE" w:space="0"/>
+              <w:right w:val="nil"/>
+            </w:tcBorders>
+          </w:tcPr>
+          <w:p>
+            <w:pPr>
+              <w:spacing w:before="0" w:after="0"/>
+            </w:pPr>
+            <w:r>
+              <w:rPr>
+                <w:b/>
+                <w:color w:val="5F6B7A"/>
+                <w:sz w:val="14"/>
+                <w:shd w:val="clear" w:color="auto" w:fill="F0F2F5"/>
+              </w:rPr>
+              <w:t xml:space="preserve"> OTHER </w:t>
+            </w:r>
+          </w:p>
+        </w:tc>
+        <w:tc>
+          <w:tcPr>
+            <w:tcW w:type="dxa" w:w="7257"/>
+            <w:tcBorders>
+              <w:top w:val="nil"/>
+              <w:left w:val="nil"/>
+              <w:bottom w:val="single" w:sz="4" w:color="E3E8EE" w:space="0"/>
+              <w:right w:val="nil"/>
+            </w:tcBorders>
+          </w:tcPr>
+          <w:p>
+            <w:pPr>
+              <w:spacing w:before="0" w:after="0"/>
+            </w:pPr>
+            <w:hyperlink r:id="rId29">
+              <w:r>
+                <w:rPr>
+                  <w:color w:val="1A1A1A"/>
+                  <w:sz w:val="18"/>
+                </w:rPr>
+                <w:t xml:space="preserve">Artea bankas sumažino Lietuvos augimo prognozę ir prognozuoja 5,3 proc. kainų augimą</w:t>
+              </w:r>
+            </w:hyperlink>
+            <w:r>
+              <w:rPr>
+                <w:b w:val="0"/>
+                <w:color w:val="5F6B7A"/>
+                <w:sz w:val="15"/>
+              </w:rPr>
+              <w:t xml:space="preserve">   Delfi  ·  4 more similar articles</w:t>
+            </w:r>
+          </w:p>
+        </w:tc>
+      </w:tr>
+    </w:tbl>
+    <w:p>
+      <w:pPr>
+        <w:spacing w:before="0" w:after="40"/>
+      </w:pPr>
+    </w:p>
+    <w:p>
+      <w:pPr>
+        <w:keepNext/>
+        <w:pBdr>
+          <w:bottom w:val="single" w:sz="8" w:color="1F4E79" w:space="4"/>
+        </w:pBdr>
+        <w:tabs>
+          <w:tab w:pos="482" w:val="left"/>
+        </w:tabs>
+        <w:spacing w:before="360" w:after="160"/>
+      </w:pPr>
+      <w:r>
+        <w:rPr>
+          <w:b/>
+          <w:color w:val="2A78D6"/>
+          <w:sz w:val="18"/>
+        </w:rPr>
+        <w:t>09</w:t>
+        <w:tab/>
+      </w:r>
       <w:r>
         <w:rPr>
           <w:b/>
@@ -4303,871 +5785,1661 @@
     </w:p>
     <w:p>
       <w:pPr>
-        <w:spacing w:before="160"/>
+        <w:keepNext/>
+        <w:shd w:val="clear" w:color="auto" w:fill="EAF1F8"/>
+        <w:spacing w:before="200" w:after="80"/>
+        <w:ind w:left="85"/>
       </w:pPr>
       <w:r>
         <w:rPr>
           <w:b/>
-          <w:sz w:val="22"/>
+          <w:caps/>
+          <w:color w:val="1F4E79"/>
+          <w:sz w:val="19"/>
         </w:rPr>
         <w:t>Exclusionary screening (companies)</w:t>
       </w:r>
     </w:p>
+    <w:tbl>
+      <w:tblPr>
+        <w:tblW w:w="9639" w:type="dxa"/>
+        <w:tblBorders>
+          <w:top w:val="nil"/>
+          <w:left w:val="nil"/>
+          <w:bottom w:val="nil"/>
+          <w:right w:val="nil"/>
+          <w:insideH w:val="nil"/>
+          <w:insideV w:val="nil"/>
+        </w:tblBorders>
+        <w:tblLayout w:type="fixed"/>
+        <w:tblCellMar>
+          <w:top w:w="90" w:type="dxa"/>
+          <w:left w:w="0" w:type="dxa"/>
+          <w:bottom w:w="110" w:type="dxa"/>
+          <w:right w:w="0" w:type="dxa"/>
+        </w:tblCellMar>
+        <w:tblLook w:firstColumn="1" w:firstRow="1" w:lastColumn="0" w:lastRow="0" w:noHBand="0" w:noVBand="1" w:val="04A0"/>
+      </w:tblPr>
+      <w:tblGrid>
+        <w:gridCol w:w="340"/>
+        <w:gridCol w:w="9298"/>
+      </w:tblGrid>
+      <w:tr>
+        <w:tc>
+          <w:tcPr>
+            <w:tcW w:type="dxa" w:w="340"/>
+            <w:tcBorders>
+              <w:top w:val="nil"/>
+              <w:left w:val="nil"/>
+              <w:bottom w:val="single" w:sz="4" w:color="E3E8EE" w:space="0"/>
+              <w:right w:val="nil"/>
+            </w:tcBorders>
+          </w:tcPr>
+          <w:p>
+            <w:pPr>
+              <w:spacing w:before="0" w:after="0"/>
+            </w:pPr>
+            <w:r>
+              <w:rPr>
+                <w:rFonts w:ascii="Segoe UI Symbol" w:hAnsi="Segoe UI Symbol"/>
+                <w:b w:val="0"/>
+                <w:color w:val="1B7F3B"/>
+                <w:sz w:val="24"/>
+              </w:rPr>
+              <w:t>☑</w:t>
+            </w:r>
+          </w:p>
+        </w:tc>
+        <w:tc>
+          <w:tcPr>
+            <w:tcW w:type="dxa" w:w="9298"/>
+            <w:tcBorders>
+              <w:top w:val="nil"/>
+              <w:left w:val="nil"/>
+              <w:bottom w:val="single" w:sz="4" w:color="E3E8EE" w:space="0"/>
+              <w:right w:val="nil"/>
+            </w:tcBorders>
+          </w:tcPr>
+          <w:p>
+            <w:pPr>
+              <w:spacing w:before="0" w:after="40"/>
+            </w:pPr>
+            <w:r>
+              <w:rPr>
+                <w:b/>
+                <w:color w:val="1A1A1A"/>
+                <w:sz w:val="19"/>
+              </w:rPr>
+              <w:t>Yes, the company is not involved in excluded sectors: controversial and nuclear weapons, tobacco, gambling and restricted sectors in fossil fuel</w:t>
+            </w:r>
+          </w:p>
+          <w:p>
+            <w:pPr>
+              <w:tabs>
+                <w:tab w:pos="198" w:val="left"/>
+              </w:tabs>
+              <w:spacing w:before="0" w:after="20"/>
+              <w:ind w:left="198" w:hanging="198"/>
+            </w:pPr>
+            <w:r>
+              <w:rPr>
+                <w:b w:val="0"/>
+                <w:color w:val="5F6B7A"/>
+                <w:sz w:val="18"/>
+              </w:rPr>
+              <w:t>•</w:t>
+              <w:tab/>
+            </w:r>
+            <w:r>
+              <w:rPr>
+                <w:b w:val="0"/>
+                <w:color w:val="333333"/>
+                <w:sz w:val="18"/>
+              </w:rPr>
+              <w:t>The bank is not active in excluded sectors.</w:t>
+            </w:r>
+          </w:p>
+          <w:p>
+            <w:pPr>
+              <w:tabs>
+                <w:tab w:pos="198" w:val="left"/>
+              </w:tabs>
+              <w:spacing w:before="0" w:after="20"/>
+              <w:ind w:left="198" w:hanging="198"/>
+            </w:pPr>
+            <w:r>
+              <w:rPr>
+                <w:b w:val="0"/>
+                <w:color w:val="5F6B7A"/>
+                <w:sz w:val="18"/>
+              </w:rPr>
+              <w:t>•</w:t>
+              <w:tab/>
+            </w:r>
+            <w:r>
+              <w:rPr>
+                <w:b w:val="0"/>
+                <w:color w:val="333333"/>
+                <w:sz w:val="18"/>
+              </w:rPr>
+              <w:t>A responsible investment regulation is published</w:t>
+            </w:r>
+            <w:hyperlink r:id="rId30">
+              <w:r>
+                <w:rPr>
+                  <w:color w:val="2A78D6"/>
+                  <w:vertAlign w:val="superscript"/>
+                  <w:sz w:val="15"/>
+                </w:rPr>
+                <w:t xml:space="preserve">26</w:t>
+              </w:r>
+            </w:hyperlink>
+            <w:r>
+              <w:rPr>
+                <w:b w:val="0"/>
+                <w:color w:val="333333"/>
+                <w:sz w:val="18"/>
+              </w:rPr>
+              <w:t>.</w:t>
+            </w:r>
+          </w:p>
+        </w:tc>
+      </w:tr>
+    </w:tbl>
+    <w:tbl>
+      <w:tblPr>
+        <w:tblW w:w="9639" w:type="dxa"/>
+        <w:tblBorders>
+          <w:top w:val="nil"/>
+          <w:left w:val="nil"/>
+          <w:bottom w:val="nil"/>
+          <w:right w:val="nil"/>
+          <w:insideH w:val="nil"/>
+          <w:insideV w:val="nil"/>
+        </w:tblBorders>
+        <w:tblLayout w:type="fixed"/>
+        <w:tblCellMar>
+          <w:top w:w="90" w:type="dxa"/>
+          <w:left w:w="0" w:type="dxa"/>
+          <w:bottom w:w="110" w:type="dxa"/>
+          <w:right w:w="0" w:type="dxa"/>
+        </w:tblCellMar>
+        <w:tblLook w:firstColumn="1" w:firstRow="1" w:lastColumn="0" w:lastRow="0" w:noHBand="0" w:noVBand="1" w:val="04A0"/>
+      </w:tblPr>
+      <w:tblGrid>
+        <w:gridCol w:w="340"/>
+        <w:gridCol w:w="9298"/>
+      </w:tblGrid>
+      <w:tr>
+        <w:tc>
+          <w:tcPr>
+            <w:tcW w:type="dxa" w:w="340"/>
+            <w:tcBorders>
+              <w:top w:val="nil"/>
+              <w:left w:val="nil"/>
+              <w:bottom w:val="single" w:sz="4" w:color="E3E8EE" w:space="0"/>
+              <w:right w:val="nil"/>
+            </w:tcBorders>
+          </w:tcPr>
+          <w:p>
+            <w:pPr>
+              <w:spacing w:before="0" w:after="0"/>
+            </w:pPr>
+            <w:r>
+              <w:rPr>
+                <w:rFonts w:ascii="Segoe UI Symbol" w:hAnsi="Segoe UI Symbol"/>
+                <w:b w:val="0"/>
+                <w:color w:val="1B7F3B"/>
+                <w:sz w:val="24"/>
+              </w:rPr>
+              <w:t>☑</w:t>
+            </w:r>
+          </w:p>
+        </w:tc>
+        <w:tc>
+          <w:tcPr>
+            <w:tcW w:type="dxa" w:w="9298"/>
+            <w:tcBorders>
+              <w:top w:val="nil"/>
+              <w:left w:val="nil"/>
+              <w:bottom w:val="single" w:sz="4" w:color="E3E8EE" w:space="0"/>
+              <w:right w:val="nil"/>
+            </w:tcBorders>
+          </w:tcPr>
+          <w:p>
+            <w:pPr>
+              <w:spacing w:before="0" w:after="40"/>
+            </w:pPr>
+            <w:r>
+              <w:rPr>
+                <w:b/>
+                <w:color w:val="1A1A1A"/>
+                <w:sz w:val="19"/>
+              </w:rPr>
+              <w:t>Yes, the company does not have red flag/signal related to controversies based on UN Global Compact, OECD Guidelines for Multinational Enterprises or any other relevant principles/standards</w:t>
+            </w:r>
+          </w:p>
+          <w:p>
+            <w:pPr>
+              <w:tabs>
+                <w:tab w:pos="198" w:val="left"/>
+              </w:tabs>
+              <w:spacing w:before="0" w:after="20"/>
+              <w:ind w:left="198" w:hanging="198"/>
+            </w:pPr>
+            <w:r>
+              <w:rPr>
+                <w:b w:val="0"/>
+                <w:color w:val="5F6B7A"/>
+                <w:sz w:val="18"/>
+              </w:rPr>
+              <w:t>•</w:t>
+              <w:tab/>
+            </w:r>
+            <w:r>
+              <w:rPr>
+                <w:b w:val="0"/>
+                <w:color w:val="333333"/>
+                <w:sz w:val="18"/>
+              </w:rPr>
+              <w:t>No UN Global Compact or OECD related controversies found.</w:t>
+            </w:r>
+          </w:p>
+          <w:p>
+            <w:pPr>
+              <w:tabs>
+                <w:tab w:pos="198" w:val="left"/>
+              </w:tabs>
+              <w:spacing w:before="0" w:after="20"/>
+              <w:ind w:left="198" w:hanging="198"/>
+            </w:pPr>
+            <w:r>
+              <w:rPr>
+                <w:b w:val="0"/>
+                <w:color w:val="5F6B7A"/>
+                <w:sz w:val="18"/>
+              </w:rPr>
+              <w:t>•</w:t>
+              <w:tab/>
+            </w:r>
+            <w:r>
+              <w:rPr>
+                <w:b w:val="0"/>
+                <w:color w:val="333333"/>
+                <w:sz w:val="18"/>
+              </w:rPr>
+              <w:t>No sanctions were imposed on the bank or group companies in 2025 or Q2 2026</w:t>
+            </w:r>
+            <w:hyperlink r:id="rId31">
+              <w:r>
+                <w:rPr>
+                  <w:color w:val="2A78D6"/>
+                  <w:vertAlign w:val="superscript"/>
+                  <w:sz w:val="15"/>
+                </w:rPr>
+                <w:t xml:space="preserve">27</w:t>
+              </w:r>
+            </w:hyperlink>
+            <w:r>
+              <w:rPr>
+                <w:color w:val="2A78D6"/>
+                <w:vertAlign w:val="superscript"/>
+              </w:rPr>
+              <w:t>,</w:t>
+            </w:r>
+            <w:hyperlink r:id="rId32">
+              <w:r>
+                <w:rPr>
+                  <w:color w:val="2A78D6"/>
+                  <w:vertAlign w:val="superscript"/>
+                  <w:sz w:val="15"/>
+                </w:rPr>
+                <w:t xml:space="preserve">28</w:t>
+              </w:r>
+            </w:hyperlink>
+            <w:r>
+              <w:rPr>
+                <w:b w:val="0"/>
+                <w:color w:val="333333"/>
+                <w:sz w:val="18"/>
+              </w:rPr>
+              <w:t>.</w:t>
+            </w:r>
+          </w:p>
+        </w:tc>
+      </w:tr>
+    </w:tbl>
+    <w:tbl>
+      <w:tblPr>
+        <w:tblW w:w="9639" w:type="dxa"/>
+        <w:tblBorders>
+          <w:top w:val="nil"/>
+          <w:left w:val="nil"/>
+          <w:bottom w:val="nil"/>
+          <w:right w:val="nil"/>
+          <w:insideH w:val="nil"/>
+          <w:insideV w:val="nil"/>
+        </w:tblBorders>
+        <w:tblLayout w:type="fixed"/>
+        <w:tblCellMar>
+          <w:top w:w="90" w:type="dxa"/>
+          <w:left w:w="0" w:type="dxa"/>
+          <w:bottom w:w="110" w:type="dxa"/>
+          <w:right w:w="0" w:type="dxa"/>
+        </w:tblCellMar>
+        <w:tblLook w:firstColumn="1" w:firstRow="1" w:lastColumn="0" w:lastRow="0" w:noHBand="0" w:noVBand="1" w:val="04A0"/>
+      </w:tblPr>
+      <w:tblGrid>
+        <w:gridCol w:w="340"/>
+        <w:gridCol w:w="9298"/>
+      </w:tblGrid>
+      <w:tr>
+        <w:tc>
+          <w:tcPr>
+            <w:tcW w:type="dxa" w:w="340"/>
+            <w:tcBorders>
+              <w:top w:val="nil"/>
+              <w:left w:val="nil"/>
+              <w:bottom w:val="single" w:sz="4" w:color="E3E8EE" w:space="0"/>
+              <w:right w:val="nil"/>
+            </w:tcBorders>
+          </w:tcPr>
+          <w:p>
+            <w:pPr>
+              <w:spacing w:before="0" w:after="0"/>
+            </w:pPr>
+            <w:r>
+              <w:rPr>
+                <w:rFonts w:ascii="Segoe UI Symbol" w:hAnsi="Segoe UI Symbol"/>
+                <w:b w:val="0"/>
+                <w:color w:val="1B7F3B"/>
+                <w:sz w:val="24"/>
+              </w:rPr>
+              <w:t>☑</w:t>
+            </w:r>
+          </w:p>
+        </w:tc>
+        <w:tc>
+          <w:tcPr>
+            <w:tcW w:type="dxa" w:w="9298"/>
+            <w:tcBorders>
+              <w:top w:val="nil"/>
+              <w:left w:val="nil"/>
+              <w:bottom w:val="single" w:sz="4" w:color="E3E8EE" w:space="0"/>
+              <w:right w:val="nil"/>
+            </w:tcBorders>
+          </w:tcPr>
+          <w:p>
+            <w:pPr>
+              <w:spacing w:before="0" w:after="40"/>
+            </w:pPr>
+            <w:r>
+              <w:rPr>
+                <w:b/>
+                <w:color w:val="1A1A1A"/>
+                <w:sz w:val="19"/>
+              </w:rPr>
+              <w:t>Yes, the company is not in the list of sanctions (add a screenshot)</w:t>
+            </w:r>
+          </w:p>
+          <w:p>
+            <w:pPr>
+              <w:tabs>
+                <w:tab w:pos="198" w:val="left"/>
+              </w:tabs>
+              <w:spacing w:before="0" w:after="20"/>
+              <w:ind w:left="198" w:hanging="198"/>
+            </w:pPr>
+            <w:r>
+              <w:rPr>
+                <w:b w:val="0"/>
+                <w:color w:val="5F6B7A"/>
+                <w:sz w:val="18"/>
+              </w:rPr>
+              <w:t>•</w:t>
+              <w:tab/>
+            </w:r>
+            <w:r>
+              <w:rPr>
+                <w:b w:val="0"/>
+                <w:color w:val="333333"/>
+                <w:sz w:val="18"/>
+              </w:rPr>
+              <w:t>Not found on the EU, UN, UK, US OFAC consolidated sanctions lists (automatic check 2026-10-22).</w:t>
+            </w:r>
+          </w:p>
+        </w:tc>
+      </w:tr>
+    </w:tbl>
+    <w:tbl>
+      <w:tblPr>
+        <w:tblW w:w="9639" w:type="dxa"/>
+        <w:tblBorders>
+          <w:top w:val="nil"/>
+          <w:left w:val="nil"/>
+          <w:bottom w:val="nil"/>
+          <w:right w:val="nil"/>
+          <w:insideH w:val="nil"/>
+          <w:insideV w:val="nil"/>
+        </w:tblBorders>
+        <w:tblLayout w:type="fixed"/>
+        <w:tblCellMar>
+          <w:top w:w="90" w:type="dxa"/>
+          <w:left w:w="0" w:type="dxa"/>
+          <w:bottom w:w="110" w:type="dxa"/>
+          <w:right w:w="0" w:type="dxa"/>
+        </w:tblCellMar>
+        <w:tblLook w:firstColumn="1" w:firstRow="1" w:lastColumn="0" w:lastRow="0" w:noHBand="0" w:noVBand="1" w:val="04A0"/>
+      </w:tblPr>
+      <w:tblGrid>
+        <w:gridCol w:w="340"/>
+        <w:gridCol w:w="9298"/>
+      </w:tblGrid>
+      <w:tr>
+        <w:tc>
+          <w:tcPr>
+            <w:tcW w:type="dxa" w:w="340"/>
+            <w:tcBorders>
+              <w:top w:val="nil"/>
+              <w:left w:val="nil"/>
+              <w:bottom w:val="single" w:sz="4" w:color="E3E8EE" w:space="0"/>
+              <w:right w:val="nil"/>
+            </w:tcBorders>
+          </w:tcPr>
+          <w:p>
+            <w:pPr>
+              <w:spacing w:before="0" w:after="0"/>
+            </w:pPr>
+            <w:r>
+              <w:rPr>
+                <w:rFonts w:ascii="Segoe UI Symbol" w:hAnsi="Segoe UI Symbol"/>
+                <w:b w:val="0"/>
+                <w:color w:val="1B7F3B"/>
+                <w:sz w:val="24"/>
+              </w:rPr>
+              <w:t>☑</w:t>
+            </w:r>
+          </w:p>
+        </w:tc>
+        <w:tc>
+          <w:tcPr>
+            <w:tcW w:type="dxa" w:w="9298"/>
+            <w:tcBorders>
+              <w:top w:val="nil"/>
+              <w:left w:val="nil"/>
+              <w:bottom w:val="single" w:sz="4" w:color="E3E8EE" w:space="0"/>
+              <w:right w:val="nil"/>
+            </w:tcBorders>
+          </w:tcPr>
+          <w:p>
+            <w:pPr>
+              <w:spacing w:before="0" w:after="40"/>
+            </w:pPr>
+            <w:r>
+              <w:rPr>
+                <w:b/>
+                <w:color w:val="1A1A1A"/>
+                <w:sz w:val="19"/>
+              </w:rPr>
+              <w:t>Yes, issues were not identified from adverse media checks (add a screenshot)</w:t>
+            </w:r>
+          </w:p>
+          <w:p>
+            <w:pPr>
+              <w:tabs>
+                <w:tab w:pos="198" w:val="left"/>
+              </w:tabs>
+              <w:spacing w:before="0" w:after="20"/>
+              <w:ind w:left="198" w:hanging="198"/>
+            </w:pPr>
+            <w:r>
+              <w:rPr>
+                <w:b w:val="0"/>
+                <w:color w:val="5F6B7A"/>
+                <w:sz w:val="18"/>
+              </w:rPr>
+              <w:t>•</w:t>
+              <w:tab/>
+            </w:r>
+            <w:r>
+              <w:rPr>
+                <w:b w:val="0"/>
+                <w:color w:val="333333"/>
+                <w:sz w:val="18"/>
+              </w:rPr>
+              <w:t>No adverse news found (search in Lithuanian and English, 2026-10-22).</w:t>
+            </w:r>
+          </w:p>
+          <w:p>
+            <w:pPr>
+              <w:tabs>
+                <w:tab w:pos="198" w:val="left"/>
+              </w:tabs>
+              <w:spacing w:before="0" w:after="20"/>
+              <w:ind w:left="198" w:hanging="198"/>
+            </w:pPr>
+            <w:r>
+              <w:rPr>
+                <w:b w:val="0"/>
+                <w:color w:val="5F6B7A"/>
+                <w:sz w:val="18"/>
+              </w:rPr>
+              <w:t>•</w:t>
+              <w:tab/>
+            </w:r>
+            <w:r>
+              <w:rPr>
+                <w:b w:val="0"/>
+                <w:color w:val="333333"/>
+                <w:sz w:val="18"/>
+              </w:rPr>
+              <w:t>Most news is about Tesonet's share purchases and management changes.</w:t>
+            </w:r>
+          </w:p>
+          <w:p>
+            <w:pPr>
+              <w:tabs>
+                <w:tab w:pos="198" w:val="left"/>
+              </w:tabs>
+              <w:spacing w:before="0" w:after="20"/>
+              <w:ind w:left="198" w:hanging="198"/>
+            </w:pPr>
+            <w:r>
+              <w:rPr>
+                <w:b w:val="0"/>
+                <w:color w:val="5F6B7A"/>
+                <w:sz w:val="18"/>
+              </w:rPr>
+              <w:t>•</w:t>
+              <w:tab/>
+            </w:r>
+            <w:r>
+              <w:rPr>
+                <w:b w:val="0"/>
+                <w:color w:val="333333"/>
+                <w:sz w:val="18"/>
+              </w:rPr>
+              <w:t>News summary 2026-07-24 – 2026-10-22: 5 articles, 0 with an adverse keyword in the headline (details in the section "In the press").</w:t>
+            </w:r>
+          </w:p>
+        </w:tc>
+      </w:tr>
+    </w:tbl>
     <w:p>
       <w:pPr>
-        <w:spacing w:before="80" w:after="20"/>
+        <w:spacing w:before="120" w:after="40"/>
       </w:pPr>
       <w:r>
         <w:rPr>
-          <w:sz w:val="24"/>
-        </w:rPr>
-        <w:t xml:space="preserve">☑ </w:t>
-      </w:r>
-      <w:r>
-        <w:t>Yes, the company is not involved in excluded sectors: controversial and nuclear weapons, tobacco, gambling and restricted sectors in fossil fuel</w:t>
-      </w:r>
-    </w:p>
-    <w:p>
-      <w:pPr>
-        <w:spacing w:after="0"/>
-        <w:ind w:left="510" w:hanging="198"/>
-      </w:pPr>
-      <w:r>
-        <w:rPr>
-          <w:sz w:val="19"/>
-        </w:rPr>
-        <w:t xml:space="preserve">•  </w:t>
-      </w:r>
-      <w:r>
-        <w:rPr>
-          <w:b w:val="0"/>
+          <w:i/>
           <w:color w:val="333333"/>
-          <w:sz w:val="19"/>
-        </w:rPr>
-        <w:t>The bank is not active in excluded sectors.</w:t>
-      </w:r>
-    </w:p>
-    <w:p>
-      <w:pPr>
-        <w:spacing w:after="120"/>
-        <w:ind w:left="510" w:hanging="198"/>
-      </w:pPr>
-      <w:r>
-        <w:rPr>
-          <w:sz w:val="19"/>
-        </w:rPr>
-        <w:t xml:space="preserve">•  </w:t>
-      </w:r>
-      <w:r>
-        <w:rPr>
-          <w:b w:val="0"/>
-          <w:color w:val="333333"/>
-          <w:sz w:val="19"/>
-        </w:rPr>
-        <w:t>A responsible investment regulation is published</w:t>
-      </w:r>
-      <w:hyperlink r:id="rId27">
-        <w:r>
-          <w:rPr>
-            <w:color w:val="2A78D6"/>
-            <w:vertAlign w:val="superscript"/>
-            <w:sz w:val="16"/>
-          </w:rPr>
-          <w:t xml:space="preserve">26</w:t>
-        </w:r>
-      </w:hyperlink>
-      <w:r>
-        <w:rPr>
-          <w:b w:val="0"/>
-          <w:color w:val="333333"/>
-          <w:sz w:val="19"/>
-        </w:rPr>
-        <w:t>.</w:t>
-      </w:r>
-    </w:p>
-    <w:p>
-      <w:pPr>
-        <w:spacing w:before="80" w:after="20"/>
-      </w:pPr>
-      <w:r>
-        <w:rPr>
-          <w:sz w:val="24"/>
-        </w:rPr>
-        <w:t xml:space="preserve">☑ </w:t>
-      </w:r>
-      <w:r>
-        <w:t>Yes, the company does not have red flag/signal related to controversies based on UN Global Compact, OECD Guidelines for Multinational Enterprises or any other relevant principles/standards</w:t>
-      </w:r>
-    </w:p>
-    <w:p>
-      <w:pPr>
-        <w:spacing w:after="0"/>
-        <w:ind w:left="510" w:hanging="198"/>
-      </w:pPr>
-      <w:r>
-        <w:rPr>
-          <w:sz w:val="19"/>
-        </w:rPr>
-        <w:t xml:space="preserve">•  </w:t>
-      </w:r>
-      <w:r>
-        <w:rPr>
-          <w:b w:val="0"/>
-          <w:color w:val="333333"/>
-          <w:sz w:val="19"/>
-        </w:rPr>
-        <w:t>No UN Global Compact or OECD related controversies found.</w:t>
-      </w:r>
-    </w:p>
-    <w:p>
-      <w:pPr>
-        <w:spacing w:after="120"/>
-        <w:ind w:left="510" w:hanging="198"/>
-      </w:pPr>
-      <w:r>
-        <w:rPr>
-          <w:sz w:val="19"/>
-        </w:rPr>
-        <w:t xml:space="preserve">•  </w:t>
-      </w:r>
-      <w:r>
-        <w:rPr>
-          <w:b w:val="0"/>
-          <w:color w:val="333333"/>
-          <w:sz w:val="19"/>
-        </w:rPr>
-        <w:t>No sanctions were imposed on the bank or group companies in 2025 or Q2 2026</w:t>
-      </w:r>
-      <w:hyperlink r:id="rId28">
-        <w:r>
-          <w:rPr>
-            <w:color w:val="2A78D6"/>
-            <w:vertAlign w:val="superscript"/>
-            <w:sz w:val="16"/>
-          </w:rPr>
-          <w:t xml:space="preserve">27</w:t>
-        </w:r>
-      </w:hyperlink>
-      <w:r>
-        <w:rPr>
-          <w:color w:val="2A78D6"/>
-          <w:vertAlign w:val="superscript"/>
-        </w:rPr>
-        <w:t>,</w:t>
-      </w:r>
-      <w:hyperlink r:id="rId29">
-        <w:r>
-          <w:rPr>
-            <w:color w:val="2A78D6"/>
-            <w:vertAlign w:val="superscript"/>
-            <w:sz w:val="16"/>
-          </w:rPr>
-          <w:t xml:space="preserve">28</w:t>
-        </w:r>
-      </w:hyperlink>
-      <w:r>
-        <w:rPr>
-          <w:b w:val="0"/>
-          <w:color w:val="333333"/>
-          <w:sz w:val="19"/>
-        </w:rPr>
-        <w:t>.</w:t>
-      </w:r>
-    </w:p>
-    <w:p>
-      <w:pPr>
-        <w:spacing w:before="80" w:after="20"/>
-      </w:pPr>
-      <w:r>
-        <w:rPr>
-          <w:sz w:val="24"/>
-        </w:rPr>
-        <w:t xml:space="preserve">☑ </w:t>
-      </w:r>
-      <w:r>
-        <w:t>Yes, the company is not in the list of sanctions (add a screenshot)</w:t>
-      </w:r>
-    </w:p>
-    <w:p>
-      <w:pPr>
-        <w:spacing w:after="120"/>
-        <w:ind w:left="510" w:hanging="198"/>
-      </w:pPr>
-      <w:r>
-        <w:rPr>
-          <w:sz w:val="19"/>
-        </w:rPr>
-        <w:t xml:space="preserve">•  </w:t>
-      </w:r>
-      <w:r>
-        <w:rPr>
-          <w:b w:val="0"/>
-          <w:color w:val="333333"/>
-          <w:sz w:val="19"/>
-        </w:rPr>
-        <w:t>Not found on the EU, UN, UK, US OFAC consolidated sanctions lists (automatic check 2026-10-22).</w:t>
-      </w:r>
-    </w:p>
-    <w:p>
-      <w:pPr>
-        <w:spacing w:before="80" w:after="20"/>
-      </w:pPr>
-      <w:r>
-        <w:rPr>
-          <w:sz w:val="24"/>
-        </w:rPr>
-        <w:t xml:space="preserve">☑ </w:t>
-      </w:r>
-      <w:r>
-        <w:t>Yes, issues were not identified from adverse media checks (add a screenshot)</w:t>
-      </w:r>
-    </w:p>
-    <w:p>
-      <w:pPr>
-        <w:spacing w:after="0"/>
-        <w:ind w:left="510" w:hanging="198"/>
-      </w:pPr>
-      <w:r>
-        <w:rPr>
-          <w:sz w:val="19"/>
-        </w:rPr>
-        <w:t xml:space="preserve">•  </w:t>
-      </w:r>
-      <w:r>
-        <w:rPr>
-          <w:b w:val="0"/>
-          <w:color w:val="333333"/>
-          <w:sz w:val="19"/>
-        </w:rPr>
-        <w:t>No adverse news found (search in Lithuanian and English, 2026-10-22).</w:t>
-      </w:r>
-    </w:p>
-    <w:p>
-      <w:pPr>
-        <w:spacing w:after="120"/>
-        <w:ind w:left="510" w:hanging="198"/>
-      </w:pPr>
-      <w:r>
-        <w:rPr>
-          <w:sz w:val="19"/>
-        </w:rPr>
-        <w:t xml:space="preserve">•  </w:t>
-      </w:r>
-      <w:r>
-        <w:rPr>
-          <w:b w:val="0"/>
-          <w:color w:val="333333"/>
-          <w:sz w:val="19"/>
-        </w:rPr>
-        <w:t>Most news is about Tesonet's share purchases and management changes.</w:t>
-      </w:r>
-    </w:p>
-    <w:p>
-      <w:r>
-        <w:rPr>
-          <w:i/>
-          <w:sz w:val="19"/>
+          <w:sz w:val="18"/>
         </w:rPr>
         <w:t>In case any red flags, risks, unclarities were identified then additional checks (sanctions screening and adverse media checks) on the company’s Ultimate Beneficial Owners and/or senior management shall be performed.</w:t>
       </w:r>
     </w:p>
     <w:p>
       <w:pPr>
-        <w:spacing w:before="80"/>
+        <w:spacing w:before="120" w:after="40"/>
       </w:pPr>
       <w:r>
         <w:rPr>
           <w:b/>
+          <w:sz w:val="19"/>
         </w:rPr>
         <w:t xml:space="preserve">Additional comments: </w:t>
       </w:r>
     </w:p>
     <w:p>
       <w:pPr>
-        <w:spacing w:before="160"/>
+        <w:keepNext/>
+        <w:shd w:val="clear" w:color="auto" w:fill="EAF1F8"/>
+        <w:spacing w:before="200" w:after="80"/>
+        <w:ind w:left="85"/>
       </w:pPr>
       <w:r>
         <w:rPr>
           <w:b/>
-          <w:sz w:val="22"/>
+          <w:caps/>
+          <w:color w:val="1F4E79"/>
+          <w:sz w:val="19"/>
         </w:rPr>
         <w:t>ESG integration and positive screening (positive answers imply higher allocation)</w:t>
       </w:r>
     </w:p>
+    <w:tbl>
+      <w:tblPr>
+        <w:tblW w:w="9639" w:type="dxa"/>
+        <w:tblBorders>
+          <w:top w:val="nil"/>
+          <w:left w:val="nil"/>
+          <w:bottom w:val="nil"/>
+          <w:right w:val="nil"/>
+          <w:insideH w:val="nil"/>
+          <w:insideV w:val="nil"/>
+        </w:tblBorders>
+        <w:tblLayout w:type="fixed"/>
+        <w:tblCellMar>
+          <w:top w:w="90" w:type="dxa"/>
+          <w:left w:w="0" w:type="dxa"/>
+          <w:bottom w:w="110" w:type="dxa"/>
+          <w:right w:w="0" w:type="dxa"/>
+        </w:tblCellMar>
+        <w:tblLook w:firstColumn="1" w:firstRow="1" w:lastColumn="0" w:lastRow="0" w:noHBand="0" w:noVBand="1" w:val="04A0"/>
+      </w:tblPr>
+      <w:tblGrid>
+        <w:gridCol w:w="340"/>
+        <w:gridCol w:w="9298"/>
+      </w:tblGrid>
+      <w:tr>
+        <w:tc>
+          <w:tcPr>
+            <w:tcW w:type="dxa" w:w="340"/>
+            <w:tcBorders>
+              <w:top w:val="nil"/>
+              <w:left w:val="nil"/>
+              <w:bottom w:val="single" w:sz="4" w:color="E3E8EE" w:space="0"/>
+              <w:right w:val="nil"/>
+            </w:tcBorders>
+          </w:tcPr>
+          <w:p>
+            <w:pPr>
+              <w:spacing w:before="0" w:after="0"/>
+            </w:pPr>
+            <w:r>
+              <w:rPr>
+                <w:rFonts w:ascii="Segoe UI Symbol" w:hAnsi="Segoe UI Symbol"/>
+                <w:b w:val="0"/>
+                <w:color w:val="1B7F3B"/>
+                <w:sz w:val="24"/>
+              </w:rPr>
+              <w:t>☑</w:t>
+            </w:r>
+          </w:p>
+        </w:tc>
+        <w:tc>
+          <w:tcPr>
+            <w:tcW w:type="dxa" w:w="9298"/>
+            <w:tcBorders>
+              <w:top w:val="nil"/>
+              <w:left w:val="nil"/>
+              <w:bottom w:val="single" w:sz="4" w:color="E3E8EE" w:space="0"/>
+              <w:right w:val="nil"/>
+            </w:tcBorders>
+          </w:tcPr>
+          <w:p>
+            <w:pPr>
+              <w:spacing w:before="0" w:after="40"/>
+            </w:pPr>
+            <w:r>
+              <w:rPr>
+                <w:b/>
+                <w:color w:val="1A1A1A"/>
+                <w:sz w:val="19"/>
+              </w:rPr>
+              <w:t>Yes, the company is promoting environmental or social characteristics (activities, ESG policy, good ESG rating, etc)</w:t>
+            </w:r>
+          </w:p>
+          <w:p>
+            <w:pPr>
+              <w:tabs>
+                <w:tab w:pos="198" w:val="left"/>
+              </w:tabs>
+              <w:spacing w:before="0" w:after="20"/>
+              <w:ind w:left="198" w:hanging="198"/>
+            </w:pPr>
+            <w:r>
+              <w:rPr>
+                <w:b w:val="0"/>
+                <w:color w:val="5F6B7A"/>
+                <w:sz w:val="18"/>
+              </w:rPr>
+              <w:t>•</w:t>
+              <w:tab/>
+            </w:r>
+            <w:r>
+              <w:rPr>
+                <w:b w:val="0"/>
+                <w:color w:val="333333"/>
+                <w:sz w:val="18"/>
+              </w:rPr>
+              <w:t>Expanding sustainable financing is a 2026 priority</w:t>
+            </w:r>
+            <w:hyperlink r:id="rId28">
+              <w:r>
+                <w:rPr>
+                  <w:color w:val="2A78D6"/>
+                  <w:vertAlign w:val="superscript"/>
+                  <w:sz w:val="15"/>
+                </w:rPr>
+                <w:t xml:space="preserve">23</w:t>
+              </w:r>
+            </w:hyperlink>
+          </w:p>
+          <w:p>
+            <w:pPr>
+              <w:tabs>
+                <w:tab w:pos="198" w:val="left"/>
+              </w:tabs>
+              <w:spacing w:before="0" w:after="20"/>
+              <w:ind w:left="198" w:hanging="198"/>
+            </w:pPr>
+            <w:r>
+              <w:rPr>
+                <w:b w:val="0"/>
+                <w:color w:val="5F6B7A"/>
+                <w:sz w:val="18"/>
+              </w:rPr>
+              <w:t>•</w:t>
+              <w:tab/>
+            </w:r>
+            <w:r>
+              <w:rPr>
+                <w:b w:val="0"/>
+                <w:color w:val="333333"/>
+                <w:sz w:val="18"/>
+              </w:rPr>
+              <w:t>The planned Artea Retrofit Fund 3 (EUR 625m) for building renovation</w:t>
+            </w:r>
+            <w:hyperlink r:id="rId25">
+              <w:r>
+                <w:rPr>
+                  <w:color w:val="2A78D6"/>
+                  <w:vertAlign w:val="superscript"/>
+                  <w:sz w:val="15"/>
+                </w:rPr>
+                <w:t xml:space="preserve">20</w:t>
+              </w:r>
+            </w:hyperlink>
+            <w:r>
+              <w:rPr>
+                <w:b w:val="0"/>
+                <w:color w:val="333333"/>
+                <w:sz w:val="18"/>
+              </w:rPr>
+              <w:t>.</w:t>
+            </w:r>
+          </w:p>
+        </w:tc>
+      </w:tr>
+    </w:tbl>
+    <w:tbl>
+      <w:tblPr>
+        <w:tblW w:w="9639" w:type="dxa"/>
+        <w:tblBorders>
+          <w:top w:val="nil"/>
+          <w:left w:val="nil"/>
+          <w:bottom w:val="nil"/>
+          <w:right w:val="nil"/>
+          <w:insideH w:val="nil"/>
+          <w:insideV w:val="nil"/>
+        </w:tblBorders>
+        <w:tblLayout w:type="fixed"/>
+        <w:tblCellMar>
+          <w:top w:w="90" w:type="dxa"/>
+          <w:left w:w="0" w:type="dxa"/>
+          <w:bottom w:w="110" w:type="dxa"/>
+          <w:right w:w="0" w:type="dxa"/>
+        </w:tblCellMar>
+        <w:tblLook w:firstColumn="1" w:firstRow="1" w:lastColumn="0" w:lastRow="0" w:noHBand="0" w:noVBand="1" w:val="04A0"/>
+      </w:tblPr>
+      <w:tblGrid>
+        <w:gridCol w:w="340"/>
+        <w:gridCol w:w="9298"/>
+      </w:tblGrid>
+      <w:tr>
+        <w:tc>
+          <w:tcPr>
+            <w:tcW w:type="dxa" w:w="340"/>
+            <w:tcBorders>
+              <w:top w:val="nil"/>
+              <w:left w:val="nil"/>
+              <w:bottom w:val="single" w:sz="4" w:color="E3E8EE" w:space="0"/>
+              <w:right w:val="nil"/>
+            </w:tcBorders>
+          </w:tcPr>
+          <w:p>
+            <w:pPr>
+              <w:spacing w:before="0" w:after="0"/>
+            </w:pPr>
+            <w:r>
+              <w:rPr>
+                <w:rFonts w:ascii="Segoe UI Symbol" w:hAnsi="Segoe UI Symbol"/>
+                <w:b w:val="0"/>
+                <w:color w:val="1B7F3B"/>
+                <w:sz w:val="24"/>
+              </w:rPr>
+              <w:t>☑</w:t>
+            </w:r>
+          </w:p>
+        </w:tc>
+        <w:tc>
+          <w:tcPr>
+            <w:tcW w:type="dxa" w:w="9298"/>
+            <w:tcBorders>
+              <w:top w:val="nil"/>
+              <w:left w:val="nil"/>
+              <w:bottom w:val="single" w:sz="4" w:color="E3E8EE" w:space="0"/>
+              <w:right w:val="nil"/>
+            </w:tcBorders>
+          </w:tcPr>
+          <w:p>
+            <w:pPr>
+              <w:spacing w:before="0" w:after="40"/>
+            </w:pPr>
+            <w:r>
+              <w:rPr>
+                <w:b/>
+                <w:color w:val="1A1A1A"/>
+                <w:sz w:val="19"/>
+              </w:rPr>
+              <w:t>Yes, the activities of the company or it’s strategy is aligned with the taxonomy and/or Paris agreement targets (e.g. net zero commitment)</w:t>
+            </w:r>
+          </w:p>
+          <w:p>
+            <w:pPr>
+              <w:tabs>
+                <w:tab w:pos="198" w:val="left"/>
+              </w:tabs>
+              <w:spacing w:before="0" w:after="20"/>
+              <w:ind w:left="198" w:hanging="198"/>
+            </w:pPr>
+            <w:r>
+              <w:rPr>
+                <w:b w:val="0"/>
+                <w:color w:val="5F6B7A"/>
+                <w:sz w:val="18"/>
+              </w:rPr>
+              <w:t>•</w:t>
+              <w:tab/>
+            </w:r>
+            <w:r>
+              <w:rPr>
+                <w:b w:val="0"/>
+                <w:color w:val="333333"/>
+                <w:sz w:val="18"/>
+              </w:rPr>
+              <w:t>Committed, together with the EU, to climate neutrality by 2050 in line with the Paris Agreement</w:t>
+            </w:r>
+            <w:hyperlink r:id="rId30">
+              <w:r>
+                <w:rPr>
+                  <w:color w:val="2A78D6"/>
+                  <w:vertAlign w:val="superscript"/>
+                  <w:sz w:val="15"/>
+                </w:rPr>
+                <w:t xml:space="preserve">26</w:t>
+              </w:r>
+            </w:hyperlink>
+            <w:r>
+              <w:rPr>
+                <w:b w:val="0"/>
+                <w:color w:val="333333"/>
+                <w:sz w:val="18"/>
+              </w:rPr>
+              <w:t>.</w:t>
+            </w:r>
+          </w:p>
+        </w:tc>
+      </w:tr>
+    </w:tbl>
+    <w:tbl>
+      <w:tblPr>
+        <w:tblW w:w="9639" w:type="dxa"/>
+        <w:tblBorders>
+          <w:top w:val="nil"/>
+          <w:left w:val="nil"/>
+          <w:bottom w:val="nil"/>
+          <w:right w:val="nil"/>
+          <w:insideH w:val="nil"/>
+          <w:insideV w:val="nil"/>
+        </w:tblBorders>
+        <w:tblLayout w:type="fixed"/>
+        <w:tblCellMar>
+          <w:top w:w="90" w:type="dxa"/>
+          <w:left w:w="0" w:type="dxa"/>
+          <w:bottom w:w="110" w:type="dxa"/>
+          <w:right w:w="0" w:type="dxa"/>
+        </w:tblCellMar>
+        <w:tblLook w:firstColumn="1" w:firstRow="1" w:lastColumn="0" w:lastRow="0" w:noHBand="0" w:noVBand="1" w:val="04A0"/>
+      </w:tblPr>
+      <w:tblGrid>
+        <w:gridCol w:w="340"/>
+        <w:gridCol w:w="9298"/>
+      </w:tblGrid>
+      <w:tr>
+        <w:tc>
+          <w:tcPr>
+            <w:tcW w:type="dxa" w:w="340"/>
+            <w:tcBorders>
+              <w:top w:val="nil"/>
+              <w:left w:val="nil"/>
+              <w:bottom w:val="single" w:sz="4" w:color="E3E8EE" w:space="0"/>
+              <w:right w:val="nil"/>
+            </w:tcBorders>
+          </w:tcPr>
+          <w:p>
+            <w:pPr>
+              <w:spacing w:before="0" w:after="0"/>
+            </w:pPr>
+            <w:r>
+              <w:rPr>
+                <w:rFonts w:ascii="Segoe UI Symbol" w:hAnsi="Segoe UI Symbol"/>
+                <w:b w:val="0"/>
+                <w:color w:val="1B7F3B"/>
+                <w:sz w:val="24"/>
+              </w:rPr>
+              <w:t>☑</w:t>
+            </w:r>
+          </w:p>
+        </w:tc>
+        <w:tc>
+          <w:tcPr>
+            <w:tcW w:type="dxa" w:w="9298"/>
+            <w:tcBorders>
+              <w:top w:val="nil"/>
+              <w:left w:val="nil"/>
+              <w:bottom w:val="single" w:sz="4" w:color="E3E8EE" w:space="0"/>
+              <w:right w:val="nil"/>
+            </w:tcBorders>
+          </w:tcPr>
+          <w:p>
+            <w:pPr>
+              <w:spacing w:before="0" w:after="40"/>
+            </w:pPr>
+            <w:r>
+              <w:rPr>
+                <w:b/>
+                <w:color w:val="1A1A1A"/>
+                <w:sz w:val="19"/>
+              </w:rPr>
+              <w:t>Yes, the company does not have yellow flag/signal related to controversies based on UN Global Compact or any other relevant principles/standards</w:t>
+            </w:r>
+          </w:p>
+          <w:p>
+            <w:pPr>
+              <w:tabs>
+                <w:tab w:pos="198" w:val="left"/>
+              </w:tabs>
+              <w:spacing w:before="0" w:after="20"/>
+              <w:ind w:left="198" w:hanging="198"/>
+            </w:pPr>
+            <w:r>
+              <w:rPr>
+                <w:b w:val="0"/>
+                <w:color w:val="5F6B7A"/>
+                <w:sz w:val="18"/>
+              </w:rPr>
+              <w:t>•</w:t>
+              <w:tab/>
+            </w:r>
+            <w:r>
+              <w:rPr>
+                <w:b w:val="0"/>
+                <w:color w:val="333333"/>
+                <w:sz w:val="18"/>
+              </w:rPr>
+              <w:t>No yellow flags found.</w:t>
+            </w:r>
+          </w:p>
+        </w:tc>
+      </w:tr>
+    </w:tbl>
+    <w:tbl>
+      <w:tblPr>
+        <w:tblW w:w="9639" w:type="dxa"/>
+        <w:tblBorders>
+          <w:top w:val="nil"/>
+          <w:left w:val="nil"/>
+          <w:bottom w:val="nil"/>
+          <w:right w:val="nil"/>
+          <w:insideH w:val="nil"/>
+          <w:insideV w:val="nil"/>
+        </w:tblBorders>
+        <w:tblLayout w:type="fixed"/>
+        <w:tblCellMar>
+          <w:top w:w="90" w:type="dxa"/>
+          <w:left w:w="0" w:type="dxa"/>
+          <w:bottom w:w="110" w:type="dxa"/>
+          <w:right w:w="0" w:type="dxa"/>
+        </w:tblCellMar>
+        <w:tblLook w:firstColumn="1" w:firstRow="1" w:lastColumn="0" w:lastRow="0" w:noHBand="0" w:noVBand="1" w:val="04A0"/>
+      </w:tblPr>
+      <w:tblGrid>
+        <w:gridCol w:w="340"/>
+        <w:gridCol w:w="9298"/>
+      </w:tblGrid>
+      <w:tr>
+        <w:tc>
+          <w:tcPr>
+            <w:tcW w:type="dxa" w:w="340"/>
+            <w:tcBorders>
+              <w:top w:val="nil"/>
+              <w:left w:val="nil"/>
+              <w:bottom w:val="single" w:sz="4" w:color="E3E8EE" w:space="0"/>
+              <w:right w:val="nil"/>
+            </w:tcBorders>
+          </w:tcPr>
+          <w:p>
+            <w:pPr>
+              <w:spacing w:before="0" w:after="0"/>
+            </w:pPr>
+            <w:r>
+              <w:rPr>
+                <w:rFonts w:ascii="Segoe UI Symbol" w:hAnsi="Segoe UI Symbol"/>
+                <w:b w:val="0"/>
+                <w:color w:val="1B7F3B"/>
+                <w:sz w:val="24"/>
+              </w:rPr>
+              <w:t>☑</w:t>
+            </w:r>
+          </w:p>
+        </w:tc>
+        <w:tc>
+          <w:tcPr>
+            <w:tcW w:type="dxa" w:w="9298"/>
+            <w:tcBorders>
+              <w:top w:val="nil"/>
+              <w:left w:val="nil"/>
+              <w:bottom w:val="single" w:sz="4" w:color="E3E8EE" w:space="0"/>
+              <w:right w:val="nil"/>
+            </w:tcBorders>
+          </w:tcPr>
+          <w:p>
+            <w:pPr>
+              <w:spacing w:before="0" w:after="40"/>
+            </w:pPr>
+            <w:r>
+              <w:rPr>
+                <w:b/>
+                <w:color w:val="1A1A1A"/>
+                <w:sz w:val="19"/>
+              </w:rPr>
+              <w:t>Yes, the company fulfills the expectations from SEB thematic and sector policies</w:t>
+            </w:r>
+          </w:p>
+          <w:p>
+            <w:pPr>
+              <w:spacing w:before="40" w:after="0"/>
+            </w:pPr>
+            <w:r>
+              <w:rPr>
+                <w:b/>
+                <w:color w:val="333333"/>
+                <w:sz w:val="18"/>
+              </w:rPr>
+              <w:t>Applicable</w:t>
+            </w:r>
+          </w:p>
+          <w:p>
+            <w:pPr>
+              <w:tabs>
+                <w:tab w:pos="198" w:val="left"/>
+              </w:tabs>
+              <w:spacing w:before="0" w:after="20"/>
+              <w:ind w:left="198" w:hanging="198"/>
+            </w:pPr>
+            <w:r>
+              <w:rPr>
+                <w:b w:val="0"/>
+                <w:color w:val="5F6B7A"/>
+                <w:sz w:val="18"/>
+              </w:rPr>
+              <w:t>•</w:t>
+              <w:tab/>
+            </w:r>
+            <w:r>
+              <w:rPr>
+                <w:b w:val="0"/>
+                <w:color w:val="333333"/>
+                <w:sz w:val="18"/>
+              </w:rPr>
+              <w:t>No SEB sector policy for banks, so the Investments policy and the Environmental and Social &amp; Human Rights policies apply</w:t>
+            </w:r>
+            <w:hyperlink r:id="rId33">
+              <w:r>
+                <w:rPr>
+                  <w:color w:val="2A78D6"/>
+                  <w:vertAlign w:val="superscript"/>
+                  <w:sz w:val="15"/>
+                </w:rPr>
+                <w:t xml:space="preserve">29</w:t>
+              </w:r>
+            </w:hyperlink>
+            <w:r>
+              <w:rPr>
+                <w:b w:val="0"/>
+                <w:color w:val="333333"/>
+                <w:sz w:val="18"/>
+              </w:rPr>
+              <w:t>.</w:t>
+            </w:r>
+          </w:p>
+          <w:p>
+            <w:pPr>
+              <w:spacing w:before="40" w:after="0"/>
+            </w:pPr>
+            <w:r>
+              <w:rPr>
+                <w:b/>
+                <w:color w:val="333333"/>
+                <w:sz w:val="18"/>
+              </w:rPr>
+              <w:t>Met</w:t>
+            </w:r>
+          </w:p>
+          <w:p>
+            <w:pPr>
+              <w:tabs>
+                <w:tab w:pos="198" w:val="left"/>
+              </w:tabs>
+              <w:spacing w:before="0" w:after="20"/>
+              <w:ind w:left="198" w:hanging="198"/>
+            </w:pPr>
+            <w:r>
+              <w:rPr>
+                <w:b w:val="0"/>
+                <w:color w:val="5F6B7A"/>
+                <w:sz w:val="18"/>
+              </w:rPr>
+              <w:t>•</w:t>
+              <w:tab/>
+            </w:r>
+            <w:r>
+              <w:rPr>
+                <w:b w:val="0"/>
+                <w:color w:val="333333"/>
+                <w:sz w:val="18"/>
+              </w:rPr>
+              <w:t>AML procedures, whistleblowing channel, supplier code of conduct, responsible investment regulation</w:t>
+            </w:r>
+            <w:hyperlink r:id="rId30">
+              <w:r>
+                <w:rPr>
+                  <w:color w:val="2A78D6"/>
+                  <w:vertAlign w:val="superscript"/>
+                  <w:sz w:val="15"/>
+                </w:rPr>
+                <w:t xml:space="preserve">26</w:t>
+              </w:r>
+            </w:hyperlink>
+          </w:p>
+          <w:p>
+            <w:pPr>
+              <w:tabs>
+                <w:tab w:pos="198" w:val="left"/>
+              </w:tabs>
+              <w:spacing w:before="0" w:after="20"/>
+              <w:ind w:left="198" w:hanging="198"/>
+            </w:pPr>
+            <w:r>
+              <w:rPr>
+                <w:b w:val="0"/>
+                <w:color w:val="5F6B7A"/>
+                <w:sz w:val="18"/>
+              </w:rPr>
+              <w:t>•</w:t>
+              <w:tab/>
+            </w:r>
+            <w:r>
+              <w:rPr>
+                <w:b w:val="0"/>
+                <w:color w:val="333333"/>
+                <w:sz w:val="18"/>
+              </w:rPr>
+              <w:t>No sanctions imposed on the bank</w:t>
+            </w:r>
+            <w:hyperlink r:id="rId32">
+              <w:r>
+                <w:rPr>
+                  <w:color w:val="2A78D6"/>
+                  <w:vertAlign w:val="superscript"/>
+                  <w:sz w:val="15"/>
+                </w:rPr>
+                <w:t xml:space="preserve">28</w:t>
+              </w:r>
+            </w:hyperlink>
+            <w:r>
+              <w:rPr>
+                <w:b w:val="0"/>
+                <w:color w:val="333333"/>
+                <w:sz w:val="18"/>
+              </w:rPr>
+              <w:t>.</w:t>
+            </w:r>
+          </w:p>
+          <w:p>
+            <w:pPr>
+              <w:spacing w:before="40" w:after="0"/>
+            </w:pPr>
+            <w:r>
+              <w:rPr>
+                <w:b/>
+                <w:color w:val="333333"/>
+                <w:sz w:val="18"/>
+              </w:rPr>
+              <w:t>Could be improved</w:t>
+            </w:r>
+          </w:p>
+          <w:p>
+            <w:pPr>
+              <w:tabs>
+                <w:tab w:pos="198" w:val="left"/>
+              </w:tabs>
+              <w:spacing w:before="0" w:after="20"/>
+              <w:ind w:left="198" w:hanging="198"/>
+            </w:pPr>
+            <w:r>
+              <w:rPr>
+                <w:b w:val="0"/>
+                <w:color w:val="5F6B7A"/>
+                <w:sz w:val="18"/>
+              </w:rPr>
+              <w:t>•</w:t>
+              <w:tab/>
+            </w:r>
+            <w:r>
+              <w:rPr>
+                <w:b w:val="0"/>
+                <w:color w:val="333333"/>
+                <w:sz w:val="18"/>
+              </w:rPr>
+              <w:t>Financed emissions and interim climate targets not found publicly.</w:t>
+            </w:r>
+          </w:p>
+        </w:tc>
+      </w:tr>
+    </w:tbl>
     <w:p>
       <w:pPr>
-        <w:spacing w:before="80" w:after="20"/>
-      </w:pPr>
-      <w:r>
-        <w:rPr>
-          <w:sz w:val="24"/>
-        </w:rPr>
-        <w:t xml:space="preserve">☑ </w:t>
-      </w:r>
-      <w:r>
-        <w:t>Yes, the company is promoting environmental or social characteristics (activities, ESG policy, good ESG rating, etc)</w:t>
-      </w:r>
-    </w:p>
-    <w:p>
-      <w:pPr>
-        <w:spacing w:after="0"/>
-        <w:ind w:left="510" w:hanging="198"/>
-      </w:pPr>
-      <w:r>
-        <w:rPr>
-          <w:sz w:val="19"/>
-        </w:rPr>
-        <w:t xml:space="preserve">•  </w:t>
-      </w:r>
-      <w:r>
-        <w:rPr>
-          <w:b w:val="0"/>
-          <w:color w:val="333333"/>
-          <w:sz w:val="19"/>
-        </w:rPr>
-        <w:t>Expanding sustainable financing is a 2026 priority</w:t>
-      </w:r>
-      <w:hyperlink r:id="rId26">
-        <w:r>
-          <w:rPr>
-            <w:color w:val="2A78D6"/>
-            <w:vertAlign w:val="superscript"/>
-            <w:sz w:val="16"/>
-          </w:rPr>
-          <w:t xml:space="preserve">23</w:t>
-        </w:r>
-      </w:hyperlink>
-    </w:p>
-    <w:p>
-      <w:pPr>
-        <w:spacing w:after="120"/>
-        <w:ind w:left="510" w:hanging="198"/>
-      </w:pPr>
-      <w:r>
-        <w:rPr>
-          <w:sz w:val="19"/>
-        </w:rPr>
-        <w:t xml:space="preserve">•  </w:t>
-      </w:r>
-      <w:r>
-        <w:rPr>
-          <w:b w:val="0"/>
-          <w:color w:val="333333"/>
-          <w:sz w:val="19"/>
-        </w:rPr>
-        <w:t>The planned Artea Retrofit Fund 3 (EUR 625m) for building renovation</w:t>
-      </w:r>
-      <w:hyperlink r:id="rId23">
-        <w:r>
-          <w:rPr>
-            <w:color w:val="2A78D6"/>
-            <w:vertAlign w:val="superscript"/>
-            <w:sz w:val="16"/>
-          </w:rPr>
-          <w:t xml:space="preserve">20</w:t>
-        </w:r>
-      </w:hyperlink>
-      <w:r>
-        <w:rPr>
-          <w:b w:val="0"/>
-          <w:color w:val="333333"/>
-          <w:sz w:val="19"/>
-        </w:rPr>
-        <w:t>.</w:t>
-      </w:r>
-    </w:p>
-    <w:p>
-      <w:pPr>
-        <w:spacing w:before="80" w:after="20"/>
-      </w:pPr>
-      <w:r>
-        <w:rPr>
-          <w:sz w:val="24"/>
-        </w:rPr>
-        <w:t xml:space="preserve">☑ </w:t>
-      </w:r>
-      <w:r>
-        <w:t>Yes, the activities of the company or it’s strategy is aligned with the taxonomy and/or Paris agreement targets (e.g. net zero commitment)</w:t>
-      </w:r>
-    </w:p>
-    <w:p>
-      <w:pPr>
-        <w:spacing w:after="120"/>
-        <w:ind w:left="510" w:hanging="198"/>
-      </w:pPr>
-      <w:r>
-        <w:rPr>
-          <w:sz w:val="19"/>
-        </w:rPr>
-        <w:t xml:space="preserve">•  </w:t>
-      </w:r>
-      <w:r>
-        <w:rPr>
-          <w:b w:val="0"/>
-          <w:color w:val="333333"/>
-          <w:sz w:val="19"/>
-        </w:rPr>
-        <w:t>Committed, together with the EU, to climate neutrality by 2050 in line with the Paris Agreement</w:t>
-      </w:r>
-      <w:hyperlink r:id="rId27">
-        <w:r>
-          <w:rPr>
-            <w:color w:val="2A78D6"/>
-            <w:vertAlign w:val="superscript"/>
-            <w:sz w:val="16"/>
-          </w:rPr>
-          <w:t xml:space="preserve">26</w:t>
-        </w:r>
-      </w:hyperlink>
-      <w:r>
-        <w:rPr>
-          <w:b w:val="0"/>
-          <w:color w:val="333333"/>
-          <w:sz w:val="19"/>
-        </w:rPr>
-        <w:t>.</w:t>
-      </w:r>
-    </w:p>
-    <w:p>
-      <w:pPr>
-        <w:spacing w:before="80" w:after="20"/>
-      </w:pPr>
-      <w:r>
-        <w:rPr>
-          <w:sz w:val="24"/>
-        </w:rPr>
-        <w:t xml:space="preserve">☑ </w:t>
-      </w:r>
-      <w:r>
-        <w:t>Yes, the company does not have yellow flag/signal related to controversies based on UN Global Compact or any other relevant principles/standards</w:t>
-      </w:r>
-    </w:p>
-    <w:p>
-      <w:pPr>
-        <w:spacing w:after="120"/>
-        <w:ind w:left="510" w:hanging="198"/>
-      </w:pPr>
-      <w:r>
-        <w:rPr>
-          <w:sz w:val="19"/>
-        </w:rPr>
-        <w:t xml:space="preserve">•  </w:t>
-      </w:r>
-      <w:r>
-        <w:rPr>
-          <w:b w:val="0"/>
-          <w:color w:val="333333"/>
-          <w:sz w:val="19"/>
-        </w:rPr>
-        <w:t>No yellow flags found.</w:t>
-      </w:r>
-    </w:p>
-    <w:p>
-      <w:pPr>
-        <w:spacing w:before="80" w:after="20"/>
-      </w:pPr>
-      <w:r>
-        <w:rPr>
-          <w:sz w:val="24"/>
-        </w:rPr>
-        <w:t xml:space="preserve">☑ </w:t>
-      </w:r>
-      <w:r>
-        <w:t>Yes, the company fulfills the expectations from SEB thematic and sector policies</w:t>
-      </w:r>
-    </w:p>
-    <w:p>
-      <w:pPr>
-        <w:spacing w:after="0"/>
-        <w:ind w:left="397"/>
+        <w:spacing w:before="120" w:after="40"/>
       </w:pPr>
       <w:r>
         <w:rPr>
           <w:b/>
-          <w:color w:val="333333"/>
           <w:sz w:val="19"/>
-        </w:rPr>
-        <w:t>Applicable</w:t>
-      </w:r>
-    </w:p>
-    <w:p>
-      <w:pPr>
-        <w:spacing w:after="0"/>
-        <w:ind w:left="737" w:hanging="198"/>
-      </w:pPr>
-      <w:r>
-        <w:rPr>
-          <w:sz w:val="19"/>
-        </w:rPr>
-        <w:t xml:space="preserve">•  </w:t>
-      </w:r>
-      <w:r>
-        <w:rPr>
-          <w:b w:val="0"/>
-          <w:color w:val="333333"/>
-          <w:sz w:val="19"/>
-        </w:rPr>
-        <w:t>No SEB sector policy for banks, so the Investments policy and the Environmental and Social &amp; Human Rights policies apply</w:t>
-      </w:r>
-      <w:hyperlink r:id="rId30">
-        <w:r>
-          <w:rPr>
-            <w:color w:val="2A78D6"/>
-            <w:vertAlign w:val="superscript"/>
-            <w:sz w:val="16"/>
-          </w:rPr>
-          <w:t xml:space="preserve">29</w:t>
-        </w:r>
-      </w:hyperlink>
-      <w:r>
-        <w:rPr>
-          <w:b w:val="0"/>
-          <w:color w:val="333333"/>
-          <w:sz w:val="19"/>
-        </w:rPr>
-        <w:t>.</w:t>
-      </w:r>
-    </w:p>
-    <w:p>
-      <w:pPr>
-        <w:spacing w:after="0"/>
-        <w:ind w:left="397"/>
-      </w:pPr>
-      <w:r>
-        <w:rPr>
-          <w:b/>
-          <w:color w:val="333333"/>
-          <w:sz w:val="19"/>
-        </w:rPr>
-        <w:t>Met</w:t>
-      </w:r>
-    </w:p>
-    <w:p>
-      <w:pPr>
-        <w:spacing w:after="0"/>
-        <w:ind w:left="737" w:hanging="198"/>
-      </w:pPr>
-      <w:r>
-        <w:rPr>
-          <w:sz w:val="19"/>
-        </w:rPr>
-        <w:t xml:space="preserve">•  </w:t>
-      </w:r>
-      <w:r>
-        <w:rPr>
-          <w:b w:val="0"/>
-          <w:color w:val="333333"/>
-          <w:sz w:val="19"/>
-        </w:rPr>
-        <w:t>AML procedures, whistleblowing channel, supplier code of conduct, responsible investment regulation</w:t>
-      </w:r>
-      <w:hyperlink r:id="rId27">
-        <w:r>
-          <w:rPr>
-            <w:color w:val="2A78D6"/>
-            <w:vertAlign w:val="superscript"/>
-            <w:sz w:val="16"/>
-          </w:rPr>
-          <w:t xml:space="preserve">26</w:t>
-        </w:r>
-      </w:hyperlink>
-    </w:p>
-    <w:p>
-      <w:pPr>
-        <w:spacing w:after="0"/>
-        <w:ind w:left="737" w:hanging="198"/>
-      </w:pPr>
-      <w:r>
-        <w:rPr>
-          <w:sz w:val="19"/>
-        </w:rPr>
-        <w:t xml:space="preserve">•  </w:t>
-      </w:r>
-      <w:r>
-        <w:rPr>
-          <w:b w:val="0"/>
-          <w:color w:val="333333"/>
-          <w:sz w:val="19"/>
-        </w:rPr>
-        <w:t>No sanctions imposed on the bank</w:t>
-      </w:r>
-      <w:hyperlink r:id="rId29">
-        <w:r>
-          <w:rPr>
-            <w:color w:val="2A78D6"/>
-            <w:vertAlign w:val="superscript"/>
-            <w:sz w:val="16"/>
-          </w:rPr>
-          <w:t xml:space="preserve">28</w:t>
-        </w:r>
-      </w:hyperlink>
-      <w:r>
-        <w:rPr>
-          <w:b w:val="0"/>
-          <w:color w:val="333333"/>
-          <w:sz w:val="19"/>
-        </w:rPr>
-        <w:t>.</w:t>
-      </w:r>
-    </w:p>
-    <w:p>
-      <w:pPr>
-        <w:spacing w:after="0"/>
-        <w:ind w:left="397"/>
-      </w:pPr>
-      <w:r>
-        <w:rPr>
-          <w:b/>
-          <w:color w:val="333333"/>
-          <w:sz w:val="19"/>
-        </w:rPr>
-        <w:t>Could be improved</w:t>
-      </w:r>
-    </w:p>
-    <w:p>
-      <w:pPr>
-        <w:spacing w:after="120"/>
-        <w:ind w:left="737" w:hanging="198"/>
-      </w:pPr>
-      <w:r>
-        <w:rPr>
-          <w:sz w:val="19"/>
-        </w:rPr>
-        <w:t xml:space="preserve">•  </w:t>
-      </w:r>
-      <w:r>
-        <w:rPr>
-          <w:b w:val="0"/>
-          <w:color w:val="333333"/>
-          <w:sz w:val="19"/>
-        </w:rPr>
-        <w:t>Financed emissions and interim climate targets not found publicly.</w:t>
-      </w:r>
-    </w:p>
-    <w:p>
-      <w:pPr>
-        <w:spacing w:before="80"/>
-      </w:pPr>
-      <w:r>
-        <w:rPr>
-          <w:b/>
         </w:rPr>
         <w:t xml:space="preserve">Additional comments: </w:t>
       </w:r>
     </w:p>
     <w:p>
       <w:pPr>
-        <w:spacing w:before="160"/>
+        <w:keepNext/>
+        <w:shd w:val="clear" w:color="auto" w:fill="EAF1F8"/>
+        <w:spacing w:before="200" w:after="80"/>
+        <w:ind w:left="85"/>
       </w:pPr>
       <w:r>
         <w:rPr>
           <w:b/>
-          <w:sz w:val="22"/>
+          <w:caps/>
+          <w:color w:val="1F4E79"/>
+          <w:sz w:val="19"/>
         </w:rPr>
         <w:t>Engagement</w:t>
       </w:r>
     </w:p>
+    <w:tbl>
+      <w:tblPr>
+        <w:tblW w:w="9639" w:type="dxa"/>
+        <w:tblBorders>
+          <w:top w:val="nil"/>
+          <w:left w:val="nil"/>
+          <w:bottom w:val="nil"/>
+          <w:right w:val="nil"/>
+          <w:insideH w:val="nil"/>
+          <w:insideV w:val="nil"/>
+        </w:tblBorders>
+        <w:tblLayout w:type="fixed"/>
+        <w:tblCellMar>
+          <w:top w:w="90" w:type="dxa"/>
+          <w:left w:w="0" w:type="dxa"/>
+          <w:bottom w:w="110" w:type="dxa"/>
+          <w:right w:w="0" w:type="dxa"/>
+        </w:tblCellMar>
+        <w:tblLook w:firstColumn="1" w:firstRow="1" w:lastColumn="0" w:lastRow="0" w:noHBand="0" w:noVBand="1" w:val="04A0"/>
+      </w:tblPr>
+      <w:tblGrid>
+        <w:gridCol w:w="340"/>
+        <w:gridCol w:w="9298"/>
+      </w:tblGrid>
+      <w:tr>
+        <w:tc>
+          <w:tcPr>
+            <w:tcW w:type="dxa" w:w="340"/>
+            <w:tcBorders>
+              <w:top w:val="nil"/>
+              <w:left w:val="nil"/>
+              <w:bottom w:val="single" w:sz="4" w:color="E3E8EE" w:space="0"/>
+              <w:right w:val="nil"/>
+            </w:tcBorders>
+          </w:tcPr>
+          <w:p>
+            <w:pPr>
+              <w:spacing w:before="0" w:after="0"/>
+            </w:pPr>
+            <w:r>
+              <w:rPr>
+                <w:rFonts w:ascii="Segoe UI Symbol" w:hAnsi="Segoe UI Symbol"/>
+                <w:b w:val="0"/>
+                <w:color w:val="9AA5B1"/>
+                <w:sz w:val="24"/>
+              </w:rPr>
+              <w:t>☐</w:t>
+            </w:r>
+          </w:p>
+        </w:tc>
+        <w:tc>
+          <w:tcPr>
+            <w:tcW w:type="dxa" w:w="9298"/>
+            <w:tcBorders>
+              <w:top w:val="nil"/>
+              <w:left w:val="nil"/>
+              <w:bottom w:val="single" w:sz="4" w:color="E3E8EE" w:space="0"/>
+              <w:right w:val="nil"/>
+            </w:tcBorders>
+          </w:tcPr>
+          <w:p>
+            <w:pPr>
+              <w:spacing w:before="0" w:after="40"/>
+            </w:pPr>
+            <w:r>
+              <w:rPr>
+                <w:b/>
+                <w:color w:val="1A1A1A"/>
+                <w:sz w:val="19"/>
+              </w:rPr>
+              <w:t>Is there a need for pro-active engagement with the company?</w:t>
+            </w:r>
+          </w:p>
+          <w:p>
+            <w:pPr>
+              <w:tabs>
+                <w:tab w:pos="198" w:val="left"/>
+              </w:tabs>
+              <w:spacing w:before="0" w:after="20"/>
+              <w:ind w:left="198" w:hanging="198"/>
+            </w:pPr>
+            <w:r>
+              <w:rPr>
+                <w:b w:val="0"/>
+                <w:color w:val="5F6B7A"/>
+                <w:sz w:val="18"/>
+              </w:rPr>
+              <w:t>•</w:t>
+              <w:tab/>
+            </w:r>
+            <w:r>
+              <w:rPr>
+                <w:b w:val="0"/>
+                <w:color w:val="333333"/>
+                <w:sz w:val="18"/>
+              </w:rPr>
+              <w:t>No need: capital and loan quality are good and ESG practice is in order.</w:t>
+            </w:r>
+          </w:p>
+        </w:tc>
+      </w:tr>
+    </w:tbl>
     <w:p>
       <w:pPr>
-        <w:spacing w:before="80" w:after="20"/>
-      </w:pPr>
-      <w:r>
-        <w:rPr>
-          <w:sz w:val="24"/>
-        </w:rPr>
-        <w:t xml:space="preserve">☐ </w:t>
-      </w:r>
-      <w:r>
-        <w:t>Is there a need for pro-active engagement with the company?</w:t>
-      </w:r>
-    </w:p>
-    <w:p>
-      <w:pPr>
-        <w:spacing w:after="120"/>
-        <w:ind w:left="510" w:hanging="198"/>
-      </w:pPr>
-      <w:r>
-        <w:rPr>
-          <w:sz w:val="19"/>
-        </w:rPr>
-        <w:t xml:space="preserve">•  </w:t>
-      </w:r>
-      <w:r>
-        <w:rPr>
-          <w:b w:val="0"/>
-          <w:color w:val="333333"/>
-          <w:sz w:val="19"/>
-        </w:rPr>
-        <w:t>No need: capital and loan quality are good and ESG practice is in order.</w:t>
-      </w:r>
-    </w:p>
-    <w:p>
-      <w:pPr>
-        <w:spacing w:before="80"/>
+        <w:spacing w:before="120" w:after="40"/>
       </w:pPr>
       <w:r>
         <w:rPr>
           <w:b/>
+          <w:sz w:val="19"/>
         </w:rPr>
         <w:t xml:space="preserve">Additional comments: </w:t>
       </w:r>
     </w:p>
     <w:p>
       <w:pPr>
-        <w:spacing w:before="160"/>
+        <w:keepNext/>
+        <w:shd w:val="clear" w:color="auto" w:fill="EAF1F8"/>
+        <w:spacing w:before="200" w:after="80"/>
+        <w:ind w:left="85"/>
       </w:pPr>
       <w:r>
         <w:rPr>
           <w:b/>
-          <w:sz w:val="22"/>
+          <w:caps/>
+          <w:color w:val="1F4E79"/>
+          <w:sz w:val="19"/>
         </w:rPr>
         <w:t>Indicators</w:t>
       </w:r>
     </w:p>
+    <w:tbl>
+      <w:tblPr>
+        <w:tblW w:w="9639" w:type="dxa"/>
+        <w:tblBorders>
+          <w:top w:val="nil"/>
+          <w:left w:val="nil"/>
+          <w:bottom w:val="nil"/>
+          <w:right w:val="nil"/>
+          <w:insideH w:val="nil"/>
+          <w:insideV w:val="nil"/>
+        </w:tblBorders>
+        <w:tblLayout w:type="fixed"/>
+        <w:tblCellMar>
+          <w:top w:w="90" w:type="dxa"/>
+          <w:left w:w="0" w:type="dxa"/>
+          <w:bottom w:w="110" w:type="dxa"/>
+          <w:right w:w="0" w:type="dxa"/>
+        </w:tblCellMar>
+        <w:tblLook w:firstColumn="1" w:firstRow="1" w:lastColumn="0" w:lastRow="0" w:noHBand="0" w:noVBand="1" w:val="04A0"/>
+      </w:tblPr>
+      <w:tblGrid>
+        <w:gridCol w:w="340"/>
+        <w:gridCol w:w="9298"/>
+      </w:tblGrid>
+      <w:tr>
+        <w:tc>
+          <w:tcPr>
+            <w:tcW w:type="dxa" w:w="340"/>
+            <w:tcBorders>
+              <w:top w:val="nil"/>
+              <w:left w:val="nil"/>
+              <w:bottom w:val="single" w:sz="4" w:color="E3E8EE" w:space="0"/>
+              <w:right w:val="nil"/>
+            </w:tcBorders>
+          </w:tcPr>
+          <w:p>
+            <w:pPr>
+              <w:spacing w:before="0" w:after="0"/>
+            </w:pPr>
+            <w:r>
+              <w:rPr>
+                <w:rFonts w:ascii="Segoe UI Symbol" w:hAnsi="Segoe UI Symbol"/>
+                <w:b w:val="0"/>
+                <w:color w:val="1B7F3B"/>
+                <w:sz w:val="24"/>
+              </w:rPr>
+              <w:t>☑</w:t>
+            </w:r>
+          </w:p>
+        </w:tc>
+        <w:tc>
+          <w:tcPr>
+            <w:tcW w:type="dxa" w:w="9298"/>
+            <w:tcBorders>
+              <w:top w:val="nil"/>
+              <w:left w:val="nil"/>
+              <w:bottom w:val="single" w:sz="4" w:color="E3E8EE" w:space="0"/>
+              <w:right w:val="nil"/>
+            </w:tcBorders>
+          </w:tcPr>
+          <w:p>
+            <w:pPr>
+              <w:spacing w:before="0" w:after="40"/>
+            </w:pPr>
+            <w:r>
+              <w:rPr>
+                <w:b/>
+                <w:color w:val="1A1A1A"/>
+                <w:sz w:val="19"/>
+              </w:rPr>
+              <w:t>Yes, the indicators of the company support the targets of sustainability and PAI indicators followed by the Fund</w:t>
+            </w:r>
+          </w:p>
+          <w:p>
+            <w:pPr>
+              <w:tabs>
+                <w:tab w:pos="198" w:val="left"/>
+              </w:tabs>
+              <w:spacing w:before="0" w:after="20"/>
+              <w:ind w:left="198" w:hanging="198"/>
+            </w:pPr>
+            <w:r>
+              <w:rPr>
+                <w:b w:val="0"/>
+                <w:color w:val="5F6B7A"/>
+                <w:sz w:val="18"/>
+              </w:rPr>
+              <w:t>•</w:t>
+              <w:tab/>
+            </w:r>
+            <w:r>
+              <w:rPr>
+                <w:b w:val="0"/>
+                <w:color w:val="333333"/>
+                <w:sz w:val="18"/>
+              </w:rPr>
+              <w:t>Women make up 77.8% of group staff</w:t>
+            </w:r>
+            <w:hyperlink r:id="rId34">
+              <w:r>
+                <w:rPr>
+                  <w:color w:val="2A78D6"/>
+                  <w:vertAlign w:val="superscript"/>
+                  <w:sz w:val="15"/>
+                </w:rPr>
+                <w:t xml:space="preserve">30</w:t>
+              </w:r>
+            </w:hyperlink>
+          </w:p>
+          <w:p>
+            <w:pPr>
+              <w:tabs>
+                <w:tab w:pos="198" w:val="left"/>
+              </w:tabs>
+              <w:spacing w:before="0" w:after="20"/>
+              <w:ind w:left="198" w:hanging="198"/>
+            </w:pPr>
+            <w:r>
+              <w:rPr>
+                <w:b w:val="0"/>
+                <w:color w:val="5F6B7A"/>
+                <w:sz w:val="18"/>
+              </w:rPr>
+              <w:t>•</w:t>
+              <w:tab/>
+            </w:r>
+            <w:r>
+              <w:rPr>
+                <w:b w:val="0"/>
+                <w:color w:val="333333"/>
+                <w:sz w:val="18"/>
+              </w:rPr>
+              <w:t>Climate neutrality target for 2050</w:t>
+            </w:r>
+            <w:hyperlink r:id="rId30">
+              <w:r>
+                <w:rPr>
+                  <w:color w:val="2A78D6"/>
+                  <w:vertAlign w:val="superscript"/>
+                  <w:sz w:val="15"/>
+                </w:rPr>
+                <w:t xml:space="preserve">26</w:t>
+              </w:r>
+            </w:hyperlink>
+          </w:p>
+          <w:p>
+            <w:pPr>
+              <w:tabs>
+                <w:tab w:pos="198" w:val="left"/>
+              </w:tabs>
+              <w:spacing w:before="0" w:after="20"/>
+              <w:ind w:left="198" w:hanging="198"/>
+            </w:pPr>
+            <w:r>
+              <w:rPr>
+                <w:b w:val="0"/>
+                <w:color w:val="5F6B7A"/>
+                <w:sz w:val="18"/>
+              </w:rPr>
+              <w:t>•</w:t>
+              <w:tab/>
+            </w:r>
+            <w:r>
+              <w:rPr>
+                <w:b w:val="0"/>
+                <w:color w:val="333333"/>
+                <w:sz w:val="18"/>
+              </w:rPr>
+              <w:t>Included in the Bloomberg ESG Data and ESG Coverage indices</w:t>
+            </w:r>
+            <w:hyperlink r:id="rId23">
+              <w:r>
+                <w:rPr>
+                  <w:color w:val="2A78D6"/>
+                  <w:vertAlign w:val="superscript"/>
+                  <w:sz w:val="15"/>
+                </w:rPr>
+                <w:t xml:space="preserve">15</w:t>
+              </w:r>
+            </w:hyperlink>
+            <w:r>
+              <w:rPr>
+                <w:b w:val="0"/>
+                <w:color w:val="333333"/>
+                <w:sz w:val="18"/>
+              </w:rPr>
+              <w:t>.</w:t>
+            </w:r>
+          </w:p>
+        </w:tc>
+      </w:tr>
+    </w:tbl>
     <w:p>
       <w:pPr>
-        <w:spacing w:before="80" w:after="20"/>
-      </w:pPr>
-      <w:r>
-        <w:rPr>
-          <w:sz w:val="24"/>
-        </w:rPr>
-        <w:t xml:space="preserve">☑ </w:t>
-      </w:r>
-      <w:r>
-        <w:t>Yes, the indicators of the company support the targets of sustainability and PAI indicators followed by the Fund</w:t>
-      </w:r>
-    </w:p>
-    <w:p>
-      <w:pPr>
-        <w:spacing w:after="0"/>
-        <w:ind w:left="510" w:hanging="198"/>
-      </w:pPr>
-      <w:r>
-        <w:rPr>
-          <w:sz w:val="19"/>
-        </w:rPr>
-        <w:t xml:space="preserve">•  </w:t>
-      </w:r>
-      <w:r>
-        <w:rPr>
-          <w:b w:val="0"/>
-          <w:color w:val="333333"/>
-          <w:sz w:val="19"/>
-        </w:rPr>
-        <w:t>Women make up 77.8% of group staff</w:t>
-      </w:r>
-      <w:hyperlink r:id="rId31">
-        <w:r>
-          <w:rPr>
-            <w:color w:val="2A78D6"/>
-            <w:vertAlign w:val="superscript"/>
-            <w:sz w:val="16"/>
-          </w:rPr>
-          <w:t xml:space="preserve">30</w:t>
-        </w:r>
-      </w:hyperlink>
-    </w:p>
-    <w:p>
-      <w:pPr>
-        <w:spacing w:after="0"/>
-        <w:ind w:left="510" w:hanging="198"/>
-      </w:pPr>
-      <w:r>
-        <w:rPr>
-          <w:sz w:val="19"/>
-        </w:rPr>
-        <w:t xml:space="preserve">•  </w:t>
-      </w:r>
-      <w:r>
-        <w:rPr>
-          <w:b w:val="0"/>
-          <w:color w:val="333333"/>
-          <w:sz w:val="19"/>
-        </w:rPr>
-        <w:t>Climate neutrality target for 2050</w:t>
-      </w:r>
-      <w:hyperlink r:id="rId27">
-        <w:r>
-          <w:rPr>
-            <w:color w:val="2A78D6"/>
-            <w:vertAlign w:val="superscript"/>
-            <w:sz w:val="16"/>
-          </w:rPr>
-          <w:t xml:space="preserve">26</w:t>
-        </w:r>
-      </w:hyperlink>
-    </w:p>
-    <w:p>
-      <w:pPr>
-        <w:spacing w:after="120"/>
-        <w:ind w:left="510" w:hanging="198"/>
-      </w:pPr>
-      <w:r>
-        <w:rPr>
-          <w:sz w:val="19"/>
-        </w:rPr>
-        <w:t xml:space="preserve">•  </w:t>
-      </w:r>
-      <w:r>
-        <w:rPr>
-          <w:b w:val="0"/>
-          <w:color w:val="333333"/>
-          <w:sz w:val="19"/>
-        </w:rPr>
-        <w:t>Included in the Bloomberg ESG Data and ESG Coverage indices</w:t>
-      </w:r>
-      <w:hyperlink r:id="rId21">
-        <w:r>
-          <w:rPr>
-            <w:color w:val="2A78D6"/>
-            <w:vertAlign w:val="superscript"/>
-            <w:sz w:val="16"/>
-          </w:rPr>
-          <w:t xml:space="preserve">15</w:t>
-        </w:r>
-      </w:hyperlink>
-      <w:r>
-        <w:rPr>
-          <w:b w:val="0"/>
-          <w:color w:val="333333"/>
-          <w:sz w:val="19"/>
-        </w:rPr>
-        <w:t>.</w:t>
-      </w:r>
-    </w:p>
-    <w:p>
-      <w:pPr>
-        <w:spacing w:before="80"/>
+        <w:spacing w:before="120" w:after="40"/>
       </w:pPr>
       <w:r>
         <w:rPr>
           <w:b/>
+          <w:sz w:val="19"/>
         </w:rPr>
         <w:t xml:space="preserve">Additional comments: </w:t>
       </w:r>
     </w:p>
     <w:p>
       <w:pPr>
-        <w:spacing w:before="80"/>
+        <w:spacing w:before="120" w:after="40"/>
       </w:pPr>
       <w:r>
         <w:rPr>
           <w:b/>
+          <w:sz w:val="19"/>
         </w:rPr>
         <w:t xml:space="preserve">Conclusion: </w:t>
       </w:r>
       <w:r>
         <w:rPr>
           <w:b w:val="0"/>
+          <w:sz w:val="19"/>
         </w:rPr>
         <w:t>No exclusions or red flags. Core ESG procedures are in place; little climate data is disclosed.</w:t>
       </w:r>
     </w:p>
     <w:p>
+      <w:pPr>
+        <w:spacing w:before="40" w:after="60"/>
+      </w:pPr>
       <w:r>
         <w:rPr>
-          <w:i/>
+          <w:b w:val="0"/>
           <w:color w:val="5F6B7A"/>
           <w:sz w:val="16"/>
         </w:rPr>
@@ -5176,11 +7448,24 @@
     </w:p>
     <w:p>
       <w:pPr>
-        <w:spacing w:before="280" w:after="80"/>
+        <w:keepNext/>
         <w:pBdr>
-          <w:bottom w:val="single" w:sz="6" w:color="C9D3DE" w:space="2"/>
+          <w:bottom w:val="single" w:sz="8" w:color="1F4E79" w:space="4"/>
         </w:pBdr>
+        <w:tabs>
+          <w:tab w:pos="482" w:val="left"/>
+        </w:tabs>
+        <w:spacing w:before="360" w:after="160"/>
       </w:pPr>
+      <w:r>
+        <w:rPr>
+          <w:b/>
+          <w:color w:val="2A78D6"/>
+          <w:sz w:val="18"/>
+        </w:rPr>
+        <w:t>10</w:t>
+        <w:tab/>
+      </w:r>
       <w:r>
         <w:rPr>
           <w:b/>
@@ -5192,16 +7477,22 @@
     </w:p>
     <w:p>
       <w:pPr>
-        <w:spacing w:after="20"/>
-        <w:ind w:left="340" w:hanging="340"/>
+        <w:tabs>
+          <w:tab w:pos="397" w:val="left"/>
+        </w:tabs>
+        <w:spacing w:before="0" w:after="30"/>
+        <w:ind w:left="397" w:hanging="397"/>
       </w:pPr>
       <w:r>
         <w:rPr>
+          <w:b w:val="0"/>
+          <w:color w:val="5F6B7A"/>
           <w:sz w:val="17"/>
         </w:rPr>
-        <w:t xml:space="preserve">1. </w:t>
+        <w:t>1.</w:t>
+        <w:tab/>
       </w:r>
-      <w:hyperlink r:id="rId10">
+      <w:hyperlink r:id="rId12">
         <w:r>
           <w:rPr>
             <w:color w:val="2A78D6"/>
@@ -5213,16 +7504,22 @@
     </w:p>
     <w:p>
       <w:pPr>
-        <w:spacing w:after="20"/>
-        <w:ind w:left="340" w:hanging="340"/>
+        <w:tabs>
+          <w:tab w:pos="397" w:val="left"/>
+        </w:tabs>
+        <w:spacing w:before="0" w:after="30"/>
+        <w:ind w:left="397" w:hanging="397"/>
       </w:pPr>
       <w:r>
         <w:rPr>
+          <w:b w:val="0"/>
+          <w:color w:val="5F6B7A"/>
           <w:sz w:val="17"/>
         </w:rPr>
-        <w:t xml:space="preserve">2. </w:t>
+        <w:t>2.</w:t>
+        <w:tab/>
       </w:r>
-      <w:hyperlink r:id="rId11">
+      <w:hyperlink r:id="rId13">
         <w:r>
           <w:rPr>
             <w:color w:val="2A78D6"/>
@@ -5234,16 +7531,22 @@
     </w:p>
     <w:p>
       <w:pPr>
-        <w:spacing w:after="20"/>
-        <w:ind w:left="340" w:hanging="340"/>
+        <w:tabs>
+          <w:tab w:pos="397" w:val="left"/>
+        </w:tabs>
+        <w:spacing w:before="0" w:after="30"/>
+        <w:ind w:left="397" w:hanging="397"/>
       </w:pPr>
       <w:r>
         <w:rPr>
+          <w:b w:val="0"/>
+          <w:color w:val="5F6B7A"/>
           <w:sz w:val="17"/>
         </w:rPr>
-        <w:t xml:space="preserve">3. </w:t>
+        <w:t>3.</w:t>
+        <w:tab/>
       </w:r>
-      <w:hyperlink r:id="rId11">
+      <w:hyperlink r:id="rId13">
         <w:r>
           <w:rPr>
             <w:color w:val="2A78D6"/>
@@ -5255,16 +7558,22 @@
     </w:p>
     <w:p>
       <w:pPr>
-        <w:spacing w:after="20"/>
-        <w:ind w:left="340" w:hanging="340"/>
+        <w:tabs>
+          <w:tab w:pos="397" w:val="left"/>
+        </w:tabs>
+        <w:spacing w:before="0" w:after="30"/>
+        <w:ind w:left="397" w:hanging="397"/>
       </w:pPr>
       <w:r>
         <w:rPr>
+          <w:b w:val="0"/>
+          <w:color w:val="5F6B7A"/>
           <w:sz w:val="17"/>
         </w:rPr>
-        <w:t xml:space="preserve">4. </w:t>
+        <w:t>4.</w:t>
+        <w:tab/>
       </w:r>
-      <w:hyperlink r:id="rId11">
+      <w:hyperlink r:id="rId13">
         <w:r>
           <w:rPr>
             <w:color w:val="2A78D6"/>
@@ -5276,16 +7585,22 @@
     </w:p>
     <w:p>
       <w:pPr>
-        <w:spacing w:after="20"/>
-        <w:ind w:left="340" w:hanging="340"/>
+        <w:tabs>
+          <w:tab w:pos="397" w:val="left"/>
+        </w:tabs>
+        <w:spacing w:before="0" w:after="30"/>
+        <w:ind w:left="397" w:hanging="397"/>
       </w:pPr>
       <w:r>
         <w:rPr>
+          <w:b w:val="0"/>
+          <w:color w:val="5F6B7A"/>
           <w:sz w:val="17"/>
         </w:rPr>
-        <w:t xml:space="preserve">5. </w:t>
+        <w:t>5.</w:t>
+        <w:tab/>
       </w:r>
-      <w:hyperlink r:id="rId11">
+      <w:hyperlink r:id="rId13">
         <w:r>
           <w:rPr>
             <w:color w:val="2A78D6"/>
@@ -5297,16 +7612,22 @@
     </w:p>
     <w:p>
       <w:pPr>
-        <w:spacing w:after="20"/>
-        <w:ind w:left="340" w:hanging="340"/>
+        <w:tabs>
+          <w:tab w:pos="397" w:val="left"/>
+        </w:tabs>
+        <w:spacing w:before="0" w:after="30"/>
+        <w:ind w:left="397" w:hanging="397"/>
       </w:pPr>
       <w:r>
         <w:rPr>
+          <w:b w:val="0"/>
+          <w:color w:val="5F6B7A"/>
           <w:sz w:val="17"/>
         </w:rPr>
-        <w:t xml:space="preserve">6. </w:t>
+        <w:t>6.</w:t>
+        <w:tab/>
       </w:r>
-      <w:hyperlink r:id="rId12">
+      <w:hyperlink r:id="rId14">
         <w:r>
           <w:rPr>
             <w:color w:val="2A78D6"/>
@@ -5318,16 +7639,22 @@
     </w:p>
     <w:p>
       <w:pPr>
-        <w:spacing w:after="20"/>
-        <w:ind w:left="340" w:hanging="340"/>
+        <w:tabs>
+          <w:tab w:pos="397" w:val="left"/>
+        </w:tabs>
+        <w:spacing w:before="0" w:after="30"/>
+        <w:ind w:left="397" w:hanging="397"/>
       </w:pPr>
       <w:r>
         <w:rPr>
+          <w:b w:val="0"/>
+          <w:color w:val="5F6B7A"/>
           <w:sz w:val="17"/>
         </w:rPr>
-        <w:t xml:space="preserve">7. </w:t>
+        <w:t>7.</w:t>
+        <w:tab/>
       </w:r>
-      <w:hyperlink r:id="rId13">
+      <w:hyperlink r:id="rId15">
         <w:r>
           <w:rPr>
             <w:color w:val="2A78D6"/>
@@ -5339,16 +7666,22 @@
     </w:p>
     <w:p>
       <w:pPr>
-        <w:spacing w:after="20"/>
-        <w:ind w:left="340" w:hanging="340"/>
+        <w:tabs>
+          <w:tab w:pos="397" w:val="left"/>
+        </w:tabs>
+        <w:spacing w:before="0" w:after="30"/>
+        <w:ind w:left="397" w:hanging="397"/>
       </w:pPr>
       <w:r>
         <w:rPr>
+          <w:b w:val="0"/>
+          <w:color w:val="5F6B7A"/>
           <w:sz w:val="17"/>
         </w:rPr>
-        <w:t xml:space="preserve">8. </w:t>
+        <w:t>8.</w:t>
+        <w:tab/>
       </w:r>
-      <w:hyperlink r:id="rId14">
+      <w:hyperlink r:id="rId16">
         <w:r>
           <w:rPr>
             <w:color w:val="2A78D6"/>
@@ -5360,16 +7693,22 @@
     </w:p>
     <w:p>
       <w:pPr>
-        <w:spacing w:after="20"/>
-        <w:ind w:left="340" w:hanging="340"/>
+        <w:tabs>
+          <w:tab w:pos="397" w:val="left"/>
+        </w:tabs>
+        <w:spacing w:before="0" w:after="30"/>
+        <w:ind w:left="397" w:hanging="397"/>
       </w:pPr>
       <w:r>
         <w:rPr>
+          <w:b w:val="0"/>
+          <w:color w:val="5F6B7A"/>
           <w:sz w:val="17"/>
         </w:rPr>
-        <w:t xml:space="preserve">9. </w:t>
+        <w:t>9.</w:t>
+        <w:tab/>
       </w:r>
-      <w:hyperlink r:id="rId15">
+      <w:hyperlink r:id="rId17">
         <w:r>
           <w:rPr>
             <w:color w:val="2A78D6"/>
@@ -5381,16 +7720,22 @@
     </w:p>
     <w:p>
       <w:pPr>
-        <w:spacing w:after="20"/>
-        <w:ind w:left="340" w:hanging="340"/>
+        <w:tabs>
+          <w:tab w:pos="397" w:val="left"/>
+        </w:tabs>
+        <w:spacing w:before="0" w:after="30"/>
+        <w:ind w:left="397" w:hanging="397"/>
       </w:pPr>
       <w:r>
         <w:rPr>
+          <w:b w:val="0"/>
+          <w:color w:val="5F6B7A"/>
           <w:sz w:val="17"/>
         </w:rPr>
-        <w:t xml:space="preserve">10. </w:t>
+        <w:t>10.</w:t>
+        <w:tab/>
       </w:r>
-      <w:hyperlink r:id="rId16">
+      <w:hyperlink r:id="rId18">
         <w:r>
           <w:rPr>
             <w:color w:val="2A78D6"/>
@@ -5402,16 +7747,22 @@
     </w:p>
     <w:p>
       <w:pPr>
-        <w:spacing w:after="20"/>
-        <w:ind w:left="340" w:hanging="340"/>
+        <w:tabs>
+          <w:tab w:pos="397" w:val="left"/>
+        </w:tabs>
+        <w:spacing w:before="0" w:after="30"/>
+        <w:ind w:left="397" w:hanging="397"/>
       </w:pPr>
       <w:r>
         <w:rPr>
+          <w:b w:val="0"/>
+          <w:color w:val="5F6B7A"/>
           <w:sz w:val="17"/>
         </w:rPr>
-        <w:t xml:space="preserve">11. </w:t>
+        <w:t>11.</w:t>
+        <w:tab/>
       </w:r>
-      <w:hyperlink r:id="rId17">
+      <w:hyperlink r:id="rId19">
         <w:r>
           <w:rPr>
             <w:color w:val="2A78D6"/>
@@ -5423,16 +7774,22 @@
     </w:p>
     <w:p>
       <w:pPr>
-        <w:spacing w:after="20"/>
-        <w:ind w:left="340" w:hanging="340"/>
+        <w:tabs>
+          <w:tab w:pos="397" w:val="left"/>
+        </w:tabs>
+        <w:spacing w:before="0" w:after="30"/>
+        <w:ind w:left="397" w:hanging="397"/>
       </w:pPr>
       <w:r>
         <w:rPr>
+          <w:b w:val="0"/>
+          <w:color w:val="5F6B7A"/>
           <w:sz w:val="17"/>
         </w:rPr>
-        <w:t xml:space="preserve">12. </w:t>
+        <w:t>12.</w:t>
+        <w:tab/>
       </w:r>
-      <w:hyperlink r:id="rId18">
+      <w:hyperlink r:id="rId20">
         <w:r>
           <w:rPr>
             <w:color w:val="2A78D6"/>
@@ -5444,16 +7801,22 @@
     </w:p>
     <w:p>
       <w:pPr>
-        <w:spacing w:after="20"/>
-        <w:ind w:left="340" w:hanging="340"/>
+        <w:tabs>
+          <w:tab w:pos="397" w:val="left"/>
+        </w:tabs>
+        <w:spacing w:before="0" w:after="30"/>
+        <w:ind w:left="397" w:hanging="397"/>
       </w:pPr>
       <w:r>
         <w:rPr>
+          <w:b w:val="0"/>
+          <w:color w:val="5F6B7A"/>
           <w:sz w:val="17"/>
         </w:rPr>
-        <w:t xml:space="preserve">13. </w:t>
+        <w:t>13.</w:t>
+        <w:tab/>
       </w:r>
-      <w:hyperlink r:id="rId19">
+      <w:hyperlink r:id="rId21">
         <w:r>
           <w:rPr>
             <w:color w:val="2A78D6"/>
@@ -5465,16 +7828,22 @@
     </w:p>
     <w:p>
       <w:pPr>
-        <w:spacing w:after="20"/>
-        <w:ind w:left="340" w:hanging="340"/>
+        <w:tabs>
+          <w:tab w:pos="397" w:val="left"/>
+        </w:tabs>
+        <w:spacing w:before="0" w:after="30"/>
+        <w:ind w:left="397" w:hanging="397"/>
       </w:pPr>
       <w:r>
         <w:rPr>
+          <w:b w:val="0"/>
+          <w:color w:val="5F6B7A"/>
           <w:sz w:val="17"/>
         </w:rPr>
-        <w:t xml:space="preserve">14. </w:t>
+        <w:t>14.</w:t>
+        <w:tab/>
       </w:r>
-      <w:hyperlink r:id="rId20">
+      <w:hyperlink r:id="rId22">
         <w:r>
           <w:rPr>
             <w:color w:val="2A78D6"/>
@@ -5486,16 +7855,22 @@
     </w:p>
     <w:p>
       <w:pPr>
-        <w:spacing w:after="20"/>
-        <w:ind w:left="340" w:hanging="340"/>
+        <w:tabs>
+          <w:tab w:pos="397" w:val="left"/>
+        </w:tabs>
+        <w:spacing w:before="0" w:after="30"/>
+        <w:ind w:left="397" w:hanging="397"/>
       </w:pPr>
       <w:r>
         <w:rPr>
+          <w:b w:val="0"/>
+          <w:color w:val="5F6B7A"/>
           <w:sz w:val="17"/>
         </w:rPr>
-        <w:t xml:space="preserve">15. </w:t>
+        <w:t>15.</w:t>
+        <w:tab/>
       </w:r>
-      <w:hyperlink r:id="rId21">
+      <w:hyperlink r:id="rId23">
         <w:r>
           <w:rPr>
             <w:color w:val="2A78D6"/>
@@ -5507,16 +7882,22 @@
     </w:p>
     <w:p>
       <w:pPr>
-        <w:spacing w:after="20"/>
-        <w:ind w:left="340" w:hanging="340"/>
+        <w:tabs>
+          <w:tab w:pos="397" w:val="left"/>
+        </w:tabs>
+        <w:spacing w:before="0" w:after="30"/>
+        <w:ind w:left="397" w:hanging="397"/>
       </w:pPr>
       <w:r>
         <w:rPr>
+          <w:b w:val="0"/>
+          <w:color w:val="5F6B7A"/>
           <w:sz w:val="17"/>
         </w:rPr>
-        <w:t xml:space="preserve">16. </w:t>
+        <w:t>16.</w:t>
+        <w:tab/>
       </w:r>
-      <w:hyperlink r:id="rId11">
+      <w:hyperlink r:id="rId13">
         <w:r>
           <w:rPr>
             <w:color w:val="2A78D6"/>
@@ -5528,16 +7909,22 @@
     </w:p>
     <w:p>
       <w:pPr>
-        <w:spacing w:after="20"/>
-        <w:ind w:left="340" w:hanging="340"/>
+        <w:tabs>
+          <w:tab w:pos="397" w:val="left"/>
+        </w:tabs>
+        <w:spacing w:before="0" w:after="30"/>
+        <w:ind w:left="397" w:hanging="397"/>
       </w:pPr>
       <w:r>
         <w:rPr>
+          <w:b w:val="0"/>
+          <w:color w:val="5F6B7A"/>
           <w:sz w:val="17"/>
         </w:rPr>
-        <w:t xml:space="preserve">17. </w:t>
+        <w:t>17.</w:t>
+        <w:tab/>
       </w:r>
-      <w:hyperlink r:id="rId13">
+      <w:hyperlink r:id="rId15">
         <w:r>
           <w:rPr>
             <w:color w:val="2A78D6"/>
@@ -5549,16 +7936,22 @@
     </w:p>
     <w:p>
       <w:pPr>
-        <w:spacing w:after="20"/>
-        <w:ind w:left="340" w:hanging="340"/>
+        <w:tabs>
+          <w:tab w:pos="397" w:val="left"/>
+        </w:tabs>
+        <w:spacing w:before="0" w:after="30"/>
+        <w:ind w:left="397" w:hanging="397"/>
       </w:pPr>
       <w:r>
         <w:rPr>
+          <w:b w:val="0"/>
+          <w:color w:val="5F6B7A"/>
           <w:sz w:val="17"/>
         </w:rPr>
-        <w:t xml:space="preserve">18. </w:t>
+        <w:t>18.</w:t>
+        <w:tab/>
       </w:r>
-      <w:hyperlink r:id="rId13">
+      <w:hyperlink r:id="rId15">
         <w:r>
           <w:rPr>
             <w:color w:val="2A78D6"/>
@@ -5570,16 +7963,22 @@
     </w:p>
     <w:p>
       <w:pPr>
-        <w:spacing w:after="20"/>
-        <w:ind w:left="340" w:hanging="340"/>
+        <w:tabs>
+          <w:tab w:pos="397" w:val="left"/>
+        </w:tabs>
+        <w:spacing w:before="0" w:after="30"/>
+        <w:ind w:left="397" w:hanging="397"/>
       </w:pPr>
       <w:r>
         <w:rPr>
+          <w:b w:val="0"/>
+          <w:color w:val="5F6B7A"/>
           <w:sz w:val="17"/>
         </w:rPr>
-        <w:t xml:space="preserve">19. </w:t>
+        <w:t>19.</w:t>
+        <w:tab/>
       </w:r>
-      <w:hyperlink r:id="rId21">
+      <w:hyperlink r:id="rId23">
         <w:r>
           <w:rPr>
             <w:color w:val="2A78D6"/>
@@ -5591,16 +7990,22 @@
     </w:p>
     <w:p>
       <w:pPr>
-        <w:spacing w:after="20"/>
-        <w:ind w:left="340" w:hanging="340"/>
+        <w:tabs>
+          <w:tab w:pos="397" w:val="left"/>
+        </w:tabs>
+        <w:spacing w:before="0" w:after="30"/>
+        <w:ind w:left="397" w:hanging="397"/>
       </w:pPr>
       <w:r>
         <w:rPr>
+          <w:b w:val="0"/>
+          <w:color w:val="5F6B7A"/>
           <w:sz w:val="17"/>
         </w:rPr>
-        <w:t xml:space="preserve">20. </w:t>
+        <w:t>20.</w:t>
+        <w:tab/>
       </w:r>
-      <w:hyperlink r:id="rId23">
+      <w:hyperlink r:id="rId25">
         <w:r>
           <w:rPr>
             <w:color w:val="2A78D6"/>
@@ -5612,16 +8017,22 @@
     </w:p>
     <w:p>
       <w:pPr>
-        <w:spacing w:after="20"/>
-        <w:ind w:left="340" w:hanging="340"/>
+        <w:tabs>
+          <w:tab w:pos="397" w:val="left"/>
+        </w:tabs>
+        <w:spacing w:before="0" w:after="30"/>
+        <w:ind w:left="397" w:hanging="397"/>
       </w:pPr>
       <w:r>
         <w:rPr>
+          <w:b w:val="0"/>
+          <w:color w:val="5F6B7A"/>
           <w:sz w:val="17"/>
         </w:rPr>
-        <w:t xml:space="preserve">21. </w:t>
+        <w:t>21.</w:t>
+        <w:tab/>
       </w:r>
-      <w:hyperlink r:id="rId24">
+      <w:hyperlink r:id="rId26">
         <w:r>
           <w:rPr>
             <w:color w:val="2A78D6"/>
@@ -5633,16 +8044,22 @@
     </w:p>
     <w:p>
       <w:pPr>
-        <w:spacing w:after="20"/>
-        <w:ind w:left="340" w:hanging="340"/>
+        <w:tabs>
+          <w:tab w:pos="397" w:val="left"/>
+        </w:tabs>
+        <w:spacing w:before="0" w:after="30"/>
+        <w:ind w:left="397" w:hanging="397"/>
       </w:pPr>
       <w:r>
         <w:rPr>
+          <w:b w:val="0"/>
+          <w:color w:val="5F6B7A"/>
           <w:sz w:val="17"/>
         </w:rPr>
-        <w:t xml:space="preserve">22. </w:t>
+        <w:t>22.</w:t>
+        <w:tab/>
       </w:r>
-      <w:hyperlink r:id="rId25">
+      <w:hyperlink r:id="rId27">
         <w:r>
           <w:rPr>
             <w:color w:val="2A78D6"/>
@@ -5654,16 +8071,22 @@
     </w:p>
     <w:p>
       <w:pPr>
-        <w:spacing w:after="20"/>
-        <w:ind w:left="340" w:hanging="340"/>
+        <w:tabs>
+          <w:tab w:pos="397" w:val="left"/>
+        </w:tabs>
+        <w:spacing w:before="0" w:after="30"/>
+        <w:ind w:left="397" w:hanging="397"/>
       </w:pPr>
       <w:r>
         <w:rPr>
+          <w:b w:val="0"/>
+          <w:color w:val="5F6B7A"/>
           <w:sz w:val="17"/>
         </w:rPr>
-        <w:t xml:space="preserve">23. </w:t>
+        <w:t>23.</w:t>
+        <w:tab/>
       </w:r>
-      <w:hyperlink r:id="rId26">
+      <w:hyperlink r:id="rId28">
         <w:r>
           <w:rPr>
             <w:color w:val="2A78D6"/>
@@ -5675,16 +8098,22 @@
     </w:p>
     <w:p>
       <w:pPr>
-        <w:spacing w:after="20"/>
-        <w:ind w:left="340" w:hanging="340"/>
+        <w:tabs>
+          <w:tab w:pos="397" w:val="left"/>
+        </w:tabs>
+        <w:spacing w:before="0" w:after="30"/>
+        <w:ind w:left="397" w:hanging="397"/>
       </w:pPr>
       <w:r>
         <w:rPr>
+          <w:b w:val="0"/>
+          <w:color w:val="5F6B7A"/>
           <w:sz w:val="17"/>
         </w:rPr>
-        <w:t xml:space="preserve">24. </w:t>
+        <w:t>24.</w:t>
+        <w:tab/>
       </w:r>
-      <w:hyperlink r:id="rId11">
+      <w:hyperlink r:id="rId13">
         <w:r>
           <w:rPr>
             <w:color w:val="2A78D6"/>
@@ -5696,16 +8125,22 @@
     </w:p>
     <w:p>
       <w:pPr>
-        <w:spacing w:after="20"/>
-        <w:ind w:left="340" w:hanging="340"/>
+        <w:tabs>
+          <w:tab w:pos="397" w:val="left"/>
+        </w:tabs>
+        <w:spacing w:before="0" w:after="30"/>
+        <w:ind w:left="397" w:hanging="397"/>
       </w:pPr>
       <w:r>
         <w:rPr>
+          <w:b w:val="0"/>
+          <w:color w:val="5F6B7A"/>
           <w:sz w:val="17"/>
         </w:rPr>
-        <w:t xml:space="preserve">25. </w:t>
+        <w:t>25.</w:t>
+        <w:tab/>
       </w:r>
-      <w:hyperlink r:id="rId10">
+      <w:hyperlink r:id="rId12">
         <w:r>
           <w:rPr>
             <w:color w:val="2A78D6"/>
@@ -5717,16 +8152,22 @@
     </w:p>
     <w:p>
       <w:pPr>
-        <w:spacing w:after="20"/>
-        <w:ind w:left="340" w:hanging="340"/>
+        <w:tabs>
+          <w:tab w:pos="397" w:val="left"/>
+        </w:tabs>
+        <w:spacing w:before="0" w:after="30"/>
+        <w:ind w:left="397" w:hanging="397"/>
       </w:pPr>
       <w:r>
         <w:rPr>
+          <w:b w:val="0"/>
+          <w:color w:val="5F6B7A"/>
           <w:sz w:val="17"/>
         </w:rPr>
-        <w:t xml:space="preserve">26. </w:t>
+        <w:t>26.</w:t>
+        <w:tab/>
       </w:r>
-      <w:hyperlink r:id="rId27">
+      <w:hyperlink r:id="rId30">
         <w:r>
           <w:rPr>
             <w:color w:val="2A78D6"/>
@@ -5738,16 +8179,22 @@
     </w:p>
     <w:p>
       <w:pPr>
-        <w:spacing w:after="20"/>
-        <w:ind w:left="340" w:hanging="340"/>
+        <w:tabs>
+          <w:tab w:pos="397" w:val="left"/>
+        </w:tabs>
+        <w:spacing w:before="0" w:after="30"/>
+        <w:ind w:left="397" w:hanging="397"/>
       </w:pPr>
       <w:r>
         <w:rPr>
+          <w:b w:val="0"/>
+          <w:color w:val="5F6B7A"/>
           <w:sz w:val="17"/>
         </w:rPr>
-        <w:t xml:space="preserve">27. </w:t>
+        <w:t>27.</w:t>
+        <w:tab/>
       </w:r>
-      <w:hyperlink r:id="rId28">
+      <w:hyperlink r:id="rId31">
         <w:r>
           <w:rPr>
             <w:color w:val="2A78D6"/>
@@ -5759,16 +8206,22 @@
     </w:p>
     <w:p>
       <w:pPr>
-        <w:spacing w:after="20"/>
-        <w:ind w:left="340" w:hanging="340"/>
+        <w:tabs>
+          <w:tab w:pos="397" w:val="left"/>
+        </w:tabs>
+        <w:spacing w:before="0" w:after="30"/>
+        <w:ind w:left="397" w:hanging="397"/>
       </w:pPr>
       <w:r>
         <w:rPr>
+          <w:b w:val="0"/>
+          <w:color w:val="5F6B7A"/>
           <w:sz w:val="17"/>
         </w:rPr>
-        <w:t xml:space="preserve">28. </w:t>
+        <w:t>28.</w:t>
+        <w:tab/>
       </w:r>
-      <w:hyperlink r:id="rId29">
+      <w:hyperlink r:id="rId32">
         <w:r>
           <w:rPr>
             <w:color w:val="2A78D6"/>
@@ -5780,16 +8233,22 @@
     </w:p>
     <w:p>
       <w:pPr>
-        <w:spacing w:after="20"/>
-        <w:ind w:left="340" w:hanging="340"/>
+        <w:tabs>
+          <w:tab w:pos="397" w:val="left"/>
+        </w:tabs>
+        <w:spacing w:before="0" w:after="30"/>
+        <w:ind w:left="397" w:hanging="397"/>
       </w:pPr>
       <w:r>
         <w:rPr>
+          <w:b w:val="0"/>
+          <w:color w:val="5F6B7A"/>
           <w:sz w:val="17"/>
         </w:rPr>
-        <w:t xml:space="preserve">29. </w:t>
+        <w:t>29.</w:t>
+        <w:tab/>
       </w:r>
-      <w:hyperlink r:id="rId30">
+      <w:hyperlink r:id="rId33">
         <w:r>
           <w:rPr>
             <w:color w:val="2A78D6"/>
@@ -5801,16 +8260,22 @@
     </w:p>
     <w:p>
       <w:pPr>
-        <w:spacing w:after="20"/>
-        <w:ind w:left="340" w:hanging="340"/>
+        <w:tabs>
+          <w:tab w:pos="397" w:val="left"/>
+        </w:tabs>
+        <w:spacing w:before="0" w:after="30"/>
+        <w:ind w:left="397" w:hanging="397"/>
       </w:pPr>
       <w:r>
         <w:rPr>
+          <w:b w:val="0"/>
+          <w:color w:val="5F6B7A"/>
           <w:sz w:val="17"/>
         </w:rPr>
-        <w:t xml:space="preserve">30. </w:t>
+        <w:t>30.</w:t>
+        <w:tab/>
       </w:r>
-      <w:hyperlink r:id="rId31">
+      <w:hyperlink r:id="rId34">
         <w:r>
           <w:rPr>
             <w:color w:val="2A78D6"/>
@@ -5821,20 +8286,26 @@
       </w:hyperlink>
     </w:p>
     <w:p>
+      <w:pPr>
+        <w:spacing w:before="40" w:after="60"/>
+      </w:pPr>
       <w:r>
         <w:rPr>
-          <w:i/>
+          <w:b w:val="0"/>
           <w:color w:val="5F6B7A"/>
           <w:sz w:val="16"/>
         </w:rPr>
-        <w:t>Report prepared automatically from public sources. Figures are as published by the issuer; references [S#] point to the source list. Items marked for review must be checked by the analyst before use.</w:t>
+        <w:t>Report prepared from public sources. Figures are as published by the issuer; small numbers next to the text point to the source list.</w:t>
       </w:r>
     </w:p>
     <w:sectPr>
-      <w:footerReference w:type="default" r:id="rId9"/>
-      <w:pgSz w:w="12240" w:h="15840"/>
-      <w:pgMar w:top="907" w:right="1134" w:bottom="907" w:left="1134" w:header="720" w:footer="720" w:gutter="0"/>
+      <w:headerReference w:type="default" r:id="rId9"/>
+      <w:footerReference w:type="default" r:id="rId10"/>
+      <w:footerReference w:type="first" r:id="rId11"/>
+      <w:pgSz w:w="11906" w:h="16838"/>
+      <w:pgMar w:top="1020" w:right="1134" w:bottom="1020" w:left="1134" w:header="510" w:footer="454" w:gutter="0"/>
       <w:cols w:space="720"/>
+      <w:titlePg/>
       <w:docGrid w:linePitch="360"/>
     </w:sectPr>
   </w:body>
@@ -5845,19 +8316,100 @@
 <w:ftr xmlns:m="http://schemas.openxmlformats.org/officeDocument/2006/math" xmlns:mc="http://schemas.openxmlformats.org/markup-compatibility/2006" xmlns:mo="http://schemas.microsoft.com/office/mac/office/2008/main" xmlns:mv="urn:schemas-microsoft-com:mac:vml" xmlns:o="urn:schemas-microsoft-com:office:office" xmlns:r="http://schemas.openxmlformats.org/officeDocument/2006/relationships" xmlns:v="urn:schemas-microsoft-com:vml" xmlns:w10="urn:schemas-microsoft-com:office:word" xmlns:w14="http://schemas.microsoft.com/office/word/2010/wordml" xmlns:w="http://schemas.openxmlformats.org/wordprocessingml/2006/main" xmlns:wne="http://schemas.microsoft.com/office/word/2006/wordml" xmlns:wp14="http://schemas.microsoft.com/office/word/2010/wordprocessingDrawing" xmlns:wp="http://schemas.openxmlformats.org/drawingml/2006/wordprocessingDrawing" xmlns:wpc="http://schemas.microsoft.com/office/word/2010/wordprocessingCanvas" xmlns:wpg="http://schemas.microsoft.com/office/word/2010/wordprocessingGroup" xmlns:wpi="http://schemas.microsoft.com/office/word/2010/wordprocessingInk" xmlns:wps="http://schemas.microsoft.com/office/word/2010/wordprocessingShape" mc:Ignorable="w14 wp14">
   <w:p>
     <w:pPr>
-      <w:pStyle w:val="Footer"/>
-      <w:jc w:val="right"/>
+      <w:pBdr>
+        <w:top w:val="single" w:sz="4" w:color="C9D3DE" w:space="4"/>
+      </w:pBdr>
+      <w:tabs>
+        <w:tab w:pos="9638" w:val="right"/>
+      </w:tabs>
     </w:pPr>
     <w:r>
       <w:rPr>
+        <w:b w:val="0"/>
         <w:color w:val="5F6B7A"/>
         <w:sz w:val="16"/>
       </w:rPr>
-      <w:t xml:space="preserve">Artea bankas · 6M2026 · 2026-10-22   ·   </w:t>
+      <w:t>Artea bankas · 6M2026 · 2026-10-22</w:t>
+      <w:tab/>
     </w:r>
-    <w:fldSimple w:instr="PAGE"/>
+    <w:r>
+      <w:rPr>
+        <w:b/>
+        <w:color w:val="1F4E79"/>
+        <w:sz w:val="16"/>
+      </w:rPr>
+      <w:fldChar w:fldCharType="begin"/>
+      <w:instrText xml:space="preserve"> PAGE </w:instrText>
+      <w:fldChar w:fldCharType="end"/>
+    </w:r>
   </w:p>
 </w:ftr>
+</file>
+
+<file path=word/footer2.xml><?xml version="1.0" encoding="utf-8"?>
+<w:ftr xmlns:m="http://schemas.openxmlformats.org/officeDocument/2006/math" xmlns:mc="http://schemas.openxmlformats.org/markup-compatibility/2006" xmlns:mo="http://schemas.microsoft.com/office/mac/office/2008/main" xmlns:mv="urn:schemas-microsoft-com:mac:vml" xmlns:o="urn:schemas-microsoft-com:office:office" xmlns:r="http://schemas.openxmlformats.org/officeDocument/2006/relationships" xmlns:v="urn:schemas-microsoft-com:vml" xmlns:w10="urn:schemas-microsoft-com:office:word" xmlns:w14="http://schemas.microsoft.com/office/word/2010/wordml" xmlns:w="http://schemas.openxmlformats.org/wordprocessingml/2006/main" xmlns:wne="http://schemas.microsoft.com/office/word/2006/wordml" xmlns:wp14="http://schemas.microsoft.com/office/word/2010/wordprocessingDrawing" xmlns:wp="http://schemas.openxmlformats.org/drawingml/2006/wordprocessingDrawing" xmlns:wpc="http://schemas.microsoft.com/office/word/2010/wordprocessingCanvas" xmlns:wpg="http://schemas.microsoft.com/office/word/2010/wordprocessingGroup" xmlns:wpi="http://schemas.microsoft.com/office/word/2010/wordprocessingInk" xmlns:wps="http://schemas.microsoft.com/office/word/2010/wordprocessingShape" mc:Ignorable="w14 wp14">
+  <w:p>
+    <w:pPr>
+      <w:pBdr>
+        <w:top w:val="single" w:sz="4" w:color="C9D3DE" w:space="4"/>
+      </w:pBdr>
+      <w:tabs>
+        <w:tab w:pos="9638" w:val="right"/>
+      </w:tabs>
+    </w:pPr>
+    <w:r>
+      <w:rPr>
+        <w:b w:val="0"/>
+        <w:color w:val="5F6B7A"/>
+        <w:sz w:val="16"/>
+      </w:rPr>
+      <w:t>Artea bankas · 6M2026 · 2026-10-22</w:t>
+      <w:tab/>
+    </w:r>
+    <w:r>
+      <w:rPr>
+        <w:b/>
+        <w:color w:val="1F4E79"/>
+        <w:sz w:val="16"/>
+      </w:rPr>
+      <w:fldChar w:fldCharType="begin"/>
+      <w:instrText xml:space="preserve"> PAGE </w:instrText>
+      <w:fldChar w:fldCharType="end"/>
+    </w:r>
+  </w:p>
+</w:ftr>
+</file>
+
+<file path=word/header1.xml><?xml version="1.0" encoding="utf-8"?>
+<w:hdr xmlns:m="http://schemas.openxmlformats.org/officeDocument/2006/math" xmlns:mc="http://schemas.openxmlformats.org/markup-compatibility/2006" xmlns:mo="http://schemas.microsoft.com/office/mac/office/2008/main" xmlns:mv="urn:schemas-microsoft-com:mac:vml" xmlns:o="urn:schemas-microsoft-com:office:office" xmlns:r="http://schemas.openxmlformats.org/officeDocument/2006/relationships" xmlns:v="urn:schemas-microsoft-com:vml" xmlns:w10="urn:schemas-microsoft-com:office:word" xmlns:w14="http://schemas.microsoft.com/office/word/2010/wordml" xmlns:w="http://schemas.openxmlformats.org/wordprocessingml/2006/main" xmlns:wne="http://schemas.microsoft.com/office/word/2006/wordml" xmlns:wp14="http://schemas.microsoft.com/office/word/2010/wordprocessingDrawing" xmlns:wp="http://schemas.openxmlformats.org/drawingml/2006/wordprocessingDrawing" xmlns:wpc="http://schemas.microsoft.com/office/word/2010/wordprocessingCanvas" xmlns:wpg="http://schemas.microsoft.com/office/word/2010/wordprocessingGroup" xmlns:wpi="http://schemas.microsoft.com/office/word/2010/wordprocessingInk" xmlns:wps="http://schemas.microsoft.com/office/word/2010/wordprocessingShape" mc:Ignorable="w14 wp14">
+  <w:p>
+    <w:pPr>
+      <w:pBdr>
+        <w:bottom w:val="single" w:sz="4" w:color="C9D3DE" w:space="4"/>
+      </w:pBdr>
+      <w:tabs>
+        <w:tab w:pos="9638" w:val="right"/>
+      </w:tabs>
+    </w:pPr>
+    <w:r>
+      <w:rPr>
+        <w:b/>
+        <w:color w:val="1F4E79"/>
+        <w:sz w:val="16"/>
+      </w:rPr>
+      <w:t>Artea bankas</w:t>
+    </w:r>
+    <w:r>
+      <w:rPr>
+        <w:b w:val="0"/>
+        <w:color w:val="5F6B7A"/>
+        <w:sz w:val="16"/>
+      </w:rPr>
+      <w:tab/>
+      <w:t>Issuer review · 6M2026</w:t>
+    </w:r>
+  </w:p>
+</w:hdr>
 </file>
 
 <file path=word/numbering.xml><?xml version="1.0" encoding="utf-8"?>
@@ -6224,10 +8776,10 @@
     <w:qFormat/>
     <w:rsid w:val="00FC693F"/>
     <w:pPr>
-      <w:spacing w:after="80"/>
+      <w:spacing w:after="80" w:line="264" w:lineRule="auto"/>
     </w:pPr>
     <w:rPr>
-      <w:rFonts w:ascii="Calibri" w:hAnsi="Calibri"/>
+      <w:rFonts w:ascii="Calibri" w:hAnsi="Calibri" w:eastAsia="Calibri"/>
       <w:color w:val="1A1A1A"/>
       <w:sz w:val="21"/>
     </w:rPr>

--- a/docs/files/artea/artea_6M2026_en.docx
+++ b/docs/files/artea/artea_6M2026_en.docx
@@ -175,7 +175,7 @@
                 <w:color w:val="5F6B7A"/>
                 <w:sz w:val="15"/>
               </w:rPr>
-              <w:t>Rating</w:t>
+              <w:t>Issuer rating</w:t>
             </w:r>
           </w:p>
           <w:p>
@@ -931,16 +931,17 @@
         <w:tblLook w:firstColumn="1" w:firstRow="1" w:lastColumn="0" w:lastRow="0" w:noHBand="0" w:noVBand="1" w:val="04A0"/>
       </w:tblPr>
       <w:tblGrid>
-        <w:gridCol w:w="1701"/>
-        <w:gridCol w:w="2608"/>
-        <w:gridCol w:w="963"/>
-        <w:gridCol w:w="1304"/>
-        <w:gridCol w:w="3061"/>
+        <w:gridCol w:w="1513"/>
+        <w:gridCol w:w="2241"/>
+        <w:gridCol w:w="840"/>
+        <w:gridCol w:w="1120"/>
+        <w:gridCol w:w="1569"/>
+        <w:gridCol w:w="2353"/>
       </w:tblGrid>
       <w:tr>
         <w:tc>
           <w:tcPr>
-            <w:tcW w:type="dxa" w:w="1701"/>
+            <w:tcW w:type="dxa" w:w="1513"/>
             <w:tcBorders>
               <w:top w:val="single" w:sz="12" w:color="1F4E79" w:space="0"/>
               <w:left w:val="nil"/>
@@ -966,7 +967,7 @@
         </w:tc>
         <w:tc>
           <w:tcPr>
-            <w:tcW w:type="dxa" w:w="2608"/>
+            <w:tcW w:type="dxa" w:w="2241"/>
             <w:tcBorders>
               <w:top w:val="single" w:sz="12" w:color="1F4E79" w:space="0"/>
               <w:left w:val="nil"/>
@@ -992,7 +993,7 @@
         </w:tc>
         <w:tc>
           <w:tcPr>
-            <w:tcW w:type="dxa" w:w="964"/>
+            <w:tcW w:type="dxa" w:w="841"/>
             <w:tcBorders>
               <w:top w:val="single" w:sz="12" w:color="1F4E79" w:space="0"/>
               <w:left w:val="nil"/>
@@ -1019,7 +1020,7 @@
         </w:tc>
         <w:tc>
           <w:tcPr>
-            <w:tcW w:type="dxa" w:w="1304"/>
+            <w:tcW w:type="dxa" w:w="1121"/>
             <w:tcBorders>
               <w:top w:val="single" w:sz="12" w:color="1F4E79" w:space="0"/>
               <w:left w:val="nil"/>
@@ -1045,7 +1046,33 @@
         </w:tc>
         <w:tc>
           <w:tcPr>
-            <w:tcW w:type="dxa" w:w="3061"/>
+            <w:tcW w:type="dxa" w:w="1569"/>
+            <w:tcBorders>
+              <w:top w:val="single" w:sz="12" w:color="1F4E79" w:space="0"/>
+              <w:left w:val="nil"/>
+              <w:bottom w:val="single" w:sz="4" w:color="C9D3DE" w:space="0"/>
+              <w:right w:val="nil"/>
+            </w:tcBorders>
+            <w:shd w:val="clear" w:color="auto" w:fill="EAF1F8"/>
+          </w:tcPr>
+          <w:p>
+            <w:pPr>
+              <w:spacing w:before="0" w:after="0"/>
+            </w:pPr>
+            <w:r>
+              <w:rPr>
+                <w:b/>
+                <w:caps/>
+                <w:color w:val="1F4E79"/>
+                <w:sz w:val="16"/>
+              </w:rPr>
+              <w:t>Issue rating</w:t>
+            </w:r>
+          </w:p>
+        </w:tc>
+        <w:tc>
+          <w:tcPr>
+            <w:tcW w:type="dxa" w:w="2353"/>
             <w:tcBorders>
               <w:top w:val="single" w:sz="12" w:color="1F4E79" w:space="0"/>
               <w:left w:val="nil"/>
@@ -1073,7 +1100,7 @@
       <w:tr>
         <w:tc>
           <w:tcPr>
-            <w:tcW w:type="dxa" w:w="1701"/>
+            <w:tcW w:type="dxa" w:w="1513"/>
             <w:tcBorders>
               <w:top w:val="nil"/>
               <w:left w:val="nil"/>
@@ -1096,7 +1123,7 @@
         </w:tc>
         <w:tc>
           <w:tcPr>
-            <w:tcW w:type="dxa" w:w="2608"/>
+            <w:tcW w:type="dxa" w:w="2241"/>
             <w:tcBorders>
               <w:top w:val="nil"/>
               <w:left w:val="nil"/>
@@ -1119,7 +1146,7 @@
         </w:tc>
         <w:tc>
           <w:tcPr>
-            <w:tcW w:type="dxa" w:w="964"/>
+            <w:tcW w:type="dxa" w:w="841"/>
             <w:tcBorders>
               <w:top w:val="nil"/>
               <w:left w:val="nil"/>
@@ -1143,7 +1170,7 @@
         </w:tc>
         <w:tc>
           <w:tcPr>
-            <w:tcW w:type="dxa" w:w="1304"/>
+            <w:tcW w:type="dxa" w:w="1121"/>
             <w:tcBorders>
               <w:top w:val="nil"/>
               <w:left w:val="nil"/>
@@ -1166,7 +1193,30 @@
         </w:tc>
         <w:tc>
           <w:tcPr>
-            <w:tcW w:type="dxa" w:w="3061"/>
+            <w:tcW w:type="dxa" w:w="1569"/>
+            <w:tcBorders>
+              <w:top w:val="nil"/>
+              <w:left w:val="nil"/>
+              <w:bottom w:val="single" w:sz="4" w:color="DDE3EA" w:space="0"/>
+              <w:right w:val="nil"/>
+            </w:tcBorders>
+          </w:tcPr>
+          <w:p>
+            <w:pPr>
+              <w:spacing w:before="0" w:after="0"/>
+            </w:pPr>
+            <w:r>
+              <w:rPr>
+                <w:b w:val="0"/>
+                <w:sz w:val="17"/>
+              </w:rPr>
+              <w:t>no separate rating found</w:t>
+            </w:r>
+          </w:p>
+        </w:tc>
+        <w:tc>
+          <w:tcPr>
+            <w:tcW w:type="dxa" w:w="2353"/>
             <w:tcBorders>
               <w:top w:val="nil"/>
               <w:left w:val="nil"/>
@@ -1191,7 +1241,7 @@
       <w:tr>
         <w:tc>
           <w:tcPr>
-            <w:tcW w:type="dxa" w:w="1701"/>
+            <w:tcW w:type="dxa" w:w="1513"/>
             <w:tcBorders>
               <w:top w:val="nil"/>
               <w:left w:val="nil"/>
@@ -1214,7 +1264,7 @@
         </w:tc>
         <w:tc>
           <w:tcPr>
-            <w:tcW w:type="dxa" w:w="2608"/>
+            <w:tcW w:type="dxa" w:w="2241"/>
             <w:tcBorders>
               <w:top w:val="nil"/>
               <w:left w:val="nil"/>
@@ -1237,7 +1287,7 @@
         </w:tc>
         <w:tc>
           <w:tcPr>
-            <w:tcW w:type="dxa" w:w="964"/>
+            <w:tcW w:type="dxa" w:w="841"/>
             <w:tcBorders>
               <w:top w:val="nil"/>
               <w:left w:val="nil"/>
@@ -1261,7 +1311,7 @@
         </w:tc>
         <w:tc>
           <w:tcPr>
-            <w:tcW w:type="dxa" w:w="1304"/>
+            <w:tcW w:type="dxa" w:w="1121"/>
             <w:tcBorders>
               <w:top w:val="nil"/>
               <w:left w:val="nil"/>
@@ -1284,7 +1334,30 @@
         </w:tc>
         <w:tc>
           <w:tcPr>
-            <w:tcW w:type="dxa" w:w="3061"/>
+            <w:tcW w:type="dxa" w:w="1569"/>
+            <w:tcBorders>
+              <w:top w:val="nil"/>
+              <w:left w:val="nil"/>
+              <w:bottom w:val="single" w:sz="4" w:color="DDE3EA" w:space="0"/>
+              <w:right w:val="nil"/>
+            </w:tcBorders>
+          </w:tcPr>
+          <w:p>
+            <w:pPr>
+              <w:spacing w:before="0" w:after="0"/>
+            </w:pPr>
+            <w:r>
+              <w:rPr>
+                <w:b w:val="0"/>
+                <w:sz w:val="17"/>
+              </w:rPr>
+              <w:t>no separate rating found</w:t>
+            </w:r>
+          </w:p>
+        </w:tc>
+        <w:tc>
+          <w:tcPr>
+            <w:tcW w:type="dxa" w:w="2353"/>
             <w:tcBorders>
               <w:top w:val="nil"/>
               <w:left w:val="nil"/>
@@ -1309,7 +1382,7 @@
       <w:tr>
         <w:tc>
           <w:tcPr>
-            <w:tcW w:type="dxa" w:w="1701"/>
+            <w:tcW w:type="dxa" w:w="1513"/>
             <w:tcBorders>
               <w:top w:val="nil"/>
               <w:left w:val="nil"/>
@@ -1332,7 +1405,7 @@
         </w:tc>
         <w:tc>
           <w:tcPr>
-            <w:tcW w:type="dxa" w:w="2608"/>
+            <w:tcW w:type="dxa" w:w="2241"/>
             <w:tcBorders>
               <w:top w:val="nil"/>
               <w:left w:val="nil"/>
@@ -1355,7 +1428,7 @@
         </w:tc>
         <w:tc>
           <w:tcPr>
-            <w:tcW w:type="dxa" w:w="964"/>
+            <w:tcW w:type="dxa" w:w="841"/>
             <w:tcBorders>
               <w:top w:val="nil"/>
               <w:left w:val="nil"/>
@@ -1379,7 +1452,7 @@
         </w:tc>
         <w:tc>
           <w:tcPr>
-            <w:tcW w:type="dxa" w:w="1304"/>
+            <w:tcW w:type="dxa" w:w="1121"/>
             <w:tcBorders>
               <w:top w:val="nil"/>
               <w:left w:val="nil"/>
@@ -1402,7 +1475,30 @@
         </w:tc>
         <w:tc>
           <w:tcPr>
-            <w:tcW w:type="dxa" w:w="3061"/>
+            <w:tcW w:type="dxa" w:w="1569"/>
+            <w:tcBorders>
+              <w:top w:val="nil"/>
+              <w:left w:val="nil"/>
+              <w:bottom w:val="single" w:sz="4" w:color="DDE3EA" w:space="0"/>
+              <w:right w:val="nil"/>
+            </w:tcBorders>
+          </w:tcPr>
+          <w:p>
+            <w:pPr>
+              <w:spacing w:before="0" w:after="0"/>
+            </w:pPr>
+            <w:r>
+              <w:rPr>
+                <w:b w:val="0"/>
+                <w:sz w:val="17"/>
+              </w:rPr>
+              <w:t>no separate rating found</w:t>
+            </w:r>
+          </w:p>
+        </w:tc>
+        <w:tc>
+          <w:tcPr>
+            <w:tcW w:type="dxa" w:w="2353"/>
             <w:tcBorders>
               <w:top w:val="nil"/>
               <w:left w:val="nil"/>
@@ -1427,7 +1523,7 @@
       <w:tr>
         <w:tc>
           <w:tcPr>
-            <w:tcW w:type="dxa" w:w="1701"/>
+            <w:tcW w:type="dxa" w:w="1513"/>
             <w:tcBorders>
               <w:top w:val="nil"/>
               <w:left w:val="nil"/>
@@ -1450,7 +1546,7 @@
         </w:tc>
         <w:tc>
           <w:tcPr>
-            <w:tcW w:type="dxa" w:w="2608"/>
+            <w:tcW w:type="dxa" w:w="2241"/>
             <w:tcBorders>
               <w:top w:val="nil"/>
               <w:left w:val="nil"/>
@@ -1473,7 +1569,7 @@
         </w:tc>
         <w:tc>
           <w:tcPr>
-            <w:tcW w:type="dxa" w:w="964"/>
+            <w:tcW w:type="dxa" w:w="841"/>
             <w:tcBorders>
               <w:top w:val="nil"/>
               <w:left w:val="nil"/>
@@ -1497,7 +1593,7 @@
         </w:tc>
         <w:tc>
           <w:tcPr>
-            <w:tcW w:type="dxa" w:w="1304"/>
+            <w:tcW w:type="dxa" w:w="1121"/>
             <w:tcBorders>
               <w:top w:val="nil"/>
               <w:left w:val="nil"/>
@@ -1520,7 +1616,30 @@
         </w:tc>
         <w:tc>
           <w:tcPr>
-            <w:tcW w:type="dxa" w:w="3061"/>
+            <w:tcW w:type="dxa" w:w="1569"/>
+            <w:tcBorders>
+              <w:top w:val="nil"/>
+              <w:left w:val="nil"/>
+              <w:bottom w:val="single" w:sz="4" w:color="DDE3EA" w:space="0"/>
+              <w:right w:val="nil"/>
+            </w:tcBorders>
+          </w:tcPr>
+          <w:p>
+            <w:pPr>
+              <w:spacing w:before="0" w:after="0"/>
+            </w:pPr>
+            <w:r>
+              <w:rPr>
+                <w:b w:val="0"/>
+                <w:sz w:val="17"/>
+              </w:rPr>
+              <w:t>no separate rating found</w:t>
+            </w:r>
+          </w:p>
+        </w:tc>
+        <w:tc>
+          <w:tcPr>
+            <w:tcW w:type="dxa" w:w="2353"/>
             <w:tcBorders>
               <w:top w:val="nil"/>
               <w:left w:val="nil"/>
@@ -1545,7 +1664,7 @@
       <w:tr>
         <w:tc>
           <w:tcPr>
-            <w:tcW w:type="dxa" w:w="1701"/>
+            <w:tcW w:type="dxa" w:w="1513"/>
             <w:tcBorders>
               <w:top w:val="nil"/>
               <w:left w:val="nil"/>
@@ -1568,7 +1687,7 @@
         </w:tc>
         <w:tc>
           <w:tcPr>
-            <w:tcW w:type="dxa" w:w="2608"/>
+            <w:tcW w:type="dxa" w:w="2241"/>
             <w:tcBorders>
               <w:top w:val="nil"/>
               <w:left w:val="nil"/>
@@ -1591,7 +1710,7 @@
         </w:tc>
         <w:tc>
           <w:tcPr>
-            <w:tcW w:type="dxa" w:w="964"/>
+            <w:tcW w:type="dxa" w:w="841"/>
             <w:tcBorders>
               <w:top w:val="nil"/>
               <w:left w:val="nil"/>
@@ -1615,7 +1734,7 @@
         </w:tc>
         <w:tc>
           <w:tcPr>
-            <w:tcW w:type="dxa" w:w="1304"/>
+            <w:tcW w:type="dxa" w:w="1121"/>
             <w:tcBorders>
               <w:top w:val="nil"/>
               <w:left w:val="nil"/>
@@ -1638,7 +1757,30 @@
         </w:tc>
         <w:tc>
           <w:tcPr>
-            <w:tcW w:type="dxa" w:w="3061"/>
+            <w:tcW w:type="dxa" w:w="1569"/>
+            <w:tcBorders>
+              <w:top w:val="nil"/>
+              <w:left w:val="nil"/>
+              <w:bottom w:val="single" w:sz="4" w:color="DDE3EA" w:space="0"/>
+              <w:right w:val="nil"/>
+            </w:tcBorders>
+          </w:tcPr>
+          <w:p>
+            <w:pPr>
+              <w:spacing w:before="0" w:after="0"/>
+            </w:pPr>
+            <w:r>
+              <w:rPr>
+                <w:b w:val="0"/>
+                <w:sz w:val="17"/>
+              </w:rPr>
+              <w:t>no separate rating found</w:t>
+            </w:r>
+          </w:p>
+        </w:tc>
+        <w:tc>
+          <w:tcPr>
+            <w:tcW w:type="dxa" w:w="2353"/>
             <w:tcBorders>
               <w:top w:val="nil"/>
               <w:left w:val="nil"/>

--- a/docs/files/artea/artea_6M2026_en.docx
+++ b/docs/files/artea/artea_6M2026_en.docx
@@ -2,6 +2,14 @@
 <file path=word/document.xml><?xml version="1.0" encoding="utf-8"?>
 <w:document xmlns:wpc="http://schemas.microsoft.com/office/word/2010/wordprocessingCanvas" xmlns:mo="http://schemas.microsoft.com/office/mac/office/2008/main" xmlns:mc="http://schemas.openxmlformats.org/markup-compatibility/2006" xmlns:mv="urn:schemas-microsoft-com:mac:vml" xmlns:o="urn:schemas-microsoft-com:office:office" xmlns:r="http://schemas.openxmlformats.org/officeDocument/2006/relationships" xmlns:m="http://schemas.openxmlformats.org/officeDocument/2006/math" xmlns:v="urn:schemas-microsoft-com:vml" xmlns:wp14="http://schemas.microsoft.com/office/word/2010/wordprocessingDrawing" xmlns:wp="http://schemas.openxmlformats.org/drawingml/2006/wordprocessingDrawing" xmlns:w10="urn:schemas-microsoft-com:office:word" xmlns:w="http://schemas.openxmlformats.org/wordprocessingml/2006/main" xmlns:w14="http://schemas.microsoft.com/office/word/2010/wordml" xmlns:wpg="http://schemas.microsoft.com/office/word/2010/wordprocessingGroup" xmlns:wpi="http://schemas.microsoft.com/office/word/2010/wordprocessingInk" xmlns:wne="http://schemas.microsoft.com/office/word/2006/wordml" xmlns:wps="http://schemas.microsoft.com/office/word/2010/wordprocessingShape" mc:Ignorable="w14 wp14">
   <w:body>
+    <w:p>
+      <w:pPr>
+        <w:pBdr>
+          <w:top w:val="single" w:sz="24" w:color="12355B" w:space="0"/>
+        </w:pBdr>
+        <w:spacing w:before="0" w:after="200" w:line="120" w:lineRule="auto"/>
+      </w:pPr>
+    </w:p>
     <w:tbl>
       <w:tblPr>
         <w:tblW w:w="9639" w:type="dxa"/>
@@ -15,10 +23,10 @@
         </w:tblBorders>
         <w:tblLayout w:type="fixed"/>
         <w:tblCellMar>
-          <w:top w:w="260" w:type="dxa"/>
-          <w:left w:w="280" w:type="dxa"/>
-          <w:bottom w:w="260" w:type="dxa"/>
-          <w:right w:w="280" w:type="dxa"/>
+          <w:top w:w="0" w:type="dxa"/>
+          <w:left w:w="0" w:type="dxa"/>
+          <w:bottom w:w="0" w:type="dxa"/>
+          <w:right w:w="0" w:type="dxa"/>
         </w:tblCellMar>
         <w:tblLook w:firstColumn="1" w:firstRow="1" w:lastColumn="0" w:lastRow="0" w:noHBand="0" w:noVBand="1" w:val="04A0"/>
       </w:tblPr>
@@ -30,7 +38,6 @@
         <w:tc>
           <w:tcPr>
             <w:tcW w:type="dxa" w:w="7030"/>
-            <w:shd w:val="clear" w:color="auto" w:fill="1F4E79"/>
           </w:tcPr>
           <w:p>
             <w:pPr>
@@ -40,8 +47,8 @@
               <w:rPr>
                 <w:b/>
                 <w:caps/>
-                <w:color w:val="AFC6DD"/>
-                <w:sz w:val="17"/>
+                <w:color w:val="2A78D6"/>
+                <w:sz w:val="16"/>
               </w:rPr>
               <w:t>Issuer review · 6M2026</w:t>
             </w:r>
@@ -53,28 +60,40 @@
             <w:r>
               <w:rPr>
                 <w:b/>
-                <w:color w:val="FFFFFF"/>
+                <w:color w:val="12355B"/>
                 <w:sz w:val="52"/>
               </w:rPr>
               <w:t>Artea bankas</w:t>
+            </w:r>
+          </w:p>
+          <w:p>
+            <w:pPr>
+              <w:spacing w:before="40" w:after="0"/>
+            </w:pPr>
+            <w:r>
+              <w:rPr>
+                <w:b w:val="0"/>
+                <w:color w:val="667085"/>
+                <w:sz w:val="18"/>
+              </w:rPr>
+              <w:t>Lithuania · Bank (Lithuanian universal bank; retail, SME, corporate, leasing, asset management)</w:t>
             </w:r>
           </w:p>
         </w:tc>
         <w:tc>
           <w:tcPr>
             <w:tcW w:type="dxa" w:w="2608"/>
-            <w:shd w:val="clear" w:color="auto" w:fill="1F4E79"/>
           </w:tcPr>
           <w:p>
             <w:pPr>
-              <w:spacing w:before="280" w:after="0"/>
+              <w:spacing w:before="440" w:after="0"/>
               <w:jc w:val="right"/>
             </w:pPr>
             <w:r>
               <w:rPr>
                 <w:b/>
                 <w:color w:val="1B7F3B"/>
-                <w:sz w:val="19"/>
+                <w:sz w:val="18"/>
                 <w:shd w:val="clear" w:color="auto" w:fill="E3F3E8"/>
               </w:rPr>
               <w:t xml:space="preserve">  ●  OK  </w:t>
@@ -86,9 +105,9 @@
     <w:p>
       <w:pPr>
         <w:pBdr>
-          <w:top w:val="single" w:sz="12" w:color="2A78D6" w:space="0"/>
+          <w:top w:val="single" w:sz="4" w:color="D5DCE4" w:space="0"/>
         </w:pBdr>
-        <w:spacing w:before="0" w:after="200" w:line="120" w:lineRule="auto"/>
+        <w:spacing w:before="120" w:after="200" w:line="120" w:lineRule="auto"/>
       </w:pPr>
     </w:p>
     <w:tbl>
@@ -104,39 +123,88 @@
         </w:tblBorders>
         <w:tblLayout w:type="fixed"/>
         <w:tblCellMar>
-          <w:top w:w="0" w:type="dxa"/>
-          <w:left w:w="0" w:type="dxa"/>
-          <w:bottom w:w="120" w:type="dxa"/>
-          <w:right w:w="160" w:type="dxa"/>
+          <w:top w:w="160" w:type="dxa"/>
+          <w:left w:w="220" w:type="dxa"/>
+          <w:bottom w:w="160" w:type="dxa"/>
+          <w:right w:w="220" w:type="dxa"/>
         </w:tblCellMar>
         <w:tblLook w:firstColumn="1" w:firstRow="1" w:lastColumn="0" w:lastRow="0" w:noHBand="0" w:noVBand="1" w:val="04A0"/>
       </w:tblPr>
       <w:tblGrid>
-        <w:gridCol w:w="3213"/>
-        <w:gridCol w:w="3213"/>
-        <w:gridCol w:w="3213"/>
+        <w:gridCol w:w="4819"/>
+        <w:gridCol w:w="4819"/>
       </w:tblGrid>
       <w:tr>
         <w:tc>
           <w:tcPr>
-            <w:tcW w:type="dxa" w:w="3213"/>
+            <w:tcW w:type="dxa" w:w="4819"/>
             <w:tcBorders>
-              <w:top w:val="nil"/>
+              <w:top w:val="single" w:sz="12" w:color="12355B" w:space="0"/>
               <w:left w:val="nil"/>
-              <w:bottom w:val="single" w:sz="4" w:color="C9D3DE" w:space="0"/>
+              <w:bottom w:val="nil"/>
               <w:right w:val="nil"/>
             </w:tcBorders>
+            <w:shd w:val="clear" w:color="auto" w:fill="F4F6F9"/>
           </w:tcPr>
           <w:p>
             <w:pPr>
-              <w:spacing w:before="0" w:after="20"/>
+              <w:spacing w:before="0" w:after="40"/>
+            </w:pPr>
+            <w:r>
+              <w:rPr>
+                <w:b/>
+                <w:color w:val="12355B"/>
+                <w:sz w:val="18"/>
+              </w:rPr>
+              <w:t>Key facts</w:t>
+            </w:r>
+          </w:p>
+          <w:p>
+            <w:pPr>
+              <w:spacing w:before="80" w:after="0"/>
             </w:pPr>
             <w:r>
               <w:rPr>
                 <w:b/>
                 <w:caps/>
-                <w:color w:val="5F6B7A"/>
-                <w:sz w:val="15"/>
+                <w:color w:val="667085"/>
+                <w:sz w:val="14"/>
+              </w:rPr>
+              <w:t>Issuer rating</w:t>
+            </w:r>
+          </w:p>
+          <w:p>
+            <w:pPr>
+              <w:spacing w:before="0" w:after="0"/>
+            </w:pPr>
+            <w:r>
+              <w:rPr>
+                <w:b w:val="0"/>
+                <w:sz w:val="18"/>
+              </w:rPr>
+              <w:t>Moody's (2026-04-21): long-term deposits upgraded to A3, senior unsecured Baa1 affirmed, outlook changed from stable to positive</w:t>
+            </w:r>
+            <w:hyperlink r:id="rId12">
+              <w:r>
+                <w:rPr>
+                  <w:color w:val="2A78D6"/>
+                  <w:vertAlign w:val="superscript"/>
+                  <w:sz w:val="15"/>
+                </w:rPr>
+                <w:t xml:space="preserve">1</w:t>
+              </w:r>
+            </w:hyperlink>
+          </w:p>
+          <w:p>
+            <w:pPr>
+              <w:spacing w:before="80" w:after="0"/>
+            </w:pPr>
+            <w:r>
+              <w:rPr>
+                <w:b/>
+                <w:caps/>
+                <w:color w:val="667085"/>
+                <w:sz w:val="14"/>
               </w:rPr>
               <w:t>Analysis date</w:t>
             </w:r>
@@ -148,79 +216,21 @@
             <w:r>
               <w:rPr>
                 <w:b w:val="0"/>
-                <w:sz w:val="19"/>
+                <w:sz w:val="18"/>
               </w:rPr>
               <w:t>2026-10-22</w:t>
             </w:r>
           </w:p>
-        </w:tc>
-        <w:tc>
-          <w:tcPr>
-            <w:tcW w:type="dxa" w:w="3213"/>
-            <w:tcBorders>
-              <w:top w:val="nil"/>
-              <w:left w:val="nil"/>
-              <w:bottom w:val="single" w:sz="4" w:color="C9D3DE" w:space="0"/>
-              <w:right w:val="nil"/>
-            </w:tcBorders>
-          </w:tcPr>
           <w:p>
             <w:pPr>
-              <w:spacing w:before="0" w:after="20"/>
+              <w:spacing w:before="80" w:after="0"/>
             </w:pPr>
             <w:r>
               <w:rPr>
                 <w:b/>
                 <w:caps/>
-                <w:color w:val="5F6B7A"/>
-                <w:sz w:val="15"/>
-              </w:rPr>
-              <w:t>Issuer rating</w:t>
-            </w:r>
-          </w:p>
-          <w:p>
-            <w:pPr>
-              <w:spacing w:before="0" w:after="0"/>
-            </w:pPr>
-            <w:r>
-              <w:rPr>
-                <w:b w:val="0"/>
-                <w:sz w:val="19"/>
-              </w:rPr>
-              <w:t>Moody's (2026-04-21): long-term deposits upgraded to A3, senior unsecured Baa1 affirmed, outlook changed from stable to positive</w:t>
-            </w:r>
-            <w:hyperlink r:id="rId12">
-              <w:r>
-                <w:rPr>
-                  <w:color w:val="2A78D6"/>
-                  <w:vertAlign w:val="superscript"/>
-                  <w:sz w:val="16"/>
-                </w:rPr>
-                <w:t xml:space="preserve">1</w:t>
-              </w:r>
-            </w:hyperlink>
-          </w:p>
-        </w:tc>
-        <w:tc>
-          <w:tcPr>
-            <w:tcW w:type="dxa" w:w="3213"/>
-            <w:tcBorders>
-              <w:top w:val="nil"/>
-              <w:left w:val="nil"/>
-              <w:bottom w:val="single" w:sz="4" w:color="C9D3DE" w:space="0"/>
-              <w:right w:val="nil"/>
-            </w:tcBorders>
-          </w:tcPr>
-          <w:p>
-            <w:pPr>
-              <w:spacing w:before="0" w:after="20"/>
-            </w:pPr>
-            <w:r>
-              <w:rPr>
-                <w:b/>
-                <w:caps/>
-                <w:color w:val="5F6B7A"/>
-                <w:sz w:val="15"/>
+                <w:color w:val="667085"/>
+                <w:sz w:val="14"/>
               </w:rPr>
               <w:t>Next report</w:t>
             </w:r>
@@ -232,9 +242,255 @@
             <w:r>
               <w:rPr>
                 <w:b w:val="0"/>
-                <w:sz w:val="19"/>
+                <w:sz w:val="18"/>
               </w:rPr>
               <w:t>9M 2026 interim report - 2026-10-28</w:t>
+            </w:r>
+          </w:p>
+          <w:p>
+            <w:pPr>
+              <w:spacing w:before="80" w:after="0"/>
+            </w:pPr>
+            <w:r>
+              <w:rPr>
+                <w:b/>
+                <w:caps/>
+                <w:color w:val="667085"/>
+                <w:sz w:val="14"/>
+              </w:rPr>
+              <w:t>Country</w:t>
+            </w:r>
+          </w:p>
+          <w:p>
+            <w:pPr>
+              <w:spacing w:before="0" w:after="0"/>
+            </w:pPr>
+            <w:r>
+              <w:rPr>
+                <w:b w:val="0"/>
+                <w:sz w:val="18"/>
+              </w:rPr>
+              <w:t>Lithuania</w:t>
+            </w:r>
+          </w:p>
+        </w:tc>
+        <w:tc>
+          <w:tcPr>
+            <w:tcW w:type="dxa" w:w="4819"/>
+            <w:tcBorders>
+              <w:top w:val="single" w:sz="12" w:color="12355B" w:space="0"/>
+              <w:left w:val="nil"/>
+              <w:bottom w:val="nil"/>
+              <w:right w:val="nil"/>
+            </w:tcBorders>
+            <w:shd w:val="clear" w:color="auto" w:fill="F4F6F9"/>
+          </w:tcPr>
+          <w:p>
+            <w:pPr>
+              <w:spacing w:before="0" w:after="40"/>
+            </w:pPr>
+            <w:r>
+              <w:rPr>
+                <w:b/>
+                <w:color w:val="12355B"/>
+                <w:sz w:val="18"/>
+              </w:rPr>
+              <w:t>Securities held</w:t>
+            </w:r>
+          </w:p>
+          <w:p>
+            <w:pPr>
+              <w:spacing w:before="80" w:after="0"/>
+            </w:pPr>
+            <w:r>
+              <w:rPr>
+                <w:b/>
+                <w:color w:val="1B2430"/>
+                <w:sz w:val="17"/>
+              </w:rPr>
+              <w:t>Artea bankas 8.75% AT1</w:t>
+            </w:r>
+          </w:p>
+          <w:p>
+            <w:pPr>
+              <w:spacing w:before="0" w:after="0"/>
+            </w:pPr>
+            <w:r>
+              <w:rPr>
+                <w:b w:val="0"/>
+                <w:color w:val="667085"/>
+                <w:sz w:val="15"/>
+              </w:rPr>
+              <w:t>XS2922133363  ·  8.75% · perpetual</w:t>
+            </w:r>
+          </w:p>
+          <w:p>
+            <w:pPr>
+              <w:spacing w:before="0" w:after="0"/>
+            </w:pPr>
+            <w:r>
+              <w:rPr>
+                <w:b w:val="0"/>
+                <w:color w:val="12355B"/>
+                <w:sz w:val="15"/>
+              </w:rPr>
+              <w:t>no separate rating found</w:t>
+            </w:r>
+          </w:p>
+          <w:p>
+            <w:pPr>
+              <w:spacing w:before="80" w:after="0"/>
+            </w:pPr>
+            <w:r>
+              <w:rPr>
+                <w:b/>
+                <w:color w:val="1B2430"/>
+                <w:sz w:val="17"/>
+              </w:rPr>
+              <w:t>Artea bankas 4.85% senior preferred 2028</w:t>
+            </w:r>
+          </w:p>
+          <w:p>
+            <w:pPr>
+              <w:spacing w:before="0" w:after="0"/>
+            </w:pPr>
+            <w:r>
+              <w:rPr>
+                <w:b w:val="0"/>
+                <w:color w:val="667085"/>
+                <w:sz w:val="15"/>
+              </w:rPr>
+              <w:t>XS2887816564  ·  4.853% · 2028-12-05</w:t>
+            </w:r>
+          </w:p>
+          <w:p>
+            <w:pPr>
+              <w:spacing w:before="0" w:after="0"/>
+            </w:pPr>
+            <w:r>
+              <w:rPr>
+                <w:b w:val="0"/>
+                <w:color w:val="12355B"/>
+                <w:sz w:val="15"/>
+              </w:rPr>
+              <w:t>no separate rating found</w:t>
+            </w:r>
+          </w:p>
+          <w:p>
+            <w:pPr>
+              <w:spacing w:before="80" w:after="0"/>
+            </w:pPr>
+            <w:r>
+              <w:rPr>
+                <w:b/>
+                <w:color w:val="1B2430"/>
+                <w:sz w:val="17"/>
+              </w:rPr>
+              <w:t>Artea bankas 4.60% senior preferred 2030</w:t>
+            </w:r>
+          </w:p>
+          <w:p>
+            <w:pPr>
+              <w:spacing w:before="0" w:after="0"/>
+            </w:pPr>
+            <w:r>
+              <w:rPr>
+                <w:b w:val="0"/>
+                <w:color w:val="667085"/>
+                <w:sz w:val="15"/>
+              </w:rPr>
+              <w:t>XS3025213102  ·  4.597% · 2030-06-25</w:t>
+            </w:r>
+          </w:p>
+          <w:p>
+            <w:pPr>
+              <w:spacing w:before="0" w:after="0"/>
+            </w:pPr>
+            <w:r>
+              <w:rPr>
+                <w:b w:val="0"/>
+                <w:color w:val="12355B"/>
+                <w:sz w:val="15"/>
+              </w:rPr>
+              <w:t>no separate rating found</w:t>
+            </w:r>
+          </w:p>
+          <w:p>
+            <w:pPr>
+              <w:spacing w:before="80" w:after="0"/>
+            </w:pPr>
+            <w:r>
+              <w:rPr>
+                <w:b/>
+                <w:color w:val="1B2430"/>
+                <w:sz w:val="17"/>
+              </w:rPr>
+              <w:t>Artea bankas 10.75% subordinated 2033</w:t>
+            </w:r>
+          </w:p>
+          <w:p>
+            <w:pPr>
+              <w:spacing w:before="0" w:after="0"/>
+            </w:pPr>
+            <w:r>
+              <w:rPr>
+                <w:b w:val="0"/>
+                <w:color w:val="667085"/>
+                <w:sz w:val="15"/>
+              </w:rPr>
+              <w:t>LT0000407751  ·  10.75% · 2033-06-22</w:t>
+            </w:r>
+          </w:p>
+          <w:p>
+            <w:pPr>
+              <w:spacing w:before="0" w:after="0"/>
+            </w:pPr>
+            <w:r>
+              <w:rPr>
+                <w:b w:val="0"/>
+                <w:color w:val="12355B"/>
+                <w:sz w:val="15"/>
+              </w:rPr>
+              <w:t>no separate rating found</w:t>
+            </w:r>
+          </w:p>
+          <w:p>
+            <w:pPr>
+              <w:spacing w:before="80" w:after="0"/>
+            </w:pPr>
+            <w:r>
+              <w:rPr>
+                <w:b/>
+                <w:color w:val="1B2430"/>
+                <w:sz w:val="17"/>
+              </w:rPr>
+              <w:t>Artea bankas 3.74% senior preferred 2029</w:t>
+            </w:r>
+          </w:p>
+          <w:p>
+            <w:pPr>
+              <w:spacing w:before="0" w:after="0"/>
+            </w:pPr>
+            <w:r>
+              <w:rPr>
+                <w:b w:val="0"/>
+                <w:color w:val="667085"/>
+                <w:sz w:val="15"/>
+              </w:rPr>
+              <w:t>XS3191554495  ·  3.739% · 2029-07-10</w:t>
+            </w:r>
+          </w:p>
+          <w:p>
+            <w:pPr>
+              <w:spacing w:before="0" w:after="0"/>
+            </w:pPr>
+            <w:r>
+              <w:rPr>
+                <w:b w:val="0"/>
+                <w:color w:val="12355B"/>
+                <w:sz w:val="15"/>
+              </w:rPr>
+              <w:t>no separate rating found</w:t>
             </w:r>
           </w:p>
         </w:tc>
@@ -242,7 +498,7 @@
     </w:tbl>
     <w:p>
       <w:pPr>
-        <w:spacing w:before="0" w:after="80"/>
+        <w:spacing w:before="0" w:after="120"/>
       </w:pPr>
     </w:p>
     <w:tbl>
@@ -287,7 +543,7 @@
             <w:r>
               <w:rPr>
                 <w:b/>
-                <w:color w:val="1A1A1A"/>
+                <w:color w:val="1B2430"/>
                 <w:sz w:val="21"/>
               </w:rPr>
               <w:t>Position OK, but profit is falling.</w:t>
@@ -295,7 +551,7 @@
             <w:r>
               <w:rPr>
                 <w:b w:val="0"/>
-                <w:color w:val="1A1A1A"/>
+                <w:color w:val="1B2430"/>
                 <w:sz w:val="21"/>
               </w:rPr>
               <w:t xml:space="preserve"> 1H profit EUR 23.2m versus 31.9m a year ago; ROE 7.8%</w:t>
@@ -313,7 +569,7 @@
             <w:r>
               <w:rPr>
                 <w:b w:val="0"/>
-                <w:color w:val="1A1A1A"/>
+                <w:color w:val="1B2430"/>
                 <w:sz w:val="21"/>
               </w:rPr>
               <w:t>. Capital (21.5%) and liquidity (LCR 179%) have headroom, and Moody's upgraded the rating in April 2026</w:t>
@@ -331,7 +587,7 @@
             <w:r>
               <w:rPr>
                 <w:b w:val="0"/>
-                <w:color w:val="1A1A1A"/>
+                <w:color w:val="1B2430"/>
                 <w:sz w:val="21"/>
               </w:rPr>
               <w:t>.</w:t>
@@ -380,9 +636,9 @@
             <w:tcW w:type="dxa" w:w="2261"/>
             <w:tcBorders>
               <w:top w:val="single" w:sz="18" w:color="2A78D6" w:space="0"/>
-              <w:left w:val="single" w:sz="4" w:color="C9D3DE" w:space="0"/>
-              <w:bottom w:val="single" w:sz="4" w:color="C9D3DE" w:space="0"/>
-              <w:right w:val="single" w:sz="4" w:color="C9D3DE" w:space="0"/>
+              <w:left w:val="single" w:sz="4" w:color="D5DCE4" w:space="0"/>
+              <w:bottom w:val="single" w:sz="4" w:color="D5DCE4" w:space="0"/>
+              <w:right w:val="single" w:sz="4" w:color="D5DCE4" w:space="0"/>
             </w:tcBorders>
           </w:tcPr>
           <w:p>
@@ -393,7 +649,7 @@
               <w:rPr>
                 <w:b/>
                 <w:caps/>
-                <w:color w:val="5F6B7A"/>
+                <w:color w:val="667085"/>
                 <w:sz w:val="14"/>
               </w:rPr>
               <w:t>Net profit</w:t>
@@ -401,7 +657,7 @@
             <w:r>
               <w:rPr>
                 <w:b w:val="0"/>
-                <w:color w:val="5F6B7A"/>
+                <w:color w:val="667085"/>
                 <w:sz w:val="14"/>
               </w:rPr>
               <w:t xml:space="preserve">  ·  6M2026</w:t>
@@ -414,7 +670,7 @@
             <w:r>
               <w:rPr>
                 <w:b/>
-                <w:color w:val="1F4E79"/>
+                <w:color w:val="12355B"/>
                 <w:sz w:val="34"/>
               </w:rPr>
               <w:t>23.2</w:t>
@@ -422,7 +678,7 @@
             <w:r>
               <w:rPr>
                 <w:b w:val="0"/>
-                <w:color w:val="5F6B7A"/>
+                <w:color w:val="667085"/>
                 <w:sz w:val="18"/>
               </w:rPr>
               <w:t xml:space="preserve"> EUR m</w:t>
@@ -435,7 +691,7 @@
             <w:r>
               <w:rPr>
                 <w:b w:val="0"/>
-                <w:color w:val="5F6B7A"/>
+                <w:color w:val="667085"/>
                 <w:sz w:val="15"/>
               </w:rPr>
               <w:t>▼ 27.3 % vs 6M2025</w:t>
@@ -453,9 +709,9 @@
             <w:tcW w:type="dxa" w:w="2261"/>
             <w:tcBorders>
               <w:top w:val="single" w:sz="18" w:color="2A78D6" w:space="0"/>
-              <w:left w:val="single" w:sz="4" w:color="C9D3DE" w:space="0"/>
-              <w:bottom w:val="single" w:sz="4" w:color="C9D3DE" w:space="0"/>
-              <w:right w:val="single" w:sz="4" w:color="C9D3DE" w:space="0"/>
+              <w:left w:val="single" w:sz="4" w:color="D5DCE4" w:space="0"/>
+              <w:bottom w:val="single" w:sz="4" w:color="D5DCE4" w:space="0"/>
+              <w:right w:val="single" w:sz="4" w:color="D5DCE4" w:space="0"/>
             </w:tcBorders>
           </w:tcPr>
           <w:p>
@@ -466,7 +722,7 @@
               <w:rPr>
                 <w:b/>
                 <w:caps/>
-                <w:color w:val="5F6B7A"/>
+                <w:color w:val="667085"/>
                 <w:sz w:val="14"/>
               </w:rPr>
               <w:t>ROE</w:t>
@@ -474,7 +730,7 @@
             <w:r>
               <w:rPr>
                 <w:b w:val="0"/>
-                <w:color w:val="5F6B7A"/>
+                <w:color w:val="667085"/>
                 <w:sz w:val="14"/>
               </w:rPr>
               <w:t xml:space="preserve">  ·  6M2026</w:t>
@@ -487,7 +743,7 @@
             <w:r>
               <w:rPr>
                 <w:b/>
-                <w:color w:val="1F4E79"/>
+                <w:color w:val="12355B"/>
                 <w:sz w:val="34"/>
               </w:rPr>
               <w:t>7.8</w:t>
@@ -495,7 +751,7 @@
             <w:r>
               <w:rPr>
                 <w:b w:val="0"/>
-                <w:color w:val="5F6B7A"/>
+                <w:color w:val="667085"/>
                 <w:sz w:val="18"/>
               </w:rPr>
               <w:t xml:space="preserve"> %</w:t>
@@ -508,7 +764,7 @@
             <w:r>
               <w:rPr>
                 <w:b w:val="0"/>
-                <w:color w:val="5F6B7A"/>
+                <w:color w:val="667085"/>
                 <w:sz w:val="15"/>
               </w:rPr>
               <w:t>▼ 3.3 p. p. vs 6M2025</w:t>
@@ -526,9 +782,9 @@
             <w:tcW w:type="dxa" w:w="2261"/>
             <w:tcBorders>
               <w:top w:val="single" w:sz="18" w:color="2A78D6" w:space="0"/>
-              <w:left w:val="single" w:sz="4" w:color="C9D3DE" w:space="0"/>
-              <w:bottom w:val="single" w:sz="4" w:color="C9D3DE" w:space="0"/>
-              <w:right w:val="single" w:sz="4" w:color="C9D3DE" w:space="0"/>
+              <w:left w:val="single" w:sz="4" w:color="D5DCE4" w:space="0"/>
+              <w:bottom w:val="single" w:sz="4" w:color="D5DCE4" w:space="0"/>
+              <w:right w:val="single" w:sz="4" w:color="D5DCE4" w:space="0"/>
             </w:tcBorders>
           </w:tcPr>
           <w:p>
@@ -539,7 +795,7 @@
               <w:rPr>
                 <w:b/>
                 <w:caps/>
-                <w:color w:val="5F6B7A"/>
+                <w:color w:val="667085"/>
                 <w:sz w:val="14"/>
               </w:rPr>
               <w:t>Total capital ratio</w:t>
@@ -547,7 +803,7 @@
             <w:r>
               <w:rPr>
                 <w:b w:val="0"/>
-                <w:color w:val="5F6B7A"/>
+                <w:color w:val="667085"/>
                 <w:sz w:val="14"/>
               </w:rPr>
               <w:t xml:space="preserve">  ·  6M2026</w:t>
@@ -560,7 +816,7 @@
             <w:r>
               <w:rPr>
                 <w:b/>
-                <w:color w:val="1F4E79"/>
+                <w:color w:val="12355B"/>
                 <w:sz w:val="34"/>
               </w:rPr>
               <w:t>21.5</w:t>
@@ -568,7 +824,7 @@
             <w:r>
               <w:rPr>
                 <w:b w:val="0"/>
-                <w:color w:val="5F6B7A"/>
+                <w:color w:val="667085"/>
                 <w:sz w:val="18"/>
               </w:rPr>
               <w:t xml:space="preserve"> %</w:t>
@@ -581,7 +837,7 @@
             <w:r>
               <w:rPr>
                 <w:b w:val="0"/>
-                <w:color w:val="5F6B7A"/>
+                <w:color w:val="667085"/>
                 <w:sz w:val="15"/>
               </w:rPr>
               <w:t>▲ 0.35 p. p. vs FY2025</w:t>
@@ -599,9 +855,9 @@
             <w:tcW w:type="dxa" w:w="2261"/>
             <w:tcBorders>
               <w:top w:val="single" w:sz="18" w:color="2A78D6" w:space="0"/>
-              <w:left w:val="single" w:sz="4" w:color="C9D3DE" w:space="0"/>
-              <w:bottom w:val="single" w:sz="4" w:color="C9D3DE" w:space="0"/>
-              <w:right w:val="single" w:sz="4" w:color="C9D3DE" w:space="0"/>
+              <w:left w:val="single" w:sz="4" w:color="D5DCE4" w:space="0"/>
+              <w:bottom w:val="single" w:sz="4" w:color="D5DCE4" w:space="0"/>
+              <w:right w:val="single" w:sz="4" w:color="D5DCE4" w:space="0"/>
             </w:tcBorders>
           </w:tcPr>
           <w:p>
@@ -612,7 +868,7 @@
               <w:rPr>
                 <w:b/>
                 <w:caps/>
-                <w:color w:val="5F6B7A"/>
+                <w:color w:val="667085"/>
                 <w:sz w:val="14"/>
               </w:rPr>
               <w:t>LCR</w:t>
@@ -620,7 +876,7 @@
             <w:r>
               <w:rPr>
                 <w:b w:val="0"/>
-                <w:color w:val="5F6B7A"/>
+                <w:color w:val="667085"/>
                 <w:sz w:val="14"/>
               </w:rPr>
               <w:t xml:space="preserve">  ·  6M2026</w:t>
@@ -633,7 +889,7 @@
             <w:r>
               <w:rPr>
                 <w:b/>
-                <w:color w:val="1F4E79"/>
+                <w:color w:val="12355B"/>
                 <w:sz w:val="34"/>
               </w:rPr>
               <w:t>179</w:t>
@@ -641,7 +897,7 @@
             <w:r>
               <w:rPr>
                 <w:b w:val="0"/>
-                <w:color w:val="5F6B7A"/>
+                <w:color w:val="667085"/>
                 <w:sz w:val="18"/>
               </w:rPr>
               <w:t xml:space="preserve"> %</w:t>
@@ -654,7 +910,7 @@
             <w:r>
               <w:rPr>
                 <w:b w:val="0"/>
-                <w:color w:val="5F6B7A"/>
+                <w:color w:val="667085"/>
                 <w:sz w:val="15"/>
               </w:rPr>
               <w:t>▼ 29 p. p. vs FY2025</w:t>
@@ -671,28 +927,13 @@
     <w:p>
       <w:pPr>
         <w:keepNext/>
-        <w:pBdr>
-          <w:bottom w:val="single" w:sz="8" w:color="1F4E79" w:space="4"/>
-        </w:pBdr>
-        <w:tabs>
-          <w:tab w:pos="482" w:val="left"/>
-        </w:tabs>
-        <w:spacing w:before="360" w:after="160"/>
+        <w:spacing w:before="200" w:after="100"/>
       </w:pPr>
       <w:r>
         <w:rPr>
           <w:b/>
-          <w:color w:val="2A78D6"/>
-          <w:sz w:val="18"/>
-        </w:rPr>
-        <w:t>01</w:t>
-        <w:tab/>
-      </w:r>
-      <w:r>
-        <w:rPr>
-          <w:b/>
-          <w:color w:val="1F4E79"/>
-          <w:sz w:val="28"/>
+          <w:color w:val="12355B"/>
+          <w:sz w:val="26"/>
         </w:rPr>
         <w:t>Quick summary</w:t>
       </w:r>
@@ -885,7 +1126,7 @@
       <w:pPr>
         <w:keepNext/>
         <w:pBdr>
-          <w:bottom w:val="single" w:sz="8" w:color="1F4E79" w:space="4"/>
+          <w:bottom w:val="single" w:sz="8" w:color="12355B" w:space="4"/>
         </w:pBdr>
         <w:tabs>
           <w:tab w:pos="482" w:val="left"/>
@@ -898,13 +1139,13 @@
           <w:color w:val="2A78D6"/>
           <w:sz w:val="18"/>
         </w:rPr>
-        <w:t>02</w:t>
+        <w:t>01</w:t>
         <w:tab/>
       </w:r>
       <w:r>
         <w:rPr>
           <w:b/>
-          <w:color w:val="1F4E79"/>
+          <w:color w:val="12355B"/>
           <w:sz w:val="28"/>
         </w:rPr>
         <w:t>Instruments held and ISINs</w:t>
@@ -931,24 +1172,23 @@
         <w:tblLook w:firstColumn="1" w:firstRow="1" w:lastColumn="0" w:lastRow="0" w:noHBand="0" w:noVBand="1" w:val="04A0"/>
       </w:tblPr>
       <w:tblGrid>
-        <w:gridCol w:w="1513"/>
+        <w:gridCol w:w="1457"/>
         <w:gridCol w:w="2241"/>
-        <w:gridCol w:w="840"/>
+        <w:gridCol w:w="1064"/>
         <w:gridCol w:w="1120"/>
         <w:gridCol w:w="1569"/>
-        <w:gridCol w:w="2353"/>
+        <w:gridCol w:w="2185"/>
       </w:tblGrid>
       <w:tr>
         <w:tc>
           <w:tcPr>
-            <w:tcW w:type="dxa" w:w="1513"/>
+            <w:tcW w:type="dxa" w:w="1457"/>
             <w:tcBorders>
-              <w:top w:val="single" w:sz="12" w:color="1F4E79" w:space="0"/>
+              <w:top w:val="nil"/>
               <w:left w:val="nil"/>
-              <w:bottom w:val="single" w:sz="4" w:color="C9D3DE" w:space="0"/>
+              <w:bottom w:val="single" w:sz="8" w:color="12355B" w:space="0"/>
               <w:right w:val="nil"/>
             </w:tcBorders>
-            <w:shd w:val="clear" w:color="auto" w:fill="EAF1F8"/>
           </w:tcPr>
           <w:p>
             <w:pPr>
@@ -958,8 +1198,8 @@
               <w:rPr>
                 <w:b/>
                 <w:caps/>
-                <w:color w:val="1F4E79"/>
-                <w:sz w:val="16"/>
+                <w:color w:val="667085"/>
+                <w:sz w:val="14"/>
               </w:rPr>
               <w:t>ISIN</w:t>
             </w:r>
@@ -969,12 +1209,11 @@
           <w:tcPr>
             <w:tcW w:type="dxa" w:w="2241"/>
             <w:tcBorders>
-              <w:top w:val="single" w:sz="12" w:color="1F4E79" w:space="0"/>
+              <w:top w:val="nil"/>
               <w:left w:val="nil"/>
-              <w:bottom w:val="single" w:sz="4" w:color="C9D3DE" w:space="0"/>
+              <w:bottom w:val="single" w:sz="8" w:color="12355B" w:space="0"/>
               <w:right w:val="nil"/>
             </w:tcBorders>
-            <w:shd w:val="clear" w:color="auto" w:fill="EAF1F8"/>
           </w:tcPr>
           <w:p>
             <w:pPr>
@@ -984,8 +1223,8 @@
               <w:rPr>
                 <w:b/>
                 <w:caps/>
-                <w:color w:val="1F4E79"/>
-                <w:sz w:val="16"/>
+                <w:color w:val="667085"/>
+                <w:sz w:val="14"/>
               </w:rPr>
               <w:t>Instrument</w:t>
             </w:r>
@@ -993,14 +1232,13 @@
         </w:tc>
         <w:tc>
           <w:tcPr>
-            <w:tcW w:type="dxa" w:w="841"/>
+            <w:tcW w:type="dxa" w:w="1065"/>
             <w:tcBorders>
-              <w:top w:val="single" w:sz="12" w:color="1F4E79" w:space="0"/>
+              <w:top w:val="nil"/>
               <w:left w:val="nil"/>
-              <w:bottom w:val="single" w:sz="4" w:color="C9D3DE" w:space="0"/>
+              <w:bottom w:val="single" w:sz="8" w:color="12355B" w:space="0"/>
               <w:right w:val="nil"/>
             </w:tcBorders>
-            <w:shd w:val="clear" w:color="auto" w:fill="EAF1F8"/>
           </w:tcPr>
           <w:p>
             <w:pPr>
@@ -1011,8 +1249,8 @@
               <w:rPr>
                 <w:b/>
                 <w:caps/>
-                <w:color w:val="1F4E79"/>
-                <w:sz w:val="16"/>
+                <w:color w:val="667085"/>
+                <w:sz w:val="14"/>
               </w:rPr>
               <w:t>Coupon</w:t>
             </w:r>
@@ -1022,12 +1260,11 @@
           <w:tcPr>
             <w:tcW w:type="dxa" w:w="1121"/>
             <w:tcBorders>
-              <w:top w:val="single" w:sz="12" w:color="1F4E79" w:space="0"/>
+              <w:top w:val="nil"/>
               <w:left w:val="nil"/>
-              <w:bottom w:val="single" w:sz="4" w:color="C9D3DE" w:space="0"/>
+              <w:bottom w:val="single" w:sz="8" w:color="12355B" w:space="0"/>
               <w:right w:val="nil"/>
             </w:tcBorders>
-            <w:shd w:val="clear" w:color="auto" w:fill="EAF1F8"/>
           </w:tcPr>
           <w:p>
             <w:pPr>
@@ -1037,8 +1274,8 @@
               <w:rPr>
                 <w:b/>
                 <w:caps/>
-                <w:color w:val="1F4E79"/>
-                <w:sz w:val="16"/>
+                <w:color w:val="667085"/>
+                <w:sz w:val="14"/>
               </w:rPr>
               <w:t>Maturity</w:t>
             </w:r>
@@ -1048,12 +1285,11 @@
           <w:tcPr>
             <w:tcW w:type="dxa" w:w="1569"/>
             <w:tcBorders>
-              <w:top w:val="single" w:sz="12" w:color="1F4E79" w:space="0"/>
+              <w:top w:val="nil"/>
               <w:left w:val="nil"/>
-              <w:bottom w:val="single" w:sz="4" w:color="C9D3DE" w:space="0"/>
+              <w:bottom w:val="single" w:sz="8" w:color="12355B" w:space="0"/>
               <w:right w:val="nil"/>
             </w:tcBorders>
-            <w:shd w:val="clear" w:color="auto" w:fill="EAF1F8"/>
           </w:tcPr>
           <w:p>
             <w:pPr>
@@ -1063,8 +1299,8 @@
               <w:rPr>
                 <w:b/>
                 <w:caps/>
-                <w:color w:val="1F4E79"/>
-                <w:sz w:val="16"/>
+                <w:color w:val="667085"/>
+                <w:sz w:val="14"/>
               </w:rPr>
               <w:t>Issue rating</w:t>
             </w:r>
@@ -1072,14 +1308,13 @@
         </w:tc>
         <w:tc>
           <w:tcPr>
-            <w:tcW w:type="dxa" w:w="2353"/>
+            <w:tcW w:type="dxa" w:w="2185"/>
             <w:tcBorders>
-              <w:top w:val="single" w:sz="12" w:color="1F4E79" w:space="0"/>
+              <w:top w:val="nil"/>
               <w:left w:val="nil"/>
-              <w:bottom w:val="single" w:sz="4" w:color="C9D3DE" w:space="0"/>
+              <w:bottom w:val="single" w:sz="8" w:color="12355B" w:space="0"/>
               <w:right w:val="nil"/>
             </w:tcBorders>
-            <w:shd w:val="clear" w:color="auto" w:fill="EAF1F8"/>
           </w:tcPr>
           <w:p>
             <w:pPr>
@@ -1089,8 +1324,8 @@
               <w:rPr>
                 <w:b/>
                 <w:caps/>
-                <w:color w:val="1F4E79"/>
-                <w:sz w:val="16"/>
+                <w:color w:val="667085"/>
+                <w:sz w:val="14"/>
               </w:rPr>
               <w:t>Note</w:t>
             </w:r>
@@ -1100,11 +1335,11 @@
       <w:tr>
         <w:tc>
           <w:tcPr>
-            <w:tcW w:type="dxa" w:w="1513"/>
+            <w:tcW w:type="dxa" w:w="1457"/>
             <w:tcBorders>
               <w:top w:val="nil"/>
               <w:left w:val="nil"/>
-              <w:bottom w:val="single" w:sz="4" w:color="DDE3EA" w:space="0"/>
+              <w:bottom w:val="single" w:sz="4" w:color="E6EAF0" w:space="0"/>
               <w:right w:val="nil"/>
             </w:tcBorders>
           </w:tcPr>
@@ -1127,7 +1362,7 @@
             <w:tcBorders>
               <w:top w:val="nil"/>
               <w:left w:val="nil"/>
-              <w:bottom w:val="single" w:sz="4" w:color="DDE3EA" w:space="0"/>
+              <w:bottom w:val="single" w:sz="4" w:color="E6EAF0" w:space="0"/>
               <w:right w:val="nil"/>
             </w:tcBorders>
           </w:tcPr>
@@ -1146,11 +1381,11 @@
         </w:tc>
         <w:tc>
           <w:tcPr>
-            <w:tcW w:type="dxa" w:w="841"/>
+            <w:tcW w:type="dxa" w:w="1065"/>
             <w:tcBorders>
               <w:top w:val="nil"/>
               <w:left w:val="nil"/>
-              <w:bottom w:val="single" w:sz="4" w:color="DDE3EA" w:space="0"/>
+              <w:bottom w:val="single" w:sz="4" w:color="E6EAF0" w:space="0"/>
               <w:right w:val="nil"/>
             </w:tcBorders>
           </w:tcPr>
@@ -1174,7 +1409,7 @@
             <w:tcBorders>
               <w:top w:val="nil"/>
               <w:left w:val="nil"/>
-              <w:bottom w:val="single" w:sz="4" w:color="DDE3EA" w:space="0"/>
+              <w:bottom w:val="single" w:sz="4" w:color="E6EAF0" w:space="0"/>
               <w:right w:val="nil"/>
             </w:tcBorders>
           </w:tcPr>
@@ -1197,7 +1432,7 @@
             <w:tcBorders>
               <w:top w:val="nil"/>
               <w:left w:val="nil"/>
-              <w:bottom w:val="single" w:sz="4" w:color="DDE3EA" w:space="0"/>
+              <w:bottom w:val="single" w:sz="4" w:color="E6EAF0" w:space="0"/>
               <w:right w:val="nil"/>
             </w:tcBorders>
           </w:tcPr>
@@ -1216,11 +1451,11 @@
         </w:tc>
         <w:tc>
           <w:tcPr>
-            <w:tcW w:type="dxa" w:w="2353"/>
+            <w:tcW w:type="dxa" w:w="2185"/>
             <w:tcBorders>
               <w:top w:val="nil"/>
               <w:left w:val="nil"/>
-              <w:bottom w:val="single" w:sz="4" w:color="DDE3EA" w:space="0"/>
+              <w:bottom w:val="single" w:sz="4" w:color="E6EAF0" w:space="0"/>
               <w:right w:val="nil"/>
             </w:tcBorders>
           </w:tcPr>
@@ -1241,11 +1476,11 @@
       <w:tr>
         <w:tc>
           <w:tcPr>
-            <w:tcW w:type="dxa" w:w="1513"/>
+            <w:tcW w:type="dxa" w:w="1457"/>
             <w:tcBorders>
               <w:top w:val="nil"/>
               <w:left w:val="nil"/>
-              <w:bottom w:val="single" w:sz="4" w:color="DDE3EA" w:space="0"/>
+              <w:bottom w:val="single" w:sz="4" w:color="E6EAF0" w:space="0"/>
               <w:right w:val="nil"/>
             </w:tcBorders>
           </w:tcPr>
@@ -1268,7 +1503,7 @@
             <w:tcBorders>
               <w:top w:val="nil"/>
               <w:left w:val="nil"/>
-              <w:bottom w:val="single" w:sz="4" w:color="DDE3EA" w:space="0"/>
+              <w:bottom w:val="single" w:sz="4" w:color="E6EAF0" w:space="0"/>
               <w:right w:val="nil"/>
             </w:tcBorders>
           </w:tcPr>
@@ -1287,11 +1522,11 @@
         </w:tc>
         <w:tc>
           <w:tcPr>
-            <w:tcW w:type="dxa" w:w="841"/>
+            <w:tcW w:type="dxa" w:w="1065"/>
             <w:tcBorders>
               <w:top w:val="nil"/>
               <w:left w:val="nil"/>
-              <w:bottom w:val="single" w:sz="4" w:color="DDE3EA" w:space="0"/>
+              <w:bottom w:val="single" w:sz="4" w:color="E6EAF0" w:space="0"/>
               <w:right w:val="nil"/>
             </w:tcBorders>
           </w:tcPr>
@@ -1315,7 +1550,7 @@
             <w:tcBorders>
               <w:top w:val="nil"/>
               <w:left w:val="nil"/>
-              <w:bottom w:val="single" w:sz="4" w:color="DDE3EA" w:space="0"/>
+              <w:bottom w:val="single" w:sz="4" w:color="E6EAF0" w:space="0"/>
               <w:right w:val="nil"/>
             </w:tcBorders>
           </w:tcPr>
@@ -1338,7 +1573,7 @@
             <w:tcBorders>
               <w:top w:val="nil"/>
               <w:left w:val="nil"/>
-              <w:bottom w:val="single" w:sz="4" w:color="DDE3EA" w:space="0"/>
+              <w:bottom w:val="single" w:sz="4" w:color="E6EAF0" w:space="0"/>
               <w:right w:val="nil"/>
             </w:tcBorders>
           </w:tcPr>
@@ -1357,11 +1592,11 @@
         </w:tc>
         <w:tc>
           <w:tcPr>
-            <w:tcW w:type="dxa" w:w="2353"/>
+            <w:tcW w:type="dxa" w:w="2185"/>
             <w:tcBorders>
               <w:top w:val="nil"/>
               <w:left w:val="nil"/>
-              <w:bottom w:val="single" w:sz="4" w:color="DDE3EA" w:space="0"/>
+              <w:bottom w:val="single" w:sz="4" w:color="E6EAF0" w:space="0"/>
               <w:right w:val="nil"/>
             </w:tcBorders>
           </w:tcPr>
@@ -1382,11 +1617,11 @@
       <w:tr>
         <w:tc>
           <w:tcPr>
-            <w:tcW w:type="dxa" w:w="1513"/>
+            <w:tcW w:type="dxa" w:w="1457"/>
             <w:tcBorders>
               <w:top w:val="nil"/>
               <w:left w:val="nil"/>
-              <w:bottom w:val="single" w:sz="4" w:color="DDE3EA" w:space="0"/>
+              <w:bottom w:val="single" w:sz="4" w:color="E6EAF0" w:space="0"/>
               <w:right w:val="nil"/>
             </w:tcBorders>
           </w:tcPr>
@@ -1409,7 +1644,7 @@
             <w:tcBorders>
               <w:top w:val="nil"/>
               <w:left w:val="nil"/>
-              <w:bottom w:val="single" w:sz="4" w:color="DDE3EA" w:space="0"/>
+              <w:bottom w:val="single" w:sz="4" w:color="E6EAF0" w:space="0"/>
               <w:right w:val="nil"/>
             </w:tcBorders>
           </w:tcPr>
@@ -1428,11 +1663,11 @@
         </w:tc>
         <w:tc>
           <w:tcPr>
-            <w:tcW w:type="dxa" w:w="841"/>
+            <w:tcW w:type="dxa" w:w="1065"/>
             <w:tcBorders>
               <w:top w:val="nil"/>
               <w:left w:val="nil"/>
-              <w:bottom w:val="single" w:sz="4" w:color="DDE3EA" w:space="0"/>
+              <w:bottom w:val="single" w:sz="4" w:color="E6EAF0" w:space="0"/>
               <w:right w:val="nil"/>
             </w:tcBorders>
           </w:tcPr>
@@ -1456,7 +1691,7 @@
             <w:tcBorders>
               <w:top w:val="nil"/>
               <w:left w:val="nil"/>
-              <w:bottom w:val="single" w:sz="4" w:color="DDE3EA" w:space="0"/>
+              <w:bottom w:val="single" w:sz="4" w:color="E6EAF0" w:space="0"/>
               <w:right w:val="nil"/>
             </w:tcBorders>
           </w:tcPr>
@@ -1479,7 +1714,7 @@
             <w:tcBorders>
               <w:top w:val="nil"/>
               <w:left w:val="nil"/>
-              <w:bottom w:val="single" w:sz="4" w:color="DDE3EA" w:space="0"/>
+              <w:bottom w:val="single" w:sz="4" w:color="E6EAF0" w:space="0"/>
               <w:right w:val="nil"/>
             </w:tcBorders>
           </w:tcPr>
@@ -1498,11 +1733,11 @@
         </w:tc>
         <w:tc>
           <w:tcPr>
-            <w:tcW w:type="dxa" w:w="2353"/>
+            <w:tcW w:type="dxa" w:w="2185"/>
             <w:tcBorders>
               <w:top w:val="nil"/>
               <w:left w:val="nil"/>
-              <w:bottom w:val="single" w:sz="4" w:color="DDE3EA" w:space="0"/>
+              <w:bottom w:val="single" w:sz="4" w:color="E6EAF0" w:space="0"/>
               <w:right w:val="nil"/>
             </w:tcBorders>
           </w:tcPr>
@@ -1523,11 +1758,11 @@
       <w:tr>
         <w:tc>
           <w:tcPr>
-            <w:tcW w:type="dxa" w:w="1513"/>
+            <w:tcW w:type="dxa" w:w="1457"/>
             <w:tcBorders>
               <w:top w:val="nil"/>
               <w:left w:val="nil"/>
-              <w:bottom w:val="single" w:sz="4" w:color="DDE3EA" w:space="0"/>
+              <w:bottom w:val="single" w:sz="4" w:color="E6EAF0" w:space="0"/>
               <w:right w:val="nil"/>
             </w:tcBorders>
           </w:tcPr>
@@ -1550,7 +1785,7 @@
             <w:tcBorders>
               <w:top w:val="nil"/>
               <w:left w:val="nil"/>
-              <w:bottom w:val="single" w:sz="4" w:color="DDE3EA" w:space="0"/>
+              <w:bottom w:val="single" w:sz="4" w:color="E6EAF0" w:space="0"/>
               <w:right w:val="nil"/>
             </w:tcBorders>
           </w:tcPr>
@@ -1569,11 +1804,11 @@
         </w:tc>
         <w:tc>
           <w:tcPr>
-            <w:tcW w:type="dxa" w:w="841"/>
+            <w:tcW w:type="dxa" w:w="1065"/>
             <w:tcBorders>
               <w:top w:val="nil"/>
               <w:left w:val="nil"/>
-              <w:bottom w:val="single" w:sz="4" w:color="DDE3EA" w:space="0"/>
+              <w:bottom w:val="single" w:sz="4" w:color="E6EAF0" w:space="0"/>
               <w:right w:val="nil"/>
             </w:tcBorders>
           </w:tcPr>
@@ -1597,7 +1832,7 @@
             <w:tcBorders>
               <w:top w:val="nil"/>
               <w:left w:val="nil"/>
-              <w:bottom w:val="single" w:sz="4" w:color="DDE3EA" w:space="0"/>
+              <w:bottom w:val="single" w:sz="4" w:color="E6EAF0" w:space="0"/>
               <w:right w:val="nil"/>
             </w:tcBorders>
           </w:tcPr>
@@ -1620,7 +1855,7 @@
             <w:tcBorders>
               <w:top w:val="nil"/>
               <w:left w:val="nil"/>
-              <w:bottom w:val="single" w:sz="4" w:color="DDE3EA" w:space="0"/>
+              <w:bottom w:val="single" w:sz="4" w:color="E6EAF0" w:space="0"/>
               <w:right w:val="nil"/>
             </w:tcBorders>
           </w:tcPr>
@@ -1639,11 +1874,11 @@
         </w:tc>
         <w:tc>
           <w:tcPr>
-            <w:tcW w:type="dxa" w:w="2353"/>
+            <w:tcW w:type="dxa" w:w="2185"/>
             <w:tcBorders>
               <w:top w:val="nil"/>
               <w:left w:val="nil"/>
-              <w:bottom w:val="single" w:sz="4" w:color="DDE3EA" w:space="0"/>
+              <w:bottom w:val="single" w:sz="4" w:color="E6EAF0" w:space="0"/>
               <w:right w:val="nil"/>
             </w:tcBorders>
           </w:tcPr>
@@ -1664,11 +1899,11 @@
       <w:tr>
         <w:tc>
           <w:tcPr>
-            <w:tcW w:type="dxa" w:w="1513"/>
+            <w:tcW w:type="dxa" w:w="1457"/>
             <w:tcBorders>
               <w:top w:val="nil"/>
               <w:left w:val="nil"/>
-              <w:bottom w:val="single" w:sz="4" w:color="DDE3EA" w:space="0"/>
+              <w:bottom w:val="single" w:sz="4" w:color="E6EAF0" w:space="0"/>
               <w:right w:val="nil"/>
             </w:tcBorders>
           </w:tcPr>
@@ -1691,7 +1926,7 @@
             <w:tcBorders>
               <w:top w:val="nil"/>
               <w:left w:val="nil"/>
-              <w:bottom w:val="single" w:sz="4" w:color="DDE3EA" w:space="0"/>
+              <w:bottom w:val="single" w:sz="4" w:color="E6EAF0" w:space="0"/>
               <w:right w:val="nil"/>
             </w:tcBorders>
           </w:tcPr>
@@ -1710,11 +1945,11 @@
         </w:tc>
         <w:tc>
           <w:tcPr>
-            <w:tcW w:type="dxa" w:w="841"/>
+            <w:tcW w:type="dxa" w:w="1065"/>
             <w:tcBorders>
               <w:top w:val="nil"/>
               <w:left w:val="nil"/>
-              <w:bottom w:val="single" w:sz="4" w:color="DDE3EA" w:space="0"/>
+              <w:bottom w:val="single" w:sz="4" w:color="E6EAF0" w:space="0"/>
               <w:right w:val="nil"/>
             </w:tcBorders>
           </w:tcPr>
@@ -1738,7 +1973,7 @@
             <w:tcBorders>
               <w:top w:val="nil"/>
               <w:left w:val="nil"/>
-              <w:bottom w:val="single" w:sz="4" w:color="DDE3EA" w:space="0"/>
+              <w:bottom w:val="single" w:sz="4" w:color="E6EAF0" w:space="0"/>
               <w:right w:val="nil"/>
             </w:tcBorders>
           </w:tcPr>
@@ -1761,7 +1996,7 @@
             <w:tcBorders>
               <w:top w:val="nil"/>
               <w:left w:val="nil"/>
-              <w:bottom w:val="single" w:sz="4" w:color="DDE3EA" w:space="0"/>
+              <w:bottom w:val="single" w:sz="4" w:color="E6EAF0" w:space="0"/>
               <w:right w:val="nil"/>
             </w:tcBorders>
           </w:tcPr>
@@ -1780,11 +2015,11 @@
         </w:tc>
         <w:tc>
           <w:tcPr>
-            <w:tcW w:type="dxa" w:w="2353"/>
+            <w:tcW w:type="dxa" w:w="2185"/>
             <w:tcBorders>
               <w:top w:val="nil"/>
               <w:left w:val="nil"/>
-              <w:bottom w:val="single" w:sz="4" w:color="DDE3EA" w:space="0"/>
+              <w:bottom w:val="single" w:sz="4" w:color="E6EAF0" w:space="0"/>
               <w:right w:val="nil"/>
             </w:tcBorders>
           </w:tcPr>
@@ -1812,7 +2047,7 @@
       <w:pPr>
         <w:keepNext/>
         <w:pBdr>
-          <w:bottom w:val="single" w:sz="8" w:color="1F4E79" w:space="4"/>
+          <w:bottom w:val="single" w:sz="8" w:color="12355B" w:space="4"/>
         </w:pBdr>
         <w:tabs>
           <w:tab w:pos="482" w:val="left"/>
@@ -1825,13 +2060,13 @@
           <w:color w:val="2A78D6"/>
           <w:sz w:val="18"/>
         </w:rPr>
-        <w:t>03</w:t>
+        <w:t>02</w:t>
         <w:tab/>
       </w:r>
       <w:r>
         <w:rPr>
           <w:b/>
-          <w:color w:val="1F4E79"/>
+          <w:color w:val="12355B"/>
           <w:sz w:val="28"/>
         </w:rPr>
         <w:t>Key ratios</w:t>
@@ -1870,12 +2105,11 @@
           <w:tcPr>
             <w:tcW w:type="dxa" w:w="2864"/>
             <w:tcBorders>
-              <w:top w:val="single" w:sz="12" w:color="1F4E79" w:space="0"/>
+              <w:top w:val="nil"/>
               <w:left w:val="nil"/>
-              <w:bottom w:val="single" w:sz="4" w:color="C9D3DE" w:space="0"/>
+              <w:bottom w:val="single" w:sz="8" w:color="12355B" w:space="0"/>
               <w:right w:val="nil"/>
             </w:tcBorders>
-            <w:shd w:val="clear" w:color="auto" w:fill="EAF1F8"/>
           </w:tcPr>
           <w:p>
             <w:pPr>
@@ -1885,8 +2119,8 @@
               <w:rPr>
                 <w:b/>
                 <w:caps/>
-                <w:color w:val="1F4E79"/>
-                <w:sz w:val="16"/>
+                <w:color w:val="667085"/>
+                <w:sz w:val="14"/>
               </w:rPr>
               <w:t>Metric</w:t>
             </w:r>
@@ -1896,12 +2130,11 @@
           <w:tcPr>
             <w:tcW w:type="dxa" w:w="1157"/>
             <w:tcBorders>
-              <w:top w:val="single" w:sz="12" w:color="1F4E79" w:space="0"/>
+              <w:top w:val="nil"/>
               <w:left w:val="nil"/>
-              <w:bottom w:val="single" w:sz="4" w:color="C9D3DE" w:space="0"/>
+              <w:bottom w:val="single" w:sz="8" w:color="12355B" w:space="0"/>
               <w:right w:val="nil"/>
             </w:tcBorders>
-            <w:shd w:val="clear" w:color="auto" w:fill="EAF1F8"/>
           </w:tcPr>
           <w:p>
             <w:pPr>
@@ -1912,8 +2145,8 @@
               <w:rPr>
                 <w:b/>
                 <w:caps/>
-                <w:color w:val="1F4E79"/>
-                <w:sz w:val="16"/>
+                <w:color w:val="667085"/>
+                <w:sz w:val="14"/>
               </w:rPr>
               <w:t>FY2024</w:t>
             </w:r>
@@ -1923,12 +2156,11 @@
           <w:tcPr>
             <w:tcW w:type="dxa" w:w="1157"/>
             <w:tcBorders>
-              <w:top w:val="single" w:sz="12" w:color="1F4E79" w:space="0"/>
+              <w:top w:val="nil"/>
               <w:left w:val="nil"/>
-              <w:bottom w:val="single" w:sz="4" w:color="C9D3DE" w:space="0"/>
+              <w:bottom w:val="single" w:sz="8" w:color="12355B" w:space="0"/>
               <w:right w:val="nil"/>
             </w:tcBorders>
-            <w:shd w:val="clear" w:color="auto" w:fill="EAF1F8"/>
           </w:tcPr>
           <w:p>
             <w:pPr>
@@ -1939,8 +2171,8 @@
               <w:rPr>
                 <w:b/>
                 <w:caps/>
-                <w:color w:val="1F4E79"/>
-                <w:sz w:val="16"/>
+                <w:color w:val="667085"/>
+                <w:sz w:val="14"/>
               </w:rPr>
               <w:t>FY2025</w:t>
             </w:r>
@@ -1950,12 +2182,11 @@
           <w:tcPr>
             <w:tcW w:type="dxa" w:w="1157"/>
             <w:tcBorders>
-              <w:top w:val="single" w:sz="12" w:color="1F4E79" w:space="0"/>
+              <w:top w:val="nil"/>
               <w:left w:val="nil"/>
-              <w:bottom w:val="single" w:sz="4" w:color="C9D3DE" w:space="0"/>
+              <w:bottom w:val="single" w:sz="8" w:color="12355B" w:space="0"/>
               <w:right w:val="nil"/>
             </w:tcBorders>
-            <w:shd w:val="clear" w:color="auto" w:fill="EAF1F8"/>
           </w:tcPr>
           <w:p>
             <w:pPr>
@@ -1966,8 +2197,8 @@
               <w:rPr>
                 <w:b/>
                 <w:caps/>
-                <w:color w:val="1F4E79"/>
-                <w:sz w:val="16"/>
+                <w:color w:val="667085"/>
+                <w:sz w:val="14"/>
               </w:rPr>
               <w:t>6M2025</w:t>
             </w:r>
@@ -1977,12 +2208,11 @@
           <w:tcPr>
             <w:tcW w:type="dxa" w:w="1157"/>
             <w:tcBorders>
-              <w:top w:val="single" w:sz="12" w:color="1F4E79" w:space="0"/>
+              <w:top w:val="nil"/>
               <w:left w:val="nil"/>
-              <w:bottom w:val="single" w:sz="4" w:color="C9D3DE" w:space="0"/>
+              <w:bottom w:val="single" w:sz="8" w:color="12355B" w:space="0"/>
               <w:right w:val="nil"/>
             </w:tcBorders>
-            <w:shd w:val="clear" w:color="auto" w:fill="EAF1F8"/>
           </w:tcPr>
           <w:p>
             <w:pPr>
@@ -1993,8 +2223,8 @@
               <w:rPr>
                 <w:b/>
                 <w:caps/>
-                <w:color w:val="1F4E79"/>
-                <w:sz w:val="16"/>
+                <w:color w:val="667085"/>
+                <w:sz w:val="14"/>
               </w:rPr>
               <w:t>6M2026</w:t>
             </w:r>
@@ -2004,12 +2234,11 @@
           <w:tcPr>
             <w:tcW w:type="dxa" w:w="2148"/>
             <w:tcBorders>
-              <w:top w:val="single" w:sz="12" w:color="1F4E79" w:space="0"/>
+              <w:top w:val="nil"/>
               <w:left w:val="nil"/>
-              <w:bottom w:val="single" w:sz="4" w:color="C9D3DE" w:space="0"/>
+              <w:bottom w:val="single" w:sz="8" w:color="12355B" w:space="0"/>
               <w:right w:val="nil"/>
             </w:tcBorders>
-            <w:shd w:val="clear" w:color="auto" w:fill="EAF1F8"/>
           </w:tcPr>
           <w:p>
             <w:pPr>
@@ -2020,8 +2249,8 @@
               <w:rPr>
                 <w:b/>
                 <w:caps/>
-                <w:color w:val="1F4E79"/>
-                <w:sz w:val="16"/>
+                <w:color w:val="667085"/>
+                <w:sz w:val="14"/>
               </w:rPr>
               <w:t>Change</w:t>
             </w:r>
@@ -2035,7 +2264,7 @@
             <w:tcBorders>
               <w:top w:val="nil"/>
               <w:left w:val="nil"/>
-              <w:bottom w:val="single" w:sz="4" w:color="DDE3EA" w:space="0"/>
+              <w:bottom w:val="single" w:sz="4" w:color="E6EAF0" w:space="0"/>
               <w:right w:val="nil"/>
             </w:tcBorders>
           </w:tcPr>
@@ -2102,7 +2331,7 @@
             <w:tcBorders>
               <w:top w:val="nil"/>
               <w:left w:val="nil"/>
-              <w:bottom w:val="single" w:sz="4" w:color="DDE3EA" w:space="0"/>
+              <w:bottom w:val="single" w:sz="4" w:color="E6EAF0" w:space="0"/>
               <w:right w:val="nil"/>
             </w:tcBorders>
           </w:tcPr>
@@ -2126,7 +2355,7 @@
             <w:tcBorders>
               <w:top w:val="nil"/>
               <w:left w:val="nil"/>
-              <w:bottom w:val="single" w:sz="4" w:color="DDE3EA" w:space="0"/>
+              <w:bottom w:val="single" w:sz="4" w:color="E6EAF0" w:space="0"/>
               <w:right w:val="nil"/>
             </w:tcBorders>
           </w:tcPr>
@@ -2150,7 +2379,7 @@
             <w:tcBorders>
               <w:top w:val="nil"/>
               <w:left w:val="nil"/>
-              <w:bottom w:val="single" w:sz="4" w:color="DDE3EA" w:space="0"/>
+              <w:bottom w:val="single" w:sz="4" w:color="E6EAF0" w:space="0"/>
               <w:right w:val="nil"/>
             </w:tcBorders>
           </w:tcPr>
@@ -2174,7 +2403,7 @@
             <w:tcBorders>
               <w:top w:val="nil"/>
               <w:left w:val="nil"/>
-              <w:bottom w:val="single" w:sz="4" w:color="DDE3EA" w:space="0"/>
+              <w:bottom w:val="single" w:sz="4" w:color="E6EAF0" w:space="0"/>
               <w:right w:val="nil"/>
             </w:tcBorders>
           </w:tcPr>
@@ -2198,7 +2427,7 @@
             <w:tcBorders>
               <w:top w:val="nil"/>
               <w:left w:val="nil"/>
-              <w:bottom w:val="single" w:sz="4" w:color="DDE3EA" w:space="0"/>
+              <w:bottom w:val="single" w:sz="4" w:color="E6EAF0" w:space="0"/>
               <w:right w:val="nil"/>
             </w:tcBorders>
           </w:tcPr>
@@ -2225,7 +2454,7 @@
             <w:tcBorders>
               <w:top w:val="nil"/>
               <w:left w:val="nil"/>
-              <w:bottom w:val="single" w:sz="4" w:color="DDE3EA" w:space="0"/>
+              <w:bottom w:val="single" w:sz="4" w:color="E6EAF0" w:space="0"/>
               <w:right w:val="nil"/>
             </w:tcBorders>
           </w:tcPr>
@@ -2292,7 +2521,7 @@
             <w:tcBorders>
               <w:top w:val="nil"/>
               <w:left w:val="nil"/>
-              <w:bottom w:val="single" w:sz="4" w:color="DDE3EA" w:space="0"/>
+              <w:bottom w:val="single" w:sz="4" w:color="E6EAF0" w:space="0"/>
               <w:right w:val="nil"/>
             </w:tcBorders>
           </w:tcPr>
@@ -2316,7 +2545,7 @@
             <w:tcBorders>
               <w:top w:val="nil"/>
               <w:left w:val="nil"/>
-              <w:bottom w:val="single" w:sz="4" w:color="DDE3EA" w:space="0"/>
+              <w:bottom w:val="single" w:sz="4" w:color="E6EAF0" w:space="0"/>
               <w:right w:val="nil"/>
             </w:tcBorders>
           </w:tcPr>
@@ -2340,7 +2569,7 @@
             <w:tcBorders>
               <w:top w:val="nil"/>
               <w:left w:val="nil"/>
-              <w:bottom w:val="single" w:sz="4" w:color="DDE3EA" w:space="0"/>
+              <w:bottom w:val="single" w:sz="4" w:color="E6EAF0" w:space="0"/>
               <w:right w:val="nil"/>
             </w:tcBorders>
           </w:tcPr>
@@ -2364,7 +2593,7 @@
             <w:tcBorders>
               <w:top w:val="nil"/>
               <w:left w:val="nil"/>
-              <w:bottom w:val="single" w:sz="4" w:color="DDE3EA" w:space="0"/>
+              <w:bottom w:val="single" w:sz="4" w:color="E6EAF0" w:space="0"/>
               <w:right w:val="nil"/>
             </w:tcBorders>
           </w:tcPr>
@@ -2388,7 +2617,7 @@
             <w:tcBorders>
               <w:top w:val="nil"/>
               <w:left w:val="nil"/>
-              <w:bottom w:val="single" w:sz="4" w:color="DDE3EA" w:space="0"/>
+              <w:bottom w:val="single" w:sz="4" w:color="E6EAF0" w:space="0"/>
               <w:right w:val="nil"/>
             </w:tcBorders>
           </w:tcPr>
@@ -2415,7 +2644,7 @@
             <w:tcBorders>
               <w:top w:val="nil"/>
               <w:left w:val="nil"/>
-              <w:bottom w:val="single" w:sz="4" w:color="DDE3EA" w:space="0"/>
+              <w:bottom w:val="single" w:sz="4" w:color="E6EAF0" w:space="0"/>
               <w:right w:val="nil"/>
             </w:tcBorders>
           </w:tcPr>
@@ -2465,7 +2694,7 @@
             <w:tcBorders>
               <w:top w:val="nil"/>
               <w:left w:val="nil"/>
-              <w:bottom w:val="single" w:sz="4" w:color="DDE3EA" w:space="0"/>
+              <w:bottom w:val="single" w:sz="4" w:color="E6EAF0" w:space="0"/>
               <w:right w:val="nil"/>
             </w:tcBorders>
           </w:tcPr>
@@ -2489,7 +2718,7 @@
             <w:tcBorders>
               <w:top w:val="nil"/>
               <w:left w:val="nil"/>
-              <w:bottom w:val="single" w:sz="4" w:color="DDE3EA" w:space="0"/>
+              <w:bottom w:val="single" w:sz="4" w:color="E6EAF0" w:space="0"/>
               <w:right w:val="nil"/>
             </w:tcBorders>
           </w:tcPr>
@@ -2513,7 +2742,7 @@
             <w:tcBorders>
               <w:top w:val="nil"/>
               <w:left w:val="nil"/>
-              <w:bottom w:val="single" w:sz="4" w:color="DDE3EA" w:space="0"/>
+              <w:bottom w:val="single" w:sz="4" w:color="E6EAF0" w:space="0"/>
               <w:right w:val="nil"/>
             </w:tcBorders>
           </w:tcPr>
@@ -2537,7 +2766,7 @@
             <w:tcBorders>
               <w:top w:val="nil"/>
               <w:left w:val="nil"/>
-              <w:bottom w:val="single" w:sz="4" w:color="DDE3EA" w:space="0"/>
+              <w:bottom w:val="single" w:sz="4" w:color="E6EAF0" w:space="0"/>
               <w:right w:val="nil"/>
             </w:tcBorders>
           </w:tcPr>
@@ -2561,7 +2790,7 @@
             <w:tcBorders>
               <w:top w:val="nil"/>
               <w:left w:val="nil"/>
-              <w:bottom w:val="single" w:sz="4" w:color="DDE3EA" w:space="0"/>
+              <w:bottom w:val="single" w:sz="4" w:color="E6EAF0" w:space="0"/>
               <w:right w:val="nil"/>
             </w:tcBorders>
           </w:tcPr>
@@ -2588,7 +2817,7 @@
             <w:tcBorders>
               <w:top w:val="nil"/>
               <w:left w:val="nil"/>
-              <w:bottom w:val="single" w:sz="4" w:color="DDE3EA" w:space="0"/>
+              <w:bottom w:val="single" w:sz="4" w:color="E6EAF0" w:space="0"/>
               <w:right w:val="nil"/>
             </w:tcBorders>
           </w:tcPr>
@@ -2638,7 +2867,7 @@
             <w:tcBorders>
               <w:top w:val="nil"/>
               <w:left w:val="nil"/>
-              <w:bottom w:val="single" w:sz="4" w:color="DDE3EA" w:space="0"/>
+              <w:bottom w:val="single" w:sz="4" w:color="E6EAF0" w:space="0"/>
               <w:right w:val="nil"/>
             </w:tcBorders>
           </w:tcPr>
@@ -2662,7 +2891,7 @@
             <w:tcBorders>
               <w:top w:val="nil"/>
               <w:left w:val="nil"/>
-              <w:bottom w:val="single" w:sz="4" w:color="DDE3EA" w:space="0"/>
+              <w:bottom w:val="single" w:sz="4" w:color="E6EAF0" w:space="0"/>
               <w:right w:val="nil"/>
             </w:tcBorders>
           </w:tcPr>
@@ -2686,7 +2915,7 @@
             <w:tcBorders>
               <w:top w:val="nil"/>
               <w:left w:val="nil"/>
-              <w:bottom w:val="single" w:sz="4" w:color="DDE3EA" w:space="0"/>
+              <w:bottom w:val="single" w:sz="4" w:color="E6EAF0" w:space="0"/>
               <w:right w:val="nil"/>
             </w:tcBorders>
           </w:tcPr>
@@ -2710,7 +2939,7 @@
             <w:tcBorders>
               <w:top w:val="nil"/>
               <w:left w:val="nil"/>
-              <w:bottom w:val="single" w:sz="4" w:color="DDE3EA" w:space="0"/>
+              <w:bottom w:val="single" w:sz="4" w:color="E6EAF0" w:space="0"/>
               <w:right w:val="nil"/>
             </w:tcBorders>
             <w:shd w:val="clear" w:color="auto" w:fill="FDF1D8"/>
@@ -2735,7 +2964,7 @@
             <w:tcBorders>
               <w:top w:val="nil"/>
               <w:left w:val="nil"/>
-              <w:bottom w:val="single" w:sz="4" w:color="DDE3EA" w:space="0"/>
+              <w:bottom w:val="single" w:sz="4" w:color="E6EAF0" w:space="0"/>
               <w:right w:val="nil"/>
             </w:tcBorders>
           </w:tcPr>
@@ -2762,7 +2991,7 @@
             <w:tcBorders>
               <w:top w:val="nil"/>
               <w:left w:val="nil"/>
-              <w:bottom w:val="single" w:sz="4" w:color="DDE3EA" w:space="0"/>
+              <w:bottom w:val="single" w:sz="4" w:color="E6EAF0" w:space="0"/>
               <w:right w:val="nil"/>
             </w:tcBorders>
           </w:tcPr>
@@ -2829,7 +3058,7 @@
             <w:tcBorders>
               <w:top w:val="nil"/>
               <w:left w:val="nil"/>
-              <w:bottom w:val="single" w:sz="4" w:color="DDE3EA" w:space="0"/>
+              <w:bottom w:val="single" w:sz="4" w:color="E6EAF0" w:space="0"/>
               <w:right w:val="nil"/>
             </w:tcBorders>
           </w:tcPr>
@@ -2853,7 +3082,7 @@
             <w:tcBorders>
               <w:top w:val="nil"/>
               <w:left w:val="nil"/>
-              <w:bottom w:val="single" w:sz="4" w:color="DDE3EA" w:space="0"/>
+              <w:bottom w:val="single" w:sz="4" w:color="E6EAF0" w:space="0"/>
               <w:right w:val="nil"/>
             </w:tcBorders>
           </w:tcPr>
@@ -2877,7 +3106,7 @@
             <w:tcBorders>
               <w:top w:val="nil"/>
               <w:left w:val="nil"/>
-              <w:bottom w:val="single" w:sz="4" w:color="DDE3EA" w:space="0"/>
+              <w:bottom w:val="single" w:sz="4" w:color="E6EAF0" w:space="0"/>
               <w:right w:val="nil"/>
             </w:tcBorders>
           </w:tcPr>
@@ -2901,7 +3130,7 @@
             <w:tcBorders>
               <w:top w:val="nil"/>
               <w:left w:val="nil"/>
-              <w:bottom w:val="single" w:sz="4" w:color="DDE3EA" w:space="0"/>
+              <w:bottom w:val="single" w:sz="4" w:color="E6EAF0" w:space="0"/>
               <w:right w:val="nil"/>
             </w:tcBorders>
             <w:shd w:val="clear" w:color="auto" w:fill="FDE7E5"/>
@@ -2926,7 +3155,7 @@
             <w:tcBorders>
               <w:top w:val="nil"/>
               <w:left w:val="nil"/>
-              <w:bottom w:val="single" w:sz="4" w:color="DDE3EA" w:space="0"/>
+              <w:bottom w:val="single" w:sz="4" w:color="E6EAF0" w:space="0"/>
               <w:right w:val="nil"/>
             </w:tcBorders>
           </w:tcPr>
@@ -2953,7 +3182,7 @@
             <w:tcBorders>
               <w:top w:val="nil"/>
               <w:left w:val="nil"/>
-              <w:bottom w:val="single" w:sz="4" w:color="DDE3EA" w:space="0"/>
+              <w:bottom w:val="single" w:sz="4" w:color="E6EAF0" w:space="0"/>
               <w:right w:val="nil"/>
             </w:tcBorders>
           </w:tcPr>
@@ -3003,7 +3232,7 @@
             <w:tcBorders>
               <w:top w:val="nil"/>
               <w:left w:val="nil"/>
-              <w:bottom w:val="single" w:sz="4" w:color="DDE3EA" w:space="0"/>
+              <w:bottom w:val="single" w:sz="4" w:color="E6EAF0" w:space="0"/>
               <w:right w:val="nil"/>
             </w:tcBorders>
           </w:tcPr>
@@ -3027,7 +3256,7 @@
             <w:tcBorders>
               <w:top w:val="nil"/>
               <w:left w:val="nil"/>
-              <w:bottom w:val="single" w:sz="4" w:color="DDE3EA" w:space="0"/>
+              <w:bottom w:val="single" w:sz="4" w:color="E6EAF0" w:space="0"/>
               <w:right w:val="nil"/>
             </w:tcBorders>
           </w:tcPr>
@@ -3051,7 +3280,7 @@
             <w:tcBorders>
               <w:top w:val="nil"/>
               <w:left w:val="nil"/>
-              <w:bottom w:val="single" w:sz="4" w:color="DDE3EA" w:space="0"/>
+              <w:bottom w:val="single" w:sz="4" w:color="E6EAF0" w:space="0"/>
               <w:right w:val="nil"/>
             </w:tcBorders>
           </w:tcPr>
@@ -3075,7 +3304,7 @@
             <w:tcBorders>
               <w:top w:val="nil"/>
               <w:left w:val="nil"/>
-              <w:bottom w:val="single" w:sz="4" w:color="DDE3EA" w:space="0"/>
+              <w:bottom w:val="single" w:sz="4" w:color="E6EAF0" w:space="0"/>
               <w:right w:val="nil"/>
             </w:tcBorders>
           </w:tcPr>
@@ -3099,7 +3328,7 @@
             <w:tcBorders>
               <w:top w:val="nil"/>
               <w:left w:val="nil"/>
-              <w:bottom w:val="single" w:sz="4" w:color="DDE3EA" w:space="0"/>
+              <w:bottom w:val="single" w:sz="4" w:color="E6EAF0" w:space="0"/>
               <w:right w:val="nil"/>
             </w:tcBorders>
           </w:tcPr>
@@ -3126,7 +3355,7 @@
             <w:tcBorders>
               <w:top w:val="nil"/>
               <w:left w:val="nil"/>
-              <w:bottom w:val="single" w:sz="4" w:color="DDE3EA" w:space="0"/>
+              <w:bottom w:val="single" w:sz="4" w:color="E6EAF0" w:space="0"/>
               <w:right w:val="nil"/>
             </w:tcBorders>
           </w:tcPr>
@@ -3176,7 +3405,7 @@
             <w:tcBorders>
               <w:top w:val="nil"/>
               <w:left w:val="nil"/>
-              <w:bottom w:val="single" w:sz="4" w:color="DDE3EA" w:space="0"/>
+              <w:bottom w:val="single" w:sz="4" w:color="E6EAF0" w:space="0"/>
               <w:right w:val="nil"/>
             </w:tcBorders>
           </w:tcPr>
@@ -3200,7 +3429,7 @@
             <w:tcBorders>
               <w:top w:val="nil"/>
               <w:left w:val="nil"/>
-              <w:bottom w:val="single" w:sz="4" w:color="DDE3EA" w:space="0"/>
+              <w:bottom w:val="single" w:sz="4" w:color="E6EAF0" w:space="0"/>
               <w:right w:val="nil"/>
             </w:tcBorders>
           </w:tcPr>
@@ -3224,7 +3453,7 @@
             <w:tcBorders>
               <w:top w:val="nil"/>
               <w:left w:val="nil"/>
-              <w:bottom w:val="single" w:sz="4" w:color="DDE3EA" w:space="0"/>
+              <w:bottom w:val="single" w:sz="4" w:color="E6EAF0" w:space="0"/>
               <w:right w:val="nil"/>
             </w:tcBorders>
           </w:tcPr>
@@ -3248,7 +3477,7 @@
             <w:tcBorders>
               <w:top w:val="nil"/>
               <w:left w:val="nil"/>
-              <w:bottom w:val="single" w:sz="4" w:color="DDE3EA" w:space="0"/>
+              <w:bottom w:val="single" w:sz="4" w:color="E6EAF0" w:space="0"/>
               <w:right w:val="nil"/>
             </w:tcBorders>
           </w:tcPr>
@@ -3272,7 +3501,7 @@
             <w:tcBorders>
               <w:top w:val="nil"/>
               <w:left w:val="nil"/>
-              <w:bottom w:val="single" w:sz="4" w:color="DDE3EA" w:space="0"/>
+              <w:bottom w:val="single" w:sz="4" w:color="E6EAF0" w:space="0"/>
               <w:right w:val="nil"/>
             </w:tcBorders>
           </w:tcPr>
@@ -3299,7 +3528,7 @@
             <w:tcBorders>
               <w:top w:val="nil"/>
               <w:left w:val="nil"/>
-              <w:bottom w:val="single" w:sz="4" w:color="DDE3EA" w:space="0"/>
+              <w:bottom w:val="single" w:sz="4" w:color="E6EAF0" w:space="0"/>
               <w:right w:val="nil"/>
             </w:tcBorders>
           </w:tcPr>
@@ -3349,7 +3578,7 @@
             <w:tcBorders>
               <w:top w:val="nil"/>
               <w:left w:val="nil"/>
-              <w:bottom w:val="single" w:sz="4" w:color="DDE3EA" w:space="0"/>
+              <w:bottom w:val="single" w:sz="4" w:color="E6EAF0" w:space="0"/>
               <w:right w:val="nil"/>
             </w:tcBorders>
           </w:tcPr>
@@ -3373,7 +3602,7 @@
             <w:tcBorders>
               <w:top w:val="nil"/>
               <w:left w:val="nil"/>
-              <w:bottom w:val="single" w:sz="4" w:color="DDE3EA" w:space="0"/>
+              <w:bottom w:val="single" w:sz="4" w:color="E6EAF0" w:space="0"/>
               <w:right w:val="nil"/>
             </w:tcBorders>
           </w:tcPr>
@@ -3397,7 +3626,7 @@
             <w:tcBorders>
               <w:top w:val="nil"/>
               <w:left w:val="nil"/>
-              <w:bottom w:val="single" w:sz="4" w:color="DDE3EA" w:space="0"/>
+              <w:bottom w:val="single" w:sz="4" w:color="E6EAF0" w:space="0"/>
               <w:right w:val="nil"/>
             </w:tcBorders>
           </w:tcPr>
@@ -3421,7 +3650,7 @@
             <w:tcBorders>
               <w:top w:val="nil"/>
               <w:left w:val="nil"/>
-              <w:bottom w:val="single" w:sz="4" w:color="DDE3EA" w:space="0"/>
+              <w:bottom w:val="single" w:sz="4" w:color="E6EAF0" w:space="0"/>
               <w:right w:val="nil"/>
             </w:tcBorders>
           </w:tcPr>
@@ -3445,7 +3674,7 @@
             <w:tcBorders>
               <w:top w:val="nil"/>
               <w:left w:val="nil"/>
-              <w:bottom w:val="single" w:sz="4" w:color="DDE3EA" w:space="0"/>
+              <w:bottom w:val="single" w:sz="4" w:color="E6EAF0" w:space="0"/>
               <w:right w:val="nil"/>
             </w:tcBorders>
           </w:tcPr>
@@ -3472,7 +3701,7 @@
             <w:tcBorders>
               <w:top w:val="nil"/>
               <w:left w:val="nil"/>
-              <w:bottom w:val="single" w:sz="4" w:color="DDE3EA" w:space="0"/>
+              <w:bottom w:val="single" w:sz="4" w:color="E6EAF0" w:space="0"/>
               <w:right w:val="nil"/>
             </w:tcBorders>
           </w:tcPr>
@@ -3522,7 +3751,7 @@
             <w:tcBorders>
               <w:top w:val="nil"/>
               <w:left w:val="nil"/>
-              <w:bottom w:val="single" w:sz="4" w:color="DDE3EA" w:space="0"/>
+              <w:bottom w:val="single" w:sz="4" w:color="E6EAF0" w:space="0"/>
               <w:right w:val="nil"/>
             </w:tcBorders>
           </w:tcPr>
@@ -3546,7 +3775,7 @@
             <w:tcBorders>
               <w:top w:val="nil"/>
               <w:left w:val="nil"/>
-              <w:bottom w:val="single" w:sz="4" w:color="DDE3EA" w:space="0"/>
+              <w:bottom w:val="single" w:sz="4" w:color="E6EAF0" w:space="0"/>
               <w:right w:val="nil"/>
             </w:tcBorders>
           </w:tcPr>
@@ -3570,7 +3799,7 @@
             <w:tcBorders>
               <w:top w:val="nil"/>
               <w:left w:val="nil"/>
-              <w:bottom w:val="single" w:sz="4" w:color="DDE3EA" w:space="0"/>
+              <w:bottom w:val="single" w:sz="4" w:color="E6EAF0" w:space="0"/>
               <w:right w:val="nil"/>
             </w:tcBorders>
           </w:tcPr>
@@ -3594,7 +3823,7 @@
             <w:tcBorders>
               <w:top w:val="nil"/>
               <w:left w:val="nil"/>
-              <w:bottom w:val="single" w:sz="4" w:color="DDE3EA" w:space="0"/>
+              <w:bottom w:val="single" w:sz="4" w:color="E6EAF0" w:space="0"/>
               <w:right w:val="nil"/>
             </w:tcBorders>
           </w:tcPr>
@@ -3618,7 +3847,7 @@
             <w:tcBorders>
               <w:top w:val="nil"/>
               <w:left w:val="nil"/>
-              <w:bottom w:val="single" w:sz="4" w:color="DDE3EA" w:space="0"/>
+              <w:bottom w:val="single" w:sz="4" w:color="E6EAF0" w:space="0"/>
               <w:right w:val="nil"/>
             </w:tcBorders>
           </w:tcPr>
@@ -3645,7 +3874,7 @@
             <w:tcBorders>
               <w:top w:val="nil"/>
               <w:left w:val="nil"/>
-              <w:bottom w:val="single" w:sz="4" w:color="DDE3EA" w:space="0"/>
+              <w:bottom w:val="single" w:sz="4" w:color="E6EAF0" w:space="0"/>
               <w:right w:val="nil"/>
             </w:tcBorders>
           </w:tcPr>
@@ -3695,7 +3924,7 @@
             <w:tcBorders>
               <w:top w:val="nil"/>
               <w:left w:val="nil"/>
-              <w:bottom w:val="single" w:sz="4" w:color="DDE3EA" w:space="0"/>
+              <w:bottom w:val="single" w:sz="4" w:color="E6EAF0" w:space="0"/>
               <w:right w:val="nil"/>
             </w:tcBorders>
           </w:tcPr>
@@ -3719,7 +3948,7 @@
             <w:tcBorders>
               <w:top w:val="nil"/>
               <w:left w:val="nil"/>
-              <w:bottom w:val="single" w:sz="4" w:color="DDE3EA" w:space="0"/>
+              <w:bottom w:val="single" w:sz="4" w:color="E6EAF0" w:space="0"/>
               <w:right w:val="nil"/>
             </w:tcBorders>
           </w:tcPr>
@@ -3743,7 +3972,7 @@
             <w:tcBorders>
               <w:top w:val="nil"/>
               <w:left w:val="nil"/>
-              <w:bottom w:val="single" w:sz="4" w:color="DDE3EA" w:space="0"/>
+              <w:bottom w:val="single" w:sz="4" w:color="E6EAF0" w:space="0"/>
               <w:right w:val="nil"/>
             </w:tcBorders>
           </w:tcPr>
@@ -3767,7 +3996,7 @@
             <w:tcBorders>
               <w:top w:val="nil"/>
               <w:left w:val="nil"/>
-              <w:bottom w:val="single" w:sz="4" w:color="DDE3EA" w:space="0"/>
+              <w:bottom w:val="single" w:sz="4" w:color="E6EAF0" w:space="0"/>
               <w:right w:val="nil"/>
             </w:tcBorders>
             <w:shd w:val="clear" w:color="auto" w:fill="E3F3E8"/>
@@ -3792,7 +4021,7 @@
             <w:tcBorders>
               <w:top w:val="nil"/>
               <w:left w:val="nil"/>
-              <w:bottom w:val="single" w:sz="4" w:color="DDE3EA" w:space="0"/>
+              <w:bottom w:val="single" w:sz="4" w:color="E6EAF0" w:space="0"/>
               <w:right w:val="nil"/>
             </w:tcBorders>
           </w:tcPr>
@@ -3819,7 +4048,7 @@
             <w:tcBorders>
               <w:top w:val="nil"/>
               <w:left w:val="nil"/>
-              <w:bottom w:val="single" w:sz="4" w:color="DDE3EA" w:space="0"/>
+              <w:bottom w:val="single" w:sz="4" w:color="E6EAF0" w:space="0"/>
               <w:right w:val="nil"/>
             </w:tcBorders>
           </w:tcPr>
@@ -3869,7 +4098,7 @@
             <w:tcBorders>
               <w:top w:val="nil"/>
               <w:left w:val="nil"/>
-              <w:bottom w:val="single" w:sz="4" w:color="DDE3EA" w:space="0"/>
+              <w:bottom w:val="single" w:sz="4" w:color="E6EAF0" w:space="0"/>
               <w:right w:val="nil"/>
             </w:tcBorders>
           </w:tcPr>
@@ -3893,7 +4122,7 @@
             <w:tcBorders>
               <w:top w:val="nil"/>
               <w:left w:val="nil"/>
-              <w:bottom w:val="single" w:sz="4" w:color="DDE3EA" w:space="0"/>
+              <w:bottom w:val="single" w:sz="4" w:color="E6EAF0" w:space="0"/>
               <w:right w:val="nil"/>
             </w:tcBorders>
           </w:tcPr>
@@ -3917,7 +4146,7 @@
             <w:tcBorders>
               <w:top w:val="nil"/>
               <w:left w:val="nil"/>
-              <w:bottom w:val="single" w:sz="4" w:color="DDE3EA" w:space="0"/>
+              <w:bottom w:val="single" w:sz="4" w:color="E6EAF0" w:space="0"/>
               <w:right w:val="nil"/>
             </w:tcBorders>
           </w:tcPr>
@@ -3941,7 +4170,7 @@
             <w:tcBorders>
               <w:top w:val="nil"/>
               <w:left w:val="nil"/>
-              <w:bottom w:val="single" w:sz="4" w:color="DDE3EA" w:space="0"/>
+              <w:bottom w:val="single" w:sz="4" w:color="E6EAF0" w:space="0"/>
               <w:right w:val="nil"/>
             </w:tcBorders>
           </w:tcPr>
@@ -3965,7 +4194,7 @@
             <w:tcBorders>
               <w:top w:val="nil"/>
               <w:left w:val="nil"/>
-              <w:bottom w:val="single" w:sz="4" w:color="DDE3EA" w:space="0"/>
+              <w:bottom w:val="single" w:sz="4" w:color="E6EAF0" w:space="0"/>
               <w:right w:val="nil"/>
             </w:tcBorders>
           </w:tcPr>
@@ -3992,7 +4221,7 @@
             <w:tcBorders>
               <w:top w:val="nil"/>
               <w:left w:val="nil"/>
-              <w:bottom w:val="single" w:sz="4" w:color="DDE3EA" w:space="0"/>
+              <w:bottom w:val="single" w:sz="4" w:color="E6EAF0" w:space="0"/>
               <w:right w:val="nil"/>
             </w:tcBorders>
           </w:tcPr>
@@ -4042,7 +4271,7 @@
             <w:tcBorders>
               <w:top w:val="nil"/>
               <w:left w:val="nil"/>
-              <w:bottom w:val="single" w:sz="4" w:color="DDE3EA" w:space="0"/>
+              <w:bottom w:val="single" w:sz="4" w:color="E6EAF0" w:space="0"/>
               <w:right w:val="nil"/>
             </w:tcBorders>
           </w:tcPr>
@@ -4066,7 +4295,7 @@
             <w:tcBorders>
               <w:top w:val="nil"/>
               <w:left w:val="nil"/>
-              <w:bottom w:val="single" w:sz="4" w:color="DDE3EA" w:space="0"/>
+              <w:bottom w:val="single" w:sz="4" w:color="E6EAF0" w:space="0"/>
               <w:right w:val="nil"/>
             </w:tcBorders>
           </w:tcPr>
@@ -4090,7 +4319,7 @@
             <w:tcBorders>
               <w:top w:val="nil"/>
               <w:left w:val="nil"/>
-              <w:bottom w:val="single" w:sz="4" w:color="DDE3EA" w:space="0"/>
+              <w:bottom w:val="single" w:sz="4" w:color="E6EAF0" w:space="0"/>
               <w:right w:val="nil"/>
             </w:tcBorders>
           </w:tcPr>
@@ -4114,7 +4343,7 @@
             <w:tcBorders>
               <w:top w:val="nil"/>
               <w:left w:val="nil"/>
-              <w:bottom w:val="single" w:sz="4" w:color="DDE3EA" w:space="0"/>
+              <w:bottom w:val="single" w:sz="4" w:color="E6EAF0" w:space="0"/>
               <w:right w:val="nil"/>
             </w:tcBorders>
             <w:shd w:val="clear" w:color="auto" w:fill="E3F3E8"/>
@@ -4139,7 +4368,7 @@
             <w:tcBorders>
               <w:top w:val="nil"/>
               <w:left w:val="nil"/>
-              <w:bottom w:val="single" w:sz="4" w:color="DDE3EA" w:space="0"/>
+              <w:bottom w:val="single" w:sz="4" w:color="E6EAF0" w:space="0"/>
               <w:right w:val="nil"/>
             </w:tcBorders>
           </w:tcPr>
@@ -4166,7 +4395,7 @@
             <w:tcBorders>
               <w:top w:val="nil"/>
               <w:left w:val="nil"/>
-              <w:bottom w:val="single" w:sz="4" w:color="DDE3EA" w:space="0"/>
+              <w:bottom w:val="single" w:sz="4" w:color="E6EAF0" w:space="0"/>
               <w:right w:val="nil"/>
             </w:tcBorders>
           </w:tcPr>
@@ -4216,7 +4445,7 @@
             <w:tcBorders>
               <w:top w:val="nil"/>
               <w:left w:val="nil"/>
-              <w:bottom w:val="single" w:sz="4" w:color="DDE3EA" w:space="0"/>
+              <w:bottom w:val="single" w:sz="4" w:color="E6EAF0" w:space="0"/>
               <w:right w:val="nil"/>
             </w:tcBorders>
           </w:tcPr>
@@ -4240,7 +4469,7 @@
             <w:tcBorders>
               <w:top w:val="nil"/>
               <w:left w:val="nil"/>
-              <w:bottom w:val="single" w:sz="4" w:color="DDE3EA" w:space="0"/>
+              <w:bottom w:val="single" w:sz="4" w:color="E6EAF0" w:space="0"/>
               <w:right w:val="nil"/>
             </w:tcBorders>
           </w:tcPr>
@@ -4264,7 +4493,7 @@
             <w:tcBorders>
               <w:top w:val="nil"/>
               <w:left w:val="nil"/>
-              <w:bottom w:val="single" w:sz="4" w:color="DDE3EA" w:space="0"/>
+              <w:bottom w:val="single" w:sz="4" w:color="E6EAF0" w:space="0"/>
               <w:right w:val="nil"/>
             </w:tcBorders>
           </w:tcPr>
@@ -4288,7 +4517,7 @@
             <w:tcBorders>
               <w:top w:val="nil"/>
               <w:left w:val="nil"/>
-              <w:bottom w:val="single" w:sz="4" w:color="DDE3EA" w:space="0"/>
+              <w:bottom w:val="single" w:sz="4" w:color="E6EAF0" w:space="0"/>
               <w:right w:val="nil"/>
             </w:tcBorders>
             <w:shd w:val="clear" w:color="auto" w:fill="FDF1D8"/>
@@ -4313,7 +4542,7 @@
             <w:tcBorders>
               <w:top w:val="nil"/>
               <w:left w:val="nil"/>
-              <w:bottom w:val="single" w:sz="4" w:color="DDE3EA" w:space="0"/>
+              <w:bottom w:val="single" w:sz="4" w:color="E6EAF0" w:space="0"/>
               <w:right w:val="nil"/>
             </w:tcBorders>
           </w:tcPr>
@@ -4340,7 +4569,7 @@
             <w:tcBorders>
               <w:top w:val="nil"/>
               <w:left w:val="nil"/>
-              <w:bottom w:val="single" w:sz="4" w:color="DDE3EA" w:space="0"/>
+              <w:bottom w:val="single" w:sz="4" w:color="E6EAF0" w:space="0"/>
               <w:right w:val="nil"/>
             </w:tcBorders>
           </w:tcPr>
@@ -4373,7 +4602,7 @@
             <w:tcBorders>
               <w:top w:val="nil"/>
               <w:left w:val="nil"/>
-              <w:bottom w:val="single" w:sz="4" w:color="DDE3EA" w:space="0"/>
+              <w:bottom w:val="single" w:sz="4" w:color="E6EAF0" w:space="0"/>
               <w:right w:val="nil"/>
             </w:tcBorders>
           </w:tcPr>
@@ -4397,7 +4626,7 @@
             <w:tcBorders>
               <w:top w:val="nil"/>
               <w:left w:val="nil"/>
-              <w:bottom w:val="single" w:sz="4" w:color="DDE3EA" w:space="0"/>
+              <w:bottom w:val="single" w:sz="4" w:color="E6EAF0" w:space="0"/>
               <w:right w:val="nil"/>
             </w:tcBorders>
           </w:tcPr>
@@ -4421,7 +4650,7 @@
             <w:tcBorders>
               <w:top w:val="nil"/>
               <w:left w:val="nil"/>
-              <w:bottom w:val="single" w:sz="4" w:color="DDE3EA" w:space="0"/>
+              <w:bottom w:val="single" w:sz="4" w:color="E6EAF0" w:space="0"/>
               <w:right w:val="nil"/>
             </w:tcBorders>
           </w:tcPr>
@@ -4445,7 +4674,7 @@
             <w:tcBorders>
               <w:top w:val="nil"/>
               <w:left w:val="nil"/>
-              <w:bottom w:val="single" w:sz="4" w:color="DDE3EA" w:space="0"/>
+              <w:bottom w:val="single" w:sz="4" w:color="E6EAF0" w:space="0"/>
               <w:right w:val="nil"/>
             </w:tcBorders>
           </w:tcPr>
@@ -4469,7 +4698,7 @@
             <w:tcBorders>
               <w:top w:val="nil"/>
               <w:left w:val="nil"/>
-              <w:bottom w:val="single" w:sz="4" w:color="DDE3EA" w:space="0"/>
+              <w:bottom w:val="single" w:sz="4" w:color="E6EAF0" w:space="0"/>
               <w:right w:val="nil"/>
             </w:tcBorders>
           </w:tcPr>
@@ -4502,7 +4731,7 @@
       <w:r>
         <w:rPr>
           <w:b w:val="0"/>
-          <w:color w:val="5F6B7A"/>
+          <w:color w:val="667085"/>
           <w:sz w:val="16"/>
         </w:rPr>
         <w:t>Colours: green change – the metric is improving, red – worsening. Latest-period cell background: green – good level, amber – average, red – weak (tool benchmarks, config/metric_rules.yaml).</w:t>
@@ -4515,7 +4744,7 @@
       <w:r>
         <w:rPr>
           <w:b w:val="0"/>
-          <w:color w:val="5F6B7A"/>
+          <w:color w:val="667085"/>
           <w:sz w:val="16"/>
         </w:rPr>
         <w:t>* – taken from the report summary;  ᶜ – calculated by the tool. Small numbers next to text link to the source (opens the document at the cited page).</w:t>
@@ -4561,7 +4790,7 @@
       <w:pPr>
         <w:keepNext/>
         <w:pBdr>
-          <w:bottom w:val="single" w:sz="8" w:color="1F4E79" w:space="4"/>
+          <w:bottom w:val="single" w:sz="8" w:color="12355B" w:space="4"/>
         </w:pBdr>
         <w:tabs>
           <w:tab w:pos="482" w:val="left"/>
@@ -4574,13 +4803,13 @@
           <w:color w:val="2A78D6"/>
           <w:sz w:val="18"/>
         </w:rPr>
-        <w:t>04</w:t>
+        <w:t>03</w:t>
         <w:tab/>
       </w:r>
       <w:r>
         <w:rPr>
           <w:b/>
-          <w:color w:val="1F4E79"/>
+          <w:color w:val="12355B"/>
           <w:sz w:val="28"/>
         </w:rPr>
         <w:t>Business performance review</w:t>
@@ -4710,7 +4939,7 @@
       <w:pPr>
         <w:keepNext/>
         <w:pBdr>
-          <w:bottom w:val="single" w:sz="8" w:color="1F4E79" w:space="4"/>
+          <w:bottom w:val="single" w:sz="8" w:color="12355B" w:space="4"/>
         </w:pBdr>
         <w:tabs>
           <w:tab w:pos="482" w:val="left"/>
@@ -4723,13 +4952,13 @@
           <w:color w:val="2A78D6"/>
           <w:sz w:val="18"/>
         </w:rPr>
-        <w:t>05</w:t>
+        <w:t>04</w:t>
         <w:tab/>
       </w:r>
       <w:r>
         <w:rPr>
           <w:b/>
-          <w:color w:val="1F4E79"/>
+          <w:color w:val="12355B"/>
           <w:sz w:val="28"/>
         </w:rPr>
         <w:t>Financials</w:t>
@@ -4865,7 +5094,7 @@
       <w:pPr>
         <w:keepNext/>
         <w:pBdr>
-          <w:bottom w:val="single" w:sz="8" w:color="1F4E79" w:space="4"/>
+          <w:bottom w:val="single" w:sz="8" w:color="12355B" w:space="4"/>
         </w:pBdr>
         <w:tabs>
           <w:tab w:pos="482" w:val="left"/>
@@ -4878,13 +5107,13 @@
           <w:color w:val="2A78D6"/>
           <w:sz w:val="18"/>
         </w:rPr>
-        <w:t>06</w:t>
+        <w:t>05</w:t>
         <w:tab/>
       </w:r>
       <w:r>
         <w:rPr>
           <w:b/>
-          <w:color w:val="1F4E79"/>
+          <w:color w:val="12355B"/>
           <w:sz w:val="28"/>
         </w:rPr>
         <w:t>Past plans vs outcomes</w:t>
@@ -4921,12 +5150,11 @@
           <w:tcPr>
             <w:tcW w:type="dxa" w:w="2578"/>
             <w:tcBorders>
-              <w:top w:val="single" w:sz="12" w:color="1F4E79" w:space="0"/>
+              <w:top w:val="nil"/>
               <w:left w:val="nil"/>
-              <w:bottom w:val="single" w:sz="4" w:color="C9D3DE" w:space="0"/>
+              <w:bottom w:val="single" w:sz="8" w:color="12355B" w:space="0"/>
               <w:right w:val="nil"/>
             </w:tcBorders>
-            <w:shd w:val="clear" w:color="auto" w:fill="EAF1F8"/>
           </w:tcPr>
           <w:p>
             <w:pPr>
@@ -4936,8 +5164,8 @@
               <w:rPr>
                 <w:b/>
                 <w:caps/>
-                <w:color w:val="1F4E79"/>
-                <w:sz w:val="16"/>
+                <w:color w:val="667085"/>
+                <w:sz w:val="14"/>
               </w:rPr>
               <w:t>Plan / target</w:t>
             </w:r>
@@ -4947,12 +5175,11 @@
           <w:tcPr>
             <w:tcW w:type="dxa" w:w="2578"/>
             <w:tcBorders>
-              <w:top w:val="single" w:sz="12" w:color="1F4E79" w:space="0"/>
+              <w:top w:val="nil"/>
               <w:left w:val="nil"/>
-              <w:bottom w:val="single" w:sz="4" w:color="C9D3DE" w:space="0"/>
+              <w:bottom w:val="single" w:sz="8" w:color="12355B" w:space="0"/>
               <w:right w:val="nil"/>
             </w:tcBorders>
-            <w:shd w:val="clear" w:color="auto" w:fill="EAF1F8"/>
           </w:tcPr>
           <w:p>
             <w:pPr>
@@ -4962,8 +5189,8 @@
               <w:rPr>
                 <w:b/>
                 <w:caps/>
-                <w:color w:val="1F4E79"/>
-                <w:sz w:val="16"/>
+                <w:color w:val="667085"/>
+                <w:sz w:val="14"/>
               </w:rPr>
               <w:t>Outcome</w:t>
             </w:r>
@@ -4973,12 +5200,11 @@
           <w:tcPr>
             <w:tcW w:type="dxa" w:w="3138"/>
             <w:tcBorders>
-              <w:top w:val="single" w:sz="12" w:color="1F4E79" w:space="0"/>
+              <w:top w:val="nil"/>
               <w:left w:val="nil"/>
-              <w:bottom w:val="single" w:sz="4" w:color="C9D3DE" w:space="0"/>
+              <w:bottom w:val="single" w:sz="8" w:color="12355B" w:space="0"/>
               <w:right w:val="nil"/>
             </w:tcBorders>
-            <w:shd w:val="clear" w:color="auto" w:fill="EAF1F8"/>
           </w:tcPr>
           <w:p>
             <w:pPr>
@@ -4988,8 +5214,8 @@
               <w:rPr>
                 <w:b/>
                 <w:caps/>
-                <w:color w:val="1F4E79"/>
-                <w:sz w:val="16"/>
+                <w:color w:val="667085"/>
+                <w:sz w:val="14"/>
               </w:rPr>
               <w:t>What changed and why</w:t>
             </w:r>
@@ -4999,12 +5225,11 @@
           <w:tcPr>
             <w:tcW w:type="dxa" w:w="1345"/>
             <w:tcBorders>
-              <w:top w:val="single" w:sz="12" w:color="1F4E79" w:space="0"/>
+              <w:top w:val="nil"/>
               <w:left w:val="nil"/>
-              <w:bottom w:val="single" w:sz="4" w:color="C9D3DE" w:space="0"/>
+              <w:bottom w:val="single" w:sz="8" w:color="12355B" w:space="0"/>
               <w:right w:val="nil"/>
             </w:tcBorders>
-            <w:shd w:val="clear" w:color="auto" w:fill="EAF1F8"/>
           </w:tcPr>
           <w:p>
             <w:pPr>
@@ -5014,8 +5239,8 @@
               <w:rPr>
                 <w:b/>
                 <w:caps/>
-                <w:color w:val="1F4E79"/>
-                <w:sz w:val="16"/>
+                <w:color w:val="667085"/>
+                <w:sz w:val="14"/>
               </w:rPr>
               <w:t>Status</w:t>
             </w:r>
@@ -5029,7 +5254,7 @@
             <w:tcBorders>
               <w:top w:val="nil"/>
               <w:left w:val="nil"/>
-              <w:bottom w:val="single" w:sz="4" w:color="DDE3EA" w:space="0"/>
+              <w:bottom w:val="single" w:sz="4" w:color="E6EAF0" w:space="0"/>
               <w:right w:val="nil"/>
             </w:tcBorders>
           </w:tcPr>
@@ -5052,7 +5277,7 @@
             <w:tcBorders>
               <w:top w:val="nil"/>
               <w:left w:val="nil"/>
-              <w:bottom w:val="single" w:sz="4" w:color="DDE3EA" w:space="0"/>
+              <w:bottom w:val="single" w:sz="4" w:color="E6EAF0" w:space="0"/>
               <w:right w:val="nil"/>
             </w:tcBorders>
           </w:tcPr>
@@ -5119,7 +5344,7 @@
             <w:tcBorders>
               <w:top w:val="nil"/>
               <w:left w:val="nil"/>
-              <w:bottom w:val="single" w:sz="4" w:color="DDE3EA" w:space="0"/>
+              <w:bottom w:val="single" w:sz="4" w:color="E6EAF0" w:space="0"/>
               <w:right w:val="nil"/>
             </w:tcBorders>
           </w:tcPr>
@@ -5176,7 +5401,7 @@
             <w:tcBorders>
               <w:top w:val="nil"/>
               <w:left w:val="nil"/>
-              <w:bottom w:val="single" w:sz="4" w:color="DDE3EA" w:space="0"/>
+              <w:bottom w:val="single" w:sz="4" w:color="E6EAF0" w:space="0"/>
               <w:right w:val="nil"/>
             </w:tcBorders>
             <w:shd w:val="clear" w:color="auto" w:fill="EAF1F8"/>
@@ -5202,7 +5427,7 @@
             <w:tcBorders>
               <w:top w:val="nil"/>
               <w:left w:val="nil"/>
-              <w:bottom w:val="single" w:sz="4" w:color="DDE3EA" w:space="0"/>
+              <w:bottom w:val="single" w:sz="4" w:color="E6EAF0" w:space="0"/>
               <w:right w:val="nil"/>
             </w:tcBorders>
           </w:tcPr>
@@ -5225,7 +5450,7 @@
             <w:tcBorders>
               <w:top w:val="nil"/>
               <w:left w:val="nil"/>
-              <w:bottom w:val="single" w:sz="4" w:color="DDE3EA" w:space="0"/>
+              <w:bottom w:val="single" w:sz="4" w:color="E6EAF0" w:space="0"/>
               <w:right w:val="nil"/>
             </w:tcBorders>
           </w:tcPr>
@@ -5292,7 +5517,7 @@
             <w:tcBorders>
               <w:top w:val="nil"/>
               <w:left w:val="nil"/>
-              <w:bottom w:val="single" w:sz="4" w:color="DDE3EA" w:space="0"/>
+              <w:bottom w:val="single" w:sz="4" w:color="E6EAF0" w:space="0"/>
               <w:right w:val="nil"/>
             </w:tcBorders>
           </w:tcPr>
@@ -5332,7 +5557,7 @@
             <w:tcBorders>
               <w:top w:val="nil"/>
               <w:left w:val="nil"/>
-              <w:bottom w:val="single" w:sz="4" w:color="DDE3EA" w:space="0"/>
+              <w:bottom w:val="single" w:sz="4" w:color="E6EAF0" w:space="0"/>
               <w:right w:val="nil"/>
             </w:tcBorders>
             <w:shd w:val="clear" w:color="auto" w:fill="E3F3E8"/>
@@ -5358,7 +5583,7 @@
             <w:tcBorders>
               <w:top w:val="nil"/>
               <w:left w:val="nil"/>
-              <w:bottom w:val="single" w:sz="4" w:color="DDE3EA" w:space="0"/>
+              <w:bottom w:val="single" w:sz="4" w:color="E6EAF0" w:space="0"/>
               <w:right w:val="nil"/>
             </w:tcBorders>
           </w:tcPr>
@@ -5381,7 +5606,7 @@
             <w:tcBorders>
               <w:top w:val="nil"/>
               <w:left w:val="nil"/>
-              <w:bottom w:val="single" w:sz="4" w:color="DDE3EA" w:space="0"/>
+              <w:bottom w:val="single" w:sz="4" w:color="E6EAF0" w:space="0"/>
               <w:right w:val="nil"/>
             </w:tcBorders>
           </w:tcPr>
@@ -5431,7 +5656,7 @@
             <w:tcBorders>
               <w:top w:val="nil"/>
               <w:left w:val="nil"/>
-              <w:bottom w:val="single" w:sz="4" w:color="DDE3EA" w:space="0"/>
+              <w:bottom w:val="single" w:sz="4" w:color="E6EAF0" w:space="0"/>
               <w:right w:val="nil"/>
             </w:tcBorders>
           </w:tcPr>
@@ -5471,7 +5696,7 @@
             <w:tcBorders>
               <w:top w:val="nil"/>
               <w:left w:val="nil"/>
-              <w:bottom w:val="single" w:sz="4" w:color="DDE3EA" w:space="0"/>
+              <w:bottom w:val="single" w:sz="4" w:color="E6EAF0" w:space="0"/>
               <w:right w:val="nil"/>
             </w:tcBorders>
             <w:shd w:val="clear" w:color="auto" w:fill="EAF1F8"/>
@@ -5500,7 +5725,7 @@
       <w:pPr>
         <w:keepNext/>
         <w:pBdr>
-          <w:bottom w:val="single" w:sz="8" w:color="1F4E79" w:space="4"/>
+          <w:bottom w:val="single" w:sz="8" w:color="12355B" w:space="4"/>
         </w:pBdr>
         <w:tabs>
           <w:tab w:pos="482" w:val="left"/>
@@ -5513,13 +5738,13 @@
           <w:color w:val="2A78D6"/>
           <w:sz w:val="18"/>
         </w:rPr>
-        <w:t>07</w:t>
+        <w:t>06</w:t>
         <w:tab/>
       </w:r>
       <w:r>
         <w:rPr>
           <w:b/>
-          <w:color w:val="1F4E79"/>
+          <w:color w:val="12355B"/>
           <w:sz w:val="28"/>
         </w:rPr>
         <w:t>Investor information &amp; conclusions</w:t>
@@ -5743,7 +5968,1076 @@
       <w:pPr>
         <w:keepNext/>
         <w:pBdr>
-          <w:bottom w:val="single" w:sz="8" w:color="1F4E79" w:space="4"/>
+          <w:bottom w:val="single" w:sz="8" w:color="12355B" w:space="4"/>
+        </w:pBdr>
+        <w:tabs>
+          <w:tab w:pos="482" w:val="left"/>
+        </w:tabs>
+        <w:spacing w:before="360" w:after="160"/>
+      </w:pPr>
+      <w:r>
+        <w:rPr>
+          <w:b/>
+          <w:color w:val="2A78D6"/>
+          <w:sz w:val="18"/>
+        </w:rPr>
+        <w:t>07</w:t>
+        <w:tab/>
+      </w:r>
+      <w:r>
+        <w:rPr>
+          <w:b/>
+          <w:color w:val="12355B"/>
+          <w:sz w:val="28"/>
+        </w:rPr>
+        <w:t>Market and environment</w:t>
+      </w:r>
+    </w:p>
+    <w:p>
+      <w:pPr>
+        <w:tabs>
+          <w:tab w:pos="255" w:val="left"/>
+        </w:tabs>
+        <w:spacing w:before="0" w:after="80"/>
+        <w:ind w:left="255" w:hanging="255"/>
+      </w:pPr>
+      <w:r>
+        <w:rPr>
+          <w:b/>
+          <w:color w:val="2A78D6"/>
+          <w:sz w:val="20"/>
+        </w:rPr>
+        <w:t>▪</w:t>
+        <w:tab/>
+      </w:r>
+      <w:r>
+        <w:rPr>
+          <w:b/>
+        </w:rPr>
+        <w:t>Pension reform:</w:t>
+      </w:r>
+      <w:r>
+        <w:rPr>
+          <w:b w:val="0"/>
+        </w:rPr>
+        <w:t xml:space="preserve"> net profit EUR 23.2m (-27%) due to a one-off goodwill impairment caused by the pension reform; part of the withdrawn pension money was used to repay consumer loans</w:t>
+      </w:r>
+      <w:hyperlink r:id="rId13">
+        <w:r>
+          <w:rPr>
+            <w:color w:val="2A78D6"/>
+            <w:vertAlign w:val="superscript"/>
+            <w:sz w:val="17"/>
+          </w:rPr>
+          <w:t xml:space="preserve">2</w:t>
+        </w:r>
+      </w:hyperlink>
+      <w:r>
+        <w:rPr>
+          <w:b w:val="0"/>
+        </w:rPr>
+        <w:t>.</w:t>
+      </w:r>
+    </w:p>
+    <w:p>
+      <w:pPr>
+        <w:tabs>
+          <w:tab w:pos="255" w:val="left"/>
+        </w:tabs>
+        <w:spacing w:before="0" w:after="80"/>
+        <w:ind w:left="255" w:hanging="255"/>
+      </w:pPr>
+      <w:r>
+        <w:rPr>
+          <w:b/>
+          <w:color w:val="2A78D6"/>
+          <w:sz w:val="20"/>
+        </w:rPr>
+        <w:t>▪</w:t>
+        <w:tab/>
+      </w:r>
+      <w:r>
+        <w:rPr>
+          <w:b/>
+        </w:rPr>
+        <w:t>Core business growing:</w:t>
+      </w:r>
+      <w:r>
+        <w:rPr>
+          <w:b w:val="0"/>
+        </w:rPr>
+        <w:t xml:space="preserve"> net interest income +6% to EUR 72.5m, loans +8% (&gt;EUR 3.9bn), deposits +15%; impairments only EUR 0.3m (cost of risk 0.01%)</w:t>
+      </w:r>
+      <w:hyperlink r:id="rId13">
+        <w:r>
+          <w:rPr>
+            <w:color w:val="2A78D6"/>
+            <w:vertAlign w:val="superscript"/>
+            <w:sz w:val="17"/>
+          </w:rPr>
+          <w:t xml:space="preserve">2</w:t>
+        </w:r>
+      </w:hyperlink>
+      <w:r>
+        <w:rPr>
+          <w:b w:val="0"/>
+        </w:rPr>
+        <w:t>.</w:t>
+      </w:r>
+    </w:p>
+    <w:p>
+      <w:pPr>
+        <w:tabs>
+          <w:tab w:pos="255" w:val="left"/>
+        </w:tabs>
+        <w:spacing w:before="0" w:after="80"/>
+        <w:ind w:left="255" w:hanging="255"/>
+      </w:pPr>
+      <w:r>
+        <w:rPr>
+          <w:b/>
+          <w:color w:val="2A78D6"/>
+          <w:sz w:val="20"/>
+        </w:rPr>
+        <w:t>▪</w:t>
+        <w:tab/>
+      </w:r>
+      <w:r>
+        <w:rPr>
+          <w:b/>
+        </w:rPr>
+        <w:t>Risk:</w:t>
+      </w:r>
+      <w:r>
+        <w:rPr>
+          <w:b w:val="0"/>
+        </w:rPr>
+        <w:t xml:space="preserve"> the bank sees the greatest uncertainty in the impact of geopolitics on the wider economy</w:t>
+      </w:r>
+      <w:hyperlink r:id="rId12">
+        <w:r>
+          <w:rPr>
+            <w:color w:val="2A78D6"/>
+            <w:vertAlign w:val="superscript"/>
+            <w:sz w:val="17"/>
+          </w:rPr>
+          <w:t xml:space="preserve">1</w:t>
+        </w:r>
+      </w:hyperlink>
+      <w:r>
+        <w:rPr>
+          <w:b w:val="0"/>
+        </w:rPr>
+        <w:t>.</w:t>
+      </w:r>
+    </w:p>
+    <w:tbl>
+      <w:tblPr>
+        <w:tblW w:w="9639" w:type="dxa"/>
+        <w:tblBorders>
+          <w:top w:val="nil"/>
+          <w:left w:val="nil"/>
+          <w:bottom w:val="nil"/>
+          <w:right w:val="nil"/>
+          <w:insideH w:val="nil"/>
+          <w:insideV w:val="nil"/>
+        </w:tblBorders>
+        <w:tblLayout w:type="fixed"/>
+        <w:tblCellMar>
+          <w:top w:w="70" w:type="dxa"/>
+          <w:left w:w="100" w:type="dxa"/>
+          <w:bottom w:w="70" w:type="dxa"/>
+          <w:right w:w="100" w:type="dxa"/>
+        </w:tblCellMar>
+        <w:tblLook w:firstColumn="1" w:firstRow="1" w:lastColumn="0" w:lastRow="0" w:noHBand="0" w:noVBand="1" w:val="04A0"/>
+      </w:tblPr>
+      <w:tblGrid>
+        <w:gridCol w:w="3515"/>
+        <w:gridCol w:w="1814"/>
+        <w:gridCol w:w="1360"/>
+        <w:gridCol w:w="1360"/>
+        <w:gridCol w:w="1587"/>
+      </w:tblGrid>
+      <w:tr>
+        <w:tc>
+          <w:tcPr>
+            <w:tcW w:type="dxa" w:w="3515"/>
+            <w:tcBorders>
+              <w:top w:val="nil"/>
+              <w:left w:val="nil"/>
+              <w:bottom w:val="single" w:sz="8" w:color="12355B" w:space="0"/>
+              <w:right w:val="nil"/>
+            </w:tcBorders>
+          </w:tcPr>
+          <w:p>
+            <w:pPr>
+              <w:spacing w:before="0" w:after="0"/>
+            </w:pPr>
+            <w:r>
+              <w:rPr>
+                <w:b/>
+                <w:caps/>
+                <w:color w:val="667085"/>
+                <w:sz w:val="14"/>
+              </w:rPr>
+            </w:r>
+          </w:p>
+        </w:tc>
+        <w:tc>
+          <w:tcPr>
+            <w:tcW w:type="dxa" w:w="1814"/>
+            <w:tcBorders>
+              <w:top w:val="nil"/>
+              <w:left w:val="nil"/>
+              <w:bottom w:val="single" w:sz="8" w:color="12355B" w:space="0"/>
+              <w:right w:val="nil"/>
+            </w:tcBorders>
+          </w:tcPr>
+          <w:p>
+            <w:pPr>
+              <w:spacing w:before="0" w:after="0"/>
+              <w:jc w:val="right"/>
+            </w:pPr>
+            <w:r>
+              <w:rPr>
+                <w:b/>
+                <w:caps/>
+                <w:color w:val="667085"/>
+                <w:sz w:val="14"/>
+              </w:rPr>
+              <w:t>Now</w:t>
+            </w:r>
+          </w:p>
+        </w:tc>
+        <w:tc>
+          <w:tcPr>
+            <w:tcW w:type="dxa" w:w="1361"/>
+            <w:tcBorders>
+              <w:top w:val="nil"/>
+              <w:left w:val="nil"/>
+              <w:bottom w:val="single" w:sz="8" w:color="12355B" w:space="0"/>
+              <w:right w:val="nil"/>
+            </w:tcBorders>
+          </w:tcPr>
+          <w:p>
+            <w:pPr>
+              <w:spacing w:before="0" w:after="0"/>
+              <w:jc w:val="right"/>
+            </w:pPr>
+            <w:r>
+              <w:rPr>
+                <w:b/>
+                <w:caps/>
+                <w:color w:val="667085"/>
+                <w:sz w:val="14"/>
+              </w:rPr>
+              <w:t>3 months ago</w:t>
+            </w:r>
+          </w:p>
+        </w:tc>
+        <w:tc>
+          <w:tcPr>
+            <w:tcW w:type="dxa" w:w="1361"/>
+            <w:tcBorders>
+              <w:top w:val="nil"/>
+              <w:left w:val="nil"/>
+              <w:bottom w:val="single" w:sz="8" w:color="12355B" w:space="0"/>
+              <w:right w:val="nil"/>
+            </w:tcBorders>
+          </w:tcPr>
+          <w:p>
+            <w:pPr>
+              <w:spacing w:before="0" w:after="0"/>
+              <w:jc w:val="right"/>
+            </w:pPr>
+            <w:r>
+              <w:rPr>
+                <w:b/>
+                <w:caps/>
+                <w:color w:val="667085"/>
+                <w:sz w:val="14"/>
+              </w:rPr>
+              <w:t>12 months ago</w:t>
+            </w:r>
+          </w:p>
+        </w:tc>
+        <w:tc>
+          <w:tcPr>
+            <w:tcW w:type="dxa" w:w="1587"/>
+            <w:tcBorders>
+              <w:top w:val="nil"/>
+              <w:left w:val="nil"/>
+              <w:bottom w:val="single" w:sz="8" w:color="12355B" w:space="0"/>
+              <w:right w:val="nil"/>
+            </w:tcBorders>
+          </w:tcPr>
+          <w:p>
+            <w:pPr>
+              <w:spacing w:before="0" w:after="0"/>
+              <w:jc w:val="right"/>
+            </w:pPr>
+            <w:r>
+              <w:rPr>
+                <w:b/>
+                <w:caps/>
+                <w:color w:val="667085"/>
+                <w:sz w:val="14"/>
+              </w:rPr>
+              <w:t>12-month change</w:t>
+            </w:r>
+          </w:p>
+        </w:tc>
+      </w:tr>
+      <w:tr>
+        <w:tc>
+          <w:tcPr>
+            <w:tcW w:type="dxa" w:w="3515"/>
+            <w:tcBorders>
+              <w:top w:val="nil"/>
+              <w:left w:val="nil"/>
+              <w:bottom w:val="single" w:sz="4" w:color="E6EAF0" w:space="0"/>
+              <w:right w:val="nil"/>
+            </w:tcBorders>
+          </w:tcPr>
+          <w:p>
+            <w:pPr>
+              <w:spacing w:before="0" w:after="0"/>
+            </w:pPr>
+            <w:r>
+              <w:rPr>
+                <w:b w:val="0"/>
+                <w:sz w:val="17"/>
+              </w:rPr>
+              <w:t>ECB deposit facility rate</w:t>
+            </w:r>
+          </w:p>
+        </w:tc>
+        <w:tc>
+          <w:tcPr>
+            <w:tcW w:type="dxa" w:w="1814"/>
+            <w:tcBorders>
+              <w:top w:val="nil"/>
+              <w:left w:val="nil"/>
+              <w:bottom w:val="single" w:sz="4" w:color="E6EAF0" w:space="0"/>
+              <w:right w:val="nil"/>
+            </w:tcBorders>
+          </w:tcPr>
+          <w:p>
+            <w:pPr>
+              <w:spacing w:before="0" w:after="0"/>
+              <w:jc w:val="right"/>
+            </w:pPr>
+            <w:r>
+              <w:rPr>
+                <w:b w:val="0"/>
+                <w:sz w:val="17"/>
+              </w:rPr>
+              <w:t>2.50% (2026-09)</w:t>
+            </w:r>
+          </w:p>
+        </w:tc>
+        <w:tc>
+          <w:tcPr>
+            <w:tcW w:type="dxa" w:w="1361"/>
+            <w:tcBorders>
+              <w:top w:val="nil"/>
+              <w:left w:val="nil"/>
+              <w:bottom w:val="single" w:sz="4" w:color="E6EAF0" w:space="0"/>
+              <w:right w:val="nil"/>
+            </w:tcBorders>
+          </w:tcPr>
+          <w:p>
+            <w:pPr>
+              <w:spacing w:before="0" w:after="0"/>
+              <w:jc w:val="right"/>
+            </w:pPr>
+            <w:r>
+              <w:rPr>
+                <w:b w:val="0"/>
+                <w:sz w:val="17"/>
+              </w:rPr>
+              <w:t>2.25%</w:t>
+            </w:r>
+          </w:p>
+        </w:tc>
+        <w:tc>
+          <w:tcPr>
+            <w:tcW w:type="dxa" w:w="1361"/>
+            <w:tcBorders>
+              <w:top w:val="nil"/>
+              <w:left w:val="nil"/>
+              <w:bottom w:val="single" w:sz="4" w:color="E6EAF0" w:space="0"/>
+              <w:right w:val="nil"/>
+            </w:tcBorders>
+          </w:tcPr>
+          <w:p>
+            <w:pPr>
+              <w:spacing w:before="0" w:after="0"/>
+              <w:jc w:val="right"/>
+            </w:pPr>
+            <w:r>
+              <w:rPr>
+                <w:b w:val="0"/>
+                <w:sz w:val="17"/>
+              </w:rPr>
+              <w:t>–</w:t>
+            </w:r>
+          </w:p>
+        </w:tc>
+        <w:tc>
+          <w:tcPr>
+            <w:tcW w:type="dxa" w:w="1587"/>
+            <w:tcBorders>
+              <w:top w:val="nil"/>
+              <w:left w:val="nil"/>
+              <w:bottom w:val="single" w:sz="4" w:color="E6EAF0" w:space="0"/>
+              <w:right w:val="nil"/>
+            </w:tcBorders>
+          </w:tcPr>
+          <w:p>
+            <w:pPr>
+              <w:spacing w:before="0" w:after="0"/>
+              <w:jc w:val="right"/>
+            </w:pPr>
+            <w:r>
+              <w:rPr>
+                <w:b w:val="0"/>
+                <w:sz w:val="17"/>
+              </w:rPr>
+              <w:t>–</w:t>
+            </w:r>
+          </w:p>
+        </w:tc>
+      </w:tr>
+      <w:tr>
+        <w:tc>
+          <w:tcPr>
+            <w:tcW w:type="dxa" w:w="3515"/>
+            <w:tcBorders>
+              <w:top w:val="nil"/>
+              <w:left w:val="nil"/>
+              <w:bottom w:val="single" w:sz="4" w:color="E6EAF0" w:space="0"/>
+              <w:right w:val="nil"/>
+            </w:tcBorders>
+          </w:tcPr>
+          <w:p>
+            <w:pPr>
+              <w:spacing w:before="0" w:after="0"/>
+            </w:pPr>
+            <w:r>
+              <w:rPr>
+                <w:b w:val="0"/>
+                <w:sz w:val="17"/>
+              </w:rPr>
+              <w:t>3-month Euribor</w:t>
+            </w:r>
+          </w:p>
+        </w:tc>
+        <w:tc>
+          <w:tcPr>
+            <w:tcW w:type="dxa" w:w="1814"/>
+            <w:tcBorders>
+              <w:top w:val="nil"/>
+              <w:left w:val="nil"/>
+              <w:bottom w:val="single" w:sz="4" w:color="E6EAF0" w:space="0"/>
+              <w:right w:val="nil"/>
+            </w:tcBorders>
+          </w:tcPr>
+          <w:p>
+            <w:pPr>
+              <w:spacing w:before="0" w:after="0"/>
+              <w:jc w:val="right"/>
+            </w:pPr>
+            <w:r>
+              <w:rPr>
+                <w:b w:val="0"/>
+                <w:sz w:val="17"/>
+              </w:rPr>
+              <w:t>2.64% (2026-09)</w:t>
+            </w:r>
+          </w:p>
+        </w:tc>
+        <w:tc>
+          <w:tcPr>
+            <w:tcW w:type="dxa" w:w="1361"/>
+            <w:tcBorders>
+              <w:top w:val="nil"/>
+              <w:left w:val="nil"/>
+              <w:bottom w:val="single" w:sz="4" w:color="E6EAF0" w:space="0"/>
+              <w:right w:val="nil"/>
+            </w:tcBorders>
+          </w:tcPr>
+          <w:p>
+            <w:pPr>
+              <w:spacing w:before="0" w:after="0"/>
+              <w:jc w:val="right"/>
+            </w:pPr>
+            <w:r>
+              <w:rPr>
+                <w:b w:val="0"/>
+                <w:sz w:val="17"/>
+              </w:rPr>
+              <w:t>2.34%</w:t>
+            </w:r>
+          </w:p>
+        </w:tc>
+        <w:tc>
+          <w:tcPr>
+            <w:tcW w:type="dxa" w:w="1361"/>
+            <w:tcBorders>
+              <w:top w:val="nil"/>
+              <w:left w:val="nil"/>
+              <w:bottom w:val="single" w:sz="4" w:color="E6EAF0" w:space="0"/>
+              <w:right w:val="nil"/>
+            </w:tcBorders>
+          </w:tcPr>
+          <w:p>
+            <w:pPr>
+              <w:spacing w:before="0" w:after="0"/>
+              <w:jc w:val="right"/>
+            </w:pPr>
+            <w:r>
+              <w:rPr>
+                <w:b w:val="0"/>
+                <w:sz w:val="17"/>
+              </w:rPr>
+              <w:t>2.03%</w:t>
+            </w:r>
+          </w:p>
+        </w:tc>
+        <w:tc>
+          <w:tcPr>
+            <w:tcW w:type="dxa" w:w="1587"/>
+            <w:tcBorders>
+              <w:top w:val="nil"/>
+              <w:left w:val="nil"/>
+              <w:bottom w:val="single" w:sz="4" w:color="E6EAF0" w:space="0"/>
+              <w:right w:val="nil"/>
+            </w:tcBorders>
+          </w:tcPr>
+          <w:p>
+            <w:pPr>
+              <w:spacing w:before="0" w:after="0"/>
+              <w:jc w:val="right"/>
+            </w:pPr>
+            <w:r>
+              <w:rPr>
+                <w:b w:val="0"/>
+                <w:sz w:val="17"/>
+              </w:rPr>
+              <w:t>▲ 0.61 p. p.</w:t>
+            </w:r>
+          </w:p>
+        </w:tc>
+      </w:tr>
+      <w:tr>
+        <w:tc>
+          <w:tcPr>
+            <w:tcW w:type="dxa" w:w="3515"/>
+            <w:tcBorders>
+              <w:top w:val="nil"/>
+              <w:left w:val="nil"/>
+              <w:bottom w:val="single" w:sz="4" w:color="E6EAF0" w:space="0"/>
+              <w:right w:val="nil"/>
+            </w:tcBorders>
+          </w:tcPr>
+          <w:p>
+            <w:pPr>
+              <w:spacing w:before="0" w:after="0"/>
+            </w:pPr>
+            <w:r>
+              <w:rPr>
+                <w:b w:val="0"/>
+                <w:sz w:val="17"/>
+              </w:rPr>
+              <w:t>6-month Euribor</w:t>
+            </w:r>
+          </w:p>
+        </w:tc>
+        <w:tc>
+          <w:tcPr>
+            <w:tcW w:type="dxa" w:w="1814"/>
+            <w:tcBorders>
+              <w:top w:val="nil"/>
+              <w:left w:val="nil"/>
+              <w:bottom w:val="single" w:sz="4" w:color="E6EAF0" w:space="0"/>
+              <w:right w:val="nil"/>
+            </w:tcBorders>
+          </w:tcPr>
+          <w:p>
+            <w:pPr>
+              <w:spacing w:before="0" w:after="0"/>
+              <w:jc w:val="right"/>
+            </w:pPr>
+            <w:r>
+              <w:rPr>
+                <w:b w:val="0"/>
+                <w:sz w:val="17"/>
+              </w:rPr>
+              <w:t>2.92% (2026-09)</w:t>
+            </w:r>
+          </w:p>
+        </w:tc>
+        <w:tc>
+          <w:tcPr>
+            <w:tcW w:type="dxa" w:w="1361"/>
+            <w:tcBorders>
+              <w:top w:val="nil"/>
+              <w:left w:val="nil"/>
+              <w:bottom w:val="single" w:sz="4" w:color="E6EAF0" w:space="0"/>
+              <w:right w:val="nil"/>
+            </w:tcBorders>
+          </w:tcPr>
+          <w:p>
+            <w:pPr>
+              <w:spacing w:before="0" w:after="0"/>
+              <w:jc w:val="right"/>
+            </w:pPr>
+            <w:r>
+              <w:rPr>
+                <w:b w:val="0"/>
+                <w:sz w:val="17"/>
+              </w:rPr>
+              <w:t>2.60%</w:t>
+            </w:r>
+          </w:p>
+        </w:tc>
+        <w:tc>
+          <w:tcPr>
+            <w:tcW w:type="dxa" w:w="1361"/>
+            <w:tcBorders>
+              <w:top w:val="nil"/>
+              <w:left w:val="nil"/>
+              <w:bottom w:val="single" w:sz="4" w:color="E6EAF0" w:space="0"/>
+              <w:right w:val="nil"/>
+            </w:tcBorders>
+          </w:tcPr>
+          <w:p>
+            <w:pPr>
+              <w:spacing w:before="0" w:after="0"/>
+              <w:jc w:val="right"/>
+            </w:pPr>
+            <w:r>
+              <w:rPr>
+                <w:b w:val="0"/>
+                <w:sz w:val="17"/>
+              </w:rPr>
+              <w:t>2.10%</w:t>
+            </w:r>
+          </w:p>
+        </w:tc>
+        <w:tc>
+          <w:tcPr>
+            <w:tcW w:type="dxa" w:w="1587"/>
+            <w:tcBorders>
+              <w:top w:val="nil"/>
+              <w:left w:val="nil"/>
+              <w:bottom w:val="single" w:sz="4" w:color="E6EAF0" w:space="0"/>
+              <w:right w:val="nil"/>
+            </w:tcBorders>
+          </w:tcPr>
+          <w:p>
+            <w:pPr>
+              <w:spacing w:before="0" w:after="0"/>
+              <w:jc w:val="right"/>
+            </w:pPr>
+            <w:r>
+              <w:rPr>
+                <w:b w:val="0"/>
+                <w:sz w:val="17"/>
+              </w:rPr>
+              <w:t>▲ 0.82 p. p.</w:t>
+            </w:r>
+          </w:p>
+        </w:tc>
+      </w:tr>
+      <w:tr>
+        <w:tc>
+          <w:tcPr>
+            <w:tcW w:type="dxa" w:w="3515"/>
+            <w:tcBorders>
+              <w:top w:val="nil"/>
+              <w:left w:val="nil"/>
+              <w:bottom w:val="single" w:sz="4" w:color="E6EAF0" w:space="0"/>
+              <w:right w:val="nil"/>
+            </w:tcBorders>
+          </w:tcPr>
+          <w:p>
+            <w:pPr>
+              <w:spacing w:before="0" w:after="0"/>
+            </w:pPr>
+            <w:r>
+              <w:rPr>
+                <w:b w:val="0"/>
+                <w:sz w:val="17"/>
+              </w:rPr>
+              <w:t>12-month Euribor</w:t>
+            </w:r>
+          </w:p>
+        </w:tc>
+        <w:tc>
+          <w:tcPr>
+            <w:tcW w:type="dxa" w:w="1814"/>
+            <w:tcBorders>
+              <w:top w:val="nil"/>
+              <w:left w:val="nil"/>
+              <w:bottom w:val="single" w:sz="4" w:color="E6EAF0" w:space="0"/>
+              <w:right w:val="nil"/>
+            </w:tcBorders>
+          </w:tcPr>
+          <w:p>
+            <w:pPr>
+              <w:spacing w:before="0" w:after="0"/>
+              <w:jc w:val="right"/>
+            </w:pPr>
+            <w:r>
+              <w:rPr>
+                <w:b w:val="0"/>
+                <w:sz w:val="17"/>
+              </w:rPr>
+              <w:t>3.25% (2026-09)</w:t>
+            </w:r>
+          </w:p>
+        </w:tc>
+        <w:tc>
+          <w:tcPr>
+            <w:tcW w:type="dxa" w:w="1361"/>
+            <w:tcBorders>
+              <w:top w:val="nil"/>
+              <w:left w:val="nil"/>
+              <w:bottom w:val="single" w:sz="4" w:color="E6EAF0" w:space="0"/>
+              <w:right w:val="nil"/>
+            </w:tcBorders>
+          </w:tcPr>
+          <w:p>
+            <w:pPr>
+              <w:spacing w:before="0" w:after="0"/>
+              <w:jc w:val="right"/>
+            </w:pPr>
+            <w:r>
+              <w:rPr>
+                <w:b w:val="0"/>
+                <w:sz w:val="17"/>
+              </w:rPr>
+              <w:t>2.80%</w:t>
+            </w:r>
+          </w:p>
+        </w:tc>
+        <w:tc>
+          <w:tcPr>
+            <w:tcW w:type="dxa" w:w="1361"/>
+            <w:tcBorders>
+              <w:top w:val="nil"/>
+              <w:left w:val="nil"/>
+              <w:bottom w:val="single" w:sz="4" w:color="E6EAF0" w:space="0"/>
+              <w:right w:val="nil"/>
+            </w:tcBorders>
+          </w:tcPr>
+          <w:p>
+            <w:pPr>
+              <w:spacing w:before="0" w:after="0"/>
+              <w:jc w:val="right"/>
+            </w:pPr>
+            <w:r>
+              <w:rPr>
+                <w:b w:val="0"/>
+                <w:sz w:val="17"/>
+              </w:rPr>
+              <w:t>2.17%</w:t>
+            </w:r>
+          </w:p>
+        </w:tc>
+        <w:tc>
+          <w:tcPr>
+            <w:tcW w:type="dxa" w:w="1587"/>
+            <w:tcBorders>
+              <w:top w:val="nil"/>
+              <w:left w:val="nil"/>
+              <w:bottom w:val="single" w:sz="4" w:color="E6EAF0" w:space="0"/>
+              <w:right w:val="nil"/>
+            </w:tcBorders>
+          </w:tcPr>
+          <w:p>
+            <w:pPr>
+              <w:spacing w:before="0" w:after="0"/>
+              <w:jc w:val="right"/>
+            </w:pPr>
+            <w:r>
+              <w:rPr>
+                <w:b w:val="0"/>
+                <w:sz w:val="17"/>
+              </w:rPr>
+              <w:t>▲ 1.08 p. p.</w:t>
+            </w:r>
+          </w:p>
+        </w:tc>
+      </w:tr>
+      <w:tr>
+        <w:tc>
+          <w:tcPr>
+            <w:tcW w:type="dxa" w:w="3515"/>
+            <w:tcBorders>
+              <w:top w:val="nil"/>
+              <w:left w:val="nil"/>
+              <w:bottom w:val="single" w:sz="4" w:color="E6EAF0" w:space="0"/>
+              <w:right w:val="nil"/>
+            </w:tcBorders>
+          </w:tcPr>
+          <w:p>
+            <w:pPr>
+              <w:spacing w:before="0" w:after="0"/>
+            </w:pPr>
+            <w:r>
+              <w:rPr>
+                <w:b w:val="0"/>
+                <w:sz w:val="17"/>
+              </w:rPr>
+              <w:t>Euro area AAA government 10-year yield</w:t>
+            </w:r>
+          </w:p>
+        </w:tc>
+        <w:tc>
+          <w:tcPr>
+            <w:tcW w:type="dxa" w:w="1814"/>
+            <w:tcBorders>
+              <w:top w:val="nil"/>
+              <w:left w:val="nil"/>
+              <w:bottom w:val="single" w:sz="4" w:color="E6EAF0" w:space="0"/>
+              <w:right w:val="nil"/>
+            </w:tcBorders>
+          </w:tcPr>
+          <w:p>
+            <w:pPr>
+              <w:spacing w:before="0" w:after="0"/>
+              <w:jc w:val="right"/>
+            </w:pPr>
+            <w:r>
+              <w:rPr>
+                <w:b w:val="0"/>
+                <w:sz w:val="17"/>
+              </w:rPr>
+              <w:t>3.43% (2026-10)</w:t>
+            </w:r>
+          </w:p>
+        </w:tc>
+        <w:tc>
+          <w:tcPr>
+            <w:tcW w:type="dxa" w:w="1361"/>
+            <w:tcBorders>
+              <w:top w:val="nil"/>
+              <w:left w:val="nil"/>
+              <w:bottom w:val="single" w:sz="4" w:color="E6EAF0" w:space="0"/>
+              <w:right w:val="nil"/>
+            </w:tcBorders>
+          </w:tcPr>
+          <w:p>
+            <w:pPr>
+              <w:spacing w:before="0" w:after="0"/>
+              <w:jc w:val="right"/>
+            </w:pPr>
+            <w:r>
+              <w:rPr>
+                <w:b w:val="0"/>
+                <w:sz w:val="17"/>
+              </w:rPr>
+              <w:t>3.23%</w:t>
+            </w:r>
+          </w:p>
+        </w:tc>
+        <w:tc>
+          <w:tcPr>
+            <w:tcW w:type="dxa" w:w="1361"/>
+            <w:tcBorders>
+              <w:top w:val="nil"/>
+              <w:left w:val="nil"/>
+              <w:bottom w:val="single" w:sz="4" w:color="E6EAF0" w:space="0"/>
+              <w:right w:val="nil"/>
+            </w:tcBorders>
+          </w:tcPr>
+          <w:p>
+            <w:pPr>
+              <w:spacing w:before="0" w:after="0"/>
+              <w:jc w:val="right"/>
+            </w:pPr>
+            <w:r>
+              <w:rPr>
+                <w:b w:val="0"/>
+                <w:sz w:val="17"/>
+              </w:rPr>
+              <w:t>2.72%</w:t>
+            </w:r>
+          </w:p>
+        </w:tc>
+        <w:tc>
+          <w:tcPr>
+            <w:tcW w:type="dxa" w:w="1587"/>
+            <w:tcBorders>
+              <w:top w:val="nil"/>
+              <w:left w:val="nil"/>
+              <w:bottom w:val="single" w:sz="4" w:color="E6EAF0" w:space="0"/>
+              <w:right w:val="nil"/>
+            </w:tcBorders>
+          </w:tcPr>
+          <w:p>
+            <w:pPr>
+              <w:spacing w:before="0" w:after="0"/>
+              <w:jc w:val="right"/>
+            </w:pPr>
+            <w:r>
+              <w:rPr>
+                <w:b w:val="0"/>
+                <w:sz w:val="17"/>
+              </w:rPr>
+              <w:t>▲ 0.71 p. p.</w:t>
+            </w:r>
+          </w:p>
+        </w:tc>
+      </w:tr>
+      <w:tr>
+        <w:tc>
+          <w:tcPr>
+            <w:tcW w:type="dxa" w:w="3515"/>
+            <w:tcBorders>
+              <w:top w:val="nil"/>
+              <w:left w:val="nil"/>
+              <w:bottom w:val="single" w:sz="4" w:color="E6EAF0" w:space="0"/>
+              <w:right w:val="nil"/>
+            </w:tcBorders>
+          </w:tcPr>
+          <w:p>
+            <w:pPr>
+              <w:spacing w:before="0" w:after="0"/>
+            </w:pPr>
+            <w:r>
+              <w:rPr>
+                <w:b w:val="0"/>
+                <w:sz w:val="17"/>
+              </w:rPr>
+              <w:t>Euro area inflation (HICP, annual)</w:t>
+            </w:r>
+          </w:p>
+        </w:tc>
+        <w:tc>
+          <w:tcPr>
+            <w:tcW w:type="dxa" w:w="1814"/>
+            <w:tcBorders>
+              <w:top w:val="nil"/>
+              <w:left w:val="nil"/>
+              <w:bottom w:val="single" w:sz="4" w:color="E6EAF0" w:space="0"/>
+              <w:right w:val="nil"/>
+            </w:tcBorders>
+          </w:tcPr>
+          <w:p>
+            <w:pPr>
+              <w:spacing w:before="0" w:after="0"/>
+              <w:jc w:val="right"/>
+            </w:pPr>
+            <w:r>
+              <w:rPr>
+                <w:b w:val="0"/>
+                <w:sz w:val="17"/>
+              </w:rPr>
+              <w:t>1.90% (2025-12)</w:t>
+            </w:r>
+          </w:p>
+        </w:tc>
+        <w:tc>
+          <w:tcPr>
+            <w:tcW w:type="dxa" w:w="1361"/>
+            <w:tcBorders>
+              <w:top w:val="nil"/>
+              <w:left w:val="nil"/>
+              <w:bottom w:val="single" w:sz="4" w:color="E6EAF0" w:space="0"/>
+              <w:right w:val="nil"/>
+            </w:tcBorders>
+          </w:tcPr>
+          <w:p>
+            <w:pPr>
+              <w:spacing w:before="0" w:after="0"/>
+              <w:jc w:val="right"/>
+            </w:pPr>
+            <w:r>
+              <w:rPr>
+                <w:b w:val="0"/>
+                <w:sz w:val="17"/>
+              </w:rPr>
+              <w:t>2.20%</w:t>
+            </w:r>
+          </w:p>
+        </w:tc>
+        <w:tc>
+          <w:tcPr>
+            <w:tcW w:type="dxa" w:w="1361"/>
+            <w:tcBorders>
+              <w:top w:val="nil"/>
+              <w:left w:val="nil"/>
+              <w:bottom w:val="single" w:sz="4" w:color="E6EAF0" w:space="0"/>
+              <w:right w:val="nil"/>
+            </w:tcBorders>
+          </w:tcPr>
+          <w:p>
+            <w:pPr>
+              <w:spacing w:before="0" w:after="0"/>
+              <w:jc w:val="right"/>
+            </w:pPr>
+            <w:r>
+              <w:rPr>
+                <w:b w:val="0"/>
+                <w:sz w:val="17"/>
+              </w:rPr>
+              <w:t>2.40%</w:t>
+            </w:r>
+          </w:p>
+        </w:tc>
+        <w:tc>
+          <w:tcPr>
+            <w:tcW w:type="dxa" w:w="1587"/>
+            <w:tcBorders>
+              <w:top w:val="nil"/>
+              <w:left w:val="nil"/>
+              <w:bottom w:val="single" w:sz="4" w:color="E6EAF0" w:space="0"/>
+              <w:right w:val="nil"/>
+            </w:tcBorders>
+          </w:tcPr>
+          <w:p>
+            <w:pPr>
+              <w:spacing w:before="0" w:after="0"/>
+              <w:jc w:val="right"/>
+            </w:pPr>
+            <w:r>
+              <w:rPr>
+                <w:b w:val="0"/>
+                <w:sz w:val="17"/>
+              </w:rPr>
+              <w:t>▼ 0.50 p. p.</w:t>
+            </w:r>
+          </w:p>
+        </w:tc>
+      </w:tr>
+    </w:tbl>
+    <w:p>
+      <w:pPr>
+        <w:spacing w:before="0" w:after="40"/>
+      </w:pPr>
+    </w:p>
+    <w:p>
+      <w:pPr>
+        <w:spacing w:before="40" w:after="60"/>
+      </w:pPr>
+      <w:r>
+        <w:rPr>
+          <w:b w:val="0"/>
+          <w:color w:val="667085"/>
+          <w:sz w:val="16"/>
+        </w:rPr>
+        <w:t>Euro area rates and inflation (ECB data, end-of-month value; Euribor and inflation – monthly average). Relevant for floating-rate and reset bonds and refinancing costs.</w:t>
+      </w:r>
+    </w:p>
+    <w:p>
+      <w:pPr>
+        <w:keepNext/>
+        <w:pBdr>
+          <w:bottom w:val="single" w:sz="8" w:color="12355B" w:space="4"/>
         </w:pBdr>
         <w:tabs>
           <w:tab w:pos="482" w:val="left"/>
@@ -5762,7 +7056,7 @@
       <w:r>
         <w:rPr>
           <w:b/>
-          <w:color w:val="1F4E79"/>
+          <w:color w:val="12355B"/>
           <w:sz w:val="28"/>
         </w:rPr>
         <w:t>In the press</w:t>
@@ -5775,7 +7069,7 @@
       <w:r>
         <w:rPr>
           <w:b w:val="0"/>
-          <w:color w:val="5F6B7A"/>
+          <w:color w:val="667085"/>
           <w:sz w:val="18"/>
         </w:rPr>
         <w:t>Automatic news scan (Google News, LT), 2026-07-24 – 2026-10-22: 5 articles.</w:t>
@@ -5824,7 +7118,7 @@
             <w:r>
               <w:rPr>
                 <w:b w:val="0"/>
-                <w:color w:val="1A1A1A"/>
+                <w:color w:val="1B2430"/>
                 <w:sz w:val="17"/>
               </w:rPr>
               <w:t>2026-10-08</w:t>
@@ -5873,7 +7167,7 @@
             <w:hyperlink r:id="rId29">
               <w:r>
                 <w:rPr>
-                  <w:color w:val="1A1A1A"/>
+                  <w:color w:val="1B2430"/>
                   <w:sz w:val="18"/>
                 </w:rPr>
                 <w:t xml:space="preserve">Artea bankas sumažino Lietuvos augimo prognozę ir prognozuoja 5,3 proc. kainų augimą</w:t>
@@ -5882,7 +7176,7 @@
             <w:r>
               <w:rPr>
                 <w:b w:val="0"/>
-                <w:color w:val="5F6B7A"/>
+                <w:color w:val="667085"/>
                 <w:sz w:val="15"/>
               </w:rPr>
               <w:t xml:space="preserve">   Delfi  ·  4 more similar articles</w:t>
@@ -5900,7 +7194,7 @@
       <w:pPr>
         <w:keepNext/>
         <w:pBdr>
-          <w:bottom w:val="single" w:sz="8" w:color="1F4E79" w:space="4"/>
+          <w:bottom w:val="single" w:sz="8" w:color="12355B" w:space="4"/>
         </w:pBdr>
         <w:tabs>
           <w:tab w:pos="482" w:val="left"/>
@@ -5919,7 +7213,7 @@
       <w:r>
         <w:rPr>
           <w:b/>
-          <w:color w:val="1F4E79"/>
+          <w:color w:val="12355B"/>
           <w:sz w:val="28"/>
         </w:rPr>
         <w:t>ESG report</w:t>
@@ -5928,7 +7222,7 @@
     <w:p>
       <w:pPr>
         <w:keepNext/>
-        <w:shd w:val="clear" w:color="auto" w:fill="EAF1F8"/>
+        <w:shd w:val="clear" w:color="auto" w:fill="EEF3F8"/>
         <w:spacing w:before="200" w:after="80"/>
         <w:ind w:left="85"/>
       </w:pPr>
@@ -5936,7 +7230,7 @@
         <w:rPr>
           <w:b/>
           <w:caps/>
-          <w:color w:val="1F4E79"/>
+          <w:color w:val="12355B"/>
           <w:sz w:val="19"/>
         </w:rPr>
         <w:t>Exclusionary screening (companies)</w:t>
@@ -6009,7 +7303,7 @@
             <w:r>
               <w:rPr>
                 <w:b/>
-                <w:color w:val="1A1A1A"/>
+                <w:color w:val="1B2430"/>
                 <w:sz w:val="19"/>
               </w:rPr>
               <w:t>Yes, the company is not involved in excluded sectors: controversial and nuclear weapons, tobacco, gambling and restricted sectors in fossil fuel</w:t>
@@ -6026,7 +7320,7 @@
             <w:r>
               <w:rPr>
                 <w:b w:val="0"/>
-                <w:color w:val="5F6B7A"/>
+                <w:color w:val="667085"/>
                 <w:sz w:val="18"/>
               </w:rPr>
               <w:t>•</w:t>
@@ -6052,7 +7346,7 @@
             <w:r>
               <w:rPr>
                 <w:b w:val="0"/>
-                <w:color w:val="5F6B7A"/>
+                <w:color w:val="667085"/>
                 <w:sz w:val="18"/>
               </w:rPr>
               <w:t>•</w:t>
@@ -6155,7 +7449,7 @@
             <w:r>
               <w:rPr>
                 <w:b/>
-                <w:color w:val="1A1A1A"/>
+                <w:color w:val="1B2430"/>
                 <w:sz w:val="19"/>
               </w:rPr>
               <w:t>Yes, the company does not have red flag/signal related to controversies based on UN Global Compact, OECD Guidelines for Multinational Enterprises or any other relevant principles/standards</w:t>
@@ -6172,7 +7466,7 @@
             <w:r>
               <w:rPr>
                 <w:b w:val="0"/>
-                <w:color w:val="5F6B7A"/>
+                <w:color w:val="667085"/>
                 <w:sz w:val="18"/>
               </w:rPr>
               <w:t>•</w:t>
@@ -6198,7 +7492,7 @@
             <w:r>
               <w:rPr>
                 <w:b w:val="0"/>
-                <w:color w:val="5F6B7A"/>
+                <w:color w:val="667085"/>
                 <w:sz w:val="18"/>
               </w:rPr>
               <w:t>•</w:t>
@@ -6318,7 +7612,7 @@
             <w:r>
               <w:rPr>
                 <w:b/>
-                <w:color w:val="1A1A1A"/>
+                <w:color w:val="1B2430"/>
                 <w:sz w:val="19"/>
               </w:rPr>
               <w:t>Yes, the company is not in the list of sanctions (add a screenshot)</w:t>
@@ -6335,7 +7629,7 @@
             <w:r>
               <w:rPr>
                 <w:b w:val="0"/>
-                <w:color w:val="5F6B7A"/>
+                <w:color w:val="667085"/>
                 <w:sz w:val="18"/>
               </w:rPr>
               <w:t>•</w:t>
@@ -6420,7 +7714,7 @@
             <w:r>
               <w:rPr>
                 <w:b/>
-                <w:color w:val="1A1A1A"/>
+                <w:color w:val="1B2430"/>
                 <w:sz w:val="19"/>
               </w:rPr>
               <w:t>Yes, issues were not identified from adverse media checks (add a screenshot)</w:t>
@@ -6437,7 +7731,7 @@
             <w:r>
               <w:rPr>
                 <w:b w:val="0"/>
-                <w:color w:val="5F6B7A"/>
+                <w:color w:val="667085"/>
                 <w:sz w:val="18"/>
               </w:rPr>
               <w:t>•</w:t>
@@ -6463,7 +7757,7 @@
             <w:r>
               <w:rPr>
                 <w:b w:val="0"/>
-                <w:color w:val="5F6B7A"/>
+                <w:color w:val="667085"/>
                 <w:sz w:val="18"/>
               </w:rPr>
               <w:t>•</w:t>
@@ -6489,7 +7783,7 @@
             <w:r>
               <w:rPr>
                 <w:b w:val="0"/>
-                <w:color w:val="5F6B7A"/>
+                <w:color w:val="667085"/>
                 <w:sz w:val="18"/>
               </w:rPr>
               <w:t>•</w:t>
@@ -6535,7 +7829,7 @@
     <w:p>
       <w:pPr>
         <w:keepNext/>
-        <w:shd w:val="clear" w:color="auto" w:fill="EAF1F8"/>
+        <w:shd w:val="clear" w:color="auto" w:fill="EEF3F8"/>
         <w:spacing w:before="200" w:after="80"/>
         <w:ind w:left="85"/>
       </w:pPr>
@@ -6543,7 +7837,7 @@
         <w:rPr>
           <w:b/>
           <w:caps/>
-          <w:color w:val="1F4E79"/>
+          <w:color w:val="12355B"/>
           <w:sz w:val="19"/>
         </w:rPr>
         <w:t>ESG integration and positive screening (positive answers imply higher allocation)</w:t>
@@ -6616,7 +7910,7 @@
             <w:r>
               <w:rPr>
                 <w:b/>
-                <w:color w:val="1A1A1A"/>
+                <w:color w:val="1B2430"/>
                 <w:sz w:val="19"/>
               </w:rPr>
               <w:t>Yes, the company is promoting environmental or social characteristics (activities, ESG policy, good ESG rating, etc)</w:t>
@@ -6633,7 +7927,7 @@
             <w:r>
               <w:rPr>
                 <w:b w:val="0"/>
-                <w:color w:val="5F6B7A"/>
+                <w:color w:val="667085"/>
                 <w:sz w:val="18"/>
               </w:rPr>
               <w:t>•</w:t>
@@ -6669,7 +7963,7 @@
             <w:r>
               <w:rPr>
                 <w:b w:val="0"/>
-                <w:color w:val="5F6B7A"/>
+                <w:color w:val="667085"/>
                 <w:sz w:val="18"/>
               </w:rPr>
               <w:t>•</w:t>
@@ -6772,7 +8066,7 @@
             <w:r>
               <w:rPr>
                 <w:b/>
-                <w:color w:val="1A1A1A"/>
+                <w:color w:val="1B2430"/>
                 <w:sz w:val="19"/>
               </w:rPr>
               <w:t>Yes, the activities of the company or it’s strategy is aligned with the taxonomy and/or Paris agreement targets (e.g. net zero commitment)</w:t>
@@ -6789,7 +8083,7 @@
             <w:r>
               <w:rPr>
                 <w:b w:val="0"/>
-                <w:color w:val="5F6B7A"/>
+                <w:color w:val="667085"/>
                 <w:sz w:val="18"/>
               </w:rPr>
               <w:t>•</w:t>
@@ -6892,7 +8186,7 @@
             <w:r>
               <w:rPr>
                 <w:b/>
-                <w:color w:val="1A1A1A"/>
+                <w:color w:val="1B2430"/>
                 <w:sz w:val="19"/>
               </w:rPr>
               <w:t>Yes, the company does not have yellow flag/signal related to controversies based on UN Global Compact or any other relevant principles/standards</w:t>
@@ -6909,7 +8203,7 @@
             <w:r>
               <w:rPr>
                 <w:b w:val="0"/>
-                <w:color w:val="5F6B7A"/>
+                <w:color w:val="667085"/>
                 <w:sz w:val="18"/>
               </w:rPr>
               <w:t>•</w:t>
@@ -6994,7 +8288,7 @@
             <w:r>
               <w:rPr>
                 <w:b/>
-                <w:color w:val="1A1A1A"/>
+                <w:color w:val="1B2430"/>
                 <w:sz w:val="19"/>
               </w:rPr>
               <w:t>Yes, the company fulfills the expectations from SEB thematic and sector policies</w:t>
@@ -7024,7 +8318,7 @@
             <w:r>
               <w:rPr>
                 <w:b w:val="0"/>
-                <w:color w:val="5F6B7A"/>
+                <w:color w:val="667085"/>
                 <w:sz w:val="18"/>
               </w:rPr>
               <w:t>•</w:t>
@@ -7081,7 +8375,7 @@
             <w:r>
               <w:rPr>
                 <w:b w:val="0"/>
-                <w:color w:val="5F6B7A"/>
+                <w:color w:val="667085"/>
                 <w:sz w:val="18"/>
               </w:rPr>
               <w:t>•</w:t>
@@ -7117,7 +8411,7 @@
             <w:r>
               <w:rPr>
                 <w:b w:val="0"/>
-                <w:color w:val="5F6B7A"/>
+                <w:color w:val="667085"/>
                 <w:sz w:val="18"/>
               </w:rPr>
               <w:t>•</w:t>
@@ -7174,7 +8468,7 @@
             <w:r>
               <w:rPr>
                 <w:b w:val="0"/>
-                <w:color w:val="5F6B7A"/>
+                <w:color w:val="667085"/>
                 <w:sz w:val="18"/>
               </w:rPr>
               <w:t>•</w:t>
@@ -7207,7 +8501,7 @@
     <w:p>
       <w:pPr>
         <w:keepNext/>
-        <w:shd w:val="clear" w:color="auto" w:fill="EAF1F8"/>
+        <w:shd w:val="clear" w:color="auto" w:fill="EEF3F8"/>
         <w:spacing w:before="200" w:after="80"/>
         <w:ind w:left="85"/>
       </w:pPr>
@@ -7215,7 +8509,7 @@
         <w:rPr>
           <w:b/>
           <w:caps/>
-          <w:color w:val="1F4E79"/>
+          <w:color w:val="12355B"/>
           <w:sz w:val="19"/>
         </w:rPr>
         <w:t>Engagement</w:t>
@@ -7288,7 +8582,7 @@
             <w:r>
               <w:rPr>
                 <w:b/>
-                <w:color w:val="1A1A1A"/>
+                <w:color w:val="1B2430"/>
                 <w:sz w:val="19"/>
               </w:rPr>
               <w:t>Is there a need for pro-active engagement with the company?</w:t>
@@ -7305,7 +8599,7 @@
             <w:r>
               <w:rPr>
                 <w:b w:val="0"/>
-                <w:color w:val="5F6B7A"/>
+                <w:color w:val="667085"/>
                 <w:sz w:val="18"/>
               </w:rPr>
               <w:t>•</w:t>
@@ -7338,7 +8632,7 @@
     <w:p>
       <w:pPr>
         <w:keepNext/>
-        <w:shd w:val="clear" w:color="auto" w:fill="EAF1F8"/>
+        <w:shd w:val="clear" w:color="auto" w:fill="EEF3F8"/>
         <w:spacing w:before="200" w:after="80"/>
         <w:ind w:left="85"/>
       </w:pPr>
@@ -7346,7 +8640,7 @@
         <w:rPr>
           <w:b/>
           <w:caps/>
-          <w:color w:val="1F4E79"/>
+          <w:color w:val="12355B"/>
           <w:sz w:val="19"/>
         </w:rPr>
         <w:t>Indicators</w:t>
@@ -7419,7 +8713,7 @@
             <w:r>
               <w:rPr>
                 <w:b/>
-                <w:color w:val="1A1A1A"/>
+                <w:color w:val="1B2430"/>
                 <w:sz w:val="19"/>
               </w:rPr>
               <w:t>Yes, the indicators of the company support the targets of sustainability and PAI indicators followed by the Fund</w:t>
@@ -7436,7 +8730,7 @@
             <w:r>
               <w:rPr>
                 <w:b w:val="0"/>
-                <w:color w:val="5F6B7A"/>
+                <w:color w:val="667085"/>
                 <w:sz w:val="18"/>
               </w:rPr>
               <w:t>•</w:t>
@@ -7472,7 +8766,7 @@
             <w:r>
               <w:rPr>
                 <w:b w:val="0"/>
-                <w:color w:val="5F6B7A"/>
+                <w:color w:val="667085"/>
                 <w:sz w:val="18"/>
               </w:rPr>
               <w:t>•</w:t>
@@ -7508,7 +8802,7 @@
             <w:r>
               <w:rPr>
                 <w:b w:val="0"/>
-                <w:color w:val="5F6B7A"/>
+                <w:color w:val="667085"/>
                 <w:sz w:val="18"/>
               </w:rPr>
               <w:t>•</w:t>
@@ -7582,7 +8876,7 @@
       <w:r>
         <w:rPr>
           <w:b w:val="0"/>
-          <w:color w:val="5F6B7A"/>
+          <w:color w:val="667085"/>
           <w:sz w:val="16"/>
         </w:rPr>
         <w:t>SEB policies applied: Policy on Sustainability Considerations in Investments (SEB AB); Financial sector - no dedicated SEB sector policy (thematic policies applied); Environmental Policy on Climate, Nature and Water (thematic); Social and Human Rights Policy (thematic); Governance expectations in sector policies (anti-corruption, tax, reporting)</w:t>
@@ -7592,7 +8886,7 @@
       <w:pPr>
         <w:keepNext/>
         <w:pBdr>
-          <w:bottom w:val="single" w:sz="8" w:color="1F4E79" w:space="4"/>
+          <w:bottom w:val="single" w:sz="8" w:color="12355B" w:space="4"/>
         </w:pBdr>
         <w:tabs>
           <w:tab w:pos="482" w:val="left"/>
@@ -7611,7 +8905,7 @@
       <w:r>
         <w:rPr>
           <w:b/>
-          <w:color w:val="1F4E79"/>
+          <w:color w:val="12355B"/>
           <w:sz w:val="28"/>
         </w:rPr>
         <w:t>Sources</w:t>
@@ -7628,7 +8922,7 @@
       <w:r>
         <w:rPr>
           <w:b w:val="0"/>
-          <w:color w:val="5F6B7A"/>
+          <w:color w:val="667085"/>
           <w:sz w:val="17"/>
         </w:rPr>
         <w:t>1.</w:t>
@@ -7655,7 +8949,7 @@
       <w:r>
         <w:rPr>
           <w:b w:val="0"/>
-          <w:color w:val="5F6B7A"/>
+          <w:color w:val="667085"/>
           <w:sz w:val="17"/>
         </w:rPr>
         <w:t>2.</w:t>
@@ -7682,7 +8976,7 @@
       <w:r>
         <w:rPr>
           <w:b w:val="0"/>
-          <w:color w:val="5F6B7A"/>
+          <w:color w:val="667085"/>
           <w:sz w:val="17"/>
         </w:rPr>
         <w:t>3.</w:t>
@@ -7709,7 +9003,7 @@
       <w:r>
         <w:rPr>
           <w:b w:val="0"/>
-          <w:color w:val="5F6B7A"/>
+          <w:color w:val="667085"/>
           <w:sz w:val="17"/>
         </w:rPr>
         <w:t>4.</w:t>
@@ -7736,7 +9030,7 @@
       <w:r>
         <w:rPr>
           <w:b w:val="0"/>
-          <w:color w:val="5F6B7A"/>
+          <w:color w:val="667085"/>
           <w:sz w:val="17"/>
         </w:rPr>
         <w:t>5.</w:t>
@@ -7763,7 +9057,7 @@
       <w:r>
         <w:rPr>
           <w:b w:val="0"/>
-          <w:color w:val="5F6B7A"/>
+          <w:color w:val="667085"/>
           <w:sz w:val="17"/>
         </w:rPr>
         <w:t>6.</w:t>
@@ -7790,7 +9084,7 @@
       <w:r>
         <w:rPr>
           <w:b w:val="0"/>
-          <w:color w:val="5F6B7A"/>
+          <w:color w:val="667085"/>
           <w:sz w:val="17"/>
         </w:rPr>
         <w:t>7.</w:t>
@@ -7817,7 +9111,7 @@
       <w:r>
         <w:rPr>
           <w:b w:val="0"/>
-          <w:color w:val="5F6B7A"/>
+          <w:color w:val="667085"/>
           <w:sz w:val="17"/>
         </w:rPr>
         <w:t>8.</w:t>
@@ -7844,7 +9138,7 @@
       <w:r>
         <w:rPr>
           <w:b w:val="0"/>
-          <w:color w:val="5F6B7A"/>
+          <w:color w:val="667085"/>
           <w:sz w:val="17"/>
         </w:rPr>
         <w:t>9.</w:t>
@@ -7871,7 +9165,7 @@
       <w:r>
         <w:rPr>
           <w:b w:val="0"/>
-          <w:color w:val="5F6B7A"/>
+          <w:color w:val="667085"/>
           <w:sz w:val="17"/>
         </w:rPr>
         <w:t>10.</w:t>
@@ -7898,7 +9192,7 @@
       <w:r>
         <w:rPr>
           <w:b w:val="0"/>
-          <w:color w:val="5F6B7A"/>
+          <w:color w:val="667085"/>
           <w:sz w:val="17"/>
         </w:rPr>
         <w:t>11.</w:t>
@@ -7925,7 +9219,7 @@
       <w:r>
         <w:rPr>
           <w:b w:val="0"/>
-          <w:color w:val="5F6B7A"/>
+          <w:color w:val="667085"/>
           <w:sz w:val="17"/>
         </w:rPr>
         <w:t>12.</w:t>
@@ -7952,7 +9246,7 @@
       <w:r>
         <w:rPr>
           <w:b w:val="0"/>
-          <w:color w:val="5F6B7A"/>
+          <w:color w:val="667085"/>
           <w:sz w:val="17"/>
         </w:rPr>
         <w:t>13.</w:t>
@@ -7979,7 +9273,7 @@
       <w:r>
         <w:rPr>
           <w:b w:val="0"/>
-          <w:color w:val="5F6B7A"/>
+          <w:color w:val="667085"/>
           <w:sz w:val="17"/>
         </w:rPr>
         <w:t>14.</w:t>
@@ -8006,7 +9300,7 @@
       <w:r>
         <w:rPr>
           <w:b w:val="0"/>
-          <w:color w:val="5F6B7A"/>
+          <w:color w:val="667085"/>
           <w:sz w:val="17"/>
         </w:rPr>
         <w:t>15.</w:t>
@@ -8033,7 +9327,7 @@
       <w:r>
         <w:rPr>
           <w:b w:val="0"/>
-          <w:color w:val="5F6B7A"/>
+          <w:color w:val="667085"/>
           <w:sz w:val="17"/>
         </w:rPr>
         <w:t>16.</w:t>
@@ -8060,7 +9354,7 @@
       <w:r>
         <w:rPr>
           <w:b w:val="0"/>
-          <w:color w:val="5F6B7A"/>
+          <w:color w:val="667085"/>
           <w:sz w:val="17"/>
         </w:rPr>
         <w:t>17.</w:t>
@@ -8087,7 +9381,7 @@
       <w:r>
         <w:rPr>
           <w:b w:val="0"/>
-          <w:color w:val="5F6B7A"/>
+          <w:color w:val="667085"/>
           <w:sz w:val="17"/>
         </w:rPr>
         <w:t>18.</w:t>
@@ -8114,7 +9408,7 @@
       <w:r>
         <w:rPr>
           <w:b w:val="0"/>
-          <w:color w:val="5F6B7A"/>
+          <w:color w:val="667085"/>
           <w:sz w:val="17"/>
         </w:rPr>
         <w:t>19.</w:t>
@@ -8141,7 +9435,7 @@
       <w:r>
         <w:rPr>
           <w:b w:val="0"/>
-          <w:color w:val="5F6B7A"/>
+          <w:color w:val="667085"/>
           <w:sz w:val="17"/>
         </w:rPr>
         <w:t>20.</w:t>
@@ -8168,7 +9462,7 @@
       <w:r>
         <w:rPr>
           <w:b w:val="0"/>
-          <w:color w:val="5F6B7A"/>
+          <w:color w:val="667085"/>
           <w:sz w:val="17"/>
         </w:rPr>
         <w:t>21.</w:t>
@@ -8195,7 +9489,7 @@
       <w:r>
         <w:rPr>
           <w:b w:val="0"/>
-          <w:color w:val="5F6B7A"/>
+          <w:color w:val="667085"/>
           <w:sz w:val="17"/>
         </w:rPr>
         <w:t>22.</w:t>
@@ -8222,7 +9516,7 @@
       <w:r>
         <w:rPr>
           <w:b w:val="0"/>
-          <w:color w:val="5F6B7A"/>
+          <w:color w:val="667085"/>
           <w:sz w:val="17"/>
         </w:rPr>
         <w:t>23.</w:t>
@@ -8249,7 +9543,7 @@
       <w:r>
         <w:rPr>
           <w:b w:val="0"/>
-          <w:color w:val="5F6B7A"/>
+          <w:color w:val="667085"/>
           <w:sz w:val="17"/>
         </w:rPr>
         <w:t>24.</w:t>
@@ -8276,7 +9570,7 @@
       <w:r>
         <w:rPr>
           <w:b w:val="0"/>
-          <w:color w:val="5F6B7A"/>
+          <w:color w:val="667085"/>
           <w:sz w:val="17"/>
         </w:rPr>
         <w:t>25.</w:t>
@@ -8303,7 +9597,7 @@
       <w:r>
         <w:rPr>
           <w:b w:val="0"/>
-          <w:color w:val="5F6B7A"/>
+          <w:color w:val="667085"/>
           <w:sz w:val="17"/>
         </w:rPr>
         <w:t>26.</w:t>
@@ -8330,7 +9624,7 @@
       <w:r>
         <w:rPr>
           <w:b w:val="0"/>
-          <w:color w:val="5F6B7A"/>
+          <w:color w:val="667085"/>
           <w:sz w:val="17"/>
         </w:rPr>
         <w:t>27.</w:t>
@@ -8357,7 +9651,7 @@
       <w:r>
         <w:rPr>
           <w:b w:val="0"/>
-          <w:color w:val="5F6B7A"/>
+          <w:color w:val="667085"/>
           <w:sz w:val="17"/>
         </w:rPr>
         <w:t>28.</w:t>
@@ -8384,7 +9678,7 @@
       <w:r>
         <w:rPr>
           <w:b w:val="0"/>
-          <w:color w:val="5F6B7A"/>
+          <w:color w:val="667085"/>
           <w:sz w:val="17"/>
         </w:rPr>
         <w:t>29.</w:t>
@@ -8411,7 +9705,7 @@
       <w:r>
         <w:rPr>
           <w:b w:val="0"/>
-          <w:color w:val="5F6B7A"/>
+          <w:color w:val="667085"/>
           <w:sz w:val="17"/>
         </w:rPr>
         <w:t>30.</w:t>
@@ -8434,7 +9728,7 @@
       <w:r>
         <w:rPr>
           <w:b w:val="0"/>
-          <w:color w:val="5F6B7A"/>
+          <w:color w:val="667085"/>
           <w:sz w:val="16"/>
         </w:rPr>
         <w:t>Report prepared from public sources. Figures are as published by the issuer; small numbers next to the text point to the source list.</w:t>
@@ -8459,7 +9753,7 @@
   <w:p>
     <w:pPr>
       <w:pBdr>
-        <w:top w:val="single" w:sz="4" w:color="C9D3DE" w:space="4"/>
+        <w:top w:val="single" w:sz="4" w:color="D5DCE4" w:space="4"/>
       </w:pBdr>
       <w:tabs>
         <w:tab w:pos="9638" w:val="right"/>
@@ -8468,7 +9762,7 @@
     <w:r>
       <w:rPr>
         <w:b w:val="0"/>
-        <w:color w:val="5F6B7A"/>
+        <w:color w:val="667085"/>
         <w:sz w:val="16"/>
       </w:rPr>
       <w:t>Artea bankas · 6M2026 · 2026-10-22</w:t>
@@ -8477,7 +9771,7 @@
     <w:r>
       <w:rPr>
         <w:b/>
-        <w:color w:val="1F4E79"/>
+        <w:color w:val="12355B"/>
         <w:sz w:val="16"/>
       </w:rPr>
       <w:fldChar w:fldCharType="begin"/>
@@ -8493,7 +9787,7 @@
   <w:p>
     <w:pPr>
       <w:pBdr>
-        <w:top w:val="single" w:sz="4" w:color="C9D3DE" w:space="4"/>
+        <w:top w:val="single" w:sz="4" w:color="D5DCE4" w:space="4"/>
       </w:pBdr>
       <w:tabs>
         <w:tab w:pos="9638" w:val="right"/>
@@ -8502,7 +9796,7 @@
     <w:r>
       <w:rPr>
         <w:b w:val="0"/>
-        <w:color w:val="5F6B7A"/>
+        <w:color w:val="667085"/>
         <w:sz w:val="16"/>
       </w:rPr>
       <w:t>Artea bankas · 6M2026 · 2026-10-22</w:t>
@@ -8511,7 +9805,7 @@
     <w:r>
       <w:rPr>
         <w:b/>
-        <w:color w:val="1F4E79"/>
+        <w:color w:val="12355B"/>
         <w:sz w:val="16"/>
       </w:rPr>
       <w:fldChar w:fldCharType="begin"/>
@@ -8527,7 +9821,7 @@
   <w:p>
     <w:pPr>
       <w:pBdr>
-        <w:bottom w:val="single" w:sz="4" w:color="C9D3DE" w:space="4"/>
+        <w:bottom w:val="single" w:sz="4" w:color="D5DCE4" w:space="4"/>
       </w:pBdr>
       <w:tabs>
         <w:tab w:pos="9638" w:val="right"/>
@@ -8536,7 +9830,7 @@
     <w:r>
       <w:rPr>
         <w:b/>
-        <w:color w:val="1F4E79"/>
+        <w:color w:val="12355B"/>
         <w:sz w:val="16"/>
       </w:rPr>
       <w:t>Artea bankas</w:t>
@@ -8544,7 +9838,7 @@
     <w:r>
       <w:rPr>
         <w:b w:val="0"/>
-        <w:color w:val="5F6B7A"/>
+        <w:color w:val="667085"/>
         <w:sz w:val="16"/>
       </w:rPr>
       <w:tab/>
@@ -8922,7 +10216,7 @@
     </w:pPr>
     <w:rPr>
       <w:rFonts w:ascii="Calibri" w:hAnsi="Calibri" w:eastAsia="Calibri"/>
-      <w:color w:val="1A1A1A"/>
+      <w:color w:val="1B2430"/>
       <w:sz w:val="21"/>
     </w:rPr>
   </w:style>

--- a/docs/files/artea/artea_6M2026_en.docx
+++ b/docs/files/artea/artea_6M2026_en.docx
@@ -7072,7 +7072,7 @@
           <w:color w:val="667085"/>
           <w:sz w:val="18"/>
         </w:rPr>
-        <w:t>Automatic news scan (Google News, LT), 2026-07-24 – 2026-10-22: 5 articles.</w:t>
+        <w:t>Automatic news scan (Google News, LT), 2026-07-25 – 2026-10-23: 5 articles.</w:t>
       </w:r>
     </w:p>
     <w:tbl>
@@ -7795,7 +7795,7 @@
                 <w:color w:val="333333"/>
                 <w:sz w:val="18"/>
               </w:rPr>
-              <w:t>News summary 2026-07-24 – 2026-10-22: 5 articles, 0 with an adverse keyword in the headline (details in the section "In the press").</w:t>
+              <w:t>News summary 2026-07-25 – 2026-10-23: 5 articles, 0 with an adverse keyword in the headline (details in the section "In the press").</w:t>
             </w:r>
           </w:p>
         </w:tc>

--- a/docs/files/artea/artea_6M2026_en.docx
+++ b/docs/files/artea/artea_6M2026_en.docx
@@ -1011,7 +1011,7 @@
         <w:rPr>
           <w:b w:val="0"/>
         </w:rPr>
-        <w:t xml:space="preserve"> cost of risk 0.01% (0.24%), stage 3 loans 2.4% (calculated by the tool)</w:t>
+        <w:t xml:space="preserve"> cost of risk 0.01% (0.24%), stage 3 loans 2.4% (own calculation)</w:t>
       </w:r>
       <w:hyperlink r:id="rId13">
         <w:r>
@@ -4734,7 +4734,7 @@
           <w:color w:val="667085"/>
           <w:sz w:val="16"/>
         </w:rPr>
-        <w:t>Colours: green change – the metric is improving, red – worsening. Latest-period cell background: green – good level, amber – average, red – weak (tool benchmarks, config/metric_rules.yaml).</w:t>
+        <w:t>Colours: green change – the metric is improving, red – worsening. Latest-period cell background: green – good level, amber – average, red – weak (internal benchmarks, config/metric_rules.yaml).</w:t>
       </w:r>
     </w:p>
     <w:p>
@@ -4747,7 +4747,7 @@
           <w:color w:val="667085"/>
           <w:sz w:val="16"/>
         </w:rPr>
-        <w:t>* – taken from the report summary;  ᶜ – calculated by the tool. Small numbers next to text link to the source (opens the document at the cited page).</w:t>
+        <w:t>* – taken from the report summary;  ᶜ – own calculation. Small numbers next to text link to the source (opens the document at the cited page).</w:t>
       </w:r>
     </w:p>
     <w:p>

--- a/docs/files/artea/artea_6M2026_en.docx
+++ b/docs/files/artea/artea_6M2026_en.docx
@@ -6816,7 +6816,7 @@
                 <w:b w:val="0"/>
                 <w:sz w:val="17"/>
               </w:rPr>
-              <w:t>3.43% (2026-10)</w:t>
+              <w:t>3.38% (2026-10)</w:t>
             </w:r>
           </w:p>
         </w:tc>
@@ -6888,7 +6888,7 @@
                 <w:b w:val="0"/>
                 <w:sz w:val="17"/>
               </w:rPr>
-              <w:t>▲ 0.71 p. p.</w:t>
+              <w:t>▲ 0.66 p. p.</w:t>
             </w:r>
           </w:p>
         </w:tc>
@@ -7641,7 +7641,7 @@
                 <w:color w:val="333333"/>
                 <w:sz w:val="18"/>
               </w:rPr>
-              <w:t>Not found on the EU, UN, UK, US OFAC consolidated sanctions lists (automatic check 2026-10-22).</w:t>
+              <w:t>Not found on the EU, UN, UK, US OFAC consolidated sanctions lists (automatic check 2026-10-23).</w:t>
             </w:r>
           </w:p>
         </w:tc>

--- a/docs/files/artea/artea_6M2026_en.docx
+++ b/docs/files/artea/artea_6M2026_en.docx
@@ -7644,6 +7644,117 @@
               <w:t>Not found on the EU, UN, UK, US OFAC consolidated sanctions lists (automatic check 2026-10-23).</w:t>
             </w:r>
           </w:p>
+          <w:p>
+            <w:pPr>
+              <w:spacing w:before="40" w:after="0"/>
+            </w:pPr>
+            <w:r>
+              <w:rPr>
+                <w:b/>
+                <w:color w:val="333333"/>
+                <w:sz w:val="18"/>
+              </w:rPr>
+              <w:t>Manual check</w:t>
+            </w:r>
+          </w:p>
+          <w:p>
+            <w:pPr>
+              <w:tabs>
+                <w:tab w:pos="198" w:val="left"/>
+              </w:tabs>
+              <w:spacing w:before="0" w:after="20"/>
+              <w:ind w:left="198" w:hanging="198"/>
+            </w:pPr>
+            <w:r>
+              <w:rPr>
+                <w:b w:val="0"/>
+                <w:color w:val="667085"/>
+                <w:sz w:val="18"/>
+              </w:rPr>
+              <w:t>•</w:t>
+              <w:tab/>
+            </w:r>
+            <w:r>
+              <w:rPr>
+                <w:b w:val="0"/>
+                <w:color w:val="333333"/>
+                <w:sz w:val="18"/>
+              </w:rPr>
+              <w:t>OFAC sanctions search</w:t>
+            </w:r>
+            <w:hyperlink r:id="rId33">
+              <w:r>
+                <w:rPr>
+                  <w:color w:val="2A78D6"/>
+                  <w:vertAlign w:val="superscript"/>
+                  <w:sz w:val="15"/>
+                </w:rPr>
+                <w:t xml:space="preserve">29</w:t>
+              </w:r>
+            </w:hyperlink>
+          </w:p>
+          <w:p>
+            <w:pPr>
+              <w:tabs>
+                <w:tab w:pos="198" w:val="left"/>
+              </w:tabs>
+              <w:spacing w:before="0" w:after="20"/>
+              <w:ind w:left="198" w:hanging="198"/>
+            </w:pPr>
+            <w:r>
+              <w:rPr>
+                <w:b w:val="0"/>
+                <w:color w:val="667085"/>
+                <w:sz w:val="18"/>
+              </w:rPr>
+              <w:t>•</w:t>
+              <w:tab/>
+            </w:r>
+            <w:r>
+              <w:rPr>
+                <w:b w:val="0"/>
+                <w:color w:val="333333"/>
+                <w:sz w:val="18"/>
+              </w:rPr>
+              <w:t>EU Sanctions Map</w:t>
+            </w:r>
+            <w:hyperlink r:id="rId34">
+              <w:r>
+                <w:rPr>
+                  <w:color w:val="2A78D6"/>
+                  <w:vertAlign w:val="superscript"/>
+                  <w:sz w:val="15"/>
+                </w:rPr>
+                <w:t xml:space="preserve">30</w:t>
+              </w:r>
+            </w:hyperlink>
+          </w:p>
+          <w:p>
+            <w:pPr>
+              <w:tabs>
+                <w:tab w:pos="198" w:val="left"/>
+              </w:tabs>
+              <w:spacing w:before="0" w:after="20"/>
+              <w:ind w:left="198" w:hanging="198"/>
+            </w:pPr>
+            <w:r>
+              <w:rPr>
+                <w:b w:val="0"/>
+                <w:color w:val="667085"/>
+                <w:sz w:val="18"/>
+              </w:rPr>
+              <w:t>•</w:t>
+              <w:tab/>
+            </w:r>
+            <w:r>
+              <w:rPr>
+                <w:b w:val="0"/>
+                <w:color w:val="333333"/>
+                <w:sz w:val="18"/>
+              </w:rPr>
+              <w:t>SEB eNameChecker (internal SEB system).</w:t>
+            </w:r>
+          </w:p>
         </w:tc>
       </w:tr>
     </w:tbl>
@@ -8332,14 +8443,14 @@
               </w:rPr>
               <w:t>No SEB sector policy for banks, so the Investments policy and the Environmental and Social &amp; Human Rights policies apply</w:t>
             </w:r>
-            <w:hyperlink r:id="rId33">
+            <w:hyperlink r:id="rId35">
               <w:r>
                 <w:rPr>
                   <w:color w:val="2A78D6"/>
                   <w:vertAlign w:val="superscript"/>
                   <w:sz w:val="15"/>
                 </w:rPr>
-                <w:t xml:space="preserve">29</w:t>
+                <w:t xml:space="preserve">31</w:t>
               </w:r>
             </w:hyperlink>
             <w:r>
@@ -8744,14 +8855,14 @@
               </w:rPr>
               <w:t>Women make up 77.8% of group staff</w:t>
             </w:r>
-            <w:hyperlink r:id="rId34">
+            <w:hyperlink r:id="rId36">
               <w:r>
                 <w:rPr>
                   <w:color w:val="2A78D6"/>
                   <w:vertAlign w:val="superscript"/>
                   <w:sz w:val="15"/>
                 </w:rPr>
-                <w:t xml:space="preserve">30</w:t>
+                <w:t xml:space="preserve">32</w:t>
               </w:r>
             </w:hyperlink>
           </w:p>
@@ -9690,7 +9801,7 @@
             <w:color w:val="2A78D6"/>
             <w:sz w:val="17"/>
           </w:rPr>
-          <w:t xml:space="preserve">SEB Policy on Sustainability Considerations in Investments (2026-04-15), p. 5, 7, 2026-04-15</w:t>
+          <w:t xml:space="preserve">OFAC Sanctions List Search (US Treasury)</w:t>
         </w:r>
       </w:hyperlink>
     </w:p>
@@ -9712,6 +9823,60 @@
         <w:tab/>
       </w:r>
       <w:hyperlink r:id="rId34">
+        <w:r>
+          <w:rPr>
+            <w:color w:val="2A78D6"/>
+            <w:sz w:val="17"/>
+          </w:rPr>
+          <w:t xml:space="preserve">EU Sanctions Map</w:t>
+        </w:r>
+      </w:hyperlink>
+    </w:p>
+    <w:p>
+      <w:pPr>
+        <w:tabs>
+          <w:tab w:pos="397" w:val="left"/>
+        </w:tabs>
+        <w:spacing w:before="0" w:after="30"/>
+        <w:ind w:left="397" w:hanging="397"/>
+      </w:pPr>
+      <w:r>
+        <w:rPr>
+          <w:b w:val="0"/>
+          <w:color w:val="667085"/>
+          <w:sz w:val="17"/>
+        </w:rPr>
+        <w:t>31.</w:t>
+        <w:tab/>
+      </w:r>
+      <w:hyperlink r:id="rId35">
+        <w:r>
+          <w:rPr>
+            <w:color w:val="2A78D6"/>
+            <w:sz w:val="17"/>
+          </w:rPr>
+          <w:t xml:space="preserve">SEB Policy on Sustainability Considerations in Investments (2026-04-15), p. 5, 7, 2026-04-15</w:t>
+        </w:r>
+      </w:hyperlink>
+    </w:p>
+    <w:p>
+      <w:pPr>
+        <w:tabs>
+          <w:tab w:pos="397" w:val="left"/>
+        </w:tabs>
+        <w:spacing w:before="0" w:after="30"/>
+        <w:ind w:left="397" w:hanging="397"/>
+      </w:pPr>
+      <w:r>
+        <w:rPr>
+          <w:b w:val="0"/>
+          <w:color w:val="667085"/>
+          <w:sz w:val="17"/>
+        </w:rPr>
+        <w:t>32.</w:t>
+        <w:tab/>
+      </w:r>
+      <w:hyperlink r:id="rId36">
         <w:r>
           <w:rPr>
             <w:color w:val="2A78D6"/>

--- a/docs/files/artea/artea_6M2026_en.docx
+++ b/docs/files/artea/artea_6M2026_en.docx
@@ -7072,7 +7072,7 @@
           <w:color w:val="667085"/>
           <w:sz w:val="18"/>
         </w:rPr>
-        <w:t>Automatic news scan (Google News, LT), 2026-07-25 – 2026-10-23: 5 articles.</w:t>
+        <w:t>Automatic news scan (Google News, LT), 2026-07-26 – 2026-10-24: 5 articles.</w:t>
       </w:r>
     </w:p>
     <w:tbl>
@@ -7641,7 +7641,7 @@
                 <w:color w:val="333333"/>
                 <w:sz w:val="18"/>
               </w:rPr>
-              <w:t>Not found on the EU, UN, UK, US OFAC consolidated sanctions lists (automatic check 2026-10-23).</w:t>
+              <w:t>Not found on the EU, UN, UK, US OFAC consolidated sanctions lists (automatic check 2026-10-24).</w:t>
             </w:r>
           </w:p>
           <w:p>
@@ -7906,7 +7906,7 @@
                 <w:color w:val="333333"/>
                 <w:sz w:val="18"/>
               </w:rPr>
-              <w:t>News summary 2026-07-25 – 2026-10-23: 5 articles, 0 with an adverse keyword in the headline (details in the section "In the press").</w:t>
+              <w:t>News summary 2026-07-26 – 2026-10-24: 5 articles, 0 with an adverse keyword in the headline (details in the section "In the press").</w:t>
             </w:r>
           </w:p>
         </w:tc>

--- a/docs/files/artea/artea_6M2026_en.docx
+++ b/docs/files/artea/artea_6M2026_en.docx
@@ -7072,7 +7072,7 @@
           <w:color w:val="667085"/>
           <w:sz w:val="18"/>
         </w:rPr>
-        <w:t>Automatic news scan (Google News, LT), 2026-07-26 – 2026-10-24: 5 articles.</w:t>
+        <w:t>Automatic news scan (Google News, LT), 2026-07-27 – 2026-10-25: 5 articles.</w:t>
       </w:r>
     </w:p>
     <w:tbl>
@@ -7641,7 +7641,7 @@
                 <w:color w:val="333333"/>
                 <w:sz w:val="18"/>
               </w:rPr>
-              <w:t>Not found on the EU, UN, UK, US OFAC consolidated sanctions lists (automatic check 2026-10-24).</w:t>
+              <w:t>Not found on the EU, UN, UK, US OFAC consolidated sanctions lists (automatic check 2026-10-25).</w:t>
             </w:r>
           </w:p>
           <w:p>
@@ -7906,7 +7906,7 @@
                 <w:color w:val="333333"/>
                 <w:sz w:val="18"/>
               </w:rPr>
-              <w:t>News summary 2026-07-26 – 2026-10-24: 5 articles, 0 with an adverse keyword in the headline (details in the section "In the press").</w:t>
+              <w:t>News summary 2026-07-27 – 2026-10-25: 5 articles, 0 with an adverse keyword in the headline (details in the section "In the press").</w:t>
             </w:r>
           </w:p>
         </w:tc>

--- a/docs/files/artea/artea_6M2026_en.docx
+++ b/docs/files/artea/artea_6M2026_en.docx
@@ -6816,7 +6816,7 @@
                 <w:b w:val="0"/>
                 <w:sz w:val="17"/>
               </w:rPr>
-              <w:t>3.38% (2026-10)</w:t>
+              <w:t>3.37% (2026-10)</w:t>
             </w:r>
           </w:p>
         </w:tc>
@@ -6888,7 +6888,7 @@
                 <w:b w:val="0"/>
                 <w:sz w:val="17"/>
               </w:rPr>
-              <w:t>▲ 0.66 p. p.</w:t>
+              <w:t>▲ 0.65 p. p.</w:t>
             </w:r>
           </w:p>
         </w:tc>
@@ -7072,7 +7072,7 @@
           <w:color w:val="667085"/>
           <w:sz w:val="18"/>
         </w:rPr>
-        <w:t>Automatic news scan (Google News, LT), 2026-07-27 – 2026-10-25: 5 articles.</w:t>
+        <w:t>Automatic news scan (Google News, LT), 2026-07-28 – 2026-10-26: 5 articles.</w:t>
       </w:r>
     </w:p>
     <w:tbl>
@@ -7641,7 +7641,7 @@
                 <w:color w:val="333333"/>
                 <w:sz w:val="18"/>
               </w:rPr>
-              <w:t>Not found on the EU, UN, UK, US OFAC consolidated sanctions lists (automatic check 2026-10-25).</w:t>
+              <w:t>Not found on the EU, UN, US OFAC consolidated sanctions lists (automatic check 2026-10-26).</w:t>
             </w:r>
           </w:p>
           <w:p>
@@ -7906,7 +7906,7 @@
                 <w:color w:val="333333"/>
                 <w:sz w:val="18"/>
               </w:rPr>
-              <w:t>News summary 2026-07-27 – 2026-10-25: 5 articles, 0 with an adverse keyword in the headline (details in the section "In the press").</w:t>
+              <w:t>News summary 2026-07-28 – 2026-10-26: 5 articles, 0 with an adverse keyword in the headline (details in the section "In the press").</w:t>
             </w:r>
           </w:p>
         </w:tc>

--- a/docs/files/artea/artea_6M2026_en.docx
+++ b/docs/files/artea/artea_6M2026_en.docx
@@ -7072,7 +7072,7 @@
           <w:color w:val="667085"/>
           <w:sz w:val="18"/>
         </w:rPr>
-        <w:t>Automatic news scan (Google News, LT), 2026-07-28 – 2026-10-26: 5 articles.</w:t>
+        <w:t>Automatic news scan (Google News, LT), 2026-07-29 – 2026-10-27: 5 articles.</w:t>
       </w:r>
     </w:p>
     <w:tbl>
@@ -7641,7 +7641,7 @@
                 <w:color w:val="333333"/>
                 <w:sz w:val="18"/>
               </w:rPr>
-              <w:t>Not found on the EU, UN, US OFAC consolidated sanctions lists (automatic check 2026-10-26).</w:t>
+              <w:t>Not found on the EU, UN, US OFAC consolidated sanctions lists (automatic check 2026-10-27).</w:t>
             </w:r>
           </w:p>
           <w:p>
@@ -7906,7 +7906,7 @@
                 <w:color w:val="333333"/>
                 <w:sz w:val="18"/>
               </w:rPr>
-              <w:t>News summary 2026-07-28 – 2026-10-26: 5 articles, 0 with an adverse keyword in the headline (details in the section "In the press").</w:t>
+              <w:t>News summary 2026-07-29 – 2026-10-27: 5 articles, 0 with an adverse keyword in the headline (details in the section "In the press").</w:t>
             </w:r>
           </w:p>
         </w:tc>

--- a/docs/files/artea/artea_6M2026_en.docx
+++ b/docs/files/artea/artea_6M2026_en.docx
@@ -7072,7 +7072,7 @@
           <w:color w:val="667085"/>
           <w:sz w:val="18"/>
         </w:rPr>
-        <w:t>Automatic news scan (Google News, LT), 2026-07-29 – 2026-10-27: 5 articles.</w:t>
+        <w:t>Automatic news scan (Google News, LT), 2026-07-30 – 2026-10-28: 5 articles.</w:t>
       </w:r>
     </w:p>
     <w:tbl>
@@ -7641,7 +7641,7 @@
                 <w:color w:val="333333"/>
                 <w:sz w:val="18"/>
               </w:rPr>
-              <w:t>Not found on the EU, UN, US OFAC consolidated sanctions lists (automatic check 2026-10-27).</w:t>
+              <w:t>Not found on the EU, UN, US OFAC consolidated sanctions lists (automatic check 2026-10-28).</w:t>
             </w:r>
           </w:p>
           <w:p>
@@ -7906,7 +7906,7 @@
                 <w:color w:val="333333"/>
                 <w:sz w:val="18"/>
               </w:rPr>
-              <w:t>News summary 2026-07-29 – 2026-10-27: 5 articles, 0 with an adverse keyword in the headline (details in the section "In the press").</w:t>
+              <w:t>News summary 2026-07-30 – 2026-10-28: 5 articles, 0 with an adverse keyword in the headline (details in the section "In the press").</w:t>
             </w:r>
           </w:p>
         </w:tc>

--- a/docs/files/artea/artea_6M2026_en.docx
+++ b/docs/files/artea/artea_6M2026_en.docx
@@ -7072,7 +7072,7 @@
           <w:color w:val="667085"/>
           <w:sz w:val="18"/>
         </w:rPr>
-        <w:t>Automatic news scan (Google News, LT), 2026-07-30 – 2026-10-28: 5 articles.</w:t>
+        <w:t>Automatic news scan (Google News, LT), 2026-07-30 – 2026-10-28: 7 articles.</w:t>
       </w:r>
     </w:p>
     <w:tbl>
@@ -7100,6 +7100,90 @@
         <w:gridCol w:w="1360"/>
         <w:gridCol w:w="7257"/>
       </w:tblGrid>
+      <w:tr>
+        <w:tc>
+          <w:tcPr>
+            <w:tcW w:type="dxa" w:w="1020"/>
+            <w:tcBorders>
+              <w:top w:val="nil"/>
+              <w:left w:val="nil"/>
+              <w:bottom w:val="single" w:sz="4" w:color="E3E8EE" w:space="0"/>
+              <w:right w:val="nil"/>
+            </w:tcBorders>
+          </w:tcPr>
+          <w:p>
+            <w:pPr>
+              <w:spacing w:before="0" w:after="0"/>
+            </w:pPr>
+            <w:r>
+              <w:rPr>
+                <w:b w:val="0"/>
+                <w:color w:val="1B2430"/>
+                <w:sz w:val="17"/>
+              </w:rPr>
+              <w:t>2026-10-28</w:t>
+            </w:r>
+          </w:p>
+        </w:tc>
+        <w:tc>
+          <w:tcPr>
+            <w:tcW w:type="dxa" w:w="1361"/>
+            <w:tcBorders>
+              <w:top w:val="nil"/>
+              <w:left w:val="nil"/>
+              <w:bottom w:val="single" w:sz="4" w:color="E3E8EE" w:space="0"/>
+              <w:right w:val="nil"/>
+            </w:tcBorders>
+          </w:tcPr>
+          <w:p>
+            <w:pPr>
+              <w:spacing w:before="0" w:after="0"/>
+            </w:pPr>
+            <w:r>
+              <w:rPr>
+                <w:b/>
+                <w:color w:val="1F4E79"/>
+                <w:sz w:val="14"/>
+                <w:shd w:val="clear" w:color="auto" w:fill="EAF1F8"/>
+              </w:rPr>
+              <w:t xml:space="preserve"> RESULTS </w:t>
+            </w:r>
+          </w:p>
+        </w:tc>
+        <w:tc>
+          <w:tcPr>
+            <w:tcW w:type="dxa" w:w="7257"/>
+            <w:tcBorders>
+              <w:top w:val="nil"/>
+              <w:left w:val="nil"/>
+              <w:bottom w:val="single" w:sz="4" w:color="E3E8EE" w:space="0"/>
+              <w:right w:val="nil"/>
+            </w:tcBorders>
+          </w:tcPr>
+          <w:p>
+            <w:pPr>
+              <w:spacing w:before="0" w:after="0"/>
+            </w:pPr>
+            <w:hyperlink r:id="rId29">
+              <w:r>
+                <w:rPr>
+                  <w:color w:val="1B2430"/>
+                  <w:sz w:val="18"/>
+                </w:rPr>
+                <w:t xml:space="preserve">„Artea“ grupės pelnas per 9 mėnesius smuko 42 proc. iki 28 mln. eurų</w:t>
+              </w:r>
+            </w:hyperlink>
+            <w:r>
+              <w:rPr>
+                <w:b w:val="0"/>
+                <w:color w:val="667085"/>
+                <w:sz w:val="15"/>
+              </w:rPr>
+              <w:t xml:space="preserve">   15min.lt  ·  1 more similar articles</w:t>
+            </w:r>
+          </w:p>
+        </w:tc>
+      </w:tr>
       <w:tr>
         <w:tc>
           <w:tcPr>
@@ -7164,7 +7248,7 @@
             <w:pPr>
               <w:spacing w:before="0" w:after="0"/>
             </w:pPr>
-            <w:hyperlink r:id="rId29">
+            <w:hyperlink r:id="rId30">
               <w:r>
                 <w:rPr>
                   <w:color w:val="1B2430"/>
@@ -7360,7 +7444,7 @@
               </w:rPr>
               <w:t>A responsible investment regulation is published</w:t>
             </w:r>
-            <w:hyperlink r:id="rId30">
+            <w:hyperlink r:id="rId31">
               <w:r>
                 <w:rPr>
                   <w:color w:val="2A78D6"/>
@@ -7506,7 +7590,7 @@
               </w:rPr>
               <w:t>No sanctions were imposed on the bank or group companies in 2025 or Q2 2026</w:t>
             </w:r>
-            <w:hyperlink r:id="rId31">
+            <w:hyperlink r:id="rId32">
               <w:r>
                 <w:rPr>
                   <w:color w:val="2A78D6"/>
@@ -7523,7 +7607,7 @@
               </w:rPr>
               <w:t>,</w:t>
             </w:r>
-            <w:hyperlink r:id="rId32">
+            <w:hyperlink r:id="rId33">
               <w:r>
                 <w:rPr>
                   <w:color w:val="2A78D6"/>
@@ -7682,7 +7766,7 @@
               </w:rPr>
               <w:t>OFAC sanctions search</w:t>
             </w:r>
-            <w:hyperlink r:id="rId33">
+            <w:hyperlink r:id="rId34">
               <w:r>
                 <w:rPr>
                   <w:color w:val="2A78D6"/>
@@ -7718,7 +7802,7 @@
               </w:rPr>
               <w:t>EU Sanctions Map</w:t>
             </w:r>
-            <w:hyperlink r:id="rId34">
+            <w:hyperlink r:id="rId35">
               <w:r>
                 <w:rPr>
                   <w:color w:val="2A78D6"/>
@@ -7906,7 +7990,7 @@
                 <w:color w:val="333333"/>
                 <w:sz w:val="18"/>
               </w:rPr>
-              <w:t>News summary 2026-07-30 – 2026-10-28: 5 articles, 0 with an adverse keyword in the headline (details in the section "In the press").</w:t>
+              <w:t>News summary 2026-07-30 – 2026-10-28: 7 articles, 0 with an adverse keyword in the headline (details in the section "In the press").</w:t>
             </w:r>
           </w:p>
         </w:tc>
@@ -8208,7 +8292,7 @@
               </w:rPr>
               <w:t>Committed, together with the EU, to climate neutrality by 2050 in line with the Paris Agreement</w:t>
             </w:r>
-            <w:hyperlink r:id="rId30">
+            <w:hyperlink r:id="rId31">
               <w:r>
                 <w:rPr>
                   <w:color w:val="2A78D6"/>
@@ -8443,7 +8527,7 @@
               </w:rPr>
               <w:t>No SEB sector policy for banks, so the Investments policy and the Environmental and Social &amp; Human Rights policies apply</w:t>
             </w:r>
-            <w:hyperlink r:id="rId35">
+            <w:hyperlink r:id="rId36">
               <w:r>
                 <w:rPr>
                   <w:color w:val="2A78D6"/>
@@ -8500,7 +8584,7 @@
               </w:rPr>
               <w:t>AML procedures, whistleblowing channel, supplier code of conduct, responsible investment regulation</w:t>
             </w:r>
-            <w:hyperlink r:id="rId30">
+            <w:hyperlink r:id="rId31">
               <w:r>
                 <w:rPr>
                   <w:color w:val="2A78D6"/>
@@ -8536,7 +8620,7 @@
               </w:rPr>
               <w:t>No sanctions imposed on the bank</w:t>
             </w:r>
-            <w:hyperlink r:id="rId32">
+            <w:hyperlink r:id="rId33">
               <w:r>
                 <w:rPr>
                   <w:color w:val="2A78D6"/>
@@ -8855,7 +8939,7 @@
               </w:rPr>
               <w:t>Women make up 77.8% of group staff</w:t>
             </w:r>
-            <w:hyperlink r:id="rId36">
+            <w:hyperlink r:id="rId37">
               <w:r>
                 <w:rPr>
                   <w:color w:val="2A78D6"/>
@@ -8891,7 +8975,7 @@
               </w:rPr>
               <w:t>Climate neutrality target for 2050</w:t>
             </w:r>
-            <w:hyperlink r:id="rId30">
+            <w:hyperlink r:id="rId31">
               <w:r>
                 <w:rPr>
                   <w:color w:val="2A78D6"/>
@@ -9714,7 +9798,7 @@
         <w:t>26.</w:t>
         <w:tab/>
       </w:r>
-      <w:hyperlink r:id="rId30">
+      <w:hyperlink r:id="rId31">
         <w:r>
           <w:rPr>
             <w:color w:val="2A78D6"/>
@@ -9741,7 +9825,7 @@
         <w:t>27.</w:t>
         <w:tab/>
       </w:r>
-      <w:hyperlink r:id="rId31">
+      <w:hyperlink r:id="rId32">
         <w:r>
           <w:rPr>
             <w:color w:val="2A78D6"/>
@@ -9768,7 +9852,7 @@
         <w:t>28.</w:t>
         <w:tab/>
       </w:r>
-      <w:hyperlink r:id="rId32">
+      <w:hyperlink r:id="rId33">
         <w:r>
           <w:rPr>
             <w:color w:val="2A78D6"/>
@@ -9795,7 +9879,7 @@
         <w:t>29.</w:t>
         <w:tab/>
       </w:r>
-      <w:hyperlink r:id="rId33">
+      <w:hyperlink r:id="rId34">
         <w:r>
           <w:rPr>
             <w:color w:val="2A78D6"/>
@@ -9822,7 +9906,7 @@
         <w:t>30.</w:t>
         <w:tab/>
       </w:r>
-      <w:hyperlink r:id="rId34">
+      <w:hyperlink r:id="rId35">
         <w:r>
           <w:rPr>
             <w:color w:val="2A78D6"/>
@@ -9849,7 +9933,7 @@
         <w:t>31.</w:t>
         <w:tab/>
       </w:r>
-      <w:hyperlink r:id="rId35">
+      <w:hyperlink r:id="rId36">
         <w:r>
           <w:rPr>
             <w:color w:val="2A78D6"/>
@@ -9876,7 +9960,7 @@
         <w:t>32.</w:t>
         <w:tab/>
       </w:r>
-      <w:hyperlink r:id="rId36">
+      <w:hyperlink r:id="rId37">
         <w:r>
           <w:rPr>
             <w:color w:val="2A78D6"/>

--- a/docs/files/artea/artea_6M2026_en.docx
+++ b/docs/files/artea/artea_6M2026_en.docx
@@ -7072,7 +7072,7 @@
           <w:color w:val="667085"/>
           <w:sz w:val="18"/>
         </w:rPr>
-        <w:t>Automatic news scan (Google News, LT), 2026-07-30 – 2026-10-28: 7 articles.</w:t>
+        <w:t>Automatic news scan (Google News, LT), 2026-08-01 – 2026-10-30: 11 articles.</w:t>
       </w:r>
     </w:p>
     <w:tbl>
@@ -7100,6 +7100,90 @@
         <w:gridCol w:w="1360"/>
         <w:gridCol w:w="7257"/>
       </w:tblGrid>
+      <w:tr>
+        <w:tc>
+          <w:tcPr>
+            <w:tcW w:type="dxa" w:w="1020"/>
+            <w:tcBorders>
+              <w:top w:val="nil"/>
+              <w:left w:val="nil"/>
+              <w:bottom w:val="single" w:sz="4" w:color="E3E8EE" w:space="0"/>
+              <w:right w:val="nil"/>
+            </w:tcBorders>
+          </w:tcPr>
+          <w:p>
+            <w:pPr>
+              <w:spacing w:before="0" w:after="0"/>
+            </w:pPr>
+            <w:r>
+              <w:rPr>
+                <w:b w:val="0"/>
+                <w:color w:val="1B2430"/>
+                <w:sz w:val="17"/>
+              </w:rPr>
+              <w:t>2026-10-29</w:t>
+            </w:r>
+          </w:p>
+        </w:tc>
+        <w:tc>
+          <w:tcPr>
+            <w:tcW w:type="dxa" w:w="1361"/>
+            <w:tcBorders>
+              <w:top w:val="nil"/>
+              <w:left w:val="nil"/>
+              <w:bottom w:val="single" w:sz="4" w:color="E3E8EE" w:space="0"/>
+              <w:right w:val="nil"/>
+            </w:tcBorders>
+          </w:tcPr>
+          <w:p>
+            <w:pPr>
+              <w:spacing w:before="0" w:after="0"/>
+            </w:pPr>
+            <w:r>
+              <w:rPr>
+                <w:b/>
+                <w:color w:val="5F6B7A"/>
+                <w:sz w:val="14"/>
+                <w:shd w:val="clear" w:color="auto" w:fill="F0F2F5"/>
+              </w:rPr>
+              <w:t xml:space="preserve"> MANAGEMENT </w:t>
+            </w:r>
+          </w:p>
+        </w:tc>
+        <w:tc>
+          <w:tcPr>
+            <w:tcW w:type="dxa" w:w="7257"/>
+            <w:tcBorders>
+              <w:top w:val="nil"/>
+              <w:left w:val="nil"/>
+              <w:bottom w:val="single" w:sz="4" w:color="E3E8EE" w:space="0"/>
+              <w:right w:val="nil"/>
+            </w:tcBorders>
+          </w:tcPr>
+          <w:p>
+            <w:pPr>
+              <w:spacing w:before="0" w:after="0"/>
+            </w:pPr>
+            <w:hyperlink r:id="rId29">
+              <w:r>
+                <w:rPr>
+                  <w:color w:val="1B2430"/>
+                  <w:sz w:val="18"/>
+                </w:rPr>
+                <w:t xml:space="preserve">„Artea“ vadovas aiškino, kodėl smuko banko pelnas</w:t>
+              </w:r>
+            </w:hyperlink>
+            <w:r>
+              <w:rPr>
+                <w:b w:val="0"/>
+                <w:color w:val="667085"/>
+                <w:sz w:val="15"/>
+              </w:rPr>
+              <w:t xml:space="preserve">   LNK.LT  ·  2 more similar articles</w:t>
+            </w:r>
+          </w:p>
+        </w:tc>
+      </w:tr>
       <w:tr>
         <w:tc>
           <w:tcPr>
@@ -7164,7 +7248,7 @@
             <w:pPr>
               <w:spacing w:before="0" w:after="0"/>
             </w:pPr>
-            <w:hyperlink r:id="rId29">
+            <w:hyperlink r:id="rId30">
               <w:r>
                 <w:rPr>
                   <w:color w:val="1B2430"/>
@@ -7179,7 +7263,7 @@
                 <w:color w:val="667085"/>
                 <w:sz w:val="15"/>
               </w:rPr>
-              <w:t xml:space="preserve">   15min.lt  ·  1 more similar articles</w:t>
+              <w:t xml:space="preserve">   15min.lt  ·  2 more similar articles</w:t>
             </w:r>
           </w:p>
         </w:tc>
@@ -7248,7 +7332,7 @@
             <w:pPr>
               <w:spacing w:before="0" w:after="0"/>
             </w:pPr>
-            <w:hyperlink r:id="rId30">
+            <w:hyperlink r:id="rId31">
               <w:r>
                 <w:rPr>
                   <w:color w:val="1B2430"/>
@@ -7444,7 +7528,7 @@
               </w:rPr>
               <w:t>A responsible investment regulation is published</w:t>
             </w:r>
-            <w:hyperlink r:id="rId31">
+            <w:hyperlink r:id="rId32">
               <w:r>
                 <w:rPr>
                   <w:color w:val="2A78D6"/>
@@ -7590,7 +7674,7 @@
               </w:rPr>
               <w:t>No sanctions were imposed on the bank or group companies in 2025 or Q2 2026</w:t>
             </w:r>
-            <w:hyperlink r:id="rId32">
+            <w:hyperlink r:id="rId33">
               <w:r>
                 <w:rPr>
                   <w:color w:val="2A78D6"/>
@@ -7607,7 +7691,7 @@
               </w:rPr>
               <w:t>,</w:t>
             </w:r>
-            <w:hyperlink r:id="rId33">
+            <w:hyperlink r:id="rId34">
               <w:r>
                 <w:rPr>
                   <w:color w:val="2A78D6"/>
@@ -7725,7 +7809,7 @@
                 <w:color w:val="333333"/>
                 <w:sz w:val="18"/>
               </w:rPr>
-              <w:t>Not found on the EU, UN, US OFAC consolidated sanctions lists (automatic check 2026-10-28).</w:t>
+              <w:t>Not found on the EU, UN, US OFAC consolidated sanctions lists (automatic check 2026-10-30).</w:t>
             </w:r>
           </w:p>
           <w:p>
@@ -7766,7 +7850,7 @@
               </w:rPr>
               <w:t>OFAC sanctions search</w:t>
             </w:r>
-            <w:hyperlink r:id="rId34">
+            <w:hyperlink r:id="rId35">
               <w:r>
                 <w:rPr>
                   <w:color w:val="2A78D6"/>
@@ -7802,7 +7886,7 @@
               </w:rPr>
               <w:t>EU Sanctions Map</w:t>
             </w:r>
-            <w:hyperlink r:id="rId35">
+            <w:hyperlink r:id="rId36">
               <w:r>
                 <w:rPr>
                   <w:color w:val="2A78D6"/>
@@ -7990,7 +8074,7 @@
                 <w:color w:val="333333"/>
                 <w:sz w:val="18"/>
               </w:rPr>
-              <w:t>News summary 2026-07-30 – 2026-10-28: 7 articles, 0 with an adverse keyword in the headline (details in the section "In the press").</w:t>
+              <w:t>News summary 2026-08-01 – 2026-10-30: 11 articles, 0 with an adverse keyword in the headline (details in the section "In the press").</w:t>
             </w:r>
           </w:p>
         </w:tc>
@@ -8292,7 +8376,7 @@
               </w:rPr>
               <w:t>Committed, together with the EU, to climate neutrality by 2050 in line with the Paris Agreement</w:t>
             </w:r>
-            <w:hyperlink r:id="rId31">
+            <w:hyperlink r:id="rId32">
               <w:r>
                 <w:rPr>
                   <w:color w:val="2A78D6"/>
@@ -8527,7 +8611,7 @@
               </w:rPr>
               <w:t>No SEB sector policy for banks, so the Investments policy and the Environmental and Social &amp; Human Rights policies apply</w:t>
             </w:r>
-            <w:hyperlink r:id="rId36">
+            <w:hyperlink r:id="rId37">
               <w:r>
                 <w:rPr>
                   <w:color w:val="2A78D6"/>
@@ -8584,7 +8668,7 @@
               </w:rPr>
               <w:t>AML procedures, whistleblowing channel, supplier code of conduct, responsible investment regulation</w:t>
             </w:r>
-            <w:hyperlink r:id="rId31">
+            <w:hyperlink r:id="rId32">
               <w:r>
                 <w:rPr>
                   <w:color w:val="2A78D6"/>
@@ -8620,7 +8704,7 @@
               </w:rPr>
               <w:t>No sanctions imposed on the bank</w:t>
             </w:r>
-            <w:hyperlink r:id="rId33">
+            <w:hyperlink r:id="rId34">
               <w:r>
                 <w:rPr>
                   <w:color w:val="2A78D6"/>
@@ -8939,7 +9023,7 @@
               </w:rPr>
               <w:t>Women make up 77.8% of group staff</w:t>
             </w:r>
-            <w:hyperlink r:id="rId37">
+            <w:hyperlink r:id="rId38">
               <w:r>
                 <w:rPr>
                   <w:color w:val="2A78D6"/>
@@ -8975,7 +9059,7 @@
               </w:rPr>
               <w:t>Climate neutrality target for 2050</w:t>
             </w:r>
-            <w:hyperlink r:id="rId31">
+            <w:hyperlink r:id="rId32">
               <w:r>
                 <w:rPr>
                   <w:color w:val="2A78D6"/>
@@ -9798,7 +9882,7 @@
         <w:t>26.</w:t>
         <w:tab/>
       </w:r>
-      <w:hyperlink r:id="rId31">
+      <w:hyperlink r:id="rId32">
         <w:r>
           <w:rPr>
             <w:color w:val="2A78D6"/>
@@ -9825,7 +9909,7 @@
         <w:t>27.</w:t>
         <w:tab/>
       </w:r>
-      <w:hyperlink r:id="rId32">
+      <w:hyperlink r:id="rId33">
         <w:r>
           <w:rPr>
             <w:color w:val="2A78D6"/>
@@ -9852,7 +9936,7 @@
         <w:t>28.</w:t>
         <w:tab/>
       </w:r>
-      <w:hyperlink r:id="rId33">
+      <w:hyperlink r:id="rId34">
         <w:r>
           <w:rPr>
             <w:color w:val="2A78D6"/>
@@ -9879,7 +9963,7 @@
         <w:t>29.</w:t>
         <w:tab/>
       </w:r>
-      <w:hyperlink r:id="rId34">
+      <w:hyperlink r:id="rId35">
         <w:r>
           <w:rPr>
             <w:color w:val="2A78D6"/>
@@ -9906,7 +9990,7 @@
         <w:t>30.</w:t>
         <w:tab/>
       </w:r>
-      <w:hyperlink r:id="rId35">
+      <w:hyperlink r:id="rId36">
         <w:r>
           <w:rPr>
             <w:color w:val="2A78D6"/>
@@ -9933,7 +10017,7 @@
         <w:t>31.</w:t>
         <w:tab/>
       </w:r>
-      <w:hyperlink r:id="rId36">
+      <w:hyperlink r:id="rId37">
         <w:r>
           <w:rPr>
             <w:color w:val="2A78D6"/>
@@ -9960,7 +10044,7 @@
         <w:t>32.</w:t>
         <w:tab/>
       </w:r>
-      <w:hyperlink r:id="rId37">
+      <w:hyperlink r:id="rId38">
         <w:r>
           <w:rPr>
             <w:color w:val="2A78D6"/>

--- a/docs/files/artea/artea_6M2026_en.docx
+++ b/docs/files/artea/artea_6M2026_en.docx
@@ -7072,7 +7072,7 @@
           <w:color w:val="667085"/>
           <w:sz w:val="18"/>
         </w:rPr>
-        <w:t>Automatic news scan (Google News, LT), 2026-08-01 – 2026-10-30: 11 articles.</w:t>
+        <w:t>Automatic news scan (Google News, LT), 2026-08-02 – 2026-10-31: 11 articles.</w:t>
       </w:r>
     </w:p>
     <w:tbl>
@@ -7809,7 +7809,7 @@
                 <w:color w:val="333333"/>
                 <w:sz w:val="18"/>
               </w:rPr>
-              <w:t>Not found on the EU, UN, US OFAC consolidated sanctions lists (automatic check 2026-10-30).</w:t>
+              <w:t>Not found on the EU, UN, US OFAC consolidated sanctions lists (automatic check 2026-10-31).</w:t>
             </w:r>
           </w:p>
           <w:p>
@@ -8074,7 +8074,7 @@
                 <w:color w:val="333333"/>
                 <w:sz w:val="18"/>
               </w:rPr>
-              <w:t>News summary 2026-08-01 – 2026-10-30: 11 articles, 0 with an adverse keyword in the headline (details in the section "In the press").</w:t>
+              <w:t>News summary 2026-08-02 – 2026-10-31: 11 articles, 0 with an adverse keyword in the headline (details in the section "In the press").</w:t>
             </w:r>
           </w:p>
         </w:tc>
